--- a/filter interview list2.docx
+++ b/filter interview list2.docx
@@ -30,46 +30,9 @@
           <w:szCs w:val="24"/>
           <w:lang w:eastAsia="en-IN"/>
         </w:rPr>
-        <w:t>ye meri final final list hai.</w:t>
-      </w:r>
-      <w:r>
-        <w:rPr>
-          <w:rFonts w:ascii="Times New Roman" w:eastAsia="Times New Roman" w:hAnsi="Times New Roman" w:cs="Times New Roman"/>
-          <w:sz w:val="24"/>
-          <w:szCs w:val="24"/>
-          <w:lang w:eastAsia="en-IN"/>
-        </w:rPr>
-        <w:t xml:space="preserve"> </w:t>
-      </w:r>
-      <w:r>
-        <w:rPr>
-          <w:rFonts w:ascii="Segoe UI Emoji" w:eastAsia="Times New Roman" w:hAnsi="Segoe UI Emoji" w:cs="Segoe UI Emoji"/>
-          <w:sz w:val="24"/>
-          <w:szCs w:val="24"/>
-          <w:lang w:eastAsia="en-IN"/>
-        </w:rPr>
-        <w:t>❤️</w:t>
-      </w:r>
-    </w:p>
-    <w:p>
-      <w:pPr>
-        <w:spacing w:before="100" w:beforeAutospacing="1" w:after="100" w:afterAutospacing="1" w:line="240" w:lineRule="auto"/>
-        <w:rPr>
-          <w:rFonts w:ascii="Times New Roman" w:eastAsia="Times New Roman" w:hAnsi="Times New Roman" w:cs="Times New Roman"/>
-          <w:sz w:val="24"/>
-          <w:szCs w:val="24"/>
-          <w:lang w:eastAsia="en-IN"/>
-        </w:rPr>
-      </w:pPr>
-      <w:r>
-        <w:rPr>
-          <w:rFonts w:ascii="Times New Roman" w:eastAsia="Times New Roman" w:hAnsi="Times New Roman" w:cs="Times New Roman"/>
-          <w:sz w:val="24"/>
-          <w:szCs w:val="24"/>
-          <w:lang w:eastAsia="en-IN"/>
-        </w:rPr>
-        <w:t xml:space="preserve">Agar </w:t>
-      </w:r>
+        <w:t xml:space="preserve">ye meri final </w:t>
+      </w:r>
+      <w:proofErr w:type="spellStart"/>
       <w:r>
         <w:rPr>
           <w:rFonts w:ascii="Times New Roman" w:eastAsia="Times New Roman" w:hAnsi="Times New Roman" w:cs="Times New Roman"/>
@@ -79,28 +42,9 @@
           <w:szCs w:val="24"/>
           <w:lang w:eastAsia="en-IN"/>
         </w:rPr>
-        <w:t>mera khud ka bhai</w:t>
-      </w:r>
-      <w:r>
-        <w:rPr>
-          <w:rFonts w:ascii="Times New Roman" w:eastAsia="Times New Roman" w:hAnsi="Times New Roman" w:cs="Times New Roman"/>
-          <w:sz w:val="24"/>
-          <w:szCs w:val="24"/>
-          <w:lang w:eastAsia="en-IN"/>
-        </w:rPr>
-        <w:t xml:space="preserve"> Python + Django fresher hota aur bolta:</w:t>
-      </w:r>
-    </w:p>
-    <w:p>
-      <w:pPr>
-        <w:spacing w:beforeAutospacing="1" w:after="100" w:afterAutospacing="1" w:line="240" w:lineRule="auto"/>
-        <w:rPr>
-          <w:rFonts w:ascii="Times New Roman" w:eastAsia="Times New Roman" w:hAnsi="Times New Roman" w:cs="Times New Roman"/>
-          <w:sz w:val="24"/>
-          <w:szCs w:val="24"/>
-          <w:lang w:eastAsia="en-IN"/>
-        </w:rPr>
-      </w:pPr>
+        <w:t>final</w:t>
+      </w:r>
+      <w:proofErr w:type="spellEnd"/>
       <w:r>
         <w:rPr>
           <w:rFonts w:ascii="Times New Roman" w:eastAsia="Times New Roman" w:hAnsi="Times New Roman" w:cs="Times New Roman"/>
@@ -110,28 +54,9 @@
           <w:szCs w:val="24"/>
           <w:lang w:eastAsia="en-IN"/>
         </w:rPr>
-        <w:t>"2 mahine me 6 LPA chahiye"</w:t>
-      </w:r>
-    </w:p>
-    <w:p>
-      <w:pPr>
-        <w:spacing w:before="100" w:beforeAutospacing="1" w:after="100" w:afterAutospacing="1" w:line="240" w:lineRule="auto"/>
-        <w:rPr>
-          <w:rFonts w:ascii="Times New Roman" w:eastAsia="Times New Roman" w:hAnsi="Times New Roman" w:cs="Times New Roman"/>
-          <w:sz w:val="24"/>
-          <w:szCs w:val="24"/>
-          <w:lang w:eastAsia="en-IN"/>
-        </w:rPr>
-      </w:pPr>
-      <w:r>
-        <w:rPr>
-          <w:rFonts w:ascii="Times New Roman" w:eastAsia="Times New Roman" w:hAnsi="Times New Roman" w:cs="Times New Roman"/>
-          <w:sz w:val="24"/>
-          <w:szCs w:val="24"/>
-          <w:lang w:eastAsia="en-IN"/>
-        </w:rPr>
-        <w:t xml:space="preserve">toh </w:t>
-      </w:r>
+        <w:t xml:space="preserve"> list </w:t>
+      </w:r>
+      <w:proofErr w:type="spellStart"/>
       <w:r>
         <w:rPr>
           <w:rFonts w:ascii="Times New Roman" w:eastAsia="Times New Roman" w:hAnsi="Times New Roman" w:cs="Times New Roman"/>
@@ -141,28 +66,9 @@
           <w:szCs w:val="24"/>
           <w:lang w:eastAsia="en-IN"/>
         </w:rPr>
-        <w:t>main usse sirf ye hi list karwata.</w:t>
-      </w:r>
-    </w:p>
-    <w:p>
-      <w:pPr>
-        <w:spacing w:before="100" w:beforeAutospacing="1" w:after="100" w:afterAutospacing="1" w:line="240" w:lineRule="auto"/>
-        <w:rPr>
-          <w:rFonts w:ascii="Times New Roman" w:eastAsia="Times New Roman" w:hAnsi="Times New Roman" w:cs="Times New Roman"/>
-          <w:sz w:val="24"/>
-          <w:szCs w:val="24"/>
-          <w:lang w:eastAsia="en-IN"/>
-        </w:rPr>
-      </w:pPr>
-      <w:r>
-        <w:rPr>
-          <w:rFonts w:ascii="Times New Roman" w:eastAsia="Times New Roman" w:hAnsi="Times New Roman" w:cs="Times New Roman"/>
-          <w:sz w:val="24"/>
-          <w:szCs w:val="24"/>
-          <w:lang w:eastAsia="en-IN"/>
-        </w:rPr>
-        <w:t xml:space="preserve">Iske baad </w:t>
-      </w:r>
+        <w:t>hai</w:t>
+      </w:r>
+      <w:proofErr w:type="spellEnd"/>
       <w:r>
         <w:rPr>
           <w:rFonts w:ascii="Times New Roman" w:eastAsia="Times New Roman" w:hAnsi="Times New Roman" w:cs="Times New Roman"/>
@@ -172,7 +78,401 @@
           <w:szCs w:val="24"/>
           <w:lang w:eastAsia="en-IN"/>
         </w:rPr>
-        <w:t>ek bhi DSA question add mat karna.</w:t>
+        <w:t>.</w:t>
+      </w:r>
+      <w:r>
+        <w:rPr>
+          <w:rFonts w:ascii="Times New Roman" w:eastAsia="Times New Roman" w:hAnsi="Times New Roman" w:cs="Times New Roman"/>
+          <w:sz w:val="24"/>
+          <w:szCs w:val="24"/>
+          <w:lang w:eastAsia="en-IN"/>
+        </w:rPr>
+        <w:t xml:space="preserve"> </w:t>
+      </w:r>
+      <w:r>
+        <w:rPr>
+          <w:rFonts w:ascii="Segoe UI Emoji" w:eastAsia="Times New Roman" w:hAnsi="Segoe UI Emoji" w:cs="Segoe UI Emoji"/>
+          <w:sz w:val="24"/>
+          <w:szCs w:val="24"/>
+          <w:lang w:eastAsia="en-IN"/>
+        </w:rPr>
+        <w:t>❤️</w:t>
+      </w:r>
+    </w:p>
+    <w:p>
+      <w:pPr>
+        <w:spacing w:before="100" w:beforeAutospacing="1" w:after="100" w:afterAutospacing="1" w:line="240" w:lineRule="auto"/>
+        <w:rPr>
+          <w:rFonts w:ascii="Times New Roman" w:eastAsia="Times New Roman" w:hAnsi="Times New Roman" w:cs="Times New Roman"/>
+          <w:sz w:val="24"/>
+          <w:szCs w:val="24"/>
+          <w:lang w:eastAsia="en-IN"/>
+        </w:rPr>
+      </w:pPr>
+      <w:r>
+        <w:rPr>
+          <w:rFonts w:ascii="Times New Roman" w:eastAsia="Times New Roman" w:hAnsi="Times New Roman" w:cs="Times New Roman"/>
+          <w:sz w:val="24"/>
+          <w:szCs w:val="24"/>
+          <w:lang w:eastAsia="en-IN"/>
+        </w:rPr>
+        <w:t xml:space="preserve">Agar </w:t>
+      </w:r>
+      <w:proofErr w:type="spellStart"/>
+      <w:r>
+        <w:rPr>
+          <w:rFonts w:ascii="Times New Roman" w:eastAsia="Times New Roman" w:hAnsi="Times New Roman" w:cs="Times New Roman"/>
+          <w:b/>
+          <w:bCs/>
+          <w:sz w:val="24"/>
+          <w:szCs w:val="24"/>
+          <w:lang w:eastAsia="en-IN"/>
+        </w:rPr>
+        <w:t>mera</w:t>
+      </w:r>
+      <w:proofErr w:type="spellEnd"/>
+      <w:r>
+        <w:rPr>
+          <w:rFonts w:ascii="Times New Roman" w:eastAsia="Times New Roman" w:hAnsi="Times New Roman" w:cs="Times New Roman"/>
+          <w:b/>
+          <w:bCs/>
+          <w:sz w:val="24"/>
+          <w:szCs w:val="24"/>
+          <w:lang w:eastAsia="en-IN"/>
+        </w:rPr>
+        <w:t xml:space="preserve"> khud ka bhai</w:t>
+      </w:r>
+      <w:r>
+        <w:rPr>
+          <w:rFonts w:ascii="Times New Roman" w:eastAsia="Times New Roman" w:hAnsi="Times New Roman" w:cs="Times New Roman"/>
+          <w:sz w:val="24"/>
+          <w:szCs w:val="24"/>
+          <w:lang w:eastAsia="en-IN"/>
+        </w:rPr>
+        <w:t xml:space="preserve"> Python + Django fresher </w:t>
+      </w:r>
+      <w:proofErr w:type="spellStart"/>
+      <w:r>
+        <w:rPr>
+          <w:rFonts w:ascii="Times New Roman" w:eastAsia="Times New Roman" w:hAnsi="Times New Roman" w:cs="Times New Roman"/>
+          <w:sz w:val="24"/>
+          <w:szCs w:val="24"/>
+          <w:lang w:eastAsia="en-IN"/>
+        </w:rPr>
+        <w:t>hota</w:t>
+      </w:r>
+      <w:proofErr w:type="spellEnd"/>
+      <w:r>
+        <w:rPr>
+          <w:rFonts w:ascii="Times New Roman" w:eastAsia="Times New Roman" w:hAnsi="Times New Roman" w:cs="Times New Roman"/>
+          <w:sz w:val="24"/>
+          <w:szCs w:val="24"/>
+          <w:lang w:eastAsia="en-IN"/>
+        </w:rPr>
+        <w:t xml:space="preserve"> aur </w:t>
+      </w:r>
+      <w:proofErr w:type="spellStart"/>
+      <w:r>
+        <w:rPr>
+          <w:rFonts w:ascii="Times New Roman" w:eastAsia="Times New Roman" w:hAnsi="Times New Roman" w:cs="Times New Roman"/>
+          <w:sz w:val="24"/>
+          <w:szCs w:val="24"/>
+          <w:lang w:eastAsia="en-IN"/>
+        </w:rPr>
+        <w:t>bolta</w:t>
+      </w:r>
+      <w:proofErr w:type="spellEnd"/>
+      <w:r>
+        <w:rPr>
+          <w:rFonts w:ascii="Times New Roman" w:eastAsia="Times New Roman" w:hAnsi="Times New Roman" w:cs="Times New Roman"/>
+          <w:sz w:val="24"/>
+          <w:szCs w:val="24"/>
+          <w:lang w:eastAsia="en-IN"/>
+        </w:rPr>
+        <w:t>:</w:t>
+      </w:r>
+    </w:p>
+    <w:p>
+      <w:pPr>
+        <w:spacing w:beforeAutospacing="1" w:after="100" w:afterAutospacing="1" w:line="240" w:lineRule="auto"/>
+        <w:rPr>
+          <w:rFonts w:ascii="Times New Roman" w:eastAsia="Times New Roman" w:hAnsi="Times New Roman" w:cs="Times New Roman"/>
+          <w:sz w:val="24"/>
+          <w:szCs w:val="24"/>
+          <w:lang w:eastAsia="en-IN"/>
+        </w:rPr>
+      </w:pPr>
+      <w:r>
+        <w:rPr>
+          <w:rFonts w:ascii="Times New Roman" w:eastAsia="Times New Roman" w:hAnsi="Times New Roman" w:cs="Times New Roman"/>
+          <w:b/>
+          <w:bCs/>
+          <w:sz w:val="24"/>
+          <w:szCs w:val="24"/>
+          <w:lang w:eastAsia="en-IN"/>
+        </w:rPr>
+        <w:t xml:space="preserve">"2 </w:t>
+      </w:r>
+      <w:proofErr w:type="spellStart"/>
+      <w:r>
+        <w:rPr>
+          <w:rFonts w:ascii="Times New Roman" w:eastAsia="Times New Roman" w:hAnsi="Times New Roman" w:cs="Times New Roman"/>
+          <w:b/>
+          <w:bCs/>
+          <w:sz w:val="24"/>
+          <w:szCs w:val="24"/>
+          <w:lang w:eastAsia="en-IN"/>
+        </w:rPr>
+        <w:t>mahine</w:t>
+      </w:r>
+      <w:proofErr w:type="spellEnd"/>
+      <w:r>
+        <w:rPr>
+          <w:rFonts w:ascii="Times New Roman" w:eastAsia="Times New Roman" w:hAnsi="Times New Roman" w:cs="Times New Roman"/>
+          <w:b/>
+          <w:bCs/>
+          <w:sz w:val="24"/>
+          <w:szCs w:val="24"/>
+          <w:lang w:eastAsia="en-IN"/>
+        </w:rPr>
+        <w:t xml:space="preserve"> me 6 LPA </w:t>
+      </w:r>
+      <w:proofErr w:type="spellStart"/>
+      <w:r>
+        <w:rPr>
+          <w:rFonts w:ascii="Times New Roman" w:eastAsia="Times New Roman" w:hAnsi="Times New Roman" w:cs="Times New Roman"/>
+          <w:b/>
+          <w:bCs/>
+          <w:sz w:val="24"/>
+          <w:szCs w:val="24"/>
+          <w:lang w:eastAsia="en-IN"/>
+        </w:rPr>
+        <w:t>chahiye</w:t>
+      </w:r>
+      <w:proofErr w:type="spellEnd"/>
+      <w:r>
+        <w:rPr>
+          <w:rFonts w:ascii="Times New Roman" w:eastAsia="Times New Roman" w:hAnsi="Times New Roman" w:cs="Times New Roman"/>
+          <w:b/>
+          <w:bCs/>
+          <w:sz w:val="24"/>
+          <w:szCs w:val="24"/>
+          <w:lang w:eastAsia="en-IN"/>
+        </w:rPr>
+        <w:t>"</w:t>
+      </w:r>
+    </w:p>
+    <w:p>
+      <w:pPr>
+        <w:spacing w:before="100" w:beforeAutospacing="1" w:after="100" w:afterAutospacing="1" w:line="240" w:lineRule="auto"/>
+        <w:rPr>
+          <w:rFonts w:ascii="Times New Roman" w:eastAsia="Times New Roman" w:hAnsi="Times New Roman" w:cs="Times New Roman"/>
+          <w:sz w:val="24"/>
+          <w:szCs w:val="24"/>
+          <w:lang w:eastAsia="en-IN"/>
+        </w:rPr>
+      </w:pPr>
+      <w:proofErr w:type="spellStart"/>
+      <w:r>
+        <w:rPr>
+          <w:rFonts w:ascii="Times New Roman" w:eastAsia="Times New Roman" w:hAnsi="Times New Roman" w:cs="Times New Roman"/>
+          <w:sz w:val="24"/>
+          <w:szCs w:val="24"/>
+          <w:lang w:eastAsia="en-IN"/>
+        </w:rPr>
+        <w:t>toh</w:t>
+      </w:r>
+      <w:proofErr w:type="spellEnd"/>
+      <w:r>
+        <w:rPr>
+          <w:rFonts w:ascii="Times New Roman" w:eastAsia="Times New Roman" w:hAnsi="Times New Roman" w:cs="Times New Roman"/>
+          <w:sz w:val="24"/>
+          <w:szCs w:val="24"/>
+          <w:lang w:eastAsia="en-IN"/>
+        </w:rPr>
+        <w:t xml:space="preserve"> </w:t>
+      </w:r>
+      <w:r>
+        <w:rPr>
+          <w:rFonts w:ascii="Times New Roman" w:eastAsia="Times New Roman" w:hAnsi="Times New Roman" w:cs="Times New Roman"/>
+          <w:b/>
+          <w:bCs/>
+          <w:sz w:val="24"/>
+          <w:szCs w:val="24"/>
+          <w:lang w:eastAsia="en-IN"/>
+        </w:rPr>
+        <w:t xml:space="preserve">main </w:t>
+      </w:r>
+      <w:proofErr w:type="spellStart"/>
+      <w:r>
+        <w:rPr>
+          <w:rFonts w:ascii="Times New Roman" w:eastAsia="Times New Roman" w:hAnsi="Times New Roman" w:cs="Times New Roman"/>
+          <w:b/>
+          <w:bCs/>
+          <w:sz w:val="24"/>
+          <w:szCs w:val="24"/>
+          <w:lang w:eastAsia="en-IN"/>
+        </w:rPr>
+        <w:t>usse</w:t>
+      </w:r>
+      <w:proofErr w:type="spellEnd"/>
+      <w:r>
+        <w:rPr>
+          <w:rFonts w:ascii="Times New Roman" w:eastAsia="Times New Roman" w:hAnsi="Times New Roman" w:cs="Times New Roman"/>
+          <w:b/>
+          <w:bCs/>
+          <w:sz w:val="24"/>
+          <w:szCs w:val="24"/>
+          <w:lang w:eastAsia="en-IN"/>
+        </w:rPr>
+        <w:t xml:space="preserve"> </w:t>
+      </w:r>
+      <w:proofErr w:type="spellStart"/>
+      <w:r>
+        <w:rPr>
+          <w:rFonts w:ascii="Times New Roman" w:eastAsia="Times New Roman" w:hAnsi="Times New Roman" w:cs="Times New Roman"/>
+          <w:b/>
+          <w:bCs/>
+          <w:sz w:val="24"/>
+          <w:szCs w:val="24"/>
+          <w:lang w:eastAsia="en-IN"/>
+        </w:rPr>
+        <w:t>sirf</w:t>
+      </w:r>
+      <w:proofErr w:type="spellEnd"/>
+      <w:r>
+        <w:rPr>
+          <w:rFonts w:ascii="Times New Roman" w:eastAsia="Times New Roman" w:hAnsi="Times New Roman" w:cs="Times New Roman"/>
+          <w:b/>
+          <w:bCs/>
+          <w:sz w:val="24"/>
+          <w:szCs w:val="24"/>
+          <w:lang w:eastAsia="en-IN"/>
+        </w:rPr>
+        <w:t xml:space="preserve"> ye hi list </w:t>
+      </w:r>
+      <w:proofErr w:type="spellStart"/>
+      <w:r>
+        <w:rPr>
+          <w:rFonts w:ascii="Times New Roman" w:eastAsia="Times New Roman" w:hAnsi="Times New Roman" w:cs="Times New Roman"/>
+          <w:b/>
+          <w:bCs/>
+          <w:sz w:val="24"/>
+          <w:szCs w:val="24"/>
+          <w:lang w:eastAsia="en-IN"/>
+        </w:rPr>
+        <w:t>karwata</w:t>
+      </w:r>
+      <w:proofErr w:type="spellEnd"/>
+      <w:r>
+        <w:rPr>
+          <w:rFonts w:ascii="Times New Roman" w:eastAsia="Times New Roman" w:hAnsi="Times New Roman" w:cs="Times New Roman"/>
+          <w:b/>
+          <w:bCs/>
+          <w:sz w:val="24"/>
+          <w:szCs w:val="24"/>
+          <w:lang w:eastAsia="en-IN"/>
+        </w:rPr>
+        <w:t>.</w:t>
+      </w:r>
+    </w:p>
+    <w:p>
+      <w:pPr>
+        <w:spacing w:before="100" w:beforeAutospacing="1" w:after="100" w:afterAutospacing="1" w:line="240" w:lineRule="auto"/>
+        <w:rPr>
+          <w:rFonts w:ascii="Times New Roman" w:eastAsia="Times New Roman" w:hAnsi="Times New Roman" w:cs="Times New Roman"/>
+          <w:sz w:val="24"/>
+          <w:szCs w:val="24"/>
+          <w:lang w:eastAsia="en-IN"/>
+        </w:rPr>
+      </w:pPr>
+      <w:r>
+        <w:rPr>
+          <w:rFonts w:ascii="Times New Roman" w:eastAsia="Times New Roman" w:hAnsi="Times New Roman" w:cs="Times New Roman"/>
+          <w:sz w:val="24"/>
+          <w:szCs w:val="24"/>
+          <w:lang w:eastAsia="en-IN"/>
+        </w:rPr>
+        <w:t xml:space="preserve">Iske </w:t>
+      </w:r>
+      <w:proofErr w:type="spellStart"/>
+      <w:r>
+        <w:rPr>
+          <w:rFonts w:ascii="Times New Roman" w:eastAsia="Times New Roman" w:hAnsi="Times New Roman" w:cs="Times New Roman"/>
+          <w:sz w:val="24"/>
+          <w:szCs w:val="24"/>
+          <w:lang w:eastAsia="en-IN"/>
+        </w:rPr>
+        <w:t>baad</w:t>
+      </w:r>
+      <w:proofErr w:type="spellEnd"/>
+      <w:r>
+        <w:rPr>
+          <w:rFonts w:ascii="Times New Roman" w:eastAsia="Times New Roman" w:hAnsi="Times New Roman" w:cs="Times New Roman"/>
+          <w:sz w:val="24"/>
+          <w:szCs w:val="24"/>
+          <w:lang w:eastAsia="en-IN"/>
+        </w:rPr>
+        <w:t xml:space="preserve"> </w:t>
+      </w:r>
+      <w:r>
+        <w:rPr>
+          <w:rFonts w:ascii="Times New Roman" w:eastAsia="Times New Roman" w:hAnsi="Times New Roman" w:cs="Times New Roman"/>
+          <w:b/>
+          <w:bCs/>
+          <w:sz w:val="24"/>
+          <w:szCs w:val="24"/>
+          <w:lang w:eastAsia="en-IN"/>
+        </w:rPr>
+        <w:t xml:space="preserve">ek </w:t>
+      </w:r>
+      <w:proofErr w:type="spellStart"/>
+      <w:r>
+        <w:rPr>
+          <w:rFonts w:ascii="Times New Roman" w:eastAsia="Times New Roman" w:hAnsi="Times New Roman" w:cs="Times New Roman"/>
+          <w:b/>
+          <w:bCs/>
+          <w:sz w:val="24"/>
+          <w:szCs w:val="24"/>
+          <w:lang w:eastAsia="en-IN"/>
+        </w:rPr>
+        <w:t>bhi</w:t>
+      </w:r>
+      <w:proofErr w:type="spellEnd"/>
+      <w:r>
+        <w:rPr>
+          <w:rFonts w:ascii="Times New Roman" w:eastAsia="Times New Roman" w:hAnsi="Times New Roman" w:cs="Times New Roman"/>
+          <w:b/>
+          <w:bCs/>
+          <w:sz w:val="24"/>
+          <w:szCs w:val="24"/>
+          <w:lang w:eastAsia="en-IN"/>
+        </w:rPr>
+        <w:t xml:space="preserve"> DSA question add mat </w:t>
+      </w:r>
+      <w:proofErr w:type="spellStart"/>
+      <w:r>
+        <w:rPr>
+          <w:rFonts w:ascii="Times New Roman" w:eastAsia="Times New Roman" w:hAnsi="Times New Roman" w:cs="Times New Roman"/>
+          <w:b/>
+          <w:bCs/>
+          <w:sz w:val="24"/>
+          <w:szCs w:val="24"/>
+          <w:lang w:eastAsia="en-IN"/>
+        </w:rPr>
+        <w:t>karna</w:t>
+      </w:r>
+      <w:proofErr w:type="spellEnd"/>
+      <w:r>
+        <w:rPr>
+          <w:rFonts w:ascii="Times New Roman" w:eastAsia="Times New Roman" w:hAnsi="Times New Roman" w:cs="Times New Roman"/>
+          <w:b/>
+          <w:bCs/>
+          <w:sz w:val="24"/>
+          <w:szCs w:val="24"/>
+          <w:lang w:eastAsia="en-IN"/>
+        </w:rPr>
+        <w:t>.</w:t>
       </w:r>
     </w:p>
     <w:p>
@@ -386,6 +686,73 @@
       <w:r>
         <w:rPr>
           <w:rFonts w:ascii="Times New Roman" w:eastAsia="Times New Roman" w:hAnsi="Times New Roman" w:cs="Times New Roman"/>
+          <w:noProof/>
+          <w:sz w:val="24"/>
+          <w:szCs w:val="24"/>
+          <w:lang w:eastAsia="en-IN"/>
+        </w:rPr>
+        <mc:AlternateContent>
+          <mc:Choice Requires="wps">
+            <w:drawing>
+              <wp:anchor distT="0" distB="0" distL="114300" distR="114300" simplePos="0" relativeHeight="251659264" behindDoc="0" locked="0" layoutInCell="1" allowOverlap="1" wp14:anchorId="58B32D78" wp14:editId="06FF05F5">
+                <wp:simplePos x="0" y="0"/>
+                <wp:positionH relativeFrom="column">
+                  <wp:posOffset>-82882</wp:posOffset>
+                </wp:positionH>
+                <wp:positionV relativeFrom="paragraph">
+                  <wp:posOffset>180009</wp:posOffset>
+                </wp:positionV>
+                <wp:extent cx="2413221" cy="3976"/>
+                <wp:effectExtent l="0" t="0" r="25400" b="34290"/>
+                <wp:wrapNone/>
+                <wp:docPr id="1" name="Straight Connector 1"/>
+                <wp:cNvGraphicFramePr/>
+                <a:graphic xmlns:a="http://schemas.openxmlformats.org/drawingml/2006/main">
+                  <a:graphicData uri="http://schemas.microsoft.com/office/word/2010/wordprocessingShape">
+                    <wps:wsp>
+                      <wps:cNvCnPr/>
+                      <wps:spPr>
+                        <a:xfrm flipV="1">
+                          <a:off x="0" y="0"/>
+                          <a:ext cx="2413221" cy="3976"/>
+                        </a:xfrm>
+                        <a:prstGeom prst="line">
+                          <a:avLst/>
+                        </a:prstGeom>
+                      </wps:spPr>
+                      <wps:style>
+                        <a:lnRef idx="1">
+                          <a:schemeClr val="accent1"/>
+                        </a:lnRef>
+                        <a:fillRef idx="0">
+                          <a:schemeClr val="accent1"/>
+                        </a:fillRef>
+                        <a:effectRef idx="0">
+                          <a:schemeClr val="accent1"/>
+                        </a:effectRef>
+                        <a:fontRef idx="minor">
+                          <a:schemeClr val="tx1"/>
+                        </a:fontRef>
+                      </wps:style>
+                      <wps:bodyPr/>
+                    </wps:wsp>
+                  </a:graphicData>
+                </a:graphic>
+              </wp:anchor>
+            </w:drawing>
+          </mc:Choice>
+          <mc:Fallback>
+            <w:pict>
+              <v:line w14:anchorId="51DDE1D9" id="Straight Connector 1" o:spid="_x0000_s1026" style="position:absolute;flip:y;z-index:251659264;visibility:visible;mso-wrap-style:square;mso-wrap-distance-left:9pt;mso-wrap-distance-top:0;mso-wrap-distance-right:9pt;mso-wrap-distance-bottom:0;mso-position-horizontal:absolute;mso-position-horizontal-relative:text;mso-position-vertical:absolute;mso-position-vertical-relative:text" from="-6.55pt,14.15pt" to="183.45pt,14.45pt" o:gfxdata="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" strokecolor="#4472c4 [3204]" strokeweight=".5pt">
+                <v:stroke joinstyle="miter"/>
+              </v:line>
+            </w:pict>
+          </mc:Fallback>
+        </mc:AlternateContent>
+      </w:r>
+      <w:r>
+        <w:rPr>
+          <w:rFonts w:ascii="Times New Roman" w:eastAsia="Times New Roman" w:hAnsi="Times New Roman" w:cs="Times New Roman"/>
           <w:sz w:val="24"/>
           <w:szCs w:val="24"/>
           <w:lang w:eastAsia="en-IN"/>
@@ -551,14 +918,25 @@
           <w:lang w:eastAsia="en-IN"/>
         </w:rPr>
       </w:pPr>
-      <w:r>
-        <w:rPr>
-          <w:rFonts w:ascii="Times New Roman" w:eastAsia="Times New Roman" w:hAnsi="Times New Roman" w:cs="Times New Roman"/>
-          <w:sz w:val="24"/>
-          <w:szCs w:val="24"/>
-          <w:lang w:eastAsia="en-IN"/>
-        </w:rPr>
-        <w:t xml:space="preserve">Kadane's Algorithm </w:t>
+      <w:proofErr w:type="spellStart"/>
+      <w:r>
+        <w:rPr>
+          <w:rFonts w:ascii="Times New Roman" w:eastAsia="Times New Roman" w:hAnsi="Times New Roman" w:cs="Times New Roman"/>
+          <w:sz w:val="24"/>
+          <w:szCs w:val="24"/>
+          <w:lang w:eastAsia="en-IN"/>
+        </w:rPr>
+        <w:t>Kadane's</w:t>
+      </w:r>
+      <w:proofErr w:type="spellEnd"/>
+      <w:r>
+        <w:rPr>
+          <w:rFonts w:ascii="Times New Roman" w:eastAsia="Times New Roman" w:hAnsi="Times New Roman" w:cs="Times New Roman"/>
+          <w:sz w:val="24"/>
+          <w:szCs w:val="24"/>
+          <w:lang w:eastAsia="en-IN"/>
+        </w:rPr>
+        <w:t xml:space="preserve"> Algorithm </w:t>
       </w:r>
     </w:p>
     <w:p>

--- a/filter interview list2.docx
+++ b/filter interview list2.docx
@@ -686,6 +686,150 @@
       <w:r>
         <w:rPr>
           <w:rFonts w:ascii="Times New Roman" w:eastAsia="Times New Roman" w:hAnsi="Times New Roman" w:cs="Times New Roman"/>
+          <w:sz w:val="24"/>
+          <w:szCs w:val="24"/>
+          <w:lang w:eastAsia="en-IN"/>
+        </w:rPr>
+        <w:t xml:space="preserve">Merge Two Sorted Arrays </w:t>
+      </w:r>
+    </w:p>
+    <w:p>
+      <w:pPr>
+        <w:numPr>
+          <w:ilvl w:val="0"/>
+          <w:numId w:val="1"/>
+        </w:numPr>
+        <w:spacing w:before="100" w:beforeAutospacing="1" w:after="100" w:afterAutospacing="1" w:line="240" w:lineRule="auto"/>
+        <w:rPr>
+          <w:rFonts w:ascii="Times New Roman" w:eastAsia="Times New Roman" w:hAnsi="Times New Roman" w:cs="Times New Roman"/>
+          <w:sz w:val="24"/>
+          <w:szCs w:val="24"/>
+          <w:lang w:eastAsia="en-IN"/>
+        </w:rPr>
+      </w:pPr>
+      <w:r>
+        <w:rPr>
+          <w:rFonts w:ascii="Times New Roman" w:eastAsia="Times New Roman" w:hAnsi="Times New Roman" w:cs="Times New Roman"/>
+          <w:sz w:val="24"/>
+          <w:szCs w:val="24"/>
+          <w:lang w:eastAsia="en-IN"/>
+        </w:rPr>
+        <w:t xml:space="preserve">Pair Sum </w:t>
+      </w:r>
+    </w:p>
+    <w:p>
+      <w:pPr>
+        <w:numPr>
+          <w:ilvl w:val="0"/>
+          <w:numId w:val="1"/>
+        </w:numPr>
+        <w:spacing w:before="100" w:beforeAutospacing="1" w:after="100" w:afterAutospacing="1" w:line="240" w:lineRule="auto"/>
+        <w:rPr>
+          <w:rFonts w:ascii="Times New Roman" w:eastAsia="Times New Roman" w:hAnsi="Times New Roman" w:cs="Times New Roman"/>
+          <w:sz w:val="24"/>
+          <w:szCs w:val="24"/>
+          <w:lang w:eastAsia="en-IN"/>
+        </w:rPr>
+      </w:pPr>
+      <w:r>
+        <w:rPr>
+          <w:rFonts w:ascii="Times New Roman" w:eastAsia="Times New Roman" w:hAnsi="Times New Roman" w:cs="Times New Roman"/>
+          <w:sz w:val="24"/>
+          <w:szCs w:val="24"/>
+          <w:lang w:eastAsia="en-IN"/>
+        </w:rPr>
+        <w:t xml:space="preserve">Two Sum </w:t>
+      </w:r>
+    </w:p>
+    <w:p>
+      <w:pPr>
+        <w:numPr>
+          <w:ilvl w:val="0"/>
+          <w:numId w:val="1"/>
+        </w:numPr>
+        <w:spacing w:before="100" w:beforeAutospacing="1" w:after="100" w:afterAutospacing="1" w:line="240" w:lineRule="auto"/>
+        <w:rPr>
+          <w:rFonts w:ascii="Times New Roman" w:eastAsia="Times New Roman" w:hAnsi="Times New Roman" w:cs="Times New Roman"/>
+          <w:sz w:val="24"/>
+          <w:szCs w:val="24"/>
+          <w:lang w:eastAsia="en-IN"/>
+        </w:rPr>
+      </w:pPr>
+      <w:r>
+        <w:rPr>
+          <w:rFonts w:ascii="Times New Roman" w:eastAsia="Times New Roman" w:hAnsi="Times New Roman" w:cs="Times New Roman"/>
+          <w:sz w:val="24"/>
+          <w:szCs w:val="24"/>
+          <w:lang w:eastAsia="en-IN"/>
+        </w:rPr>
+        <w:t xml:space="preserve">Majority Element </w:t>
+      </w:r>
+    </w:p>
+    <w:p>
+      <w:pPr>
+        <w:numPr>
+          <w:ilvl w:val="0"/>
+          <w:numId w:val="1"/>
+        </w:numPr>
+        <w:spacing w:before="100" w:beforeAutospacing="1" w:after="100" w:afterAutospacing="1" w:line="240" w:lineRule="auto"/>
+        <w:rPr>
+          <w:rFonts w:ascii="Times New Roman" w:eastAsia="Times New Roman" w:hAnsi="Times New Roman" w:cs="Times New Roman"/>
+          <w:sz w:val="24"/>
+          <w:szCs w:val="24"/>
+          <w:lang w:eastAsia="en-IN"/>
+        </w:rPr>
+      </w:pPr>
+      <w:r>
+        <w:rPr>
+          <w:rFonts w:ascii="Times New Roman" w:eastAsia="Times New Roman" w:hAnsi="Times New Roman" w:cs="Times New Roman"/>
+          <w:sz w:val="24"/>
+          <w:szCs w:val="24"/>
+          <w:lang w:eastAsia="en-IN"/>
+        </w:rPr>
+        <w:t xml:space="preserve">Leaders in Array </w:t>
+      </w:r>
+    </w:p>
+    <w:p>
+      <w:pPr>
+        <w:numPr>
+          <w:ilvl w:val="0"/>
+          <w:numId w:val="1"/>
+        </w:numPr>
+        <w:spacing w:before="100" w:beforeAutospacing="1" w:after="100" w:afterAutospacing="1" w:line="240" w:lineRule="auto"/>
+        <w:rPr>
+          <w:rFonts w:ascii="Times New Roman" w:eastAsia="Times New Roman" w:hAnsi="Times New Roman" w:cs="Times New Roman"/>
+          <w:sz w:val="24"/>
+          <w:szCs w:val="24"/>
+          <w:lang w:eastAsia="en-IN"/>
+        </w:rPr>
+      </w:pPr>
+      <w:r>
+        <w:rPr>
+          <w:rFonts w:ascii="Times New Roman" w:eastAsia="Times New Roman" w:hAnsi="Times New Roman" w:cs="Times New Roman"/>
+          <w:sz w:val="24"/>
+          <w:szCs w:val="24"/>
+          <w:lang w:eastAsia="en-IN"/>
+        </w:rPr>
+        <w:t xml:space="preserve">Equilibrium Index </w:t>
+      </w:r>
+    </w:p>
+    <w:p>
+      <w:pPr>
+        <w:numPr>
+          <w:ilvl w:val="0"/>
+          <w:numId w:val="1"/>
+        </w:numPr>
+        <w:spacing w:before="100" w:beforeAutospacing="1" w:after="100" w:afterAutospacing="1" w:line="240" w:lineRule="auto"/>
+        <w:rPr>
+          <w:rFonts w:ascii="Times New Roman" w:eastAsia="Times New Roman" w:hAnsi="Times New Roman" w:cs="Times New Roman"/>
+          <w:sz w:val="24"/>
+          <w:szCs w:val="24"/>
+          <w:lang w:eastAsia="en-IN"/>
+        </w:rPr>
+      </w:pPr>
+      <w:r>
+        <w:rPr>
+          <w:rFonts w:ascii="Times New Roman" w:eastAsia="Times New Roman" w:hAnsi="Times New Roman" w:cs="Times New Roman"/>
           <w:noProof/>
           <w:sz w:val="24"/>
           <w:szCs w:val="24"/>
@@ -694,13 +838,13 @@
         <mc:AlternateContent>
           <mc:Choice Requires="wps">
             <w:drawing>
-              <wp:anchor distT="0" distB="0" distL="114300" distR="114300" simplePos="0" relativeHeight="251659264" behindDoc="0" locked="0" layoutInCell="1" allowOverlap="1" wp14:anchorId="58B32D78" wp14:editId="06FF05F5">
+              <wp:anchor distT="0" distB="0" distL="114300" distR="114300" simplePos="0" relativeHeight="251659264" behindDoc="0" locked="0" layoutInCell="1" allowOverlap="1" wp14:anchorId="58B32D78" wp14:editId="784BAF8E">
                 <wp:simplePos x="0" y="0"/>
                 <wp:positionH relativeFrom="column">
-                  <wp:posOffset>-82882</wp:posOffset>
+                  <wp:posOffset>-62672</wp:posOffset>
                 </wp:positionH>
                 <wp:positionV relativeFrom="paragraph">
-                  <wp:posOffset>180009</wp:posOffset>
+                  <wp:posOffset>177717</wp:posOffset>
                 </wp:positionV>
                 <wp:extent cx="2413221" cy="3976"/>
                 <wp:effectExtent l="0" t="0" r="25400" b="34290"/>
@@ -743,157 +887,13 @@
           </mc:Choice>
           <mc:Fallback>
             <w:pict>
-              <v:line w14:anchorId="51DDE1D9" id="Straight Connector 1" o:spid="_x0000_s1026" style="position:absolute;flip:y;z-index:251659264;visibility:visible;mso-wrap-style:square;mso-wrap-distance-left:9pt;mso-wrap-distance-top:0;mso-wrap-distance-right:9pt;mso-wrap-distance-bottom:0;mso-position-horizontal:absolute;mso-position-horizontal-relative:text;mso-position-vertical:absolute;mso-position-vertical-relative:text" from="-6.55pt,14.15pt" to="183.45pt,14.45pt" o:gfxdata="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" strokecolor="#4472c4 [3204]" strokeweight=".5pt">
+              <v:line w14:anchorId="7FD42D5F" id="Straight Connector 1" o:spid="_x0000_s1026" style="position:absolute;flip:y;z-index:251659264;visibility:visible;mso-wrap-style:square;mso-wrap-distance-left:9pt;mso-wrap-distance-top:0;mso-wrap-distance-right:9pt;mso-wrap-distance-bottom:0;mso-position-horizontal:absolute;mso-position-horizontal-relative:text;mso-position-vertical:absolute;mso-position-vertical-relative:text" from="-4.95pt,14pt" to="185.05pt,14.3pt" o:gfxdata="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" strokecolor="#4472c4 [3204]" strokeweight=".5pt">
                 <v:stroke joinstyle="miter"/>
               </v:line>
             </w:pict>
           </mc:Fallback>
         </mc:AlternateContent>
       </w:r>
-      <w:r>
-        <w:rPr>
-          <w:rFonts w:ascii="Times New Roman" w:eastAsia="Times New Roman" w:hAnsi="Times New Roman" w:cs="Times New Roman"/>
-          <w:sz w:val="24"/>
-          <w:szCs w:val="24"/>
-          <w:lang w:eastAsia="en-IN"/>
-        </w:rPr>
-        <w:t xml:space="preserve">Merge Two Sorted Arrays </w:t>
-      </w:r>
-    </w:p>
-    <w:p>
-      <w:pPr>
-        <w:numPr>
-          <w:ilvl w:val="0"/>
-          <w:numId w:val="1"/>
-        </w:numPr>
-        <w:spacing w:before="100" w:beforeAutospacing="1" w:after="100" w:afterAutospacing="1" w:line="240" w:lineRule="auto"/>
-        <w:rPr>
-          <w:rFonts w:ascii="Times New Roman" w:eastAsia="Times New Roman" w:hAnsi="Times New Roman" w:cs="Times New Roman"/>
-          <w:sz w:val="24"/>
-          <w:szCs w:val="24"/>
-          <w:lang w:eastAsia="en-IN"/>
-        </w:rPr>
-      </w:pPr>
-      <w:r>
-        <w:rPr>
-          <w:rFonts w:ascii="Times New Roman" w:eastAsia="Times New Roman" w:hAnsi="Times New Roman" w:cs="Times New Roman"/>
-          <w:sz w:val="24"/>
-          <w:szCs w:val="24"/>
-          <w:lang w:eastAsia="en-IN"/>
-        </w:rPr>
-        <w:t xml:space="preserve">Pair Sum </w:t>
-      </w:r>
-    </w:p>
-    <w:p>
-      <w:pPr>
-        <w:numPr>
-          <w:ilvl w:val="0"/>
-          <w:numId w:val="1"/>
-        </w:numPr>
-        <w:spacing w:before="100" w:beforeAutospacing="1" w:after="100" w:afterAutospacing="1" w:line="240" w:lineRule="auto"/>
-        <w:rPr>
-          <w:rFonts w:ascii="Times New Roman" w:eastAsia="Times New Roman" w:hAnsi="Times New Roman" w:cs="Times New Roman"/>
-          <w:sz w:val="24"/>
-          <w:szCs w:val="24"/>
-          <w:lang w:eastAsia="en-IN"/>
-        </w:rPr>
-      </w:pPr>
-      <w:r>
-        <w:rPr>
-          <w:rFonts w:ascii="Times New Roman" w:eastAsia="Times New Roman" w:hAnsi="Times New Roman" w:cs="Times New Roman"/>
-          <w:sz w:val="24"/>
-          <w:szCs w:val="24"/>
-          <w:lang w:eastAsia="en-IN"/>
-        </w:rPr>
-        <w:t xml:space="preserve">Two Sum </w:t>
-      </w:r>
-    </w:p>
-    <w:p>
-      <w:pPr>
-        <w:numPr>
-          <w:ilvl w:val="0"/>
-          <w:numId w:val="1"/>
-        </w:numPr>
-        <w:spacing w:before="100" w:beforeAutospacing="1" w:after="100" w:afterAutospacing="1" w:line="240" w:lineRule="auto"/>
-        <w:rPr>
-          <w:rFonts w:ascii="Times New Roman" w:eastAsia="Times New Roman" w:hAnsi="Times New Roman" w:cs="Times New Roman"/>
-          <w:sz w:val="24"/>
-          <w:szCs w:val="24"/>
-          <w:lang w:eastAsia="en-IN"/>
-        </w:rPr>
-      </w:pPr>
-      <w:r>
-        <w:rPr>
-          <w:rFonts w:ascii="Times New Roman" w:eastAsia="Times New Roman" w:hAnsi="Times New Roman" w:cs="Times New Roman"/>
-          <w:sz w:val="24"/>
-          <w:szCs w:val="24"/>
-          <w:lang w:eastAsia="en-IN"/>
-        </w:rPr>
-        <w:t xml:space="preserve">Majority Element </w:t>
-      </w:r>
-    </w:p>
-    <w:p>
-      <w:pPr>
-        <w:numPr>
-          <w:ilvl w:val="0"/>
-          <w:numId w:val="1"/>
-        </w:numPr>
-        <w:spacing w:before="100" w:beforeAutospacing="1" w:after="100" w:afterAutospacing="1" w:line="240" w:lineRule="auto"/>
-        <w:rPr>
-          <w:rFonts w:ascii="Times New Roman" w:eastAsia="Times New Roman" w:hAnsi="Times New Roman" w:cs="Times New Roman"/>
-          <w:sz w:val="24"/>
-          <w:szCs w:val="24"/>
-          <w:lang w:eastAsia="en-IN"/>
-        </w:rPr>
-      </w:pPr>
-      <w:r>
-        <w:rPr>
-          <w:rFonts w:ascii="Times New Roman" w:eastAsia="Times New Roman" w:hAnsi="Times New Roman" w:cs="Times New Roman"/>
-          <w:sz w:val="24"/>
-          <w:szCs w:val="24"/>
-          <w:lang w:eastAsia="en-IN"/>
-        </w:rPr>
-        <w:t xml:space="preserve">Leaders in Array </w:t>
-      </w:r>
-    </w:p>
-    <w:p>
-      <w:pPr>
-        <w:numPr>
-          <w:ilvl w:val="0"/>
-          <w:numId w:val="1"/>
-        </w:numPr>
-        <w:spacing w:before="100" w:beforeAutospacing="1" w:after="100" w:afterAutospacing="1" w:line="240" w:lineRule="auto"/>
-        <w:rPr>
-          <w:rFonts w:ascii="Times New Roman" w:eastAsia="Times New Roman" w:hAnsi="Times New Roman" w:cs="Times New Roman"/>
-          <w:sz w:val="24"/>
-          <w:szCs w:val="24"/>
-          <w:lang w:eastAsia="en-IN"/>
-        </w:rPr>
-      </w:pPr>
-      <w:r>
-        <w:rPr>
-          <w:rFonts w:ascii="Times New Roman" w:eastAsia="Times New Roman" w:hAnsi="Times New Roman" w:cs="Times New Roman"/>
-          <w:sz w:val="24"/>
-          <w:szCs w:val="24"/>
-          <w:lang w:eastAsia="en-IN"/>
-        </w:rPr>
-        <w:t xml:space="preserve">Equilibrium Index </w:t>
-      </w:r>
-    </w:p>
-    <w:p>
-      <w:pPr>
-        <w:numPr>
-          <w:ilvl w:val="0"/>
-          <w:numId w:val="1"/>
-        </w:numPr>
-        <w:spacing w:before="100" w:beforeAutospacing="1" w:after="100" w:afterAutospacing="1" w:line="240" w:lineRule="auto"/>
-        <w:rPr>
-          <w:rFonts w:ascii="Times New Roman" w:eastAsia="Times New Roman" w:hAnsi="Times New Roman" w:cs="Times New Roman"/>
-          <w:sz w:val="24"/>
-          <w:szCs w:val="24"/>
-          <w:lang w:eastAsia="en-IN"/>
-        </w:rPr>
-      </w:pPr>
       <w:r>
         <w:rPr>
           <w:rFonts w:ascii="Times New Roman" w:eastAsia="Times New Roman" w:hAnsi="Times New Roman" w:cs="Times New Roman"/>

--- a/filter interview list2.docx
+++ b/filter interview list2.docx
@@ -830,6 +830,304 @@
       <w:r>
         <w:rPr>
           <w:rFonts w:ascii="Times New Roman" w:eastAsia="Times New Roman" w:hAnsi="Times New Roman" w:cs="Times New Roman"/>
+          <w:sz w:val="24"/>
+          <w:szCs w:val="24"/>
+          <w:lang w:eastAsia="en-IN"/>
+        </w:rPr>
+        <w:t xml:space="preserve">Stock Buy and Sell </w:t>
+      </w:r>
+    </w:p>
+    <w:p>
+      <w:pPr>
+        <w:numPr>
+          <w:ilvl w:val="0"/>
+          <w:numId w:val="1"/>
+        </w:numPr>
+        <w:spacing w:before="100" w:beforeAutospacing="1" w:after="100" w:afterAutospacing="1" w:line="240" w:lineRule="auto"/>
+        <w:rPr>
+          <w:rFonts w:ascii="Times New Roman" w:eastAsia="Times New Roman" w:hAnsi="Times New Roman" w:cs="Times New Roman"/>
+          <w:sz w:val="24"/>
+          <w:szCs w:val="24"/>
+          <w:lang w:eastAsia="en-IN"/>
+        </w:rPr>
+      </w:pPr>
+      <w:proofErr w:type="spellStart"/>
+      <w:r>
+        <w:rPr>
+          <w:rFonts w:ascii="Times New Roman" w:eastAsia="Times New Roman" w:hAnsi="Times New Roman" w:cs="Times New Roman"/>
+          <w:sz w:val="24"/>
+          <w:szCs w:val="24"/>
+          <w:lang w:eastAsia="en-IN"/>
+        </w:rPr>
+        <w:t>Kadane's</w:t>
+      </w:r>
+      <w:proofErr w:type="spellEnd"/>
+      <w:r>
+        <w:rPr>
+          <w:rFonts w:ascii="Times New Roman" w:eastAsia="Times New Roman" w:hAnsi="Times New Roman" w:cs="Times New Roman"/>
+          <w:sz w:val="24"/>
+          <w:szCs w:val="24"/>
+          <w:lang w:eastAsia="en-IN"/>
+        </w:rPr>
+        <w:t xml:space="preserve"> Algorithm </w:t>
+      </w:r>
+    </w:p>
+    <w:p>
+      <w:pPr>
+        <w:spacing w:after="0" w:line="240" w:lineRule="auto"/>
+        <w:rPr>
+          <w:rFonts w:ascii="Times New Roman" w:eastAsia="Times New Roman" w:hAnsi="Times New Roman" w:cs="Times New Roman"/>
+          <w:sz w:val="24"/>
+          <w:szCs w:val="24"/>
+          <w:lang w:eastAsia="en-IN"/>
+        </w:rPr>
+      </w:pPr>
+      <w:r>
+        <w:rPr>
+          <w:rFonts w:ascii="Times New Roman" w:eastAsia="Times New Roman" w:hAnsi="Times New Roman" w:cs="Times New Roman"/>
+          <w:sz w:val="24"/>
+          <w:szCs w:val="24"/>
+          <w:lang w:eastAsia="en-IN"/>
+        </w:rPr>
+        <w:pict w14:anchorId="39F095BD">
+          <v:rect id="_x0000_i1026" style="width:0;height:1.5pt" o:hralign="center" o:hrstd="t" o:hr="t" fillcolor="#a0a0a0" stroked="f"/>
+        </w:pict>
+      </w:r>
+    </w:p>
+    <w:p>
+      <w:pPr>
+        <w:spacing w:before="100" w:beforeAutospacing="1" w:after="100" w:afterAutospacing="1" w:line="240" w:lineRule="auto"/>
+        <w:outlineLvl w:val="1"/>
+        <w:rPr>
+          <w:rFonts w:ascii="Times New Roman" w:eastAsia="Times New Roman" w:hAnsi="Times New Roman" w:cs="Times New Roman"/>
+          <w:b/>
+          <w:bCs/>
+          <w:sz w:val="36"/>
+          <w:szCs w:val="36"/>
+          <w:lang w:eastAsia="en-IN"/>
+        </w:rPr>
+      </w:pPr>
+      <w:r>
+        <w:rPr>
+          <w:rFonts w:ascii="Times New Roman" w:eastAsia="Times New Roman" w:hAnsi="Times New Roman" w:cs="Times New Roman"/>
+          <w:b/>
+          <w:bCs/>
+          <w:sz w:val="36"/>
+          <w:szCs w:val="36"/>
+          <w:lang w:eastAsia="en-IN"/>
+        </w:rPr>
+        <w:t>HashMap / Dictionary (15)</w:t>
+      </w:r>
+    </w:p>
+    <w:p>
+      <w:pPr>
+        <w:numPr>
+          <w:ilvl w:val="0"/>
+          <w:numId w:val="2"/>
+        </w:numPr>
+        <w:spacing w:before="100" w:beforeAutospacing="1" w:after="100" w:afterAutospacing="1" w:line="240" w:lineRule="auto"/>
+        <w:rPr>
+          <w:rFonts w:ascii="Times New Roman" w:eastAsia="Times New Roman" w:hAnsi="Times New Roman" w:cs="Times New Roman"/>
+          <w:sz w:val="24"/>
+          <w:szCs w:val="24"/>
+          <w:lang w:eastAsia="en-IN"/>
+        </w:rPr>
+      </w:pPr>
+      <w:r>
+        <w:rPr>
+          <w:rFonts w:ascii="Times New Roman" w:eastAsia="Times New Roman" w:hAnsi="Times New Roman" w:cs="Times New Roman"/>
+          <w:sz w:val="24"/>
+          <w:szCs w:val="24"/>
+          <w:lang w:eastAsia="en-IN"/>
+        </w:rPr>
+        <w:t xml:space="preserve">Frequency Count </w:t>
+      </w:r>
+    </w:p>
+    <w:p>
+      <w:pPr>
+        <w:numPr>
+          <w:ilvl w:val="0"/>
+          <w:numId w:val="2"/>
+        </w:numPr>
+        <w:spacing w:before="100" w:beforeAutospacing="1" w:after="100" w:afterAutospacing="1" w:line="240" w:lineRule="auto"/>
+        <w:rPr>
+          <w:rFonts w:ascii="Times New Roman" w:eastAsia="Times New Roman" w:hAnsi="Times New Roman" w:cs="Times New Roman"/>
+          <w:sz w:val="24"/>
+          <w:szCs w:val="24"/>
+          <w:lang w:eastAsia="en-IN"/>
+        </w:rPr>
+      </w:pPr>
+      <w:r>
+        <w:rPr>
+          <w:rFonts w:ascii="Times New Roman" w:eastAsia="Times New Roman" w:hAnsi="Times New Roman" w:cs="Times New Roman"/>
+          <w:sz w:val="24"/>
+          <w:szCs w:val="24"/>
+          <w:lang w:eastAsia="en-IN"/>
+        </w:rPr>
+        <w:t xml:space="preserve">Character Frequency </w:t>
+      </w:r>
+    </w:p>
+    <w:p>
+      <w:pPr>
+        <w:numPr>
+          <w:ilvl w:val="0"/>
+          <w:numId w:val="2"/>
+        </w:numPr>
+        <w:spacing w:before="100" w:beforeAutospacing="1" w:after="100" w:afterAutospacing="1" w:line="240" w:lineRule="auto"/>
+        <w:rPr>
+          <w:rFonts w:ascii="Times New Roman" w:eastAsia="Times New Roman" w:hAnsi="Times New Roman" w:cs="Times New Roman"/>
+          <w:sz w:val="24"/>
+          <w:szCs w:val="24"/>
+          <w:lang w:eastAsia="en-IN"/>
+        </w:rPr>
+      </w:pPr>
+      <w:r>
+        <w:rPr>
+          <w:rFonts w:ascii="Times New Roman" w:eastAsia="Times New Roman" w:hAnsi="Times New Roman" w:cs="Times New Roman"/>
+          <w:sz w:val="24"/>
+          <w:szCs w:val="24"/>
+          <w:lang w:eastAsia="en-IN"/>
+        </w:rPr>
+        <w:t xml:space="preserve">Word Frequency </w:t>
+      </w:r>
+    </w:p>
+    <w:p>
+      <w:pPr>
+        <w:numPr>
+          <w:ilvl w:val="0"/>
+          <w:numId w:val="2"/>
+        </w:numPr>
+        <w:spacing w:before="100" w:beforeAutospacing="1" w:after="100" w:afterAutospacing="1" w:line="240" w:lineRule="auto"/>
+        <w:rPr>
+          <w:rFonts w:ascii="Times New Roman" w:eastAsia="Times New Roman" w:hAnsi="Times New Roman" w:cs="Times New Roman"/>
+          <w:sz w:val="24"/>
+          <w:szCs w:val="24"/>
+          <w:lang w:eastAsia="en-IN"/>
+        </w:rPr>
+      </w:pPr>
+      <w:r>
+        <w:rPr>
+          <w:rFonts w:ascii="Times New Roman" w:eastAsia="Times New Roman" w:hAnsi="Times New Roman" w:cs="Times New Roman"/>
+          <w:sz w:val="24"/>
+          <w:szCs w:val="24"/>
+          <w:lang w:eastAsia="en-IN"/>
+        </w:rPr>
+        <w:t xml:space="preserve">Maximum Frequency </w:t>
+      </w:r>
+    </w:p>
+    <w:p>
+      <w:pPr>
+        <w:numPr>
+          <w:ilvl w:val="0"/>
+          <w:numId w:val="2"/>
+        </w:numPr>
+        <w:spacing w:before="100" w:beforeAutospacing="1" w:after="100" w:afterAutospacing="1" w:line="240" w:lineRule="auto"/>
+        <w:rPr>
+          <w:rFonts w:ascii="Times New Roman" w:eastAsia="Times New Roman" w:hAnsi="Times New Roman" w:cs="Times New Roman"/>
+          <w:sz w:val="24"/>
+          <w:szCs w:val="24"/>
+          <w:lang w:eastAsia="en-IN"/>
+        </w:rPr>
+      </w:pPr>
+      <w:r>
+        <w:rPr>
+          <w:rFonts w:ascii="Times New Roman" w:eastAsia="Times New Roman" w:hAnsi="Times New Roman" w:cs="Times New Roman"/>
+          <w:sz w:val="24"/>
+          <w:szCs w:val="24"/>
+          <w:lang w:eastAsia="en-IN"/>
+        </w:rPr>
+        <w:t xml:space="preserve">First Non-Repeating </w:t>
+      </w:r>
+    </w:p>
+    <w:p>
+      <w:pPr>
+        <w:numPr>
+          <w:ilvl w:val="0"/>
+          <w:numId w:val="2"/>
+        </w:numPr>
+        <w:spacing w:before="100" w:beforeAutospacing="1" w:after="100" w:afterAutospacing="1" w:line="240" w:lineRule="auto"/>
+        <w:rPr>
+          <w:rFonts w:ascii="Times New Roman" w:eastAsia="Times New Roman" w:hAnsi="Times New Roman" w:cs="Times New Roman"/>
+          <w:sz w:val="24"/>
+          <w:szCs w:val="24"/>
+          <w:lang w:eastAsia="en-IN"/>
+        </w:rPr>
+      </w:pPr>
+      <w:r>
+        <w:rPr>
+          <w:rFonts w:ascii="Times New Roman" w:eastAsia="Times New Roman" w:hAnsi="Times New Roman" w:cs="Times New Roman"/>
+          <w:sz w:val="24"/>
+          <w:szCs w:val="24"/>
+          <w:lang w:eastAsia="en-IN"/>
+        </w:rPr>
+        <w:t xml:space="preserve">First Repeating </w:t>
+      </w:r>
+    </w:p>
+    <w:p>
+      <w:pPr>
+        <w:numPr>
+          <w:ilvl w:val="0"/>
+          <w:numId w:val="2"/>
+        </w:numPr>
+        <w:spacing w:before="100" w:beforeAutospacing="1" w:after="100" w:afterAutospacing="1" w:line="240" w:lineRule="auto"/>
+        <w:rPr>
+          <w:rFonts w:ascii="Times New Roman" w:eastAsia="Times New Roman" w:hAnsi="Times New Roman" w:cs="Times New Roman"/>
+          <w:sz w:val="24"/>
+          <w:szCs w:val="24"/>
+          <w:lang w:eastAsia="en-IN"/>
+        </w:rPr>
+      </w:pPr>
+      <w:r>
+        <w:rPr>
+          <w:rFonts w:ascii="Times New Roman" w:eastAsia="Times New Roman" w:hAnsi="Times New Roman" w:cs="Times New Roman"/>
+          <w:sz w:val="24"/>
+          <w:szCs w:val="24"/>
+          <w:lang w:eastAsia="en-IN"/>
+        </w:rPr>
+        <w:t xml:space="preserve">Count Duplicates </w:t>
+      </w:r>
+    </w:p>
+    <w:p>
+      <w:pPr>
+        <w:numPr>
+          <w:ilvl w:val="0"/>
+          <w:numId w:val="2"/>
+        </w:numPr>
+        <w:spacing w:before="100" w:beforeAutospacing="1" w:after="100" w:afterAutospacing="1" w:line="240" w:lineRule="auto"/>
+        <w:rPr>
+          <w:rFonts w:ascii="Times New Roman" w:eastAsia="Times New Roman" w:hAnsi="Times New Roman" w:cs="Times New Roman"/>
+          <w:sz w:val="24"/>
+          <w:szCs w:val="24"/>
+          <w:lang w:eastAsia="en-IN"/>
+        </w:rPr>
+      </w:pPr>
+      <w:r>
+        <w:rPr>
+          <w:rFonts w:ascii="Times New Roman" w:eastAsia="Times New Roman" w:hAnsi="Times New Roman" w:cs="Times New Roman"/>
+          <w:sz w:val="24"/>
+          <w:szCs w:val="24"/>
+          <w:lang w:eastAsia="en-IN"/>
+        </w:rPr>
+        <w:t xml:space="preserve">Remove Duplicates </w:t>
+      </w:r>
+    </w:p>
+    <w:p>
+      <w:pPr>
+        <w:numPr>
+          <w:ilvl w:val="0"/>
+          <w:numId w:val="2"/>
+        </w:numPr>
+        <w:spacing w:before="100" w:beforeAutospacing="1" w:after="100" w:afterAutospacing="1" w:line="240" w:lineRule="auto"/>
+        <w:rPr>
+          <w:rFonts w:ascii="Times New Roman" w:eastAsia="Times New Roman" w:hAnsi="Times New Roman" w:cs="Times New Roman"/>
+          <w:sz w:val="24"/>
+          <w:szCs w:val="24"/>
+          <w:lang w:eastAsia="en-IN"/>
+        </w:rPr>
+      </w:pPr>
+      <w:r>
+        <w:rPr>
+          <w:rFonts w:ascii="Times New Roman" w:eastAsia="Times New Roman" w:hAnsi="Times New Roman" w:cs="Times New Roman"/>
           <w:noProof/>
           <w:sz w:val="24"/>
           <w:szCs w:val="24"/>
@@ -838,18 +1136,18 @@
         <mc:AlternateContent>
           <mc:Choice Requires="wps">
             <w:drawing>
-              <wp:anchor distT="0" distB="0" distL="114300" distR="114300" simplePos="0" relativeHeight="251659264" behindDoc="0" locked="0" layoutInCell="1" allowOverlap="1" wp14:anchorId="58B32D78" wp14:editId="784BAF8E">
+              <wp:anchor distT="0" distB="0" distL="114300" distR="114300" simplePos="0" relativeHeight="251659264" behindDoc="0" locked="0" layoutInCell="1" allowOverlap="1" wp14:anchorId="246EC534" wp14:editId="75F20670">
                 <wp:simplePos x="0" y="0"/>
                 <wp:positionH relativeFrom="column">
-                  <wp:posOffset>-62672</wp:posOffset>
+                  <wp:posOffset>-134648</wp:posOffset>
                 </wp:positionH>
                 <wp:positionV relativeFrom="paragraph">
-                  <wp:posOffset>177717</wp:posOffset>
+                  <wp:posOffset>178214</wp:posOffset>
                 </wp:positionV>
-                <wp:extent cx="2413221" cy="3976"/>
-                <wp:effectExtent l="0" t="0" r="25400" b="34290"/>
+                <wp:extent cx="2711395" cy="7951"/>
+                <wp:effectExtent l="0" t="0" r="32385" b="30480"/>
                 <wp:wrapNone/>
-                <wp:docPr id="1" name="Straight Connector 1"/>
+                <wp:docPr id="2" name="Straight Connector 2"/>
                 <wp:cNvGraphicFramePr/>
                 <a:graphic xmlns:a="http://schemas.openxmlformats.org/drawingml/2006/main">
                   <a:graphicData uri="http://schemas.microsoft.com/office/word/2010/wordprocessingShape">
@@ -858,7 +1156,7 @@
                       <wps:spPr>
                         <a:xfrm flipV="1">
                           <a:off x="0" y="0"/>
-                          <a:ext cx="2413221" cy="3976"/>
+                          <a:ext cx="2711395" cy="7951"/>
                         </a:xfrm>
                         <a:prstGeom prst="line">
                           <a:avLst/>
@@ -887,311 +1185,13 @@
           </mc:Choice>
           <mc:Fallback>
             <w:pict>
-              <v:line w14:anchorId="7FD42D5F" id="Straight Connector 1" o:spid="_x0000_s1026" style="position:absolute;flip:y;z-index:251659264;visibility:visible;mso-wrap-style:square;mso-wrap-distance-left:9pt;mso-wrap-distance-top:0;mso-wrap-distance-right:9pt;mso-wrap-distance-bottom:0;mso-position-horizontal:absolute;mso-position-horizontal-relative:text;mso-position-vertical:absolute;mso-position-vertical-relative:text" from="-4.95pt,14pt" to="185.05pt,14.3pt" o:gfxdata="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" strokecolor="#4472c4 [3204]" strokeweight=".5pt">
+              <v:line w14:anchorId="528E9547" id="Straight Connector 2" o:spid="_x0000_s1026" style="position:absolute;flip:y;z-index:251659264;visibility:visible;mso-wrap-style:square;mso-wrap-distance-left:9pt;mso-wrap-distance-top:0;mso-wrap-distance-right:9pt;mso-wrap-distance-bottom:0;mso-position-horizontal:absolute;mso-position-horizontal-relative:text;mso-position-vertical:absolute;mso-position-vertical-relative:text" from="-10.6pt,14.05pt" to="202.9pt,14.7pt" o:gfxdata="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" strokecolor="#4472c4 [3204]" strokeweight=".5pt">
                 <v:stroke joinstyle="miter"/>
               </v:line>
             </w:pict>
           </mc:Fallback>
         </mc:AlternateContent>
       </w:r>
-      <w:r>
-        <w:rPr>
-          <w:rFonts w:ascii="Times New Roman" w:eastAsia="Times New Roman" w:hAnsi="Times New Roman" w:cs="Times New Roman"/>
-          <w:sz w:val="24"/>
-          <w:szCs w:val="24"/>
-          <w:lang w:eastAsia="en-IN"/>
-        </w:rPr>
-        <w:t xml:space="preserve">Stock Buy and Sell </w:t>
-      </w:r>
-    </w:p>
-    <w:p>
-      <w:pPr>
-        <w:numPr>
-          <w:ilvl w:val="0"/>
-          <w:numId w:val="1"/>
-        </w:numPr>
-        <w:spacing w:before="100" w:beforeAutospacing="1" w:after="100" w:afterAutospacing="1" w:line="240" w:lineRule="auto"/>
-        <w:rPr>
-          <w:rFonts w:ascii="Times New Roman" w:eastAsia="Times New Roman" w:hAnsi="Times New Roman" w:cs="Times New Roman"/>
-          <w:sz w:val="24"/>
-          <w:szCs w:val="24"/>
-          <w:lang w:eastAsia="en-IN"/>
-        </w:rPr>
-      </w:pPr>
-      <w:proofErr w:type="spellStart"/>
-      <w:r>
-        <w:rPr>
-          <w:rFonts w:ascii="Times New Roman" w:eastAsia="Times New Roman" w:hAnsi="Times New Roman" w:cs="Times New Roman"/>
-          <w:sz w:val="24"/>
-          <w:szCs w:val="24"/>
-          <w:lang w:eastAsia="en-IN"/>
-        </w:rPr>
-        <w:t>Kadane's</w:t>
-      </w:r>
-      <w:proofErr w:type="spellEnd"/>
-      <w:r>
-        <w:rPr>
-          <w:rFonts w:ascii="Times New Roman" w:eastAsia="Times New Roman" w:hAnsi="Times New Roman" w:cs="Times New Roman"/>
-          <w:sz w:val="24"/>
-          <w:szCs w:val="24"/>
-          <w:lang w:eastAsia="en-IN"/>
-        </w:rPr>
-        <w:t xml:space="preserve"> Algorithm </w:t>
-      </w:r>
-    </w:p>
-    <w:p>
-      <w:pPr>
-        <w:spacing w:after="0" w:line="240" w:lineRule="auto"/>
-        <w:rPr>
-          <w:rFonts w:ascii="Times New Roman" w:eastAsia="Times New Roman" w:hAnsi="Times New Roman" w:cs="Times New Roman"/>
-          <w:sz w:val="24"/>
-          <w:szCs w:val="24"/>
-          <w:lang w:eastAsia="en-IN"/>
-        </w:rPr>
-      </w:pPr>
-      <w:r>
-        <w:rPr>
-          <w:rFonts w:ascii="Times New Roman" w:eastAsia="Times New Roman" w:hAnsi="Times New Roman" w:cs="Times New Roman"/>
-          <w:sz w:val="24"/>
-          <w:szCs w:val="24"/>
-          <w:lang w:eastAsia="en-IN"/>
-        </w:rPr>
-        <w:pict w14:anchorId="39F095BD">
-          <v:rect id="_x0000_i1026" style="width:0;height:1.5pt" o:hralign="center" o:hrstd="t" o:hr="t" fillcolor="#a0a0a0" stroked="f"/>
-        </w:pict>
-      </w:r>
-    </w:p>
-    <w:p>
-      <w:pPr>
-        <w:spacing w:before="100" w:beforeAutospacing="1" w:after="100" w:afterAutospacing="1" w:line="240" w:lineRule="auto"/>
-        <w:outlineLvl w:val="1"/>
-        <w:rPr>
-          <w:rFonts w:ascii="Times New Roman" w:eastAsia="Times New Roman" w:hAnsi="Times New Roman" w:cs="Times New Roman"/>
-          <w:b/>
-          <w:bCs/>
-          <w:sz w:val="36"/>
-          <w:szCs w:val="36"/>
-          <w:lang w:eastAsia="en-IN"/>
-        </w:rPr>
-      </w:pPr>
-      <w:r>
-        <w:rPr>
-          <w:rFonts w:ascii="Times New Roman" w:eastAsia="Times New Roman" w:hAnsi="Times New Roman" w:cs="Times New Roman"/>
-          <w:b/>
-          <w:bCs/>
-          <w:sz w:val="36"/>
-          <w:szCs w:val="36"/>
-          <w:lang w:eastAsia="en-IN"/>
-        </w:rPr>
-        <w:t>HashMap / Dictionary (15)</w:t>
-      </w:r>
-    </w:p>
-    <w:p>
-      <w:pPr>
-        <w:numPr>
-          <w:ilvl w:val="0"/>
-          <w:numId w:val="2"/>
-        </w:numPr>
-        <w:spacing w:before="100" w:beforeAutospacing="1" w:after="100" w:afterAutospacing="1" w:line="240" w:lineRule="auto"/>
-        <w:rPr>
-          <w:rFonts w:ascii="Times New Roman" w:eastAsia="Times New Roman" w:hAnsi="Times New Roman" w:cs="Times New Roman"/>
-          <w:sz w:val="24"/>
-          <w:szCs w:val="24"/>
-          <w:lang w:eastAsia="en-IN"/>
-        </w:rPr>
-      </w:pPr>
-      <w:r>
-        <w:rPr>
-          <w:rFonts w:ascii="Times New Roman" w:eastAsia="Times New Roman" w:hAnsi="Times New Roman" w:cs="Times New Roman"/>
-          <w:sz w:val="24"/>
-          <w:szCs w:val="24"/>
-          <w:lang w:eastAsia="en-IN"/>
-        </w:rPr>
-        <w:t xml:space="preserve">Frequency Count </w:t>
-      </w:r>
-    </w:p>
-    <w:p>
-      <w:pPr>
-        <w:numPr>
-          <w:ilvl w:val="0"/>
-          <w:numId w:val="2"/>
-        </w:numPr>
-        <w:spacing w:before="100" w:beforeAutospacing="1" w:after="100" w:afterAutospacing="1" w:line="240" w:lineRule="auto"/>
-        <w:rPr>
-          <w:rFonts w:ascii="Times New Roman" w:eastAsia="Times New Roman" w:hAnsi="Times New Roman" w:cs="Times New Roman"/>
-          <w:sz w:val="24"/>
-          <w:szCs w:val="24"/>
-          <w:lang w:eastAsia="en-IN"/>
-        </w:rPr>
-      </w:pPr>
-      <w:r>
-        <w:rPr>
-          <w:rFonts w:ascii="Times New Roman" w:eastAsia="Times New Roman" w:hAnsi="Times New Roman" w:cs="Times New Roman"/>
-          <w:sz w:val="24"/>
-          <w:szCs w:val="24"/>
-          <w:lang w:eastAsia="en-IN"/>
-        </w:rPr>
-        <w:t xml:space="preserve">Character Frequency </w:t>
-      </w:r>
-    </w:p>
-    <w:p>
-      <w:pPr>
-        <w:numPr>
-          <w:ilvl w:val="0"/>
-          <w:numId w:val="2"/>
-        </w:numPr>
-        <w:spacing w:before="100" w:beforeAutospacing="1" w:after="100" w:afterAutospacing="1" w:line="240" w:lineRule="auto"/>
-        <w:rPr>
-          <w:rFonts w:ascii="Times New Roman" w:eastAsia="Times New Roman" w:hAnsi="Times New Roman" w:cs="Times New Roman"/>
-          <w:sz w:val="24"/>
-          <w:szCs w:val="24"/>
-          <w:lang w:eastAsia="en-IN"/>
-        </w:rPr>
-      </w:pPr>
-      <w:r>
-        <w:rPr>
-          <w:rFonts w:ascii="Times New Roman" w:eastAsia="Times New Roman" w:hAnsi="Times New Roman" w:cs="Times New Roman"/>
-          <w:sz w:val="24"/>
-          <w:szCs w:val="24"/>
-          <w:lang w:eastAsia="en-IN"/>
-        </w:rPr>
-        <w:t xml:space="preserve">Word Frequency </w:t>
-      </w:r>
-    </w:p>
-    <w:p>
-      <w:pPr>
-        <w:numPr>
-          <w:ilvl w:val="0"/>
-          <w:numId w:val="2"/>
-        </w:numPr>
-        <w:spacing w:before="100" w:beforeAutospacing="1" w:after="100" w:afterAutospacing="1" w:line="240" w:lineRule="auto"/>
-        <w:rPr>
-          <w:rFonts w:ascii="Times New Roman" w:eastAsia="Times New Roman" w:hAnsi="Times New Roman" w:cs="Times New Roman"/>
-          <w:sz w:val="24"/>
-          <w:szCs w:val="24"/>
-          <w:lang w:eastAsia="en-IN"/>
-        </w:rPr>
-      </w:pPr>
-      <w:r>
-        <w:rPr>
-          <w:rFonts w:ascii="Times New Roman" w:eastAsia="Times New Roman" w:hAnsi="Times New Roman" w:cs="Times New Roman"/>
-          <w:sz w:val="24"/>
-          <w:szCs w:val="24"/>
-          <w:lang w:eastAsia="en-IN"/>
-        </w:rPr>
-        <w:t xml:space="preserve">Maximum Frequency </w:t>
-      </w:r>
-    </w:p>
-    <w:p>
-      <w:pPr>
-        <w:numPr>
-          <w:ilvl w:val="0"/>
-          <w:numId w:val="2"/>
-        </w:numPr>
-        <w:spacing w:before="100" w:beforeAutospacing="1" w:after="100" w:afterAutospacing="1" w:line="240" w:lineRule="auto"/>
-        <w:rPr>
-          <w:rFonts w:ascii="Times New Roman" w:eastAsia="Times New Roman" w:hAnsi="Times New Roman" w:cs="Times New Roman"/>
-          <w:sz w:val="24"/>
-          <w:szCs w:val="24"/>
-          <w:lang w:eastAsia="en-IN"/>
-        </w:rPr>
-      </w:pPr>
-      <w:r>
-        <w:rPr>
-          <w:rFonts w:ascii="Times New Roman" w:eastAsia="Times New Roman" w:hAnsi="Times New Roman" w:cs="Times New Roman"/>
-          <w:sz w:val="24"/>
-          <w:szCs w:val="24"/>
-          <w:lang w:eastAsia="en-IN"/>
-        </w:rPr>
-        <w:t xml:space="preserve">First Non-Repeating </w:t>
-      </w:r>
-    </w:p>
-    <w:p>
-      <w:pPr>
-        <w:numPr>
-          <w:ilvl w:val="0"/>
-          <w:numId w:val="2"/>
-        </w:numPr>
-        <w:spacing w:before="100" w:beforeAutospacing="1" w:after="100" w:afterAutospacing="1" w:line="240" w:lineRule="auto"/>
-        <w:rPr>
-          <w:rFonts w:ascii="Times New Roman" w:eastAsia="Times New Roman" w:hAnsi="Times New Roman" w:cs="Times New Roman"/>
-          <w:sz w:val="24"/>
-          <w:szCs w:val="24"/>
-          <w:lang w:eastAsia="en-IN"/>
-        </w:rPr>
-      </w:pPr>
-      <w:r>
-        <w:rPr>
-          <w:rFonts w:ascii="Times New Roman" w:eastAsia="Times New Roman" w:hAnsi="Times New Roman" w:cs="Times New Roman"/>
-          <w:sz w:val="24"/>
-          <w:szCs w:val="24"/>
-          <w:lang w:eastAsia="en-IN"/>
-        </w:rPr>
-        <w:t xml:space="preserve">First Repeating </w:t>
-      </w:r>
-    </w:p>
-    <w:p>
-      <w:pPr>
-        <w:numPr>
-          <w:ilvl w:val="0"/>
-          <w:numId w:val="2"/>
-        </w:numPr>
-        <w:spacing w:before="100" w:beforeAutospacing="1" w:after="100" w:afterAutospacing="1" w:line="240" w:lineRule="auto"/>
-        <w:rPr>
-          <w:rFonts w:ascii="Times New Roman" w:eastAsia="Times New Roman" w:hAnsi="Times New Roman" w:cs="Times New Roman"/>
-          <w:sz w:val="24"/>
-          <w:szCs w:val="24"/>
-          <w:lang w:eastAsia="en-IN"/>
-        </w:rPr>
-      </w:pPr>
-      <w:r>
-        <w:rPr>
-          <w:rFonts w:ascii="Times New Roman" w:eastAsia="Times New Roman" w:hAnsi="Times New Roman" w:cs="Times New Roman"/>
-          <w:sz w:val="24"/>
-          <w:szCs w:val="24"/>
-          <w:lang w:eastAsia="en-IN"/>
-        </w:rPr>
-        <w:t xml:space="preserve">Count Duplicates </w:t>
-      </w:r>
-    </w:p>
-    <w:p>
-      <w:pPr>
-        <w:numPr>
-          <w:ilvl w:val="0"/>
-          <w:numId w:val="2"/>
-        </w:numPr>
-        <w:spacing w:before="100" w:beforeAutospacing="1" w:after="100" w:afterAutospacing="1" w:line="240" w:lineRule="auto"/>
-        <w:rPr>
-          <w:rFonts w:ascii="Times New Roman" w:eastAsia="Times New Roman" w:hAnsi="Times New Roman" w:cs="Times New Roman"/>
-          <w:sz w:val="24"/>
-          <w:szCs w:val="24"/>
-          <w:lang w:eastAsia="en-IN"/>
-        </w:rPr>
-      </w:pPr>
-      <w:r>
-        <w:rPr>
-          <w:rFonts w:ascii="Times New Roman" w:eastAsia="Times New Roman" w:hAnsi="Times New Roman" w:cs="Times New Roman"/>
-          <w:sz w:val="24"/>
-          <w:szCs w:val="24"/>
-          <w:lang w:eastAsia="en-IN"/>
-        </w:rPr>
-        <w:t xml:space="preserve">Remove Duplicates </w:t>
-      </w:r>
-    </w:p>
-    <w:p>
-      <w:pPr>
-        <w:numPr>
-          <w:ilvl w:val="0"/>
-          <w:numId w:val="2"/>
-        </w:numPr>
-        <w:spacing w:before="100" w:beforeAutospacing="1" w:after="100" w:afterAutospacing="1" w:line="240" w:lineRule="auto"/>
-        <w:rPr>
-          <w:rFonts w:ascii="Times New Roman" w:eastAsia="Times New Roman" w:hAnsi="Times New Roman" w:cs="Times New Roman"/>
-          <w:sz w:val="24"/>
-          <w:szCs w:val="24"/>
-          <w:lang w:eastAsia="en-IN"/>
-        </w:rPr>
-      </w:pPr>
       <w:r>
         <w:rPr>
           <w:rFonts w:ascii="Times New Roman" w:eastAsia="Times New Roman" w:hAnsi="Times New Roman" w:cs="Times New Roman"/>

--- a/filter interview list2.docx
+++ b/filter interview list2.docx
@@ -1128,6 +1128,222 @@
       <w:r>
         <w:rPr>
           <w:rFonts w:ascii="Times New Roman" w:eastAsia="Times New Roman" w:hAnsi="Times New Roman" w:cs="Times New Roman"/>
+          <w:sz w:val="24"/>
+          <w:szCs w:val="24"/>
+          <w:lang w:eastAsia="en-IN"/>
+        </w:rPr>
+        <w:t xml:space="preserve">Contains Duplicate </w:t>
+      </w:r>
+    </w:p>
+    <w:p>
+      <w:pPr>
+        <w:numPr>
+          <w:ilvl w:val="0"/>
+          <w:numId w:val="2"/>
+        </w:numPr>
+        <w:spacing w:before="100" w:beforeAutospacing="1" w:after="100" w:afterAutospacing="1" w:line="240" w:lineRule="auto"/>
+        <w:rPr>
+          <w:rFonts w:ascii="Times New Roman" w:eastAsia="Times New Roman" w:hAnsi="Times New Roman" w:cs="Times New Roman"/>
+          <w:sz w:val="24"/>
+          <w:szCs w:val="24"/>
+          <w:lang w:eastAsia="en-IN"/>
+        </w:rPr>
+      </w:pPr>
+      <w:r>
+        <w:rPr>
+          <w:rFonts w:ascii="Times New Roman" w:eastAsia="Times New Roman" w:hAnsi="Times New Roman" w:cs="Times New Roman"/>
+          <w:sz w:val="24"/>
+          <w:szCs w:val="24"/>
+          <w:lang w:eastAsia="en-IN"/>
+        </w:rPr>
+        <w:t xml:space="preserve">Missing Number </w:t>
+      </w:r>
+    </w:p>
+    <w:p>
+      <w:pPr>
+        <w:numPr>
+          <w:ilvl w:val="0"/>
+          <w:numId w:val="2"/>
+        </w:numPr>
+        <w:spacing w:before="100" w:beforeAutospacing="1" w:after="100" w:afterAutospacing="1" w:line="240" w:lineRule="auto"/>
+        <w:rPr>
+          <w:rFonts w:ascii="Times New Roman" w:eastAsia="Times New Roman" w:hAnsi="Times New Roman" w:cs="Times New Roman"/>
+          <w:sz w:val="24"/>
+          <w:szCs w:val="24"/>
+          <w:lang w:eastAsia="en-IN"/>
+        </w:rPr>
+      </w:pPr>
+      <w:r>
+        <w:rPr>
+          <w:rFonts w:ascii="Times New Roman" w:eastAsia="Times New Roman" w:hAnsi="Times New Roman" w:cs="Times New Roman"/>
+          <w:sz w:val="24"/>
+          <w:szCs w:val="24"/>
+          <w:lang w:eastAsia="en-IN"/>
+        </w:rPr>
+        <w:t xml:space="preserve">Duplicate Number </w:t>
+      </w:r>
+    </w:p>
+    <w:p>
+      <w:pPr>
+        <w:numPr>
+          <w:ilvl w:val="0"/>
+          <w:numId w:val="2"/>
+        </w:numPr>
+        <w:spacing w:before="100" w:beforeAutospacing="1" w:after="100" w:afterAutospacing="1" w:line="240" w:lineRule="auto"/>
+        <w:rPr>
+          <w:rFonts w:ascii="Times New Roman" w:eastAsia="Times New Roman" w:hAnsi="Times New Roman" w:cs="Times New Roman"/>
+          <w:sz w:val="24"/>
+          <w:szCs w:val="24"/>
+          <w:lang w:eastAsia="en-IN"/>
+        </w:rPr>
+      </w:pPr>
+      <w:r>
+        <w:rPr>
+          <w:rFonts w:ascii="Times New Roman" w:eastAsia="Times New Roman" w:hAnsi="Times New Roman" w:cs="Times New Roman"/>
+          <w:sz w:val="24"/>
+          <w:szCs w:val="24"/>
+          <w:lang w:eastAsia="en-IN"/>
+        </w:rPr>
+        <w:t xml:space="preserve">Group By Frequency </w:t>
+      </w:r>
+    </w:p>
+    <w:p>
+      <w:pPr>
+        <w:numPr>
+          <w:ilvl w:val="0"/>
+          <w:numId w:val="2"/>
+        </w:numPr>
+        <w:spacing w:before="100" w:beforeAutospacing="1" w:after="100" w:afterAutospacing="1" w:line="240" w:lineRule="auto"/>
+        <w:rPr>
+          <w:rFonts w:ascii="Times New Roman" w:eastAsia="Times New Roman" w:hAnsi="Times New Roman" w:cs="Times New Roman"/>
+          <w:sz w:val="24"/>
+          <w:szCs w:val="24"/>
+          <w:lang w:eastAsia="en-IN"/>
+        </w:rPr>
+      </w:pPr>
+      <w:r>
+        <w:rPr>
+          <w:rFonts w:ascii="Times New Roman" w:eastAsia="Times New Roman" w:hAnsi="Times New Roman" w:cs="Times New Roman"/>
+          <w:sz w:val="24"/>
+          <w:szCs w:val="24"/>
+          <w:lang w:eastAsia="en-IN"/>
+        </w:rPr>
+        <w:lastRenderedPageBreak/>
+        <w:t xml:space="preserve">Check Anagram </w:t>
+      </w:r>
+    </w:p>
+    <w:p>
+      <w:pPr>
+        <w:numPr>
+          <w:ilvl w:val="0"/>
+          <w:numId w:val="2"/>
+        </w:numPr>
+        <w:spacing w:before="100" w:beforeAutospacing="1" w:after="100" w:afterAutospacing="1" w:line="240" w:lineRule="auto"/>
+        <w:rPr>
+          <w:rFonts w:ascii="Times New Roman" w:eastAsia="Times New Roman" w:hAnsi="Times New Roman" w:cs="Times New Roman"/>
+          <w:sz w:val="24"/>
+          <w:szCs w:val="24"/>
+          <w:lang w:eastAsia="en-IN"/>
+        </w:rPr>
+      </w:pPr>
+      <w:r>
+        <w:rPr>
+          <w:rFonts w:ascii="Times New Roman" w:eastAsia="Times New Roman" w:hAnsi="Times New Roman" w:cs="Times New Roman"/>
+          <w:sz w:val="24"/>
+          <w:szCs w:val="24"/>
+          <w:lang w:eastAsia="en-IN"/>
+        </w:rPr>
+        <w:t xml:space="preserve">Group Anagrams </w:t>
+      </w:r>
+    </w:p>
+    <w:p>
+      <w:pPr>
+        <w:numPr>
+          <w:ilvl w:val="0"/>
+          <w:numId w:val="2"/>
+        </w:numPr>
+        <w:spacing w:before="100" w:beforeAutospacing="1" w:after="100" w:afterAutospacing="1" w:line="240" w:lineRule="auto"/>
+        <w:rPr>
+          <w:rFonts w:ascii="Times New Roman" w:eastAsia="Times New Roman" w:hAnsi="Times New Roman" w:cs="Times New Roman"/>
+          <w:sz w:val="24"/>
+          <w:szCs w:val="24"/>
+          <w:lang w:eastAsia="en-IN"/>
+        </w:rPr>
+      </w:pPr>
+      <w:r>
+        <w:rPr>
+          <w:rFonts w:ascii="Times New Roman" w:eastAsia="Times New Roman" w:hAnsi="Times New Roman" w:cs="Times New Roman"/>
+          <w:sz w:val="24"/>
+          <w:szCs w:val="24"/>
+          <w:lang w:eastAsia="en-IN"/>
+        </w:rPr>
+        <w:t xml:space="preserve">Intersection of Arrays </w:t>
+      </w:r>
+    </w:p>
+    <w:p>
+      <w:pPr>
+        <w:spacing w:after="0" w:line="240" w:lineRule="auto"/>
+        <w:rPr>
+          <w:rFonts w:ascii="Times New Roman" w:eastAsia="Times New Roman" w:hAnsi="Times New Roman" w:cs="Times New Roman"/>
+          <w:sz w:val="24"/>
+          <w:szCs w:val="24"/>
+          <w:lang w:eastAsia="en-IN"/>
+        </w:rPr>
+      </w:pPr>
+      <w:r>
+        <w:rPr>
+          <w:rFonts w:ascii="Times New Roman" w:eastAsia="Times New Roman" w:hAnsi="Times New Roman" w:cs="Times New Roman"/>
+          <w:sz w:val="24"/>
+          <w:szCs w:val="24"/>
+          <w:lang w:eastAsia="en-IN"/>
+        </w:rPr>
+        <w:pict w14:anchorId="5DAD421C">
+          <v:rect id="_x0000_i1027" style="width:0;height:1.5pt" o:hralign="center" o:hrstd="t" o:hr="t" fillcolor="#a0a0a0" stroked="f"/>
+        </w:pict>
+      </w:r>
+    </w:p>
+    <w:p>
+      <w:pPr>
+        <w:spacing w:before="100" w:beforeAutospacing="1" w:after="100" w:afterAutospacing="1" w:line="240" w:lineRule="auto"/>
+        <w:outlineLvl w:val="1"/>
+        <w:rPr>
+          <w:rFonts w:ascii="Times New Roman" w:eastAsia="Times New Roman" w:hAnsi="Times New Roman" w:cs="Times New Roman"/>
+          <w:b/>
+          <w:bCs/>
+          <w:sz w:val="36"/>
+          <w:szCs w:val="36"/>
+          <w:lang w:eastAsia="en-IN"/>
+        </w:rPr>
+      </w:pPr>
+      <w:r>
+        <w:rPr>
+          <w:rFonts w:ascii="Times New Roman" w:eastAsia="Times New Roman" w:hAnsi="Times New Roman" w:cs="Times New Roman"/>
+          <w:b/>
+          <w:bCs/>
+          <w:sz w:val="36"/>
+          <w:szCs w:val="36"/>
+          <w:lang w:eastAsia="en-IN"/>
+        </w:rPr>
+        <w:t>Strings (10)</w:t>
+      </w:r>
+    </w:p>
+    <w:p>
+      <w:pPr>
+        <w:numPr>
+          <w:ilvl w:val="0"/>
+          <w:numId w:val="3"/>
+        </w:numPr>
+        <w:spacing w:before="100" w:beforeAutospacing="1" w:after="100" w:afterAutospacing="1" w:line="240" w:lineRule="auto"/>
+        <w:rPr>
+          <w:rFonts w:ascii="Times New Roman" w:eastAsia="Times New Roman" w:hAnsi="Times New Roman" w:cs="Times New Roman"/>
+          <w:sz w:val="24"/>
+          <w:szCs w:val="24"/>
+          <w:lang w:eastAsia="en-IN"/>
+        </w:rPr>
+      </w:pPr>
+      <w:r>
+        <w:rPr>
+          <w:rFonts w:ascii="Times New Roman" w:eastAsia="Times New Roman" w:hAnsi="Times New Roman" w:cs="Times New Roman"/>
           <w:noProof/>
           <w:sz w:val="24"/>
           <w:szCs w:val="24"/>
@@ -1136,13 +1352,13 @@
         <mc:AlternateContent>
           <mc:Choice Requires="wps">
             <w:drawing>
-              <wp:anchor distT="0" distB="0" distL="114300" distR="114300" simplePos="0" relativeHeight="251659264" behindDoc="0" locked="0" layoutInCell="1" allowOverlap="1" wp14:anchorId="246EC534" wp14:editId="75F20670">
+              <wp:anchor distT="0" distB="0" distL="114300" distR="114300" simplePos="0" relativeHeight="251659264" behindDoc="0" locked="0" layoutInCell="1" allowOverlap="1" wp14:anchorId="246EC534" wp14:editId="2D578EFD">
                 <wp:simplePos x="0" y="0"/>
-                <wp:positionH relativeFrom="column">
-                  <wp:posOffset>-134648</wp:posOffset>
+                <wp:positionH relativeFrom="margin">
+                  <wp:posOffset>-266369</wp:posOffset>
                 </wp:positionH>
                 <wp:positionV relativeFrom="paragraph">
-                  <wp:posOffset>178214</wp:posOffset>
+                  <wp:posOffset>179705</wp:posOffset>
                 </wp:positionV>
                 <wp:extent cx="2711395" cy="7951"/>
                 <wp:effectExtent l="0" t="0" r="32385" b="30480"/>
@@ -1185,229 +1401,14 @@
           </mc:Choice>
           <mc:Fallback>
             <w:pict>
-              <v:line w14:anchorId="528E9547" id="Straight Connector 2" o:spid="_x0000_s1026" style="position:absolute;flip:y;z-index:251659264;visibility:visible;mso-wrap-style:square;mso-wrap-distance-left:9pt;mso-wrap-distance-top:0;mso-wrap-distance-right:9pt;mso-wrap-distance-bottom:0;mso-position-horizontal:absolute;mso-position-horizontal-relative:text;mso-position-vertical:absolute;mso-position-vertical-relative:text" from="-10.6pt,14.05pt" to="202.9pt,14.7pt" o:gfxdata="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" strokecolor="#4472c4 [3204]" strokeweight=".5pt">
+              <v:line w14:anchorId="7975AD32" id="Straight Connector 2" o:spid="_x0000_s1026" style="position:absolute;flip:y;z-index:251659264;visibility:visible;mso-wrap-style:square;mso-wrap-distance-left:9pt;mso-wrap-distance-top:0;mso-wrap-distance-right:9pt;mso-wrap-distance-bottom:0;mso-position-horizontal:absolute;mso-position-horizontal-relative:margin;mso-position-vertical:absolute;mso-position-vertical-relative:text" from="-20.95pt,14.15pt" to="192.55pt,14.8pt" o:gfxdata="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" strokecolor="#4472c4 [3204]" strokeweight=".5pt">
                 <v:stroke joinstyle="miter"/>
+                <w10:wrap anchorx="margin"/>
               </v:line>
             </w:pict>
           </mc:Fallback>
         </mc:AlternateContent>
       </w:r>
-      <w:r>
-        <w:rPr>
-          <w:rFonts w:ascii="Times New Roman" w:eastAsia="Times New Roman" w:hAnsi="Times New Roman" w:cs="Times New Roman"/>
-          <w:sz w:val="24"/>
-          <w:szCs w:val="24"/>
-          <w:lang w:eastAsia="en-IN"/>
-        </w:rPr>
-        <w:t xml:space="preserve">Contains Duplicate </w:t>
-      </w:r>
-    </w:p>
-    <w:p>
-      <w:pPr>
-        <w:numPr>
-          <w:ilvl w:val="0"/>
-          <w:numId w:val="2"/>
-        </w:numPr>
-        <w:spacing w:before="100" w:beforeAutospacing="1" w:after="100" w:afterAutospacing="1" w:line="240" w:lineRule="auto"/>
-        <w:rPr>
-          <w:rFonts w:ascii="Times New Roman" w:eastAsia="Times New Roman" w:hAnsi="Times New Roman" w:cs="Times New Roman"/>
-          <w:sz w:val="24"/>
-          <w:szCs w:val="24"/>
-          <w:lang w:eastAsia="en-IN"/>
-        </w:rPr>
-      </w:pPr>
-      <w:r>
-        <w:rPr>
-          <w:rFonts w:ascii="Times New Roman" w:eastAsia="Times New Roman" w:hAnsi="Times New Roman" w:cs="Times New Roman"/>
-          <w:sz w:val="24"/>
-          <w:szCs w:val="24"/>
-          <w:lang w:eastAsia="en-IN"/>
-        </w:rPr>
-        <w:t xml:space="preserve">Missing Number </w:t>
-      </w:r>
-    </w:p>
-    <w:p>
-      <w:pPr>
-        <w:numPr>
-          <w:ilvl w:val="0"/>
-          <w:numId w:val="2"/>
-        </w:numPr>
-        <w:spacing w:before="100" w:beforeAutospacing="1" w:after="100" w:afterAutospacing="1" w:line="240" w:lineRule="auto"/>
-        <w:rPr>
-          <w:rFonts w:ascii="Times New Roman" w:eastAsia="Times New Roman" w:hAnsi="Times New Roman" w:cs="Times New Roman"/>
-          <w:sz w:val="24"/>
-          <w:szCs w:val="24"/>
-          <w:lang w:eastAsia="en-IN"/>
-        </w:rPr>
-      </w:pPr>
-      <w:r>
-        <w:rPr>
-          <w:rFonts w:ascii="Times New Roman" w:eastAsia="Times New Roman" w:hAnsi="Times New Roman" w:cs="Times New Roman"/>
-          <w:sz w:val="24"/>
-          <w:szCs w:val="24"/>
-          <w:lang w:eastAsia="en-IN"/>
-        </w:rPr>
-        <w:t xml:space="preserve">Duplicate Number </w:t>
-      </w:r>
-    </w:p>
-    <w:p>
-      <w:pPr>
-        <w:numPr>
-          <w:ilvl w:val="0"/>
-          <w:numId w:val="2"/>
-        </w:numPr>
-        <w:spacing w:before="100" w:beforeAutospacing="1" w:after="100" w:afterAutospacing="1" w:line="240" w:lineRule="auto"/>
-        <w:rPr>
-          <w:rFonts w:ascii="Times New Roman" w:eastAsia="Times New Roman" w:hAnsi="Times New Roman" w:cs="Times New Roman"/>
-          <w:sz w:val="24"/>
-          <w:szCs w:val="24"/>
-          <w:lang w:eastAsia="en-IN"/>
-        </w:rPr>
-      </w:pPr>
-      <w:r>
-        <w:rPr>
-          <w:rFonts w:ascii="Times New Roman" w:eastAsia="Times New Roman" w:hAnsi="Times New Roman" w:cs="Times New Roman"/>
-          <w:sz w:val="24"/>
-          <w:szCs w:val="24"/>
-          <w:lang w:eastAsia="en-IN"/>
-        </w:rPr>
-        <w:t xml:space="preserve">Group By Frequency </w:t>
-      </w:r>
-    </w:p>
-    <w:p>
-      <w:pPr>
-        <w:numPr>
-          <w:ilvl w:val="0"/>
-          <w:numId w:val="2"/>
-        </w:numPr>
-        <w:spacing w:before="100" w:beforeAutospacing="1" w:after="100" w:afterAutospacing="1" w:line="240" w:lineRule="auto"/>
-        <w:rPr>
-          <w:rFonts w:ascii="Times New Roman" w:eastAsia="Times New Roman" w:hAnsi="Times New Roman" w:cs="Times New Roman"/>
-          <w:sz w:val="24"/>
-          <w:szCs w:val="24"/>
-          <w:lang w:eastAsia="en-IN"/>
-        </w:rPr>
-      </w:pPr>
-      <w:r>
-        <w:rPr>
-          <w:rFonts w:ascii="Times New Roman" w:eastAsia="Times New Roman" w:hAnsi="Times New Roman" w:cs="Times New Roman"/>
-          <w:sz w:val="24"/>
-          <w:szCs w:val="24"/>
-          <w:lang w:eastAsia="en-IN"/>
-        </w:rPr>
-        <w:lastRenderedPageBreak/>
-        <w:t xml:space="preserve">Check Anagram </w:t>
-      </w:r>
-    </w:p>
-    <w:p>
-      <w:pPr>
-        <w:numPr>
-          <w:ilvl w:val="0"/>
-          <w:numId w:val="2"/>
-        </w:numPr>
-        <w:spacing w:before="100" w:beforeAutospacing="1" w:after="100" w:afterAutospacing="1" w:line="240" w:lineRule="auto"/>
-        <w:rPr>
-          <w:rFonts w:ascii="Times New Roman" w:eastAsia="Times New Roman" w:hAnsi="Times New Roman" w:cs="Times New Roman"/>
-          <w:sz w:val="24"/>
-          <w:szCs w:val="24"/>
-          <w:lang w:eastAsia="en-IN"/>
-        </w:rPr>
-      </w:pPr>
-      <w:r>
-        <w:rPr>
-          <w:rFonts w:ascii="Times New Roman" w:eastAsia="Times New Roman" w:hAnsi="Times New Roman" w:cs="Times New Roman"/>
-          <w:sz w:val="24"/>
-          <w:szCs w:val="24"/>
-          <w:lang w:eastAsia="en-IN"/>
-        </w:rPr>
-        <w:t xml:space="preserve">Group Anagrams </w:t>
-      </w:r>
-    </w:p>
-    <w:p>
-      <w:pPr>
-        <w:numPr>
-          <w:ilvl w:val="0"/>
-          <w:numId w:val="2"/>
-        </w:numPr>
-        <w:spacing w:before="100" w:beforeAutospacing="1" w:after="100" w:afterAutospacing="1" w:line="240" w:lineRule="auto"/>
-        <w:rPr>
-          <w:rFonts w:ascii="Times New Roman" w:eastAsia="Times New Roman" w:hAnsi="Times New Roman" w:cs="Times New Roman"/>
-          <w:sz w:val="24"/>
-          <w:szCs w:val="24"/>
-          <w:lang w:eastAsia="en-IN"/>
-        </w:rPr>
-      </w:pPr>
-      <w:r>
-        <w:rPr>
-          <w:rFonts w:ascii="Times New Roman" w:eastAsia="Times New Roman" w:hAnsi="Times New Roman" w:cs="Times New Roman"/>
-          <w:sz w:val="24"/>
-          <w:szCs w:val="24"/>
-          <w:lang w:eastAsia="en-IN"/>
-        </w:rPr>
-        <w:t xml:space="preserve">Intersection of Arrays </w:t>
-      </w:r>
-    </w:p>
-    <w:p>
-      <w:pPr>
-        <w:spacing w:after="0" w:line="240" w:lineRule="auto"/>
-        <w:rPr>
-          <w:rFonts w:ascii="Times New Roman" w:eastAsia="Times New Roman" w:hAnsi="Times New Roman" w:cs="Times New Roman"/>
-          <w:sz w:val="24"/>
-          <w:szCs w:val="24"/>
-          <w:lang w:eastAsia="en-IN"/>
-        </w:rPr>
-      </w:pPr>
-      <w:r>
-        <w:rPr>
-          <w:rFonts w:ascii="Times New Roman" w:eastAsia="Times New Roman" w:hAnsi="Times New Roman" w:cs="Times New Roman"/>
-          <w:sz w:val="24"/>
-          <w:szCs w:val="24"/>
-          <w:lang w:eastAsia="en-IN"/>
-        </w:rPr>
-        <w:pict w14:anchorId="5DAD421C">
-          <v:rect id="_x0000_i1027" style="width:0;height:1.5pt" o:hralign="center" o:hrstd="t" o:hr="t" fillcolor="#a0a0a0" stroked="f"/>
-        </w:pict>
-      </w:r>
-    </w:p>
-    <w:p>
-      <w:pPr>
-        <w:spacing w:before="100" w:beforeAutospacing="1" w:after="100" w:afterAutospacing="1" w:line="240" w:lineRule="auto"/>
-        <w:outlineLvl w:val="1"/>
-        <w:rPr>
-          <w:rFonts w:ascii="Times New Roman" w:eastAsia="Times New Roman" w:hAnsi="Times New Roman" w:cs="Times New Roman"/>
-          <w:b/>
-          <w:bCs/>
-          <w:sz w:val="36"/>
-          <w:szCs w:val="36"/>
-          <w:lang w:eastAsia="en-IN"/>
-        </w:rPr>
-      </w:pPr>
-      <w:r>
-        <w:rPr>
-          <w:rFonts w:ascii="Times New Roman" w:eastAsia="Times New Roman" w:hAnsi="Times New Roman" w:cs="Times New Roman"/>
-          <w:b/>
-          <w:bCs/>
-          <w:sz w:val="36"/>
-          <w:szCs w:val="36"/>
-          <w:lang w:eastAsia="en-IN"/>
-        </w:rPr>
-        <w:t>Strings (10)</w:t>
-      </w:r>
-    </w:p>
-    <w:p>
-      <w:pPr>
-        <w:numPr>
-          <w:ilvl w:val="0"/>
-          <w:numId w:val="3"/>
-        </w:numPr>
-        <w:spacing w:before="100" w:beforeAutospacing="1" w:after="100" w:afterAutospacing="1" w:line="240" w:lineRule="auto"/>
-        <w:rPr>
-          <w:rFonts w:ascii="Times New Roman" w:eastAsia="Times New Roman" w:hAnsi="Times New Roman" w:cs="Times New Roman"/>
-          <w:sz w:val="24"/>
-          <w:szCs w:val="24"/>
-          <w:lang w:eastAsia="en-IN"/>
-        </w:rPr>
-      </w:pPr>
       <w:r>
         <w:rPr>
           <w:rFonts w:ascii="Times New Roman" w:eastAsia="Times New Roman" w:hAnsi="Times New Roman" w:cs="Times New Roman"/>

--- a/filter interview list2.docx
+++ b/filter interview list2.docx
@@ -1344,6 +1344,150 @@
       <w:r>
         <w:rPr>
           <w:rFonts w:ascii="Times New Roman" w:eastAsia="Times New Roman" w:hAnsi="Times New Roman" w:cs="Times New Roman"/>
+          <w:sz w:val="24"/>
+          <w:szCs w:val="24"/>
+          <w:lang w:eastAsia="en-IN"/>
+        </w:rPr>
+        <w:t xml:space="preserve">Reverse String </w:t>
+      </w:r>
+    </w:p>
+    <w:p>
+      <w:pPr>
+        <w:numPr>
+          <w:ilvl w:val="0"/>
+          <w:numId w:val="3"/>
+        </w:numPr>
+        <w:spacing w:before="100" w:beforeAutospacing="1" w:after="100" w:afterAutospacing="1" w:line="240" w:lineRule="auto"/>
+        <w:rPr>
+          <w:rFonts w:ascii="Times New Roman" w:eastAsia="Times New Roman" w:hAnsi="Times New Roman" w:cs="Times New Roman"/>
+          <w:sz w:val="24"/>
+          <w:szCs w:val="24"/>
+          <w:lang w:eastAsia="en-IN"/>
+        </w:rPr>
+      </w:pPr>
+      <w:r>
+        <w:rPr>
+          <w:rFonts w:ascii="Times New Roman" w:eastAsia="Times New Roman" w:hAnsi="Times New Roman" w:cs="Times New Roman"/>
+          <w:sz w:val="24"/>
+          <w:szCs w:val="24"/>
+          <w:lang w:eastAsia="en-IN"/>
+        </w:rPr>
+        <w:t xml:space="preserve">Reverse Words </w:t>
+      </w:r>
+    </w:p>
+    <w:p>
+      <w:pPr>
+        <w:numPr>
+          <w:ilvl w:val="0"/>
+          <w:numId w:val="3"/>
+        </w:numPr>
+        <w:spacing w:before="100" w:beforeAutospacing="1" w:after="100" w:afterAutospacing="1" w:line="240" w:lineRule="auto"/>
+        <w:rPr>
+          <w:rFonts w:ascii="Times New Roman" w:eastAsia="Times New Roman" w:hAnsi="Times New Roman" w:cs="Times New Roman"/>
+          <w:sz w:val="24"/>
+          <w:szCs w:val="24"/>
+          <w:lang w:eastAsia="en-IN"/>
+        </w:rPr>
+      </w:pPr>
+      <w:r>
+        <w:rPr>
+          <w:rFonts w:ascii="Times New Roman" w:eastAsia="Times New Roman" w:hAnsi="Times New Roman" w:cs="Times New Roman"/>
+          <w:sz w:val="24"/>
+          <w:szCs w:val="24"/>
+          <w:lang w:eastAsia="en-IN"/>
+        </w:rPr>
+        <w:t xml:space="preserve">Palindrome </w:t>
+      </w:r>
+    </w:p>
+    <w:p>
+      <w:pPr>
+        <w:numPr>
+          <w:ilvl w:val="0"/>
+          <w:numId w:val="3"/>
+        </w:numPr>
+        <w:spacing w:before="100" w:beforeAutospacing="1" w:after="100" w:afterAutospacing="1" w:line="240" w:lineRule="auto"/>
+        <w:rPr>
+          <w:rFonts w:ascii="Times New Roman" w:eastAsia="Times New Roman" w:hAnsi="Times New Roman" w:cs="Times New Roman"/>
+          <w:sz w:val="24"/>
+          <w:szCs w:val="24"/>
+          <w:lang w:eastAsia="en-IN"/>
+        </w:rPr>
+      </w:pPr>
+      <w:r>
+        <w:rPr>
+          <w:rFonts w:ascii="Times New Roman" w:eastAsia="Times New Roman" w:hAnsi="Times New Roman" w:cs="Times New Roman"/>
+          <w:sz w:val="24"/>
+          <w:szCs w:val="24"/>
+          <w:lang w:eastAsia="en-IN"/>
+        </w:rPr>
+        <w:t xml:space="preserve">Valid Palindrome </w:t>
+      </w:r>
+    </w:p>
+    <w:p>
+      <w:pPr>
+        <w:numPr>
+          <w:ilvl w:val="0"/>
+          <w:numId w:val="3"/>
+        </w:numPr>
+        <w:spacing w:before="100" w:beforeAutospacing="1" w:after="100" w:afterAutospacing="1" w:line="240" w:lineRule="auto"/>
+        <w:rPr>
+          <w:rFonts w:ascii="Times New Roman" w:eastAsia="Times New Roman" w:hAnsi="Times New Roman" w:cs="Times New Roman"/>
+          <w:sz w:val="24"/>
+          <w:szCs w:val="24"/>
+          <w:lang w:eastAsia="en-IN"/>
+        </w:rPr>
+      </w:pPr>
+      <w:r>
+        <w:rPr>
+          <w:rFonts w:ascii="Times New Roman" w:eastAsia="Times New Roman" w:hAnsi="Times New Roman" w:cs="Times New Roman"/>
+          <w:sz w:val="24"/>
+          <w:szCs w:val="24"/>
+          <w:lang w:eastAsia="en-IN"/>
+        </w:rPr>
+        <w:t xml:space="preserve">Character Frequency </w:t>
+      </w:r>
+    </w:p>
+    <w:p>
+      <w:pPr>
+        <w:numPr>
+          <w:ilvl w:val="0"/>
+          <w:numId w:val="3"/>
+        </w:numPr>
+        <w:spacing w:before="100" w:beforeAutospacing="1" w:after="100" w:afterAutospacing="1" w:line="240" w:lineRule="auto"/>
+        <w:rPr>
+          <w:rFonts w:ascii="Times New Roman" w:eastAsia="Times New Roman" w:hAnsi="Times New Roman" w:cs="Times New Roman"/>
+          <w:sz w:val="24"/>
+          <w:szCs w:val="24"/>
+          <w:lang w:eastAsia="en-IN"/>
+        </w:rPr>
+      </w:pPr>
+      <w:r>
+        <w:rPr>
+          <w:rFonts w:ascii="Times New Roman" w:eastAsia="Times New Roman" w:hAnsi="Times New Roman" w:cs="Times New Roman"/>
+          <w:sz w:val="24"/>
+          <w:szCs w:val="24"/>
+          <w:lang w:eastAsia="en-IN"/>
+        </w:rPr>
+        <w:t xml:space="preserve">Remove Spaces </w:t>
+      </w:r>
+    </w:p>
+    <w:p>
+      <w:pPr>
+        <w:numPr>
+          <w:ilvl w:val="0"/>
+          <w:numId w:val="3"/>
+        </w:numPr>
+        <w:spacing w:before="100" w:beforeAutospacing="1" w:after="100" w:afterAutospacing="1" w:line="240" w:lineRule="auto"/>
+        <w:rPr>
+          <w:rFonts w:ascii="Times New Roman" w:eastAsia="Times New Roman" w:hAnsi="Times New Roman" w:cs="Times New Roman"/>
+          <w:sz w:val="24"/>
+          <w:szCs w:val="24"/>
+          <w:lang w:eastAsia="en-IN"/>
+        </w:rPr>
+      </w:pPr>
+      <w:r>
+        <w:rPr>
+          <w:rFonts w:ascii="Times New Roman" w:eastAsia="Times New Roman" w:hAnsi="Times New Roman" w:cs="Times New Roman"/>
           <w:noProof/>
           <w:sz w:val="24"/>
           <w:szCs w:val="24"/>
@@ -1352,13 +1496,13 @@
         <mc:AlternateContent>
           <mc:Choice Requires="wps">
             <w:drawing>
-              <wp:anchor distT="0" distB="0" distL="114300" distR="114300" simplePos="0" relativeHeight="251659264" behindDoc="0" locked="0" layoutInCell="1" allowOverlap="1" wp14:anchorId="246EC534" wp14:editId="2D578EFD">
+              <wp:anchor distT="0" distB="0" distL="114300" distR="114300" simplePos="0" relativeHeight="251659264" behindDoc="0" locked="0" layoutInCell="1" allowOverlap="1" wp14:anchorId="246EC534" wp14:editId="6306EC3A">
                 <wp:simplePos x="0" y="0"/>
                 <wp:positionH relativeFrom="margin">
-                  <wp:posOffset>-266369</wp:posOffset>
+                  <wp:posOffset>-238235</wp:posOffset>
                 </wp:positionH>
                 <wp:positionV relativeFrom="paragraph">
-                  <wp:posOffset>179705</wp:posOffset>
+                  <wp:posOffset>177717</wp:posOffset>
                 </wp:positionV>
                 <wp:extent cx="2711395" cy="7951"/>
                 <wp:effectExtent l="0" t="0" r="32385" b="30480"/>
@@ -1401,7 +1545,7 @@
           </mc:Choice>
           <mc:Fallback>
             <w:pict>
-              <v:line w14:anchorId="7975AD32" id="Straight Connector 2" o:spid="_x0000_s1026" style="position:absolute;flip:y;z-index:251659264;visibility:visible;mso-wrap-style:square;mso-wrap-distance-left:9pt;mso-wrap-distance-top:0;mso-wrap-distance-right:9pt;mso-wrap-distance-bottom:0;mso-position-horizontal:absolute;mso-position-horizontal-relative:margin;mso-position-vertical:absolute;mso-position-vertical-relative:text" from="-20.95pt,14.15pt" to="192.55pt,14.8pt" o:gfxdata="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" strokecolor="#4472c4 [3204]" strokeweight=".5pt">
+              <v:line w14:anchorId="0B659520" id="Straight Connector 2" o:spid="_x0000_s1026" style="position:absolute;flip:y;z-index:251659264;visibility:visible;mso-wrap-style:square;mso-wrap-distance-left:9pt;mso-wrap-distance-top:0;mso-wrap-distance-right:9pt;mso-wrap-distance-bottom:0;mso-position-horizontal:absolute;mso-position-horizontal-relative:margin;mso-position-vertical:absolute;mso-position-vertical-relative:text" from="-18.75pt,14pt" to="194.75pt,14.65pt" o:gfxdata="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" strokecolor="#4472c4 [3204]" strokeweight=".5pt">
                 <v:stroke joinstyle="miter"/>
                 <w10:wrap anchorx="margin"/>
               </v:line>
@@ -1409,150 +1553,6 @@
           </mc:Fallback>
         </mc:AlternateContent>
       </w:r>
-      <w:r>
-        <w:rPr>
-          <w:rFonts w:ascii="Times New Roman" w:eastAsia="Times New Roman" w:hAnsi="Times New Roman" w:cs="Times New Roman"/>
-          <w:sz w:val="24"/>
-          <w:szCs w:val="24"/>
-          <w:lang w:eastAsia="en-IN"/>
-        </w:rPr>
-        <w:t xml:space="preserve">Reverse String </w:t>
-      </w:r>
-    </w:p>
-    <w:p>
-      <w:pPr>
-        <w:numPr>
-          <w:ilvl w:val="0"/>
-          <w:numId w:val="3"/>
-        </w:numPr>
-        <w:spacing w:before="100" w:beforeAutospacing="1" w:after="100" w:afterAutospacing="1" w:line="240" w:lineRule="auto"/>
-        <w:rPr>
-          <w:rFonts w:ascii="Times New Roman" w:eastAsia="Times New Roman" w:hAnsi="Times New Roman" w:cs="Times New Roman"/>
-          <w:sz w:val="24"/>
-          <w:szCs w:val="24"/>
-          <w:lang w:eastAsia="en-IN"/>
-        </w:rPr>
-      </w:pPr>
-      <w:r>
-        <w:rPr>
-          <w:rFonts w:ascii="Times New Roman" w:eastAsia="Times New Roman" w:hAnsi="Times New Roman" w:cs="Times New Roman"/>
-          <w:sz w:val="24"/>
-          <w:szCs w:val="24"/>
-          <w:lang w:eastAsia="en-IN"/>
-        </w:rPr>
-        <w:t xml:space="preserve">Reverse Words </w:t>
-      </w:r>
-    </w:p>
-    <w:p>
-      <w:pPr>
-        <w:numPr>
-          <w:ilvl w:val="0"/>
-          <w:numId w:val="3"/>
-        </w:numPr>
-        <w:spacing w:before="100" w:beforeAutospacing="1" w:after="100" w:afterAutospacing="1" w:line="240" w:lineRule="auto"/>
-        <w:rPr>
-          <w:rFonts w:ascii="Times New Roman" w:eastAsia="Times New Roman" w:hAnsi="Times New Roman" w:cs="Times New Roman"/>
-          <w:sz w:val="24"/>
-          <w:szCs w:val="24"/>
-          <w:lang w:eastAsia="en-IN"/>
-        </w:rPr>
-      </w:pPr>
-      <w:r>
-        <w:rPr>
-          <w:rFonts w:ascii="Times New Roman" w:eastAsia="Times New Roman" w:hAnsi="Times New Roman" w:cs="Times New Roman"/>
-          <w:sz w:val="24"/>
-          <w:szCs w:val="24"/>
-          <w:lang w:eastAsia="en-IN"/>
-        </w:rPr>
-        <w:t xml:space="preserve">Palindrome </w:t>
-      </w:r>
-    </w:p>
-    <w:p>
-      <w:pPr>
-        <w:numPr>
-          <w:ilvl w:val="0"/>
-          <w:numId w:val="3"/>
-        </w:numPr>
-        <w:spacing w:before="100" w:beforeAutospacing="1" w:after="100" w:afterAutospacing="1" w:line="240" w:lineRule="auto"/>
-        <w:rPr>
-          <w:rFonts w:ascii="Times New Roman" w:eastAsia="Times New Roman" w:hAnsi="Times New Roman" w:cs="Times New Roman"/>
-          <w:sz w:val="24"/>
-          <w:szCs w:val="24"/>
-          <w:lang w:eastAsia="en-IN"/>
-        </w:rPr>
-      </w:pPr>
-      <w:r>
-        <w:rPr>
-          <w:rFonts w:ascii="Times New Roman" w:eastAsia="Times New Roman" w:hAnsi="Times New Roman" w:cs="Times New Roman"/>
-          <w:sz w:val="24"/>
-          <w:szCs w:val="24"/>
-          <w:lang w:eastAsia="en-IN"/>
-        </w:rPr>
-        <w:t xml:space="preserve">Valid Palindrome </w:t>
-      </w:r>
-    </w:p>
-    <w:p>
-      <w:pPr>
-        <w:numPr>
-          <w:ilvl w:val="0"/>
-          <w:numId w:val="3"/>
-        </w:numPr>
-        <w:spacing w:before="100" w:beforeAutospacing="1" w:after="100" w:afterAutospacing="1" w:line="240" w:lineRule="auto"/>
-        <w:rPr>
-          <w:rFonts w:ascii="Times New Roman" w:eastAsia="Times New Roman" w:hAnsi="Times New Roman" w:cs="Times New Roman"/>
-          <w:sz w:val="24"/>
-          <w:szCs w:val="24"/>
-          <w:lang w:eastAsia="en-IN"/>
-        </w:rPr>
-      </w:pPr>
-      <w:r>
-        <w:rPr>
-          <w:rFonts w:ascii="Times New Roman" w:eastAsia="Times New Roman" w:hAnsi="Times New Roman" w:cs="Times New Roman"/>
-          <w:sz w:val="24"/>
-          <w:szCs w:val="24"/>
-          <w:lang w:eastAsia="en-IN"/>
-        </w:rPr>
-        <w:t xml:space="preserve">Character Frequency </w:t>
-      </w:r>
-    </w:p>
-    <w:p>
-      <w:pPr>
-        <w:numPr>
-          <w:ilvl w:val="0"/>
-          <w:numId w:val="3"/>
-        </w:numPr>
-        <w:spacing w:before="100" w:beforeAutospacing="1" w:after="100" w:afterAutospacing="1" w:line="240" w:lineRule="auto"/>
-        <w:rPr>
-          <w:rFonts w:ascii="Times New Roman" w:eastAsia="Times New Roman" w:hAnsi="Times New Roman" w:cs="Times New Roman"/>
-          <w:sz w:val="24"/>
-          <w:szCs w:val="24"/>
-          <w:lang w:eastAsia="en-IN"/>
-        </w:rPr>
-      </w:pPr>
-      <w:r>
-        <w:rPr>
-          <w:rFonts w:ascii="Times New Roman" w:eastAsia="Times New Roman" w:hAnsi="Times New Roman" w:cs="Times New Roman"/>
-          <w:sz w:val="24"/>
-          <w:szCs w:val="24"/>
-          <w:lang w:eastAsia="en-IN"/>
-        </w:rPr>
-        <w:t xml:space="preserve">Remove Spaces </w:t>
-      </w:r>
-    </w:p>
-    <w:p>
-      <w:pPr>
-        <w:numPr>
-          <w:ilvl w:val="0"/>
-          <w:numId w:val="3"/>
-        </w:numPr>
-        <w:spacing w:before="100" w:beforeAutospacing="1" w:after="100" w:afterAutospacing="1" w:line="240" w:lineRule="auto"/>
-        <w:rPr>
-          <w:rFonts w:ascii="Times New Roman" w:eastAsia="Times New Roman" w:hAnsi="Times New Roman" w:cs="Times New Roman"/>
-          <w:sz w:val="24"/>
-          <w:szCs w:val="24"/>
-          <w:lang w:eastAsia="en-IN"/>
-        </w:rPr>
-      </w:pPr>
       <w:r>
         <w:rPr>
           <w:rFonts w:ascii="Times New Roman" w:eastAsia="Times New Roman" w:hAnsi="Times New Roman" w:cs="Times New Roman"/>

--- a/filter interview list2.docx
+++ b/filter interview list2.docx
@@ -1488,6 +1488,78 @@
       <w:r>
         <w:rPr>
           <w:rFonts w:ascii="Times New Roman" w:eastAsia="Times New Roman" w:hAnsi="Times New Roman" w:cs="Times New Roman"/>
+          <w:sz w:val="24"/>
+          <w:szCs w:val="24"/>
+          <w:lang w:eastAsia="en-IN"/>
+        </w:rPr>
+        <w:t xml:space="preserve">Remove Duplicates </w:t>
+      </w:r>
+    </w:p>
+    <w:p>
+      <w:pPr>
+        <w:numPr>
+          <w:ilvl w:val="0"/>
+          <w:numId w:val="3"/>
+        </w:numPr>
+        <w:spacing w:before="100" w:beforeAutospacing="1" w:after="100" w:afterAutospacing="1" w:line="240" w:lineRule="auto"/>
+        <w:rPr>
+          <w:rFonts w:ascii="Times New Roman" w:eastAsia="Times New Roman" w:hAnsi="Times New Roman" w:cs="Times New Roman"/>
+          <w:sz w:val="24"/>
+          <w:szCs w:val="24"/>
+          <w:lang w:eastAsia="en-IN"/>
+        </w:rPr>
+      </w:pPr>
+      <w:r>
+        <w:rPr>
+          <w:rFonts w:ascii="Times New Roman" w:eastAsia="Times New Roman" w:hAnsi="Times New Roman" w:cs="Times New Roman"/>
+          <w:sz w:val="24"/>
+          <w:szCs w:val="24"/>
+          <w:lang w:eastAsia="en-IN"/>
+        </w:rPr>
+        <w:t xml:space="preserve">Count Vowels </w:t>
+      </w:r>
+    </w:p>
+    <w:p>
+      <w:pPr>
+        <w:numPr>
+          <w:ilvl w:val="0"/>
+          <w:numId w:val="3"/>
+        </w:numPr>
+        <w:spacing w:before="100" w:beforeAutospacing="1" w:after="100" w:afterAutospacing="1" w:line="240" w:lineRule="auto"/>
+        <w:rPr>
+          <w:rFonts w:ascii="Times New Roman" w:eastAsia="Times New Roman" w:hAnsi="Times New Roman" w:cs="Times New Roman"/>
+          <w:sz w:val="24"/>
+          <w:szCs w:val="24"/>
+          <w:lang w:eastAsia="en-IN"/>
+        </w:rPr>
+      </w:pPr>
+      <w:r>
+        <w:rPr>
+          <w:rFonts w:ascii="Times New Roman" w:eastAsia="Times New Roman" w:hAnsi="Times New Roman" w:cs="Times New Roman"/>
+          <w:sz w:val="24"/>
+          <w:szCs w:val="24"/>
+          <w:lang w:eastAsia="en-IN"/>
+        </w:rPr>
+        <w:t xml:space="preserve">String Compression </w:t>
+      </w:r>
+    </w:p>
+    <w:p>
+      <w:pPr>
+        <w:numPr>
+          <w:ilvl w:val="0"/>
+          <w:numId w:val="3"/>
+        </w:numPr>
+        <w:spacing w:before="100" w:beforeAutospacing="1" w:after="100" w:afterAutospacing="1" w:line="240" w:lineRule="auto"/>
+        <w:rPr>
+          <w:rFonts w:ascii="Times New Roman" w:eastAsia="Times New Roman" w:hAnsi="Times New Roman" w:cs="Times New Roman"/>
+          <w:sz w:val="24"/>
+          <w:szCs w:val="24"/>
+          <w:lang w:eastAsia="en-IN"/>
+        </w:rPr>
+      </w:pPr>
+      <w:r>
+        <w:rPr>
+          <w:rFonts w:ascii="Times New Roman" w:eastAsia="Times New Roman" w:hAnsi="Times New Roman" w:cs="Times New Roman"/>
           <w:noProof/>
           <w:sz w:val="24"/>
           <w:szCs w:val="24"/>
@@ -1496,13 +1568,13 @@
         <mc:AlternateContent>
           <mc:Choice Requires="wps">
             <w:drawing>
-              <wp:anchor distT="0" distB="0" distL="114300" distR="114300" simplePos="0" relativeHeight="251659264" behindDoc="0" locked="0" layoutInCell="1" allowOverlap="1" wp14:anchorId="246EC534" wp14:editId="6306EC3A">
+              <wp:anchor distT="0" distB="0" distL="114300" distR="114300" simplePos="0" relativeHeight="251659264" behindDoc="0" locked="0" layoutInCell="1" allowOverlap="1" wp14:anchorId="246EC534" wp14:editId="7D7FEC6E">
                 <wp:simplePos x="0" y="0"/>
                 <wp:positionH relativeFrom="margin">
-                  <wp:posOffset>-238235</wp:posOffset>
+                  <wp:posOffset>-192708</wp:posOffset>
                 </wp:positionH>
                 <wp:positionV relativeFrom="paragraph">
-                  <wp:posOffset>177717</wp:posOffset>
+                  <wp:posOffset>178224</wp:posOffset>
                 </wp:positionV>
                 <wp:extent cx="2711395" cy="7951"/>
                 <wp:effectExtent l="0" t="0" r="32385" b="30480"/>
@@ -1545,7 +1617,7 @@
           </mc:Choice>
           <mc:Fallback>
             <w:pict>
-              <v:line w14:anchorId="0B659520" id="Straight Connector 2" o:spid="_x0000_s1026" style="position:absolute;flip:y;z-index:251659264;visibility:visible;mso-wrap-style:square;mso-wrap-distance-left:9pt;mso-wrap-distance-top:0;mso-wrap-distance-right:9pt;mso-wrap-distance-bottom:0;mso-position-horizontal:absolute;mso-position-horizontal-relative:margin;mso-position-vertical:absolute;mso-position-vertical-relative:text" from="-18.75pt,14pt" to="194.75pt,14.65pt" o:gfxdata="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" strokecolor="#4472c4 [3204]" strokeweight=".5pt">
+              <v:line w14:anchorId="23DCDB9F" id="Straight Connector 2" o:spid="_x0000_s1026" style="position:absolute;flip:y;z-index:251659264;visibility:visible;mso-wrap-style:square;mso-wrap-distance-left:9pt;mso-wrap-distance-top:0;mso-wrap-distance-right:9pt;mso-wrap-distance-bottom:0;mso-position-horizontal:absolute;mso-position-horizontal-relative:margin;mso-position-vertical:absolute;mso-position-vertical-relative:text" from="-15.15pt,14.05pt" to="198.35pt,14.7pt" o:gfxdata="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" strokecolor="#4472c4 [3204]" strokeweight=".5pt">
                 <v:stroke joinstyle="miter"/>
                 <w10:wrap anchorx="margin"/>
               </v:line>
@@ -1560,7 +1632,7 @@
           <w:szCs w:val="24"/>
           <w:lang w:eastAsia="en-IN"/>
         </w:rPr>
-        <w:t xml:space="preserve">Remove Duplicates </w:t>
+        <w:t>Rotation Check</w:t>
       </w:r>
     </w:p>
     <w:p>
@@ -1584,7 +1656,7 @@
           <w:szCs w:val="24"/>
           <w:lang w:eastAsia="en-IN"/>
         </w:rPr>
-        <w:t xml:space="preserve">Count Vowels </w:t>
+        <w:t xml:space="preserve">Longest Common Prefix </w:t>
       </w:r>
     </w:p>
     <w:p>
@@ -1608,7 +1680,7 @@
           <w:szCs w:val="24"/>
           <w:lang w:eastAsia="en-IN"/>
         </w:rPr>
-        <w:t xml:space="preserve">String Compression </w:t>
+        <w:t xml:space="preserve">Longest Substring Without Repeating Characters </w:t>
       </w:r>
     </w:p>
     <w:p>
@@ -1632,7 +1704,55 @@
           <w:szCs w:val="24"/>
           <w:lang w:eastAsia="en-IN"/>
         </w:rPr>
-        <w:t xml:space="preserve">Rotation Check </w:t>
+        <w:t xml:space="preserve">Valid Anagram (Revision)  </w:t>
+      </w:r>
+    </w:p>
+    <w:p>
+      <w:pPr>
+        <w:numPr>
+          <w:ilvl w:val="0"/>
+          <w:numId w:val="3"/>
+        </w:numPr>
+        <w:spacing w:before="100" w:beforeAutospacing="1" w:after="100" w:afterAutospacing="1" w:line="240" w:lineRule="auto"/>
+        <w:rPr>
+          <w:rFonts w:ascii="Times New Roman" w:eastAsia="Times New Roman" w:hAnsi="Times New Roman" w:cs="Times New Roman"/>
+          <w:sz w:val="24"/>
+          <w:szCs w:val="24"/>
+          <w:lang w:eastAsia="en-IN"/>
+        </w:rPr>
+      </w:pPr>
+      <w:r>
+        <w:rPr>
+          <w:rFonts w:ascii="Times New Roman" w:eastAsia="Times New Roman" w:hAnsi="Times New Roman" w:cs="Times New Roman"/>
+          <w:sz w:val="24"/>
+          <w:szCs w:val="24"/>
+          <w:lang w:eastAsia="en-IN"/>
+        </w:rPr>
+        <w:t xml:space="preserve">Isomorphic Strings </w:t>
+      </w:r>
+    </w:p>
+    <w:p>
+      <w:pPr>
+        <w:numPr>
+          <w:ilvl w:val="0"/>
+          <w:numId w:val="3"/>
+        </w:numPr>
+        <w:spacing w:before="100" w:beforeAutospacing="1" w:after="100" w:afterAutospacing="1" w:line="240" w:lineRule="auto"/>
+        <w:rPr>
+          <w:rFonts w:ascii="Times New Roman" w:eastAsia="Times New Roman" w:hAnsi="Times New Roman" w:cs="Times New Roman"/>
+          <w:sz w:val="24"/>
+          <w:szCs w:val="24"/>
+          <w:lang w:eastAsia="en-IN"/>
+        </w:rPr>
+      </w:pPr>
+      <w:r>
+        <w:rPr>
+          <w:rFonts w:ascii="Times New Roman" w:eastAsia="Times New Roman" w:hAnsi="Times New Roman" w:cs="Times New Roman"/>
+          <w:sz w:val="24"/>
+          <w:szCs w:val="24"/>
+          <w:lang w:eastAsia="en-IN"/>
+        </w:rPr>
+        <w:t>Reverse Vowels / Reverse Only Letters</w:t>
       </w:r>
     </w:p>
     <w:p>
@@ -1705,6 +1825,15 @@
         </w:rPr>
         <w:t xml:space="preserve">Reverse Array </w:t>
       </w:r>
+      <w:r>
+        <w:rPr>
+          <w:rFonts w:ascii="Times New Roman" w:eastAsia="Times New Roman" w:hAnsi="Times New Roman" w:cs="Times New Roman"/>
+          <w:sz w:val="24"/>
+          <w:szCs w:val="24"/>
+          <w:lang w:eastAsia="en-IN"/>
+        </w:rPr>
+        <w:t>(done)</w:t>
+      </w:r>
     </w:p>
     <w:p>
       <w:pPr>
@@ -1729,6 +1858,15 @@
         </w:rPr>
         <w:t xml:space="preserve">Reverse String </w:t>
       </w:r>
+      <w:r>
+        <w:rPr>
+          <w:rFonts w:ascii="Times New Roman" w:eastAsia="Times New Roman" w:hAnsi="Times New Roman" w:cs="Times New Roman"/>
+          <w:sz w:val="24"/>
+          <w:szCs w:val="24"/>
+          <w:lang w:eastAsia="en-IN"/>
+        </w:rPr>
+        <w:t>(done)</w:t>
+      </w:r>
     </w:p>
     <w:p>
       <w:pPr>
@@ -1753,6 +1891,15 @@
         </w:rPr>
         <w:t xml:space="preserve">Move Zeroes </w:t>
       </w:r>
+      <w:r>
+        <w:rPr>
+          <w:rFonts w:ascii="Times New Roman" w:eastAsia="Times New Roman" w:hAnsi="Times New Roman" w:cs="Times New Roman"/>
+          <w:sz w:val="24"/>
+          <w:szCs w:val="24"/>
+          <w:lang w:eastAsia="en-IN"/>
+        </w:rPr>
+        <w:t>(done)</w:t>
+      </w:r>
     </w:p>
     <w:p>
       <w:pPr>
@@ -1777,6 +1924,15 @@
         </w:rPr>
         <w:t xml:space="preserve">Remove Duplicates </w:t>
       </w:r>
+      <w:r>
+        <w:rPr>
+          <w:rFonts w:ascii="Times New Roman" w:eastAsia="Times New Roman" w:hAnsi="Times New Roman" w:cs="Times New Roman"/>
+          <w:sz w:val="24"/>
+          <w:szCs w:val="24"/>
+          <w:lang w:eastAsia="en-IN"/>
+        </w:rPr>
+        <w:t>(done)</w:t>
+      </w:r>
     </w:p>
     <w:p>
       <w:pPr>
@@ -1847,7 +2003,25 @@
           <w:szCs w:val="24"/>
           <w:lang w:eastAsia="en-IN"/>
         </w:rPr>
-        <w:t xml:space="preserve">Merge Sorted Arrays </w:t>
+        <w:t>Merge Sorted Arrays</w:t>
+      </w:r>
+      <w:r>
+        <w:rPr>
+          <w:rFonts w:ascii="Times New Roman" w:eastAsia="Times New Roman" w:hAnsi="Times New Roman" w:cs="Times New Roman"/>
+          <w:sz w:val="24"/>
+          <w:szCs w:val="24"/>
+          <w:lang w:eastAsia="en-IN"/>
+        </w:rPr>
+        <w:t>(done)</w:t>
+      </w:r>
+      <w:r>
+        <w:rPr>
+          <w:rFonts w:ascii="Times New Roman" w:eastAsia="Times New Roman" w:hAnsi="Times New Roman" w:cs="Times New Roman"/>
+          <w:sz w:val="24"/>
+          <w:szCs w:val="24"/>
+          <w:lang w:eastAsia="en-IN"/>
+        </w:rPr>
+        <w:t xml:space="preserve"> </w:t>
       </w:r>
     </w:p>
     <w:p>
@@ -2085,6 +2259,7 @@
           <w:szCs w:val="36"/>
           <w:lang w:eastAsia="en-IN"/>
         </w:rPr>
+        <w:lastRenderedPageBreak/>
         <w:t>Prefix Sum (4)</w:t>
       </w:r>
     </w:p>
@@ -2157,7 +2332,6 @@
           <w:szCs w:val="24"/>
           <w:lang w:eastAsia="en-IN"/>
         </w:rPr>
-        <w:lastRenderedPageBreak/>
         <w:t xml:space="preserve">Equilibrium Index </w:t>
       </w:r>
     </w:p>
@@ -2894,6 +3068,7 @@
           <w:szCs w:val="24"/>
           <w:lang w:eastAsia="en-IN"/>
         </w:rPr>
+        <w:lastRenderedPageBreak/>
         <w:pict w14:anchorId="0F1060DC">
           <v:rect id="_x0000_i1035" style="width:0;height:1.5pt" o:hralign="center" o:hrstd="t" o:hr="t" fillcolor="#a0a0a0" stroked="f"/>
         </w:pict>
@@ -2945,7 +3120,6 @@
           <w:szCs w:val="24"/>
           <w:lang w:eastAsia="en-IN"/>
         </w:rPr>
-        <w:lastRenderedPageBreak/>
         <w:t xml:space="preserve">Prime Number </w:t>
       </w:r>
     </w:p>
@@ -3677,6 +3851,7 @@
           <w:szCs w:val="24"/>
           <w:lang w:eastAsia="en-IN"/>
         </w:rPr>
+        <w:lastRenderedPageBreak/>
         <w:t xml:space="preserve">Balanced Brackets </w:t>
       </w:r>
     </w:p>
@@ -3745,7 +3920,6 @@
           <w:szCs w:val="24"/>
           <w:lang w:eastAsia="en-IN"/>
         </w:rPr>
-        <w:lastRenderedPageBreak/>
         <w:pict w14:anchorId="19A0F97F">
           <v:rect id="_x0000_i1040" style="width:0;height:1.5pt" o:hralign="center" o:hrstd="t" o:hr="t" fillcolor="#a0a0a0" stroked="f"/>
         </w:pict>

--- a/filter interview list2.docx
+++ b/filter interview list2.docx
@@ -2133,6 +2133,79 @@
           <w:lang w:eastAsia="en-IN"/>
         </w:rPr>
       </w:pPr>
+      <w:r>
+        <w:rPr>
+          <w:rFonts w:ascii="Times New Roman" w:eastAsia="Times New Roman" w:hAnsi="Times New Roman" w:cs="Times New Roman"/>
+          <w:noProof/>
+          <w:sz w:val="24"/>
+          <w:szCs w:val="24"/>
+          <w:lang w:eastAsia="en-IN"/>
+        </w:rPr>
+        <mc:AlternateContent>
+          <mc:Choice Requires="wps">
+            <w:drawing>
+              <wp:anchor distT="0" distB="0" distL="114300" distR="114300" simplePos="0" relativeHeight="251660288" behindDoc="0" locked="0" layoutInCell="1" allowOverlap="1" wp14:anchorId="510EF2D0" wp14:editId="30EC2D8F">
+                <wp:simplePos x="0" y="0"/>
+                <wp:positionH relativeFrom="column">
+                  <wp:posOffset>-351578</wp:posOffset>
+                </wp:positionH>
+                <wp:positionV relativeFrom="paragraph">
+                  <wp:posOffset>180975</wp:posOffset>
+                </wp:positionV>
+                <wp:extent cx="4665133" cy="12700"/>
+                <wp:effectExtent l="0" t="0" r="21590" b="25400"/>
+                <wp:wrapNone/>
+                <wp:docPr id="1" name="Straight Connector 1"/>
+                <wp:cNvGraphicFramePr/>
+                <a:graphic xmlns:a="http://schemas.openxmlformats.org/drawingml/2006/main">
+                  <a:graphicData uri="http://schemas.microsoft.com/office/word/2010/wordprocessingShape">
+                    <wps:wsp>
+                      <wps:cNvCnPr/>
+                      <wps:spPr>
+                        <a:xfrm flipV="1">
+                          <a:off x="0" y="0"/>
+                          <a:ext cx="4665133" cy="12700"/>
+                        </a:xfrm>
+                        <a:prstGeom prst="line">
+                          <a:avLst/>
+                        </a:prstGeom>
+                      </wps:spPr>
+                      <wps:style>
+                        <a:lnRef idx="1">
+                          <a:schemeClr val="accent1"/>
+                        </a:lnRef>
+                        <a:fillRef idx="0">
+                          <a:schemeClr val="accent1"/>
+                        </a:fillRef>
+                        <a:effectRef idx="0">
+                          <a:schemeClr val="accent1"/>
+                        </a:effectRef>
+                        <a:fontRef idx="minor">
+                          <a:schemeClr val="tx1"/>
+                        </a:fontRef>
+                      </wps:style>
+                      <wps:bodyPr/>
+                    </wps:wsp>
+                  </a:graphicData>
+                </a:graphic>
+                <wp14:sizeRelH relativeFrom="margin">
+                  <wp14:pctWidth>0</wp14:pctWidth>
+                </wp14:sizeRelH>
+                <wp14:sizeRelV relativeFrom="margin">
+                  <wp14:pctHeight>0</wp14:pctHeight>
+                </wp14:sizeRelV>
+              </wp:anchor>
+            </w:drawing>
+          </mc:Choice>
+          <mc:Fallback>
+            <w:pict>
+              <v:line w14:anchorId="4C3A7F2D" id="Straight Connector 1" o:spid="_x0000_s1026" style="position:absolute;flip:y;z-index:251660288;visibility:visible;mso-wrap-style:square;mso-width-percent:0;mso-height-percent:0;mso-wrap-distance-left:9pt;mso-wrap-distance-top:0;mso-wrap-distance-right:9pt;mso-wrap-distance-bottom:0;mso-position-horizontal:absolute;mso-position-horizontal-relative:text;mso-position-vertical:absolute;mso-position-vertical-relative:text;mso-width-percent:0;mso-height-percent:0;mso-width-relative:margin;mso-height-relative:margin" from="-27.7pt,14.25pt" to="339.65pt,15.25pt" o:gfxdata="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" strokecolor="#4472c4 [3204]" strokeweight=".5pt">
+                <v:stroke joinstyle="miter"/>
+              </v:line>
+            </w:pict>
+          </mc:Fallback>
+        </mc:AlternateContent>
+      </w:r>
       <w:r>
         <w:rPr>
           <w:rFonts w:ascii="Times New Roman" w:eastAsia="Times New Roman" w:hAnsi="Times New Roman" w:cs="Times New Roman"/>

--- a/filter interview list2.docx
+++ b/filter interview list2.docx
@@ -2136,6 +2136,97 @@
       <w:r>
         <w:rPr>
           <w:rFonts w:ascii="Times New Roman" w:eastAsia="Times New Roman" w:hAnsi="Times New Roman" w:cs="Times New Roman"/>
+          <w:sz w:val="24"/>
+          <w:szCs w:val="24"/>
+          <w:lang w:eastAsia="en-IN"/>
+        </w:rPr>
+        <w:t xml:space="preserve">First Negative in Every Window </w:t>
+      </w:r>
+    </w:p>
+    <w:p>
+      <w:pPr>
+        <w:numPr>
+          <w:ilvl w:val="0"/>
+          <w:numId w:val="5"/>
+        </w:numPr>
+        <w:spacing w:before="100" w:beforeAutospacing="1" w:after="100" w:afterAutospacing="1" w:line="240" w:lineRule="auto"/>
+        <w:rPr>
+          <w:rFonts w:ascii="Times New Roman" w:eastAsia="Times New Roman" w:hAnsi="Times New Roman" w:cs="Times New Roman"/>
+          <w:sz w:val="24"/>
+          <w:szCs w:val="24"/>
+          <w:lang w:eastAsia="en-IN"/>
+        </w:rPr>
+      </w:pPr>
+      <w:r>
+        <w:rPr>
+          <w:rFonts w:ascii="Times New Roman" w:eastAsia="Times New Roman" w:hAnsi="Times New Roman" w:cs="Times New Roman"/>
+          <w:sz w:val="24"/>
+          <w:szCs w:val="24"/>
+          <w:lang w:eastAsia="en-IN"/>
+        </w:rPr>
+        <w:t xml:space="preserve">Longest Substring Without Repeating Characters </w:t>
+      </w:r>
+    </w:p>
+    <w:p>
+      <w:pPr>
+        <w:pStyle w:val="ListParagraph"/>
+        <w:numPr>
+          <w:ilvl w:val="0"/>
+          <w:numId w:val="5"/>
+        </w:numPr>
+        <w:shd w:val="clear" w:color="auto" w:fill="1F1F1F"/>
+        <w:spacing w:after="0" w:line="285" w:lineRule="atLeast"/>
+        <w:rPr>
+          <w:rFonts w:ascii="Consolas" w:eastAsia="Times New Roman" w:hAnsi="Consolas" w:cs="Times New Roman"/>
+          <w:color w:val="CCCCCC"/>
+          <w:sz w:val="21"/>
+          <w:szCs w:val="21"/>
+          <w:lang w:eastAsia="en-IN"/>
+        </w:rPr>
+      </w:pPr>
+      <w:r>
+        <w:rPr>
+          <w:rFonts w:ascii="Consolas" w:eastAsia="Times New Roman" w:hAnsi="Consolas" w:cs="Times New Roman"/>
+          <w:color w:val="CE9178"/>
+          <w:sz w:val="21"/>
+          <w:szCs w:val="21"/>
+          <w:lang w:eastAsia="en-IN"/>
+        </w:rPr>
+        <w:t>Maximum Consecutive Ones III</w:t>
+      </w:r>
+    </w:p>
+    <w:p>
+      <w:pPr>
+        <w:numPr>
+          <w:ilvl w:val="0"/>
+          <w:numId w:val="5"/>
+        </w:numPr>
+        <w:spacing w:before="100" w:beforeAutospacing="1" w:after="100" w:afterAutospacing="1" w:line="240" w:lineRule="auto"/>
+        <w:rPr>
+          <w:rFonts w:ascii="Times New Roman" w:eastAsia="Times New Roman" w:hAnsi="Times New Roman" w:cs="Times New Roman"/>
+          <w:sz w:val="24"/>
+          <w:szCs w:val="24"/>
+          <w:lang w:eastAsia="en-IN"/>
+        </w:rPr>
+      </w:pPr>
+    </w:p>
+    <w:p>
+      <w:pPr>
+        <w:numPr>
+          <w:ilvl w:val="0"/>
+          <w:numId w:val="5"/>
+        </w:numPr>
+        <w:spacing w:before="100" w:beforeAutospacing="1" w:after="100" w:afterAutospacing="1" w:line="240" w:lineRule="auto"/>
+        <w:rPr>
+          <w:rFonts w:ascii="Times New Roman" w:eastAsia="Times New Roman" w:hAnsi="Times New Roman" w:cs="Times New Roman"/>
+          <w:sz w:val="24"/>
+          <w:szCs w:val="24"/>
+          <w:lang w:eastAsia="en-IN"/>
+        </w:rPr>
+      </w:pPr>
+      <w:r>
+        <w:rPr>
+          <w:rFonts w:ascii="Times New Roman" w:eastAsia="Times New Roman" w:hAnsi="Times New Roman" w:cs="Times New Roman"/>
           <w:noProof/>
           <w:sz w:val="24"/>
           <w:szCs w:val="24"/>
@@ -2144,13 +2235,13 @@
         <mc:AlternateContent>
           <mc:Choice Requires="wps">
             <w:drawing>
-              <wp:anchor distT="0" distB="0" distL="114300" distR="114300" simplePos="0" relativeHeight="251660288" behindDoc="0" locked="0" layoutInCell="1" allowOverlap="1" wp14:anchorId="510EF2D0" wp14:editId="30EC2D8F">
+              <wp:anchor distT="0" distB="0" distL="114300" distR="114300" simplePos="0" relativeHeight="251660288" behindDoc="0" locked="0" layoutInCell="1" allowOverlap="1" wp14:anchorId="510EF2D0" wp14:editId="074E2623">
                 <wp:simplePos x="0" y="0"/>
                 <wp:positionH relativeFrom="column">
-                  <wp:posOffset>-351578</wp:posOffset>
+                  <wp:posOffset>-456565</wp:posOffset>
                 </wp:positionH>
                 <wp:positionV relativeFrom="paragraph">
-                  <wp:posOffset>180975</wp:posOffset>
+                  <wp:posOffset>185208</wp:posOffset>
                 </wp:positionV>
                 <wp:extent cx="4665133" cy="12700"/>
                 <wp:effectExtent l="0" t="0" r="21590" b="25400"/>
@@ -2199,7 +2290,7 @@
           </mc:Choice>
           <mc:Fallback>
             <w:pict>
-              <v:line w14:anchorId="4C3A7F2D" id="Straight Connector 1" o:spid="_x0000_s1026" style="position:absolute;flip:y;z-index:251660288;visibility:visible;mso-wrap-style:square;mso-width-percent:0;mso-height-percent:0;mso-wrap-distance-left:9pt;mso-wrap-distance-top:0;mso-wrap-distance-right:9pt;mso-wrap-distance-bottom:0;mso-position-horizontal:absolute;mso-position-horizontal-relative:text;mso-position-vertical:absolute;mso-position-vertical-relative:text;mso-width-percent:0;mso-height-percent:0;mso-width-relative:margin;mso-height-relative:margin" from="-27.7pt,14.25pt" to="339.65pt,15.25pt" o:gfxdata="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" strokecolor="#4472c4 [3204]" strokeweight=".5pt">
+              <v:line w14:anchorId="10AAD03C" id="Straight Connector 1" o:spid="_x0000_s1026" style="position:absolute;flip:y;z-index:251660288;visibility:visible;mso-wrap-style:square;mso-width-percent:0;mso-height-percent:0;mso-wrap-distance-left:9pt;mso-wrap-distance-top:0;mso-wrap-distance-right:9pt;mso-wrap-distance-bottom:0;mso-position-horizontal:absolute;mso-position-horizontal-relative:text;mso-position-vertical:absolute;mso-position-vertical-relative:text;mso-width-percent:0;mso-height-percent:0;mso-width-relative:margin;mso-height-relative:margin" from="-35.95pt,14.6pt" to="331.4pt,15.6pt" o:gfxdata="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" strokecolor="#4472c4 [3204]" strokeweight=".5pt">
                 <v:stroke joinstyle="miter"/>
               </v:line>
             </w:pict>
@@ -2213,7 +2304,7 @@
           <w:szCs w:val="24"/>
           <w:lang w:eastAsia="en-IN"/>
         </w:rPr>
-        <w:t xml:space="preserve">First Negative in Every Window </w:t>
+        <w:t xml:space="preserve">Maximum Consecutive Ones </w:t>
       </w:r>
     </w:p>
     <w:p>
@@ -2237,54 +2328,6 @@
           <w:szCs w:val="24"/>
           <w:lang w:eastAsia="en-IN"/>
         </w:rPr>
-        <w:t xml:space="preserve">Longest Substring Without Repeating Characters </w:t>
-      </w:r>
-    </w:p>
-    <w:p>
-      <w:pPr>
-        <w:numPr>
-          <w:ilvl w:val="0"/>
-          <w:numId w:val="5"/>
-        </w:numPr>
-        <w:spacing w:before="100" w:beforeAutospacing="1" w:after="100" w:afterAutospacing="1" w:line="240" w:lineRule="auto"/>
-        <w:rPr>
-          <w:rFonts w:ascii="Times New Roman" w:eastAsia="Times New Roman" w:hAnsi="Times New Roman" w:cs="Times New Roman"/>
-          <w:sz w:val="24"/>
-          <w:szCs w:val="24"/>
-          <w:lang w:eastAsia="en-IN"/>
-        </w:rPr>
-      </w:pPr>
-      <w:r>
-        <w:rPr>
-          <w:rFonts w:ascii="Times New Roman" w:eastAsia="Times New Roman" w:hAnsi="Times New Roman" w:cs="Times New Roman"/>
-          <w:sz w:val="24"/>
-          <w:szCs w:val="24"/>
-          <w:lang w:eastAsia="en-IN"/>
-        </w:rPr>
-        <w:t xml:space="preserve">Maximum Consecutive Ones </w:t>
-      </w:r>
-    </w:p>
-    <w:p>
-      <w:pPr>
-        <w:numPr>
-          <w:ilvl w:val="0"/>
-          <w:numId w:val="5"/>
-        </w:numPr>
-        <w:spacing w:before="100" w:beforeAutospacing="1" w:after="100" w:afterAutospacing="1" w:line="240" w:lineRule="auto"/>
-        <w:rPr>
-          <w:rFonts w:ascii="Times New Roman" w:eastAsia="Times New Roman" w:hAnsi="Times New Roman" w:cs="Times New Roman"/>
-          <w:sz w:val="24"/>
-          <w:szCs w:val="24"/>
-          <w:lang w:eastAsia="en-IN"/>
-        </w:rPr>
-      </w:pPr>
-      <w:r>
-        <w:rPr>
-          <w:rFonts w:ascii="Times New Roman" w:eastAsia="Times New Roman" w:hAnsi="Times New Roman" w:cs="Times New Roman"/>
-          <w:sz w:val="24"/>
-          <w:szCs w:val="24"/>
-          <w:lang w:eastAsia="en-IN"/>
-        </w:rPr>
         <w:t xml:space="preserve">Fruits Into Basket </w:t>
       </w:r>
     </w:p>
@@ -2305,6 +2348,7 @@
           <w:szCs w:val="24"/>
           <w:lang w:eastAsia="en-IN"/>
         </w:rPr>
+        <w:lastRenderedPageBreak/>
         <w:pict w14:anchorId="7A4C2047">
           <v:rect id="_x0000_i1030" style="width:0;height:1.5pt" o:hralign="center" o:hrstd="t" o:hr="t" fillcolor="#a0a0a0" stroked="f"/>
         </w:pict>
@@ -2332,7 +2376,6 @@
           <w:szCs w:val="36"/>
           <w:lang w:eastAsia="en-IN"/>
         </w:rPr>
-        <w:lastRenderedPageBreak/>
         <w:t>Prefix Sum (4)</w:t>
       </w:r>
     </w:p>
@@ -3097,6 +3140,7 @@
           <w:szCs w:val="24"/>
           <w:lang w:eastAsia="en-IN"/>
         </w:rPr>
+        <w:lastRenderedPageBreak/>
         <w:t xml:space="preserve">Palindrome </w:t>
       </w:r>
     </w:p>
@@ -3141,7 +3185,6 @@
           <w:szCs w:val="24"/>
           <w:lang w:eastAsia="en-IN"/>
         </w:rPr>
-        <w:lastRenderedPageBreak/>
         <w:pict w14:anchorId="0F1060DC">
           <v:rect id="_x0000_i1035" style="width:0;height:1.5pt" o:hralign="center" o:hrstd="t" o:hr="t" fillcolor="#a0a0a0" stroked="f"/>
         </w:pict>
@@ -3900,6 +3943,7 @@
           <w:szCs w:val="36"/>
           <w:lang w:eastAsia="en-IN"/>
         </w:rPr>
+        <w:lastRenderedPageBreak/>
         <w:t>Stack</w:t>
       </w:r>
     </w:p>
@@ -3924,7 +3968,6 @@
           <w:szCs w:val="24"/>
           <w:lang w:eastAsia="en-IN"/>
         </w:rPr>
-        <w:lastRenderedPageBreak/>
         <w:t xml:space="preserve">Balanced Brackets </w:t>
       </w:r>
     </w:p>
@@ -7675,6 +7718,17 @@
       <w:lang w:eastAsia="en-IN"/>
     </w:rPr>
   </w:style>
+  <w:style w:type="paragraph" w:styleId="ListParagraph">
+    <w:name w:val="List Paragraph"/>
+    <w:basedOn w:val="Normal"/>
+    <w:uiPriority w:val="34"/>
+    <w:qFormat/>
+    <w:rsid w:val="005D0D63"/>
+    <w:pPr>
+      <w:ind w:left="720"/>
+      <w:contextualSpacing/>
+    </w:pPr>
+  </w:style>
 </w:styles>
 </file>
 

--- a/filter interview list2.docx
+++ b/filter interview list2.docx
@@ -30,9 +30,46 @@
           <w:szCs w:val="24"/>
           <w:lang w:eastAsia="en-IN"/>
         </w:rPr>
-        <w:t xml:space="preserve">ye meri final </w:t>
-      </w:r>
-      <w:proofErr w:type="spellStart"/>
+        <w:t>ye meri final final list hai.</w:t>
+      </w:r>
+      <w:r>
+        <w:rPr>
+          <w:rFonts w:ascii="Times New Roman" w:eastAsia="Times New Roman" w:hAnsi="Times New Roman" w:cs="Times New Roman"/>
+          <w:sz w:val="24"/>
+          <w:szCs w:val="24"/>
+          <w:lang w:eastAsia="en-IN"/>
+        </w:rPr>
+        <w:t xml:space="preserve"> </w:t>
+      </w:r>
+      <w:r>
+        <w:rPr>
+          <w:rFonts w:ascii="Segoe UI Emoji" w:eastAsia="Times New Roman" w:hAnsi="Segoe UI Emoji" w:cs="Segoe UI Emoji"/>
+          <w:sz w:val="24"/>
+          <w:szCs w:val="24"/>
+          <w:lang w:eastAsia="en-IN"/>
+        </w:rPr>
+        <w:t>❤️</w:t>
+      </w:r>
+    </w:p>
+    <w:p>
+      <w:pPr>
+        <w:spacing w:before="100" w:beforeAutospacing="1" w:after="100" w:afterAutospacing="1" w:line="240" w:lineRule="auto"/>
+        <w:rPr>
+          <w:rFonts w:ascii="Times New Roman" w:eastAsia="Times New Roman" w:hAnsi="Times New Roman" w:cs="Times New Roman"/>
+          <w:sz w:val="24"/>
+          <w:szCs w:val="24"/>
+          <w:lang w:eastAsia="en-IN"/>
+        </w:rPr>
+      </w:pPr>
+      <w:r>
+        <w:rPr>
+          <w:rFonts w:ascii="Times New Roman" w:eastAsia="Times New Roman" w:hAnsi="Times New Roman" w:cs="Times New Roman"/>
+          <w:sz w:val="24"/>
+          <w:szCs w:val="24"/>
+          <w:lang w:eastAsia="en-IN"/>
+        </w:rPr>
+        <w:t xml:space="preserve">Agar </w:t>
+      </w:r>
       <w:r>
         <w:rPr>
           <w:rFonts w:ascii="Times New Roman" w:eastAsia="Times New Roman" w:hAnsi="Times New Roman" w:cs="Times New Roman"/>
@@ -42,9 +79,28 @@
           <w:szCs w:val="24"/>
           <w:lang w:eastAsia="en-IN"/>
         </w:rPr>
-        <w:t>final</w:t>
-      </w:r>
-      <w:proofErr w:type="spellEnd"/>
+        <w:t>mera khud ka bhai</w:t>
+      </w:r>
+      <w:r>
+        <w:rPr>
+          <w:rFonts w:ascii="Times New Roman" w:eastAsia="Times New Roman" w:hAnsi="Times New Roman" w:cs="Times New Roman"/>
+          <w:sz w:val="24"/>
+          <w:szCs w:val="24"/>
+          <w:lang w:eastAsia="en-IN"/>
+        </w:rPr>
+        <w:t xml:space="preserve"> Python + Django fresher hota aur bolta:</w:t>
+      </w:r>
+    </w:p>
+    <w:p>
+      <w:pPr>
+        <w:spacing w:beforeAutospacing="1" w:after="100" w:afterAutospacing="1" w:line="240" w:lineRule="auto"/>
+        <w:rPr>
+          <w:rFonts w:ascii="Times New Roman" w:eastAsia="Times New Roman" w:hAnsi="Times New Roman" w:cs="Times New Roman"/>
+          <w:sz w:val="24"/>
+          <w:szCs w:val="24"/>
+          <w:lang w:eastAsia="en-IN"/>
+        </w:rPr>
+      </w:pPr>
       <w:r>
         <w:rPr>
           <w:rFonts w:ascii="Times New Roman" w:eastAsia="Times New Roman" w:hAnsi="Times New Roman" w:cs="Times New Roman"/>
@@ -54,9 +110,28 @@
           <w:szCs w:val="24"/>
           <w:lang w:eastAsia="en-IN"/>
         </w:rPr>
-        <w:t xml:space="preserve"> list </w:t>
-      </w:r>
-      <w:proofErr w:type="spellStart"/>
+        <w:t>"2 mahine me 6 LPA chahiye"</w:t>
+      </w:r>
+    </w:p>
+    <w:p>
+      <w:pPr>
+        <w:spacing w:before="100" w:beforeAutospacing="1" w:after="100" w:afterAutospacing="1" w:line="240" w:lineRule="auto"/>
+        <w:rPr>
+          <w:rFonts w:ascii="Times New Roman" w:eastAsia="Times New Roman" w:hAnsi="Times New Roman" w:cs="Times New Roman"/>
+          <w:sz w:val="24"/>
+          <w:szCs w:val="24"/>
+          <w:lang w:eastAsia="en-IN"/>
+        </w:rPr>
+      </w:pPr>
+      <w:r>
+        <w:rPr>
+          <w:rFonts w:ascii="Times New Roman" w:eastAsia="Times New Roman" w:hAnsi="Times New Roman" w:cs="Times New Roman"/>
+          <w:sz w:val="24"/>
+          <w:szCs w:val="24"/>
+          <w:lang w:eastAsia="en-IN"/>
+        </w:rPr>
+        <w:t xml:space="preserve">toh </w:t>
+      </w:r>
       <w:r>
         <w:rPr>
           <w:rFonts w:ascii="Times New Roman" w:eastAsia="Times New Roman" w:hAnsi="Times New Roman" w:cs="Times New Roman"/>
@@ -66,9 +141,28 @@
           <w:szCs w:val="24"/>
           <w:lang w:eastAsia="en-IN"/>
         </w:rPr>
-        <w:t>hai</w:t>
-      </w:r>
-      <w:proofErr w:type="spellEnd"/>
+        <w:t>main usse sirf ye hi list karwata.</w:t>
+      </w:r>
+    </w:p>
+    <w:p>
+      <w:pPr>
+        <w:spacing w:before="100" w:beforeAutospacing="1" w:after="100" w:afterAutospacing="1" w:line="240" w:lineRule="auto"/>
+        <w:rPr>
+          <w:rFonts w:ascii="Times New Roman" w:eastAsia="Times New Roman" w:hAnsi="Times New Roman" w:cs="Times New Roman"/>
+          <w:sz w:val="24"/>
+          <w:szCs w:val="24"/>
+          <w:lang w:eastAsia="en-IN"/>
+        </w:rPr>
+      </w:pPr>
+      <w:r>
+        <w:rPr>
+          <w:rFonts w:ascii="Times New Roman" w:eastAsia="Times New Roman" w:hAnsi="Times New Roman" w:cs="Times New Roman"/>
+          <w:sz w:val="24"/>
+          <w:szCs w:val="24"/>
+          <w:lang w:eastAsia="en-IN"/>
+        </w:rPr>
+        <w:t xml:space="preserve">Iske baad </w:t>
+      </w:r>
       <w:r>
         <w:rPr>
           <w:rFonts w:ascii="Times New Roman" w:eastAsia="Times New Roman" w:hAnsi="Times New Roman" w:cs="Times New Roman"/>
@@ -78,401 +172,7 @@
           <w:szCs w:val="24"/>
           <w:lang w:eastAsia="en-IN"/>
         </w:rPr>
-        <w:t>.</w:t>
-      </w:r>
-      <w:r>
-        <w:rPr>
-          <w:rFonts w:ascii="Times New Roman" w:eastAsia="Times New Roman" w:hAnsi="Times New Roman" w:cs="Times New Roman"/>
-          <w:sz w:val="24"/>
-          <w:szCs w:val="24"/>
-          <w:lang w:eastAsia="en-IN"/>
-        </w:rPr>
-        <w:t xml:space="preserve"> </w:t>
-      </w:r>
-      <w:r>
-        <w:rPr>
-          <w:rFonts w:ascii="Segoe UI Emoji" w:eastAsia="Times New Roman" w:hAnsi="Segoe UI Emoji" w:cs="Segoe UI Emoji"/>
-          <w:sz w:val="24"/>
-          <w:szCs w:val="24"/>
-          <w:lang w:eastAsia="en-IN"/>
-        </w:rPr>
-        <w:t>❤️</w:t>
-      </w:r>
-    </w:p>
-    <w:p>
-      <w:pPr>
-        <w:spacing w:before="100" w:beforeAutospacing="1" w:after="100" w:afterAutospacing="1" w:line="240" w:lineRule="auto"/>
-        <w:rPr>
-          <w:rFonts w:ascii="Times New Roman" w:eastAsia="Times New Roman" w:hAnsi="Times New Roman" w:cs="Times New Roman"/>
-          <w:sz w:val="24"/>
-          <w:szCs w:val="24"/>
-          <w:lang w:eastAsia="en-IN"/>
-        </w:rPr>
-      </w:pPr>
-      <w:r>
-        <w:rPr>
-          <w:rFonts w:ascii="Times New Roman" w:eastAsia="Times New Roman" w:hAnsi="Times New Roman" w:cs="Times New Roman"/>
-          <w:sz w:val="24"/>
-          <w:szCs w:val="24"/>
-          <w:lang w:eastAsia="en-IN"/>
-        </w:rPr>
-        <w:t xml:space="preserve">Agar </w:t>
-      </w:r>
-      <w:proofErr w:type="spellStart"/>
-      <w:r>
-        <w:rPr>
-          <w:rFonts w:ascii="Times New Roman" w:eastAsia="Times New Roman" w:hAnsi="Times New Roman" w:cs="Times New Roman"/>
-          <w:b/>
-          <w:bCs/>
-          <w:sz w:val="24"/>
-          <w:szCs w:val="24"/>
-          <w:lang w:eastAsia="en-IN"/>
-        </w:rPr>
-        <w:t>mera</w:t>
-      </w:r>
-      <w:proofErr w:type="spellEnd"/>
-      <w:r>
-        <w:rPr>
-          <w:rFonts w:ascii="Times New Roman" w:eastAsia="Times New Roman" w:hAnsi="Times New Roman" w:cs="Times New Roman"/>
-          <w:b/>
-          <w:bCs/>
-          <w:sz w:val="24"/>
-          <w:szCs w:val="24"/>
-          <w:lang w:eastAsia="en-IN"/>
-        </w:rPr>
-        <w:t xml:space="preserve"> khud ka bhai</w:t>
-      </w:r>
-      <w:r>
-        <w:rPr>
-          <w:rFonts w:ascii="Times New Roman" w:eastAsia="Times New Roman" w:hAnsi="Times New Roman" w:cs="Times New Roman"/>
-          <w:sz w:val="24"/>
-          <w:szCs w:val="24"/>
-          <w:lang w:eastAsia="en-IN"/>
-        </w:rPr>
-        <w:t xml:space="preserve"> Python + Django fresher </w:t>
-      </w:r>
-      <w:proofErr w:type="spellStart"/>
-      <w:r>
-        <w:rPr>
-          <w:rFonts w:ascii="Times New Roman" w:eastAsia="Times New Roman" w:hAnsi="Times New Roman" w:cs="Times New Roman"/>
-          <w:sz w:val="24"/>
-          <w:szCs w:val="24"/>
-          <w:lang w:eastAsia="en-IN"/>
-        </w:rPr>
-        <w:t>hota</w:t>
-      </w:r>
-      <w:proofErr w:type="spellEnd"/>
-      <w:r>
-        <w:rPr>
-          <w:rFonts w:ascii="Times New Roman" w:eastAsia="Times New Roman" w:hAnsi="Times New Roman" w:cs="Times New Roman"/>
-          <w:sz w:val="24"/>
-          <w:szCs w:val="24"/>
-          <w:lang w:eastAsia="en-IN"/>
-        </w:rPr>
-        <w:t xml:space="preserve"> aur </w:t>
-      </w:r>
-      <w:proofErr w:type="spellStart"/>
-      <w:r>
-        <w:rPr>
-          <w:rFonts w:ascii="Times New Roman" w:eastAsia="Times New Roman" w:hAnsi="Times New Roman" w:cs="Times New Roman"/>
-          <w:sz w:val="24"/>
-          <w:szCs w:val="24"/>
-          <w:lang w:eastAsia="en-IN"/>
-        </w:rPr>
-        <w:t>bolta</w:t>
-      </w:r>
-      <w:proofErr w:type="spellEnd"/>
-      <w:r>
-        <w:rPr>
-          <w:rFonts w:ascii="Times New Roman" w:eastAsia="Times New Roman" w:hAnsi="Times New Roman" w:cs="Times New Roman"/>
-          <w:sz w:val="24"/>
-          <w:szCs w:val="24"/>
-          <w:lang w:eastAsia="en-IN"/>
-        </w:rPr>
-        <w:t>:</w:t>
-      </w:r>
-    </w:p>
-    <w:p>
-      <w:pPr>
-        <w:spacing w:beforeAutospacing="1" w:after="100" w:afterAutospacing="1" w:line="240" w:lineRule="auto"/>
-        <w:rPr>
-          <w:rFonts w:ascii="Times New Roman" w:eastAsia="Times New Roman" w:hAnsi="Times New Roman" w:cs="Times New Roman"/>
-          <w:sz w:val="24"/>
-          <w:szCs w:val="24"/>
-          <w:lang w:eastAsia="en-IN"/>
-        </w:rPr>
-      </w:pPr>
-      <w:r>
-        <w:rPr>
-          <w:rFonts w:ascii="Times New Roman" w:eastAsia="Times New Roman" w:hAnsi="Times New Roman" w:cs="Times New Roman"/>
-          <w:b/>
-          <w:bCs/>
-          <w:sz w:val="24"/>
-          <w:szCs w:val="24"/>
-          <w:lang w:eastAsia="en-IN"/>
-        </w:rPr>
-        <w:t xml:space="preserve">"2 </w:t>
-      </w:r>
-      <w:proofErr w:type="spellStart"/>
-      <w:r>
-        <w:rPr>
-          <w:rFonts w:ascii="Times New Roman" w:eastAsia="Times New Roman" w:hAnsi="Times New Roman" w:cs="Times New Roman"/>
-          <w:b/>
-          <w:bCs/>
-          <w:sz w:val="24"/>
-          <w:szCs w:val="24"/>
-          <w:lang w:eastAsia="en-IN"/>
-        </w:rPr>
-        <w:t>mahine</w:t>
-      </w:r>
-      <w:proofErr w:type="spellEnd"/>
-      <w:r>
-        <w:rPr>
-          <w:rFonts w:ascii="Times New Roman" w:eastAsia="Times New Roman" w:hAnsi="Times New Roman" w:cs="Times New Roman"/>
-          <w:b/>
-          <w:bCs/>
-          <w:sz w:val="24"/>
-          <w:szCs w:val="24"/>
-          <w:lang w:eastAsia="en-IN"/>
-        </w:rPr>
-        <w:t xml:space="preserve"> me 6 LPA </w:t>
-      </w:r>
-      <w:proofErr w:type="spellStart"/>
-      <w:r>
-        <w:rPr>
-          <w:rFonts w:ascii="Times New Roman" w:eastAsia="Times New Roman" w:hAnsi="Times New Roman" w:cs="Times New Roman"/>
-          <w:b/>
-          <w:bCs/>
-          <w:sz w:val="24"/>
-          <w:szCs w:val="24"/>
-          <w:lang w:eastAsia="en-IN"/>
-        </w:rPr>
-        <w:t>chahiye</w:t>
-      </w:r>
-      <w:proofErr w:type="spellEnd"/>
-      <w:r>
-        <w:rPr>
-          <w:rFonts w:ascii="Times New Roman" w:eastAsia="Times New Roman" w:hAnsi="Times New Roman" w:cs="Times New Roman"/>
-          <w:b/>
-          <w:bCs/>
-          <w:sz w:val="24"/>
-          <w:szCs w:val="24"/>
-          <w:lang w:eastAsia="en-IN"/>
-        </w:rPr>
-        <w:t>"</w:t>
-      </w:r>
-    </w:p>
-    <w:p>
-      <w:pPr>
-        <w:spacing w:before="100" w:beforeAutospacing="1" w:after="100" w:afterAutospacing="1" w:line="240" w:lineRule="auto"/>
-        <w:rPr>
-          <w:rFonts w:ascii="Times New Roman" w:eastAsia="Times New Roman" w:hAnsi="Times New Roman" w:cs="Times New Roman"/>
-          <w:sz w:val="24"/>
-          <w:szCs w:val="24"/>
-          <w:lang w:eastAsia="en-IN"/>
-        </w:rPr>
-      </w:pPr>
-      <w:proofErr w:type="spellStart"/>
-      <w:r>
-        <w:rPr>
-          <w:rFonts w:ascii="Times New Roman" w:eastAsia="Times New Roman" w:hAnsi="Times New Roman" w:cs="Times New Roman"/>
-          <w:sz w:val="24"/>
-          <w:szCs w:val="24"/>
-          <w:lang w:eastAsia="en-IN"/>
-        </w:rPr>
-        <w:t>toh</w:t>
-      </w:r>
-      <w:proofErr w:type="spellEnd"/>
-      <w:r>
-        <w:rPr>
-          <w:rFonts w:ascii="Times New Roman" w:eastAsia="Times New Roman" w:hAnsi="Times New Roman" w:cs="Times New Roman"/>
-          <w:sz w:val="24"/>
-          <w:szCs w:val="24"/>
-          <w:lang w:eastAsia="en-IN"/>
-        </w:rPr>
-        <w:t xml:space="preserve"> </w:t>
-      </w:r>
-      <w:r>
-        <w:rPr>
-          <w:rFonts w:ascii="Times New Roman" w:eastAsia="Times New Roman" w:hAnsi="Times New Roman" w:cs="Times New Roman"/>
-          <w:b/>
-          <w:bCs/>
-          <w:sz w:val="24"/>
-          <w:szCs w:val="24"/>
-          <w:lang w:eastAsia="en-IN"/>
-        </w:rPr>
-        <w:t xml:space="preserve">main </w:t>
-      </w:r>
-      <w:proofErr w:type="spellStart"/>
-      <w:r>
-        <w:rPr>
-          <w:rFonts w:ascii="Times New Roman" w:eastAsia="Times New Roman" w:hAnsi="Times New Roman" w:cs="Times New Roman"/>
-          <w:b/>
-          <w:bCs/>
-          <w:sz w:val="24"/>
-          <w:szCs w:val="24"/>
-          <w:lang w:eastAsia="en-IN"/>
-        </w:rPr>
-        <w:t>usse</w:t>
-      </w:r>
-      <w:proofErr w:type="spellEnd"/>
-      <w:r>
-        <w:rPr>
-          <w:rFonts w:ascii="Times New Roman" w:eastAsia="Times New Roman" w:hAnsi="Times New Roman" w:cs="Times New Roman"/>
-          <w:b/>
-          <w:bCs/>
-          <w:sz w:val="24"/>
-          <w:szCs w:val="24"/>
-          <w:lang w:eastAsia="en-IN"/>
-        </w:rPr>
-        <w:t xml:space="preserve"> </w:t>
-      </w:r>
-      <w:proofErr w:type="spellStart"/>
-      <w:r>
-        <w:rPr>
-          <w:rFonts w:ascii="Times New Roman" w:eastAsia="Times New Roman" w:hAnsi="Times New Roman" w:cs="Times New Roman"/>
-          <w:b/>
-          <w:bCs/>
-          <w:sz w:val="24"/>
-          <w:szCs w:val="24"/>
-          <w:lang w:eastAsia="en-IN"/>
-        </w:rPr>
-        <w:t>sirf</w:t>
-      </w:r>
-      <w:proofErr w:type="spellEnd"/>
-      <w:r>
-        <w:rPr>
-          <w:rFonts w:ascii="Times New Roman" w:eastAsia="Times New Roman" w:hAnsi="Times New Roman" w:cs="Times New Roman"/>
-          <w:b/>
-          <w:bCs/>
-          <w:sz w:val="24"/>
-          <w:szCs w:val="24"/>
-          <w:lang w:eastAsia="en-IN"/>
-        </w:rPr>
-        <w:t xml:space="preserve"> ye hi list </w:t>
-      </w:r>
-      <w:proofErr w:type="spellStart"/>
-      <w:r>
-        <w:rPr>
-          <w:rFonts w:ascii="Times New Roman" w:eastAsia="Times New Roman" w:hAnsi="Times New Roman" w:cs="Times New Roman"/>
-          <w:b/>
-          <w:bCs/>
-          <w:sz w:val="24"/>
-          <w:szCs w:val="24"/>
-          <w:lang w:eastAsia="en-IN"/>
-        </w:rPr>
-        <w:t>karwata</w:t>
-      </w:r>
-      <w:proofErr w:type="spellEnd"/>
-      <w:r>
-        <w:rPr>
-          <w:rFonts w:ascii="Times New Roman" w:eastAsia="Times New Roman" w:hAnsi="Times New Roman" w:cs="Times New Roman"/>
-          <w:b/>
-          <w:bCs/>
-          <w:sz w:val="24"/>
-          <w:szCs w:val="24"/>
-          <w:lang w:eastAsia="en-IN"/>
-        </w:rPr>
-        <w:t>.</w:t>
-      </w:r>
-    </w:p>
-    <w:p>
-      <w:pPr>
-        <w:spacing w:before="100" w:beforeAutospacing="1" w:after="100" w:afterAutospacing="1" w:line="240" w:lineRule="auto"/>
-        <w:rPr>
-          <w:rFonts w:ascii="Times New Roman" w:eastAsia="Times New Roman" w:hAnsi="Times New Roman" w:cs="Times New Roman"/>
-          <w:sz w:val="24"/>
-          <w:szCs w:val="24"/>
-          <w:lang w:eastAsia="en-IN"/>
-        </w:rPr>
-      </w:pPr>
-      <w:r>
-        <w:rPr>
-          <w:rFonts w:ascii="Times New Roman" w:eastAsia="Times New Roman" w:hAnsi="Times New Roman" w:cs="Times New Roman"/>
-          <w:sz w:val="24"/>
-          <w:szCs w:val="24"/>
-          <w:lang w:eastAsia="en-IN"/>
-        </w:rPr>
-        <w:t xml:space="preserve">Iske </w:t>
-      </w:r>
-      <w:proofErr w:type="spellStart"/>
-      <w:r>
-        <w:rPr>
-          <w:rFonts w:ascii="Times New Roman" w:eastAsia="Times New Roman" w:hAnsi="Times New Roman" w:cs="Times New Roman"/>
-          <w:sz w:val="24"/>
-          <w:szCs w:val="24"/>
-          <w:lang w:eastAsia="en-IN"/>
-        </w:rPr>
-        <w:t>baad</w:t>
-      </w:r>
-      <w:proofErr w:type="spellEnd"/>
-      <w:r>
-        <w:rPr>
-          <w:rFonts w:ascii="Times New Roman" w:eastAsia="Times New Roman" w:hAnsi="Times New Roman" w:cs="Times New Roman"/>
-          <w:sz w:val="24"/>
-          <w:szCs w:val="24"/>
-          <w:lang w:eastAsia="en-IN"/>
-        </w:rPr>
-        <w:t xml:space="preserve"> </w:t>
-      </w:r>
-      <w:r>
-        <w:rPr>
-          <w:rFonts w:ascii="Times New Roman" w:eastAsia="Times New Roman" w:hAnsi="Times New Roman" w:cs="Times New Roman"/>
-          <w:b/>
-          <w:bCs/>
-          <w:sz w:val="24"/>
-          <w:szCs w:val="24"/>
-          <w:lang w:eastAsia="en-IN"/>
-        </w:rPr>
-        <w:t xml:space="preserve">ek </w:t>
-      </w:r>
-      <w:proofErr w:type="spellStart"/>
-      <w:r>
-        <w:rPr>
-          <w:rFonts w:ascii="Times New Roman" w:eastAsia="Times New Roman" w:hAnsi="Times New Roman" w:cs="Times New Roman"/>
-          <w:b/>
-          <w:bCs/>
-          <w:sz w:val="24"/>
-          <w:szCs w:val="24"/>
-          <w:lang w:eastAsia="en-IN"/>
-        </w:rPr>
-        <w:t>bhi</w:t>
-      </w:r>
-      <w:proofErr w:type="spellEnd"/>
-      <w:r>
-        <w:rPr>
-          <w:rFonts w:ascii="Times New Roman" w:eastAsia="Times New Roman" w:hAnsi="Times New Roman" w:cs="Times New Roman"/>
-          <w:b/>
-          <w:bCs/>
-          <w:sz w:val="24"/>
-          <w:szCs w:val="24"/>
-          <w:lang w:eastAsia="en-IN"/>
-        </w:rPr>
-        <w:t xml:space="preserve"> DSA question add mat </w:t>
-      </w:r>
-      <w:proofErr w:type="spellStart"/>
-      <w:r>
-        <w:rPr>
-          <w:rFonts w:ascii="Times New Roman" w:eastAsia="Times New Roman" w:hAnsi="Times New Roman" w:cs="Times New Roman"/>
-          <w:b/>
-          <w:bCs/>
-          <w:sz w:val="24"/>
-          <w:szCs w:val="24"/>
-          <w:lang w:eastAsia="en-IN"/>
-        </w:rPr>
-        <w:t>karna</w:t>
-      </w:r>
-      <w:proofErr w:type="spellEnd"/>
-      <w:r>
-        <w:rPr>
-          <w:rFonts w:ascii="Times New Roman" w:eastAsia="Times New Roman" w:hAnsi="Times New Roman" w:cs="Times New Roman"/>
-          <w:b/>
-          <w:bCs/>
-          <w:sz w:val="24"/>
-          <w:szCs w:val="24"/>
-          <w:lang w:eastAsia="en-IN"/>
-        </w:rPr>
-        <w:t>.</w:t>
+        <w:t>ek bhi DSA question add mat karna.</w:t>
       </w:r>
     </w:p>
     <w:p>
@@ -851,25 +551,14 @@
           <w:lang w:eastAsia="en-IN"/>
         </w:rPr>
       </w:pPr>
-      <w:proofErr w:type="spellStart"/>
-      <w:r>
-        <w:rPr>
-          <w:rFonts w:ascii="Times New Roman" w:eastAsia="Times New Roman" w:hAnsi="Times New Roman" w:cs="Times New Roman"/>
-          <w:sz w:val="24"/>
-          <w:szCs w:val="24"/>
-          <w:lang w:eastAsia="en-IN"/>
-        </w:rPr>
-        <w:t>Kadane's</w:t>
-      </w:r>
-      <w:proofErr w:type="spellEnd"/>
-      <w:r>
-        <w:rPr>
-          <w:rFonts w:ascii="Times New Roman" w:eastAsia="Times New Roman" w:hAnsi="Times New Roman" w:cs="Times New Roman"/>
-          <w:sz w:val="24"/>
-          <w:szCs w:val="24"/>
-          <w:lang w:eastAsia="en-IN"/>
-        </w:rPr>
-        <w:t xml:space="preserve"> Algorithm </w:t>
+      <w:r>
+        <w:rPr>
+          <w:rFonts w:ascii="Times New Roman" w:eastAsia="Times New Roman" w:hAnsi="Times New Roman" w:cs="Times New Roman"/>
+          <w:sz w:val="24"/>
+          <w:szCs w:val="24"/>
+          <w:lang w:eastAsia="en-IN"/>
+        </w:rPr>
+        <w:t xml:space="preserve">Kadane's Algorithm </w:t>
       </w:r>
     </w:p>
     <w:p>
@@ -2224,79 +1913,6 @@
           <w:lang w:eastAsia="en-IN"/>
         </w:rPr>
       </w:pPr>
-      <w:r>
-        <w:rPr>
-          <w:rFonts w:ascii="Times New Roman" w:eastAsia="Times New Roman" w:hAnsi="Times New Roman" w:cs="Times New Roman"/>
-          <w:noProof/>
-          <w:sz w:val="24"/>
-          <w:szCs w:val="24"/>
-          <w:lang w:eastAsia="en-IN"/>
-        </w:rPr>
-        <mc:AlternateContent>
-          <mc:Choice Requires="wps">
-            <w:drawing>
-              <wp:anchor distT="0" distB="0" distL="114300" distR="114300" simplePos="0" relativeHeight="251660288" behindDoc="0" locked="0" layoutInCell="1" allowOverlap="1" wp14:anchorId="510EF2D0" wp14:editId="074E2623">
-                <wp:simplePos x="0" y="0"/>
-                <wp:positionH relativeFrom="column">
-                  <wp:posOffset>-456565</wp:posOffset>
-                </wp:positionH>
-                <wp:positionV relativeFrom="paragraph">
-                  <wp:posOffset>185208</wp:posOffset>
-                </wp:positionV>
-                <wp:extent cx="4665133" cy="12700"/>
-                <wp:effectExtent l="0" t="0" r="21590" b="25400"/>
-                <wp:wrapNone/>
-                <wp:docPr id="1" name="Straight Connector 1"/>
-                <wp:cNvGraphicFramePr/>
-                <a:graphic xmlns:a="http://schemas.openxmlformats.org/drawingml/2006/main">
-                  <a:graphicData uri="http://schemas.microsoft.com/office/word/2010/wordprocessingShape">
-                    <wps:wsp>
-                      <wps:cNvCnPr/>
-                      <wps:spPr>
-                        <a:xfrm flipV="1">
-                          <a:off x="0" y="0"/>
-                          <a:ext cx="4665133" cy="12700"/>
-                        </a:xfrm>
-                        <a:prstGeom prst="line">
-                          <a:avLst/>
-                        </a:prstGeom>
-                      </wps:spPr>
-                      <wps:style>
-                        <a:lnRef idx="1">
-                          <a:schemeClr val="accent1"/>
-                        </a:lnRef>
-                        <a:fillRef idx="0">
-                          <a:schemeClr val="accent1"/>
-                        </a:fillRef>
-                        <a:effectRef idx="0">
-                          <a:schemeClr val="accent1"/>
-                        </a:effectRef>
-                        <a:fontRef idx="minor">
-                          <a:schemeClr val="tx1"/>
-                        </a:fontRef>
-                      </wps:style>
-                      <wps:bodyPr/>
-                    </wps:wsp>
-                  </a:graphicData>
-                </a:graphic>
-                <wp14:sizeRelH relativeFrom="margin">
-                  <wp14:pctWidth>0</wp14:pctWidth>
-                </wp14:sizeRelH>
-                <wp14:sizeRelV relativeFrom="margin">
-                  <wp14:pctHeight>0</wp14:pctHeight>
-                </wp14:sizeRelV>
-              </wp:anchor>
-            </w:drawing>
-          </mc:Choice>
-          <mc:Fallback>
-            <w:pict>
-              <v:line w14:anchorId="10AAD03C" id="Straight Connector 1" o:spid="_x0000_s1026" style="position:absolute;flip:y;z-index:251660288;visibility:visible;mso-wrap-style:square;mso-width-percent:0;mso-height-percent:0;mso-wrap-distance-left:9pt;mso-wrap-distance-top:0;mso-wrap-distance-right:9pt;mso-wrap-distance-bottom:0;mso-position-horizontal:absolute;mso-position-horizontal-relative:text;mso-position-vertical:absolute;mso-position-vertical-relative:text;mso-width-percent:0;mso-height-percent:0;mso-width-relative:margin;mso-height-relative:margin" from="-35.95pt,14.6pt" to="331.4pt,15.6pt" o:gfxdata="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" strokecolor="#4472c4 [3204]" strokeweight=".5pt">
-                <v:stroke joinstyle="miter"/>
-              </v:line>
-            </w:pict>
-          </mc:Fallback>
-        </mc:AlternateContent>
-      </w:r>
       <w:r>
         <w:rPr>
           <w:rFonts w:ascii="Times New Roman" w:eastAsia="Times New Roman" w:hAnsi="Times New Roman" w:cs="Times New Roman"/>

--- a/filter interview list2.docx
+++ b/filter interview list2.docx
@@ -30,46 +30,9 @@
           <w:szCs w:val="24"/>
           <w:lang w:eastAsia="en-IN"/>
         </w:rPr>
-        <w:t>ye meri final final list hai.</w:t>
-      </w:r>
-      <w:r>
-        <w:rPr>
-          <w:rFonts w:ascii="Times New Roman" w:eastAsia="Times New Roman" w:hAnsi="Times New Roman" w:cs="Times New Roman"/>
-          <w:sz w:val="24"/>
-          <w:szCs w:val="24"/>
-          <w:lang w:eastAsia="en-IN"/>
-        </w:rPr>
-        <w:t xml:space="preserve"> </w:t>
-      </w:r>
-      <w:r>
-        <w:rPr>
-          <w:rFonts w:ascii="Segoe UI Emoji" w:eastAsia="Times New Roman" w:hAnsi="Segoe UI Emoji" w:cs="Segoe UI Emoji"/>
-          <w:sz w:val="24"/>
-          <w:szCs w:val="24"/>
-          <w:lang w:eastAsia="en-IN"/>
-        </w:rPr>
-        <w:t>❤️</w:t>
-      </w:r>
-    </w:p>
-    <w:p>
-      <w:pPr>
-        <w:spacing w:before="100" w:beforeAutospacing="1" w:after="100" w:afterAutospacing="1" w:line="240" w:lineRule="auto"/>
-        <w:rPr>
-          <w:rFonts w:ascii="Times New Roman" w:eastAsia="Times New Roman" w:hAnsi="Times New Roman" w:cs="Times New Roman"/>
-          <w:sz w:val="24"/>
-          <w:szCs w:val="24"/>
-          <w:lang w:eastAsia="en-IN"/>
-        </w:rPr>
-      </w:pPr>
-      <w:r>
-        <w:rPr>
-          <w:rFonts w:ascii="Times New Roman" w:eastAsia="Times New Roman" w:hAnsi="Times New Roman" w:cs="Times New Roman"/>
-          <w:sz w:val="24"/>
-          <w:szCs w:val="24"/>
-          <w:lang w:eastAsia="en-IN"/>
-        </w:rPr>
-        <w:t xml:space="preserve">Agar </w:t>
-      </w:r>
+        <w:t xml:space="preserve">ye meri final </w:t>
+      </w:r>
+      <w:proofErr w:type="spellStart"/>
       <w:r>
         <w:rPr>
           <w:rFonts w:ascii="Times New Roman" w:eastAsia="Times New Roman" w:hAnsi="Times New Roman" w:cs="Times New Roman"/>
@@ -79,28 +42,9 @@
           <w:szCs w:val="24"/>
           <w:lang w:eastAsia="en-IN"/>
         </w:rPr>
-        <w:t>mera khud ka bhai</w:t>
-      </w:r>
-      <w:r>
-        <w:rPr>
-          <w:rFonts w:ascii="Times New Roman" w:eastAsia="Times New Roman" w:hAnsi="Times New Roman" w:cs="Times New Roman"/>
-          <w:sz w:val="24"/>
-          <w:szCs w:val="24"/>
-          <w:lang w:eastAsia="en-IN"/>
-        </w:rPr>
-        <w:t xml:space="preserve"> Python + Django fresher hota aur bolta:</w:t>
-      </w:r>
-    </w:p>
-    <w:p>
-      <w:pPr>
-        <w:spacing w:beforeAutospacing="1" w:after="100" w:afterAutospacing="1" w:line="240" w:lineRule="auto"/>
-        <w:rPr>
-          <w:rFonts w:ascii="Times New Roman" w:eastAsia="Times New Roman" w:hAnsi="Times New Roman" w:cs="Times New Roman"/>
-          <w:sz w:val="24"/>
-          <w:szCs w:val="24"/>
-          <w:lang w:eastAsia="en-IN"/>
-        </w:rPr>
-      </w:pPr>
+        <w:t>final</w:t>
+      </w:r>
+      <w:proofErr w:type="spellEnd"/>
       <w:r>
         <w:rPr>
           <w:rFonts w:ascii="Times New Roman" w:eastAsia="Times New Roman" w:hAnsi="Times New Roman" w:cs="Times New Roman"/>
@@ -110,28 +54,9 @@
           <w:szCs w:val="24"/>
           <w:lang w:eastAsia="en-IN"/>
         </w:rPr>
-        <w:t>"2 mahine me 6 LPA chahiye"</w:t>
-      </w:r>
-    </w:p>
-    <w:p>
-      <w:pPr>
-        <w:spacing w:before="100" w:beforeAutospacing="1" w:after="100" w:afterAutospacing="1" w:line="240" w:lineRule="auto"/>
-        <w:rPr>
-          <w:rFonts w:ascii="Times New Roman" w:eastAsia="Times New Roman" w:hAnsi="Times New Roman" w:cs="Times New Roman"/>
-          <w:sz w:val="24"/>
-          <w:szCs w:val="24"/>
-          <w:lang w:eastAsia="en-IN"/>
-        </w:rPr>
-      </w:pPr>
-      <w:r>
-        <w:rPr>
-          <w:rFonts w:ascii="Times New Roman" w:eastAsia="Times New Roman" w:hAnsi="Times New Roman" w:cs="Times New Roman"/>
-          <w:sz w:val="24"/>
-          <w:szCs w:val="24"/>
-          <w:lang w:eastAsia="en-IN"/>
-        </w:rPr>
-        <w:t xml:space="preserve">toh </w:t>
-      </w:r>
+        <w:t xml:space="preserve"> list </w:t>
+      </w:r>
+      <w:proofErr w:type="spellStart"/>
       <w:r>
         <w:rPr>
           <w:rFonts w:ascii="Times New Roman" w:eastAsia="Times New Roman" w:hAnsi="Times New Roman" w:cs="Times New Roman"/>
@@ -141,28 +66,9 @@
           <w:szCs w:val="24"/>
           <w:lang w:eastAsia="en-IN"/>
         </w:rPr>
-        <w:t>main usse sirf ye hi list karwata.</w:t>
-      </w:r>
-    </w:p>
-    <w:p>
-      <w:pPr>
-        <w:spacing w:before="100" w:beforeAutospacing="1" w:after="100" w:afterAutospacing="1" w:line="240" w:lineRule="auto"/>
-        <w:rPr>
-          <w:rFonts w:ascii="Times New Roman" w:eastAsia="Times New Roman" w:hAnsi="Times New Roman" w:cs="Times New Roman"/>
-          <w:sz w:val="24"/>
-          <w:szCs w:val="24"/>
-          <w:lang w:eastAsia="en-IN"/>
-        </w:rPr>
-      </w:pPr>
-      <w:r>
-        <w:rPr>
-          <w:rFonts w:ascii="Times New Roman" w:eastAsia="Times New Roman" w:hAnsi="Times New Roman" w:cs="Times New Roman"/>
-          <w:sz w:val="24"/>
-          <w:szCs w:val="24"/>
-          <w:lang w:eastAsia="en-IN"/>
-        </w:rPr>
-        <w:t xml:space="preserve">Iske baad </w:t>
-      </w:r>
+        <w:t>hai</w:t>
+      </w:r>
+      <w:proofErr w:type="spellEnd"/>
       <w:r>
         <w:rPr>
           <w:rFonts w:ascii="Times New Roman" w:eastAsia="Times New Roman" w:hAnsi="Times New Roman" w:cs="Times New Roman"/>
@@ -172,7 +78,401 @@
           <w:szCs w:val="24"/>
           <w:lang w:eastAsia="en-IN"/>
         </w:rPr>
-        <w:t>ek bhi DSA question add mat karna.</w:t>
+        <w:t>.</w:t>
+      </w:r>
+      <w:r>
+        <w:rPr>
+          <w:rFonts w:ascii="Times New Roman" w:eastAsia="Times New Roman" w:hAnsi="Times New Roman" w:cs="Times New Roman"/>
+          <w:sz w:val="24"/>
+          <w:szCs w:val="24"/>
+          <w:lang w:eastAsia="en-IN"/>
+        </w:rPr>
+        <w:t xml:space="preserve"> </w:t>
+      </w:r>
+      <w:r>
+        <w:rPr>
+          <w:rFonts w:ascii="Segoe UI Emoji" w:eastAsia="Times New Roman" w:hAnsi="Segoe UI Emoji" w:cs="Segoe UI Emoji"/>
+          <w:sz w:val="24"/>
+          <w:szCs w:val="24"/>
+          <w:lang w:eastAsia="en-IN"/>
+        </w:rPr>
+        <w:t>❤️</w:t>
+      </w:r>
+    </w:p>
+    <w:p>
+      <w:pPr>
+        <w:spacing w:before="100" w:beforeAutospacing="1" w:after="100" w:afterAutospacing="1" w:line="240" w:lineRule="auto"/>
+        <w:rPr>
+          <w:rFonts w:ascii="Times New Roman" w:eastAsia="Times New Roman" w:hAnsi="Times New Roman" w:cs="Times New Roman"/>
+          <w:sz w:val="24"/>
+          <w:szCs w:val="24"/>
+          <w:lang w:eastAsia="en-IN"/>
+        </w:rPr>
+      </w:pPr>
+      <w:r>
+        <w:rPr>
+          <w:rFonts w:ascii="Times New Roman" w:eastAsia="Times New Roman" w:hAnsi="Times New Roman" w:cs="Times New Roman"/>
+          <w:sz w:val="24"/>
+          <w:szCs w:val="24"/>
+          <w:lang w:eastAsia="en-IN"/>
+        </w:rPr>
+        <w:t xml:space="preserve">Agar </w:t>
+      </w:r>
+      <w:proofErr w:type="spellStart"/>
+      <w:r>
+        <w:rPr>
+          <w:rFonts w:ascii="Times New Roman" w:eastAsia="Times New Roman" w:hAnsi="Times New Roman" w:cs="Times New Roman"/>
+          <w:b/>
+          <w:bCs/>
+          <w:sz w:val="24"/>
+          <w:szCs w:val="24"/>
+          <w:lang w:eastAsia="en-IN"/>
+        </w:rPr>
+        <w:t>mera</w:t>
+      </w:r>
+      <w:proofErr w:type="spellEnd"/>
+      <w:r>
+        <w:rPr>
+          <w:rFonts w:ascii="Times New Roman" w:eastAsia="Times New Roman" w:hAnsi="Times New Roman" w:cs="Times New Roman"/>
+          <w:b/>
+          <w:bCs/>
+          <w:sz w:val="24"/>
+          <w:szCs w:val="24"/>
+          <w:lang w:eastAsia="en-IN"/>
+        </w:rPr>
+        <w:t xml:space="preserve"> khud ka bhai</w:t>
+      </w:r>
+      <w:r>
+        <w:rPr>
+          <w:rFonts w:ascii="Times New Roman" w:eastAsia="Times New Roman" w:hAnsi="Times New Roman" w:cs="Times New Roman"/>
+          <w:sz w:val="24"/>
+          <w:szCs w:val="24"/>
+          <w:lang w:eastAsia="en-IN"/>
+        </w:rPr>
+        <w:t xml:space="preserve"> Python + Django fresher </w:t>
+      </w:r>
+      <w:proofErr w:type="spellStart"/>
+      <w:r>
+        <w:rPr>
+          <w:rFonts w:ascii="Times New Roman" w:eastAsia="Times New Roman" w:hAnsi="Times New Roman" w:cs="Times New Roman"/>
+          <w:sz w:val="24"/>
+          <w:szCs w:val="24"/>
+          <w:lang w:eastAsia="en-IN"/>
+        </w:rPr>
+        <w:t>hota</w:t>
+      </w:r>
+      <w:proofErr w:type="spellEnd"/>
+      <w:r>
+        <w:rPr>
+          <w:rFonts w:ascii="Times New Roman" w:eastAsia="Times New Roman" w:hAnsi="Times New Roman" w:cs="Times New Roman"/>
+          <w:sz w:val="24"/>
+          <w:szCs w:val="24"/>
+          <w:lang w:eastAsia="en-IN"/>
+        </w:rPr>
+        <w:t xml:space="preserve"> aur </w:t>
+      </w:r>
+      <w:proofErr w:type="spellStart"/>
+      <w:r>
+        <w:rPr>
+          <w:rFonts w:ascii="Times New Roman" w:eastAsia="Times New Roman" w:hAnsi="Times New Roman" w:cs="Times New Roman"/>
+          <w:sz w:val="24"/>
+          <w:szCs w:val="24"/>
+          <w:lang w:eastAsia="en-IN"/>
+        </w:rPr>
+        <w:t>bolta</w:t>
+      </w:r>
+      <w:proofErr w:type="spellEnd"/>
+      <w:r>
+        <w:rPr>
+          <w:rFonts w:ascii="Times New Roman" w:eastAsia="Times New Roman" w:hAnsi="Times New Roman" w:cs="Times New Roman"/>
+          <w:sz w:val="24"/>
+          <w:szCs w:val="24"/>
+          <w:lang w:eastAsia="en-IN"/>
+        </w:rPr>
+        <w:t>:</w:t>
+      </w:r>
+    </w:p>
+    <w:p>
+      <w:pPr>
+        <w:spacing w:beforeAutospacing="1" w:after="100" w:afterAutospacing="1" w:line="240" w:lineRule="auto"/>
+        <w:rPr>
+          <w:rFonts w:ascii="Times New Roman" w:eastAsia="Times New Roman" w:hAnsi="Times New Roman" w:cs="Times New Roman"/>
+          <w:sz w:val="24"/>
+          <w:szCs w:val="24"/>
+          <w:lang w:eastAsia="en-IN"/>
+        </w:rPr>
+      </w:pPr>
+      <w:r>
+        <w:rPr>
+          <w:rFonts w:ascii="Times New Roman" w:eastAsia="Times New Roman" w:hAnsi="Times New Roman" w:cs="Times New Roman"/>
+          <w:b/>
+          <w:bCs/>
+          <w:sz w:val="24"/>
+          <w:szCs w:val="24"/>
+          <w:lang w:eastAsia="en-IN"/>
+        </w:rPr>
+        <w:t xml:space="preserve">"2 </w:t>
+      </w:r>
+      <w:proofErr w:type="spellStart"/>
+      <w:r>
+        <w:rPr>
+          <w:rFonts w:ascii="Times New Roman" w:eastAsia="Times New Roman" w:hAnsi="Times New Roman" w:cs="Times New Roman"/>
+          <w:b/>
+          <w:bCs/>
+          <w:sz w:val="24"/>
+          <w:szCs w:val="24"/>
+          <w:lang w:eastAsia="en-IN"/>
+        </w:rPr>
+        <w:t>mahine</w:t>
+      </w:r>
+      <w:proofErr w:type="spellEnd"/>
+      <w:r>
+        <w:rPr>
+          <w:rFonts w:ascii="Times New Roman" w:eastAsia="Times New Roman" w:hAnsi="Times New Roman" w:cs="Times New Roman"/>
+          <w:b/>
+          <w:bCs/>
+          <w:sz w:val="24"/>
+          <w:szCs w:val="24"/>
+          <w:lang w:eastAsia="en-IN"/>
+        </w:rPr>
+        <w:t xml:space="preserve"> me 6 LPA </w:t>
+      </w:r>
+      <w:proofErr w:type="spellStart"/>
+      <w:r>
+        <w:rPr>
+          <w:rFonts w:ascii="Times New Roman" w:eastAsia="Times New Roman" w:hAnsi="Times New Roman" w:cs="Times New Roman"/>
+          <w:b/>
+          <w:bCs/>
+          <w:sz w:val="24"/>
+          <w:szCs w:val="24"/>
+          <w:lang w:eastAsia="en-IN"/>
+        </w:rPr>
+        <w:t>chahiye</w:t>
+      </w:r>
+      <w:proofErr w:type="spellEnd"/>
+      <w:r>
+        <w:rPr>
+          <w:rFonts w:ascii="Times New Roman" w:eastAsia="Times New Roman" w:hAnsi="Times New Roman" w:cs="Times New Roman"/>
+          <w:b/>
+          <w:bCs/>
+          <w:sz w:val="24"/>
+          <w:szCs w:val="24"/>
+          <w:lang w:eastAsia="en-IN"/>
+        </w:rPr>
+        <w:t>"</w:t>
+      </w:r>
+    </w:p>
+    <w:p>
+      <w:pPr>
+        <w:spacing w:before="100" w:beforeAutospacing="1" w:after="100" w:afterAutospacing="1" w:line="240" w:lineRule="auto"/>
+        <w:rPr>
+          <w:rFonts w:ascii="Times New Roman" w:eastAsia="Times New Roman" w:hAnsi="Times New Roman" w:cs="Times New Roman"/>
+          <w:sz w:val="24"/>
+          <w:szCs w:val="24"/>
+          <w:lang w:eastAsia="en-IN"/>
+        </w:rPr>
+      </w:pPr>
+      <w:proofErr w:type="spellStart"/>
+      <w:r>
+        <w:rPr>
+          <w:rFonts w:ascii="Times New Roman" w:eastAsia="Times New Roman" w:hAnsi="Times New Roman" w:cs="Times New Roman"/>
+          <w:sz w:val="24"/>
+          <w:szCs w:val="24"/>
+          <w:lang w:eastAsia="en-IN"/>
+        </w:rPr>
+        <w:t>toh</w:t>
+      </w:r>
+      <w:proofErr w:type="spellEnd"/>
+      <w:r>
+        <w:rPr>
+          <w:rFonts w:ascii="Times New Roman" w:eastAsia="Times New Roman" w:hAnsi="Times New Roman" w:cs="Times New Roman"/>
+          <w:sz w:val="24"/>
+          <w:szCs w:val="24"/>
+          <w:lang w:eastAsia="en-IN"/>
+        </w:rPr>
+        <w:t xml:space="preserve"> </w:t>
+      </w:r>
+      <w:r>
+        <w:rPr>
+          <w:rFonts w:ascii="Times New Roman" w:eastAsia="Times New Roman" w:hAnsi="Times New Roman" w:cs="Times New Roman"/>
+          <w:b/>
+          <w:bCs/>
+          <w:sz w:val="24"/>
+          <w:szCs w:val="24"/>
+          <w:lang w:eastAsia="en-IN"/>
+        </w:rPr>
+        <w:t xml:space="preserve">main </w:t>
+      </w:r>
+      <w:proofErr w:type="spellStart"/>
+      <w:r>
+        <w:rPr>
+          <w:rFonts w:ascii="Times New Roman" w:eastAsia="Times New Roman" w:hAnsi="Times New Roman" w:cs="Times New Roman"/>
+          <w:b/>
+          <w:bCs/>
+          <w:sz w:val="24"/>
+          <w:szCs w:val="24"/>
+          <w:lang w:eastAsia="en-IN"/>
+        </w:rPr>
+        <w:t>usse</w:t>
+      </w:r>
+      <w:proofErr w:type="spellEnd"/>
+      <w:r>
+        <w:rPr>
+          <w:rFonts w:ascii="Times New Roman" w:eastAsia="Times New Roman" w:hAnsi="Times New Roman" w:cs="Times New Roman"/>
+          <w:b/>
+          <w:bCs/>
+          <w:sz w:val="24"/>
+          <w:szCs w:val="24"/>
+          <w:lang w:eastAsia="en-IN"/>
+        </w:rPr>
+        <w:t xml:space="preserve"> </w:t>
+      </w:r>
+      <w:proofErr w:type="spellStart"/>
+      <w:r>
+        <w:rPr>
+          <w:rFonts w:ascii="Times New Roman" w:eastAsia="Times New Roman" w:hAnsi="Times New Roman" w:cs="Times New Roman"/>
+          <w:b/>
+          <w:bCs/>
+          <w:sz w:val="24"/>
+          <w:szCs w:val="24"/>
+          <w:lang w:eastAsia="en-IN"/>
+        </w:rPr>
+        <w:t>sirf</w:t>
+      </w:r>
+      <w:proofErr w:type="spellEnd"/>
+      <w:r>
+        <w:rPr>
+          <w:rFonts w:ascii="Times New Roman" w:eastAsia="Times New Roman" w:hAnsi="Times New Roman" w:cs="Times New Roman"/>
+          <w:b/>
+          <w:bCs/>
+          <w:sz w:val="24"/>
+          <w:szCs w:val="24"/>
+          <w:lang w:eastAsia="en-IN"/>
+        </w:rPr>
+        <w:t xml:space="preserve"> ye hi list </w:t>
+      </w:r>
+      <w:proofErr w:type="spellStart"/>
+      <w:r>
+        <w:rPr>
+          <w:rFonts w:ascii="Times New Roman" w:eastAsia="Times New Roman" w:hAnsi="Times New Roman" w:cs="Times New Roman"/>
+          <w:b/>
+          <w:bCs/>
+          <w:sz w:val="24"/>
+          <w:szCs w:val="24"/>
+          <w:lang w:eastAsia="en-IN"/>
+        </w:rPr>
+        <w:t>karwata</w:t>
+      </w:r>
+      <w:proofErr w:type="spellEnd"/>
+      <w:r>
+        <w:rPr>
+          <w:rFonts w:ascii="Times New Roman" w:eastAsia="Times New Roman" w:hAnsi="Times New Roman" w:cs="Times New Roman"/>
+          <w:b/>
+          <w:bCs/>
+          <w:sz w:val="24"/>
+          <w:szCs w:val="24"/>
+          <w:lang w:eastAsia="en-IN"/>
+        </w:rPr>
+        <w:t>.</w:t>
+      </w:r>
+    </w:p>
+    <w:p>
+      <w:pPr>
+        <w:spacing w:before="100" w:beforeAutospacing="1" w:after="100" w:afterAutospacing="1" w:line="240" w:lineRule="auto"/>
+        <w:rPr>
+          <w:rFonts w:ascii="Times New Roman" w:eastAsia="Times New Roman" w:hAnsi="Times New Roman" w:cs="Times New Roman"/>
+          <w:sz w:val="24"/>
+          <w:szCs w:val="24"/>
+          <w:lang w:eastAsia="en-IN"/>
+        </w:rPr>
+      </w:pPr>
+      <w:r>
+        <w:rPr>
+          <w:rFonts w:ascii="Times New Roman" w:eastAsia="Times New Roman" w:hAnsi="Times New Roman" w:cs="Times New Roman"/>
+          <w:sz w:val="24"/>
+          <w:szCs w:val="24"/>
+          <w:lang w:eastAsia="en-IN"/>
+        </w:rPr>
+        <w:t xml:space="preserve">Iske </w:t>
+      </w:r>
+      <w:proofErr w:type="spellStart"/>
+      <w:r>
+        <w:rPr>
+          <w:rFonts w:ascii="Times New Roman" w:eastAsia="Times New Roman" w:hAnsi="Times New Roman" w:cs="Times New Roman"/>
+          <w:sz w:val="24"/>
+          <w:szCs w:val="24"/>
+          <w:lang w:eastAsia="en-IN"/>
+        </w:rPr>
+        <w:t>baad</w:t>
+      </w:r>
+      <w:proofErr w:type="spellEnd"/>
+      <w:r>
+        <w:rPr>
+          <w:rFonts w:ascii="Times New Roman" w:eastAsia="Times New Roman" w:hAnsi="Times New Roman" w:cs="Times New Roman"/>
+          <w:sz w:val="24"/>
+          <w:szCs w:val="24"/>
+          <w:lang w:eastAsia="en-IN"/>
+        </w:rPr>
+        <w:t xml:space="preserve"> </w:t>
+      </w:r>
+      <w:r>
+        <w:rPr>
+          <w:rFonts w:ascii="Times New Roman" w:eastAsia="Times New Roman" w:hAnsi="Times New Roman" w:cs="Times New Roman"/>
+          <w:b/>
+          <w:bCs/>
+          <w:sz w:val="24"/>
+          <w:szCs w:val="24"/>
+          <w:lang w:eastAsia="en-IN"/>
+        </w:rPr>
+        <w:t xml:space="preserve">ek </w:t>
+      </w:r>
+      <w:proofErr w:type="spellStart"/>
+      <w:r>
+        <w:rPr>
+          <w:rFonts w:ascii="Times New Roman" w:eastAsia="Times New Roman" w:hAnsi="Times New Roman" w:cs="Times New Roman"/>
+          <w:b/>
+          <w:bCs/>
+          <w:sz w:val="24"/>
+          <w:szCs w:val="24"/>
+          <w:lang w:eastAsia="en-IN"/>
+        </w:rPr>
+        <w:t>bhi</w:t>
+      </w:r>
+      <w:proofErr w:type="spellEnd"/>
+      <w:r>
+        <w:rPr>
+          <w:rFonts w:ascii="Times New Roman" w:eastAsia="Times New Roman" w:hAnsi="Times New Roman" w:cs="Times New Roman"/>
+          <w:b/>
+          <w:bCs/>
+          <w:sz w:val="24"/>
+          <w:szCs w:val="24"/>
+          <w:lang w:eastAsia="en-IN"/>
+        </w:rPr>
+        <w:t xml:space="preserve"> DSA question add mat </w:t>
+      </w:r>
+      <w:proofErr w:type="spellStart"/>
+      <w:r>
+        <w:rPr>
+          <w:rFonts w:ascii="Times New Roman" w:eastAsia="Times New Roman" w:hAnsi="Times New Roman" w:cs="Times New Roman"/>
+          <w:b/>
+          <w:bCs/>
+          <w:sz w:val="24"/>
+          <w:szCs w:val="24"/>
+          <w:lang w:eastAsia="en-IN"/>
+        </w:rPr>
+        <w:t>karna</w:t>
+      </w:r>
+      <w:proofErr w:type="spellEnd"/>
+      <w:r>
+        <w:rPr>
+          <w:rFonts w:ascii="Times New Roman" w:eastAsia="Times New Roman" w:hAnsi="Times New Roman" w:cs="Times New Roman"/>
+          <w:b/>
+          <w:bCs/>
+          <w:sz w:val="24"/>
+          <w:szCs w:val="24"/>
+          <w:lang w:eastAsia="en-IN"/>
+        </w:rPr>
+        <w:t>.</w:t>
       </w:r>
     </w:p>
     <w:p>
@@ -551,14 +851,25 @@
           <w:lang w:eastAsia="en-IN"/>
         </w:rPr>
       </w:pPr>
-      <w:r>
-        <w:rPr>
-          <w:rFonts w:ascii="Times New Roman" w:eastAsia="Times New Roman" w:hAnsi="Times New Roman" w:cs="Times New Roman"/>
-          <w:sz w:val="24"/>
-          <w:szCs w:val="24"/>
-          <w:lang w:eastAsia="en-IN"/>
-        </w:rPr>
-        <w:t xml:space="preserve">Kadane's Algorithm </w:t>
+      <w:proofErr w:type="spellStart"/>
+      <w:r>
+        <w:rPr>
+          <w:rFonts w:ascii="Times New Roman" w:eastAsia="Times New Roman" w:hAnsi="Times New Roman" w:cs="Times New Roman"/>
+          <w:sz w:val="24"/>
+          <w:szCs w:val="24"/>
+          <w:lang w:eastAsia="en-IN"/>
+        </w:rPr>
+        <w:t>Kadane's</w:t>
+      </w:r>
+      <w:proofErr w:type="spellEnd"/>
+      <w:r>
+        <w:rPr>
+          <w:rFonts w:ascii="Times New Roman" w:eastAsia="Times New Roman" w:hAnsi="Times New Roman" w:cs="Times New Roman"/>
+          <w:sz w:val="24"/>
+          <w:szCs w:val="24"/>
+          <w:lang w:eastAsia="en-IN"/>
+        </w:rPr>
+        <w:t xml:space="preserve"> Algorithm </w:t>
       </w:r>
     </w:p>
     <w:p>
@@ -2131,10 +2442,80 @@
           <w:rFonts w:ascii="Times New Roman" w:eastAsia="Times New Roman" w:hAnsi="Times New Roman" w:cs="Times New Roman"/>
           <w:b/>
           <w:bCs/>
+          <w:noProof/>
           <w:sz w:val="36"/>
           <w:szCs w:val="36"/>
           <w:lang w:eastAsia="en-IN"/>
         </w:rPr>
+        <mc:AlternateContent>
+          <mc:Choice Requires="wpi">
+            <w:drawing>
+              <wp:anchor distT="0" distB="0" distL="114300" distR="114300" simplePos="0" relativeHeight="251670528" behindDoc="0" locked="0" layoutInCell="1" allowOverlap="1" wp14:anchorId="2F4A1D3D" wp14:editId="51C7BD54">
+                <wp:simplePos x="0" y="0"/>
+                <wp:positionH relativeFrom="column">
+                  <wp:posOffset>3720960</wp:posOffset>
+                </wp:positionH>
+                <wp:positionV relativeFrom="paragraph">
+                  <wp:posOffset>310917</wp:posOffset>
+                </wp:positionV>
+                <wp:extent cx="360" cy="360"/>
+                <wp:effectExtent l="38100" t="38100" r="57150" b="57150"/>
+                <wp:wrapNone/>
+                <wp:docPr id="12" name="Ink 12"/>
+                <wp:cNvGraphicFramePr/>
+                <a:graphic xmlns:a="http://schemas.openxmlformats.org/drawingml/2006/main">
+                  <a:graphicData uri="http://schemas.microsoft.com/office/word/2010/wordprocessingInk">
+                    <w14:contentPart bwMode="auto" r:id="rId5">
+                      <w14:nvContentPartPr>
+                        <w14:cNvContentPartPr/>
+                      </w14:nvContentPartPr>
+                      <w14:xfrm>
+                        <a:off x="0" y="0"/>
+                        <a:ext cx="360" cy="360"/>
+                      </w14:xfrm>
+                    </w14:contentPart>
+                  </a:graphicData>
+                </a:graphic>
+              </wp:anchor>
+            </w:drawing>
+          </mc:Choice>
+          <mc:Fallback>
+            <w:pict>
+              <v:shapetype w14:anchorId="4DCC7ECF" id="_x0000_t75" coordsize="21600,21600" o:spt="75" o:preferrelative="t" path="m@4@5l@4@11@9@11@9@5xe" filled="f" stroked="f">
+                <v:stroke joinstyle="miter"/>
+                <v:formulas>
+                  <v:f eqn="if lineDrawn pixelLineWidth 0"/>
+                  <v:f eqn="sum @0 1 0"/>
+                  <v:f eqn="sum 0 0 @1"/>
+                  <v:f eqn="prod @2 1 2"/>
+                  <v:f eqn="prod @3 21600 pixelWidth"/>
+                  <v:f eqn="prod @3 21600 pixelHeight"/>
+                  <v:f eqn="sum @0 0 1"/>
+                  <v:f eqn="prod @6 1 2"/>
+                  <v:f eqn="prod @7 21600 pixelWidth"/>
+                  <v:f eqn="sum @8 21600 0"/>
+                  <v:f eqn="prod @7 21600 pixelHeight"/>
+                  <v:f eqn="sum @10 21600 0"/>
+                </v:formulas>
+                <v:path o:extrusionok="f" gradientshapeok="t" o:connecttype="rect"/>
+                <o:lock v:ext="edit" aspectratio="t"/>
+              </v:shapetype>
+              <v:shape id="Ink 12" o:spid="_x0000_s1026" type="#_x0000_t75" style="position:absolute;margin-left:292.3pt;margin-top:23.8pt;width:1.45pt;height:1.45pt;z-index:251670528;visibility:visible;mso-wrap-style:square;mso-wrap-distance-left:9pt;mso-wrap-distance-top:0;mso-wrap-distance-right:9pt;mso-wrap-distance-bottom:0;mso-position-horizontal:absolute;mso-position-horizontal-relative:text;mso-position-vertical:absolute;mso-position-vertical-relative:text" o:gfxdata="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">
+                <v:imagedata r:id="rId6" o:title=""/>
+              </v:shape>
+            </w:pict>
+          </mc:Fallback>
+        </mc:AlternateContent>
+      </w:r>
+      <w:r>
+        <w:rPr>
+          <w:rFonts w:ascii="Times New Roman" w:eastAsia="Times New Roman" w:hAnsi="Times New Roman" w:cs="Times New Roman"/>
+          <w:b/>
+          <w:bCs/>
+          <w:sz w:val="36"/>
+          <w:szCs w:val="36"/>
+          <w:lang w:eastAsia="en-IN"/>
+        </w:rPr>
         <w:t>Stack (5)</w:t>
       </w:r>
     </w:p>
@@ -2176,6 +2557,104 @@
           <w:lang w:eastAsia="en-IN"/>
         </w:rPr>
       </w:pPr>
+      <w:r>
+        <w:rPr>
+          <w:rFonts w:ascii="Times New Roman" w:eastAsia="Times New Roman" w:hAnsi="Times New Roman" w:cs="Times New Roman"/>
+          <w:noProof/>
+          <w:sz w:val="24"/>
+          <w:szCs w:val="24"/>
+          <w:lang w:eastAsia="en-IN"/>
+        </w:rPr>
+        <mc:AlternateContent>
+          <mc:Choice Requires="wpi">
+            <w:drawing>
+              <wp:anchor distT="0" distB="0" distL="114300" distR="114300" simplePos="0" relativeHeight="251669504" behindDoc="0" locked="0" layoutInCell="1" allowOverlap="1" wp14:anchorId="38582757" wp14:editId="491B6AE3">
+                <wp:simplePos x="0" y="0"/>
+                <wp:positionH relativeFrom="column">
+                  <wp:posOffset>2747010</wp:posOffset>
+                </wp:positionH>
+                <wp:positionV relativeFrom="paragraph">
+                  <wp:posOffset>-49530</wp:posOffset>
+                </wp:positionV>
+                <wp:extent cx="2165925" cy="386080"/>
+                <wp:effectExtent l="38100" t="57150" r="44450" b="52070"/>
+                <wp:wrapNone/>
+                <wp:docPr id="11" name="Ink 11"/>
+                <wp:cNvGraphicFramePr/>
+                <a:graphic xmlns:a="http://schemas.openxmlformats.org/drawingml/2006/main">
+                  <a:graphicData uri="http://schemas.microsoft.com/office/word/2010/wordprocessingInk">
+                    <w14:contentPart bwMode="auto" r:id="rId7">
+                      <w14:nvContentPartPr>
+                        <w14:cNvContentPartPr/>
+                      </w14:nvContentPartPr>
+                      <w14:xfrm>
+                        <a:off x="0" y="0"/>
+                        <a:ext cx="2165925" cy="386080"/>
+                      </w14:xfrm>
+                    </w14:contentPart>
+                  </a:graphicData>
+                </a:graphic>
+              </wp:anchor>
+            </w:drawing>
+          </mc:Choice>
+          <mc:Fallback>
+            <w:pict>
+              <v:shape w14:anchorId="7C9190D9" id="Ink 11" o:spid="_x0000_s1026" type="#_x0000_t75" style="position:absolute;margin-left:215.6pt;margin-top:-4.6pt;width:172pt;height:31.8pt;z-index:251669504;visibility:visible;mso-wrap-style:square;mso-wrap-distance-left:9pt;mso-wrap-distance-top:0;mso-wrap-distance-right:9pt;mso-wrap-distance-bottom:0;mso-position-horizontal:absolute;mso-position-horizontal-relative:text;mso-position-vertical:absolute;mso-position-vertical-relative:text" o:gfxdata="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">
+                <v:imagedata r:id="rId8" o:title=""/>
+              </v:shape>
+            </w:pict>
+          </mc:Fallback>
+        </mc:AlternateContent>
+      </w:r>
+      <w:r>
+        <w:rPr>
+          <w:rFonts w:ascii="Times New Roman" w:eastAsia="Times New Roman" w:hAnsi="Times New Roman" w:cs="Times New Roman"/>
+          <w:noProof/>
+          <w:sz w:val="24"/>
+          <w:szCs w:val="24"/>
+          <w:lang w:eastAsia="en-IN"/>
+        </w:rPr>
+        <mc:AlternateContent>
+          <mc:Choice Requires="wpi">
+            <w:drawing>
+              <wp:anchor distT="0" distB="0" distL="114300" distR="114300" simplePos="0" relativeHeight="251660288" behindDoc="0" locked="0" layoutInCell="1" allowOverlap="1" wp14:anchorId="4555B98E" wp14:editId="0259258A">
+                <wp:simplePos x="0" y="0"/>
+                <wp:positionH relativeFrom="column">
+                  <wp:posOffset>-304920</wp:posOffset>
+                </wp:positionH>
+                <wp:positionV relativeFrom="paragraph">
+                  <wp:posOffset>-284113</wp:posOffset>
+                </wp:positionV>
+                <wp:extent cx="2867760" cy="711720"/>
+                <wp:effectExtent l="57150" t="38100" r="27940" b="50800"/>
+                <wp:wrapNone/>
+                <wp:docPr id="1" name="Ink 1"/>
+                <wp:cNvGraphicFramePr/>
+                <a:graphic xmlns:a="http://schemas.openxmlformats.org/drawingml/2006/main">
+                  <a:graphicData uri="http://schemas.microsoft.com/office/word/2010/wordprocessingInk">
+                    <w14:contentPart bwMode="auto" r:id="rId9">
+                      <w14:nvContentPartPr>
+                        <w14:cNvContentPartPr/>
+                      </w14:nvContentPartPr>
+                      <w14:xfrm>
+                        <a:off x="0" y="0"/>
+                        <a:ext cx="2867760" cy="711720"/>
+                      </w14:xfrm>
+                    </w14:contentPart>
+                  </a:graphicData>
+                </a:graphic>
+              </wp:anchor>
+            </w:drawing>
+          </mc:Choice>
+          <mc:Fallback>
+            <w:pict>
+              <v:shape w14:anchorId="5311E1AC" id="Ink 1" o:spid="_x0000_s1026" type="#_x0000_t75" style="position:absolute;margin-left:-24.7pt;margin-top:-23.05pt;width:227.2pt;height:57.5pt;z-index:251660288;visibility:visible;mso-wrap-style:square;mso-wrap-distance-left:9pt;mso-wrap-distance-top:0;mso-wrap-distance-right:9pt;mso-wrap-distance-bottom:0;mso-position-horizontal:absolute;mso-position-horizontal-relative:text;mso-position-vertical:absolute;mso-position-vertical-relative:text" o:gfxdata="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">
+                <v:imagedata r:id="rId10" o:title=""/>
+              </v:shape>
+            </w:pict>
+          </mc:Fallback>
+        </mc:AlternateContent>
+      </w:r>
       <w:r>
         <w:rPr>
           <w:rFonts w:ascii="Times New Roman" w:eastAsia="Times New Roman" w:hAnsi="Times New Roman" w:cs="Times New Roman"/>
@@ -7348,6 +7827,94 @@
 </w:styles>
 </file>
 
+<file path=word/ink/ink1.xml><?xml version="1.0" encoding="utf-8"?>
+<inkml:ink xmlns:inkml="http://www.w3.org/2003/InkML">
+  <inkml:definitions>
+    <inkml:context xml:id="ctx0">
+      <inkml:inkSource xml:id="inkSrc0">
+        <inkml:traceFormat>
+          <inkml:channel name="X" type="integer" min="-2.14748E9" max="2.14748E9" units="cm"/>
+          <inkml:channel name="Y" type="integer" min="-2.14748E9" max="2.14748E9" units="cm"/>
+          <inkml:channel name="F" type="integer" max="32767" units="dev"/>
+        </inkml:traceFormat>
+        <inkml:channelProperties>
+          <inkml:channelProperty channel="X" name="resolution" value="1000" units="1/cm"/>
+          <inkml:channelProperty channel="Y" name="resolution" value="1000" units="1/cm"/>
+          <inkml:channelProperty channel="F" name="resolution" value="0" units="1/dev"/>
+        </inkml:channelProperties>
+      </inkml:inkSource>
+      <inkml:timestamp xml:id="ts0" timeString="2026-08-05T07:50:11.267"/>
+    </inkml:context>
+    <inkml:brush xml:id="br0">
+      <inkml:brushProperty name="width" value="0.05" units="cm"/>
+      <inkml:brushProperty name="height" value="0.05" units="cm"/>
+      <inkml:brushProperty name="color" value="#E71224"/>
+    </inkml:brush>
+  </inkml:definitions>
+  <inkml:trace contextRef="#ctx0" brushRef="#br0">1 1 24575,'0'0'-8191</inkml:trace>
+</inkml:ink>
+</file>
+
+<file path=word/ink/ink2.xml><?xml version="1.0" encoding="utf-8"?>
+<inkml:ink xmlns:inkml="http://www.w3.org/2003/InkML">
+  <inkml:definitions>
+    <inkml:context xml:id="ctx0">
+      <inkml:inkSource xml:id="inkSrc0">
+        <inkml:traceFormat>
+          <inkml:channel name="X" type="integer" min="-2.14748E9" max="2.14748E9" units="cm"/>
+          <inkml:channel name="Y" type="integer" min="-2.14748E9" max="2.14748E9" units="cm"/>
+          <inkml:channel name="F" type="integer" max="32767" units="dev"/>
+        </inkml:traceFormat>
+        <inkml:channelProperties>
+          <inkml:channelProperty channel="X" name="resolution" value="1000" units="1/cm"/>
+          <inkml:channelProperty channel="Y" name="resolution" value="1000" units="1/cm"/>
+          <inkml:channelProperty channel="F" name="resolution" value="0" units="1/dev"/>
+        </inkml:channelProperties>
+      </inkml:inkSource>
+      <inkml:timestamp xml:id="ts0" timeString="2026-08-05T07:49:58.032"/>
+    </inkml:context>
+    <inkml:brush xml:id="br0">
+      <inkml:brushProperty name="width" value="0.05" units="cm"/>
+      <inkml:brushProperty name="height" value="0.05" units="cm"/>
+      <inkml:brushProperty name="color" value="#E71224"/>
+    </inkml:brush>
+  </inkml:definitions>
+  <inkml:trace contextRef="#ctx0" brushRef="#br0">1 502 24575,'2552'0'0,"-2560"0"0,1 1 0,-1 0 0,1 0 0,-1 1 0,1 0 0,0 0 0,0 1 0,0 0 0,0 0 0,0 1 0,1 0 0,-7 4 0,-9 9 0,1 1 0,-20 21 0,-14 12 0,-128 112 0,178-158 0,-12 9 0,-1 0 0,0-1 0,-2 0 0,-29 14 0,43-25 0,-16 7 0,18-11 0,10-9 0,4 0 0,1 0 0,1 0 0,0 2 0,0-1 0,1 1 0,20-10 0,5-4 0,305-203 0,-332 219 0,-7 5 0,0 0 0,0 0 0,0 0 0,-1-1 0,1 1 0,-1-1 0,0 0 0,1 0 0,-2 0 0,1 0 0,0-1 0,2-4 0,-5 8 0,0-1 0,0 0 0,0 1 0,0-1 0,0 0 0,-1 1 0,1-1 0,0 0 0,-1 1 0,1-1 0,0 1 0,-1-1 0,1 1 0,0-1 0,-1 1 0,1-1 0,-1 1 0,1-1 0,-1 1 0,1 0 0,-1-1 0,0 1 0,1 0 0,-1-1 0,1 1 0,-2-1 0,-21-8 0,19 7 0,-55-21 0,-155-69 0,149 56 0,-131-63 0,170 88 0,0 2 0,-1 1 0,0 1 0,-1 1 0,-51-5 0,60 10-455,0-1 0,-26-7 0,31 5-6371</inkml:trace>
+  <inkml:trace contextRef="#ctx0" brushRef="#br0" timeOffset="2627.66">3081 21 24575,'-2'2'0,"1"-1"0,0 0 0,0 0 0,0 1 0,0-1 0,0 1 0,0-1 0,0 1 0,0-1 0,1 1 0,-1 0 0,1-1 0,-1 4 0,0-2 0,-6 24 0,1 0 0,1 1 0,2-1 0,0 35 0,-8 57 0,6-90 0,-16 91 0,-11 209 0,31-300 0,-7 44 0,7-117 0,3 11 0,1 1 0,2 0 0,2 0 0,11-36 0,0 18 0,43-86 0,-27 62 0,-3-1 0,-4-2 0,36-159 0,-63 234 0,0 1 0,0-1 0,1 1 0,-1-1 0,0 1 0,1 0 0,0-1 0,-1 1 0,1-1 0,0 1 0,0 0 0,-1 0 0,1-1 0,0 1 0,0 0 0,0 0 0,1 0 0,-1 0 0,2-1 0,-2 2 0,1-1 0,-1 1 0,0 0 0,1 0 0,-1-1 0,0 1 0,1 0 0,-1 0 0,0 1 0,1-1 0,-1 0 0,0 0 0,0 1 0,1-1 0,-1 1 0,0-1 0,3 2 0,4 3 0,1 1 0,-1 0 0,0 1 0,11 11 0,-12-11 0,11 10 0,0 1 0,-2 1 0,0 0 0,-1 1 0,-1 1 0,-1 0 0,-1 1 0,-1 0 0,-1 1 0,13 41 0,-21-55 0,5 18 0,8 53 0,-14-70 0,0 0 0,-2 0 0,1 0 0,-1 0 0,-1 0 0,1 0 0,-2 0 0,-6 18 0,5-18 0,-1 0 0,0-1 0,-1 1 0,0-1 0,-1-1 0,0 1 0,0-1 0,-1 0 0,0-1 0,-13 11 0,-6 0 0,0 0 0,-36 16 0,56-31 0,1-1 0,-1 0 0,0 0 0,1-1 0,-1 1 0,0-1 0,0-1 0,0 0 0,0 0 0,0 0 0,-9-2 0,1 0 0,0-1 0,0-1 0,1 0 0,-16-7 0,-69-31-1365,80 33-5461</inkml:trace>
+  <inkml:trace contextRef="#ctx0" brushRef="#br0" timeOffset="4527.93">3811 184 24575,'0'0'0,"0"0"0,0 0 0,0 0 0,0-1 0,0 1 0,0 0 0,0 0 0,0 0 0,0 0 0,0 0 0,0 0 0,0 0 0,0-1 0,0 1 0,0 0 0,0 0 0,0 0 0,0 0 0,0 0 0,0 0 0,1 0 0,-1 0 0,0 0 0,0-1 0,0 1 0,0 0 0,0 0 0,0 0 0,0 0 0,0 0 0,0 0 0,1 0 0,-1 0 0,0 0 0,0 0 0,0 0 0,0 0 0,0 0 0,0 0 0,0 0 0,1 0 0,-1 0 0,0 0 0,0 0 0,0 0 0,0 0 0,0 0 0,0 0 0,0 0 0,1 0 0,-1 0 0,0 0 0,0 0 0,0 0 0,0 0 0,0 0 0,0 1 0,0-1 0,0 0 0,0 0 0,1 0 0,-1 0 0,0 0 0,0 0 0,0 0 0,0 0 0,0 0 0,0 1 0,0-1 0,3 14 0,0 19 0,-3 193 0,1 13 0,0-224 0,2-1 0,-1 0 0,2-1 0,0 1 0,1 0 0,0-1 0,1 0 0,11 18 0,-14-25 0,0-1 0,0 0 0,1 0 0,0 0 0,0 0 0,0-1 0,0 0 0,1 0 0,0 0 0,0-1 0,0 1 0,0-1 0,0 0 0,0-1 0,1 1 0,0-1 0,8 2 0,-3-1 0,1 0 0,-1-1 0,1 0 0,0-1 0,0-1 0,0 0 0,18-2 0,-24 0 0,1 1 0,-1-1 0,0-1 0,0 1 0,0-1 0,0 0 0,0-1 0,-1 1 0,1-1 0,-1 0 0,0 0 0,0-1 0,0 0 0,4-5 0,8-12 0,29-46 0,-41 59 0,6-9 0,-2 0 0,0 0 0,-1-1 0,-1 0 0,0 0 0,-2 0 0,0-1 0,3-31 0,-7 38 0,3-8 0,-2 0 0,-1-1 0,-2-33 0,0 49 0,1 0 0,-2 0 0,1 0 0,-1 0 0,0 0 0,0 1 0,0-1 0,-1 1 0,0-1 0,0 1 0,0 0 0,-1 0 0,0 0 0,0 0 0,0 1 0,0 0 0,-6-5 0,-18-9 0,0 1 0,-1 1 0,-43-16 0,67 30 0,-6-2 0,-1 0 0,1 1 0,-1 1 0,0 0 0,0 1 0,-13 0 0,-39-6 0,19-2 268,23 6-1084,-39-12-1,49 11-6009</inkml:trace>
+  <inkml:trace contextRef="#ctx0" brushRef="#br0" timeOffset="6727.64">4774 220 24575,'-11'14'0,"0"1"0,1 0 0,0 1 0,1 0 0,1 0 0,1 0 0,-6 20 0,4-14 0,-7 21 0,2 1 0,2 1 0,-11 80 0,15-45 0,2 105 0,8-19 0,9-223 0,0 9 0,0-20 0,11-66 0,66-219 0,-73 316 0,1 0 0,3 1 0,34-51 0,-53 86 0,0 0 0,1 0 0,0 0 0,-1 0 0,1 0 0,-1 0 0,1 0 0,0 0 0,0 0 0,-1 0 0,1 0 0,0 1 0,0-1 0,0 0 0,0 1 0,0-1 0,0 1 0,0-1 0,0 1 0,0-1 0,0 1 0,1 0 0,-1-1 0,0 1 0,0 0 0,0 0 0,0 0 0,1 0 0,-1 0 0,0 0 0,2 1 0,-1 0 0,0 0 0,0 1 0,0-1 0,0 1 0,-1 0 0,1 0 0,0-1 0,-1 1 0,1 0 0,-1 0 0,0 1 0,1-1 0,-1 0 0,1 4 0,5 15 0,-1-1 0,-1 1 0,0 0 0,1 27 0,0-5 0,8 119 0,2 8 0,-3-114 0,-12-52 0,0 1 0,1-1 0,0 0 0,0 1 0,0-1 0,0 0 0,0 0 0,1 0 0,5 5 0,-8-8 0,1-1 0,0 0 0,-1 1 0,1-1 0,-1 0 0,1 1 0,0-1 0,-1 0 0,1 0 0,-1 0 0,1 0 0,0 0 0,-1 0 0,1 0 0,0 0 0,-1 0 0,1 0 0,0 0 0,-1 0 0,1 0 0,-1-1 0,1 1 0,0 0 0,-1 0 0,1-1 0,-1 1 0,1 0 0,-1-1 0,1 1 0,-1 0 0,1-1 0,0 0 0,16-18 0,-16 17 0,29-43 0,25-51 0,-28 48 0,36-51 0,-49 80 0,0-1 0,-1-1 0,-1 0 0,-1-1 0,0 0 0,-2 0 0,8-32 0,-12 32-1365,-1 3-5461</inkml:trace>
+  <inkml:trace contextRef="#ctx0" brushRef="#br0" timeOffset="10182.18">5421 679 24575,'1'5'0,"0"-1"0,1 1 0,0 0 0,0-1 0,0 0 0,0 1 0,1-1 0,-1 0 0,1 0 0,0 0 0,0-1 0,1 1 0,-1-1 0,8 6 0,0-3 0,0 0 0,0-1 0,1-1 0,-1 0 0,1 0 0,0-1 0,25 3 0,15 5 0,-18-5 0,-1-1 0,1-2 0,0-1 0,51-3 0,-22-1 0,26-8 0,-79 9 0,-25 3 0,0 1 0,1 0 0,0 2 0,-1-1 0,1 2 0,-14 7 0,11-5 0,-1-1 0,-35 10 0,46-16 0,0 0 0,0 0 0,0 0 0,0-1 0,0 0 0,0-1 0,0 0 0,0 0 0,0 0 0,0-1 0,-12-4 0,4 0 0,0 0 0,1-1 0,0-1 0,0 0 0,1-1 0,0-1 0,0 0 0,1 0 0,0-1 0,-18-23 0,24 26 0,-1 0 0,-1 0 0,-12-11 0,-18-19 0,11 7 0,19 23 0,1 0 0,1 0 0,-1 0 0,2-1 0,-1 0 0,1 0 0,-5-12 0,3-1 0,0 1 0,2-1 0,0 0 0,2-1 0,0 1 0,2-1 0,2-43 0,0 58 0,1 0 0,0 0 0,0 0 0,1 0 0,0 1 0,1-1 0,-1 1 0,1 0 0,1 0 0,-1 1 0,1-1 0,0 1 0,10-9 0,5-4 0,0 1 0,38-25 0,-39 31 0,2 1 0,-1 1 0,31-11 0,-47 20 0,-1 0 0,1 0 0,0 1 0,0-1 0,-1 1 0,1 0 0,0 0 0,-1 0 0,1 1 0,0-1 0,0 1 0,-1 0 0,1 0 0,-1 0 0,1 0 0,-1 1 0,1-1 0,-1 1 0,0 0 0,0 0 0,0 0 0,0 1 0,4 3 0,6 7 0,0 0 0,-1 0 0,15 24 0,-19-25 0,98 150 0,-104-161 0,-1 1 0,0 0 0,0 0 0,0 0 0,0 0 0,0 0 0,0 0 0,-1 0 0,1 0 0,-1 0 0,1 0 0,-1 1 0,0-1 0,0 0 0,0 0 0,0 0 0,0 4 0,-1-5 0,0 0 0,0 1 0,0-1 0,0 0 0,0 0 0,0 0 0,0 0 0,-1 0 0,1 0 0,0 0 0,0 0 0,-1 0 0,1 0 0,-1-1 0,1 1 0,-1-1 0,1 1 0,-1-1 0,1 0 0,-1 1 0,1-1 0,-1 0 0,1 0 0,-3 0 0,-8 0 0,1-1 0,0 0 0,-1-1 0,1 0 0,0-1 0,0 0 0,1-1 0,-1 0 0,-11-6 0,-31-10 0,31 11 0,1 0 0,0-1 0,0-1 0,-23-18 0,-4-1 0,-79-42-1365,114 65-5461</inkml:trace>
+</inkml:ink>
+</file>
+
+<file path=word/ink/ink3.xml><?xml version="1.0" encoding="utf-8"?>
+<inkml:ink xmlns:inkml="http://www.w3.org/2003/InkML">
+  <inkml:definitions>
+    <inkml:context xml:id="ctx0">
+      <inkml:inkSource xml:id="inkSrc0">
+        <inkml:traceFormat>
+          <inkml:channel name="X" type="integer" min="-2.14748E9" max="2.14748E9" units="cm"/>
+          <inkml:channel name="Y" type="integer" min="-2.14748E9" max="2.14748E9" units="cm"/>
+          <inkml:channel name="F" type="integer" max="32767" units="dev"/>
+        </inkml:traceFormat>
+        <inkml:channelProperties>
+          <inkml:channelProperty channel="X" name="resolution" value="1000" units="1/cm"/>
+          <inkml:channelProperty channel="Y" name="resolution" value="1000" units="1/cm"/>
+          <inkml:channelProperty channel="F" name="resolution" value="0" units="1/dev"/>
+        </inkml:channelProperties>
+      </inkml:inkSource>
+      <inkml:timestamp xml:id="ts0" timeString="2026-08-05T07:49:53.635"/>
+    </inkml:context>
+    <inkml:brush xml:id="br0">
+      <inkml:brushProperty name="width" value="0.05" units="cm"/>
+      <inkml:brushProperty name="height" value="0.05" units="cm"/>
+      <inkml:brushProperty name="color" value="#E71224"/>
+    </inkml:brush>
+  </inkml:definitions>
+  <inkml:trace contextRef="#ctx0" brushRef="#br0">0 1530 24575,'25'1'0,"1"2"0,-1 0 0,0 2 0,0 1 0,-1 0 0,0 2 0,0 1 0,36 19 0,-46-23 0,-1 0 0,1-1 0,-1-1 0,1 0 0,0-1 0,23 0 0,-13 0 0,28 6 0,-33-3 0,0 1 0,-1 1 0,20 11 0,31 11 0,-20-11 0,64 35 0,-8-4 0,-75-37 0,0-3 0,0 0 0,1-2 0,0-1 0,39 2 0,161-4 0,-167-5 0,102 2 0,140-3 0,-237-4 0,34 0 0,1353 7 0,-770-2 0,-502 14 0,-165-12 0,0 1 0,-1 1 0,21 7 0,-15-5 0,29 5 0,160-5 0,-19-2 0,335 6 0,-330-11 0,-53 8 0,4 0 0,-81-7 0,-14-1 0,1 3 0,0 2 0,62 11 0,-91-10 0,46 2 0,2 0 0,60 6 0,223-9 0,-329-5 0,0-2 0,37-9 0,-21 4 0,-28 4 0,-1 0 0,0-1 0,-1 0 0,1-1 0,16-11 0,-13 7 0,0 2 0,28-11 0,-19 9 0,-23 9 0,1-1 0,0 1 0,0 0 0,0 0 0,0 1 0,0 0 0,7-1 0,14 0 0,0-2 0,0-1 0,-1-1 0,36-13 0,-35 11 0,-9 3 0,0 0 0,0-1 0,-1-1 0,0-1 0,-1 0 0,1-2 0,25-18 0,-3-3 0,-22 18 0,0 0 0,27-30 0,-39 38 0,-1-1 0,1 0 0,-1-1 0,0 1 0,-1-1 0,0 0 0,0 0 0,0 0 0,-1 0 0,0 0 0,0-1 0,0-7 0,0-4 0,-1-1 0,0 1 0,-2 0 0,0-1 0,-1 1 0,-1 0 0,-1 0 0,-1 0 0,0 1 0,-2-1 0,0 1 0,-1 1 0,0-1 0,-14-18 0,11 17 0,1-1 0,-16-38 0,16 32 0,-15-25 0,19 39 0,-6-9 0,0 0 0,-1 2 0,-24-29 0,20 29 0,0 1 0,-1 0 0,-1 2 0,-1 0 0,0 1 0,-1 1 0,-1 1 0,-31-14 0,-210-59 0,185 64 0,11 5 0,-75-8 0,20 4 0,-182-54 0,74 16 0,128 39 0,-37-8 0,-95-22 0,98 24 0,111 21 0,-103-27 0,-14-5 0,10 3 0,-18-11 0,-214-34 0,224 52 0,31 5 0,27 6 0,0 0 0,-152-10 0,-262 25 0,246 2 0,-65 12 0,175 4 0,80-8 0,-86 1 0,-140-3 0,-8 28 0,175-24 0,-4 2 0,98-8 0,-34 12 0,6-1 0,-71 25 0,50-15 0,-127 49 0,105-35 0,5-1 0,-23-8 0,74-22 0,33-7 0,0 0 0,0 1 0,0 0 0,1 0 0,-1 1 0,1-1 0,0 2 0,-10 7 0,-2 5 0,-21 24 0,6-6 0,20-21 0,-3 3 0,-1 0 0,0-2 0,-2 0 0,-34 22 0,6-10 0,-74 57 0,100-67 0,1 0 0,1 2 0,0 1 0,2 0 0,-23 34 0,31-43 0,0 1 0,0-2 0,-17 15 0,-8 10 0,25-26 0,-1 0 0,-18 14 0,17-15 0,0 1 0,-12 13 0,-14 16 0,20-20 0,0 0 0,-15 22 0,27-33 0,0 1 0,1-1 0,0 1 0,1 0 0,-1 0 0,1 0 0,1 1 0,0-1 0,-2 16 0,0 5-1365,1-17-5461</inkml:trace>
+</inkml:ink>
+</file>
+
 <file path=word/theme/theme1.xml><?xml version="1.0" encoding="utf-8"?>
 <a:theme xmlns:a="http://schemas.openxmlformats.org/drawingml/2006/main" name="Office Theme">
   <a:themeElements>

--- a/filter interview list2.docx
+++ b/filter interview list2.docx
@@ -2560,38 +2560,224 @@
       <w:r>
         <w:rPr>
           <w:rFonts w:ascii="Times New Roman" w:eastAsia="Times New Roman" w:hAnsi="Times New Roman" w:cs="Times New Roman"/>
+          <w:sz w:val="24"/>
+          <w:szCs w:val="24"/>
+          <w:lang w:eastAsia="en-IN"/>
+        </w:rPr>
+        <w:t xml:space="preserve">Next Greater Element </w:t>
+      </w:r>
+    </w:p>
+    <w:p>
+      <w:pPr>
+        <w:numPr>
+          <w:ilvl w:val="0"/>
+          <w:numId w:val="7"/>
+        </w:numPr>
+        <w:spacing w:before="100" w:beforeAutospacing="1" w:after="100" w:afterAutospacing="1" w:line="240" w:lineRule="auto"/>
+        <w:rPr>
+          <w:rFonts w:ascii="Times New Roman" w:eastAsia="Times New Roman" w:hAnsi="Times New Roman" w:cs="Times New Roman"/>
+          <w:sz w:val="24"/>
+          <w:szCs w:val="24"/>
+          <w:lang w:eastAsia="en-IN"/>
+        </w:rPr>
+      </w:pPr>
+      <w:r>
+        <w:rPr>
+          <w:rFonts w:ascii="Times New Roman" w:eastAsia="Times New Roman" w:hAnsi="Times New Roman" w:cs="Times New Roman"/>
+          <w:sz w:val="24"/>
+          <w:szCs w:val="24"/>
+          <w:lang w:eastAsia="en-IN"/>
+        </w:rPr>
+        <w:t xml:space="preserve">Previous Smaller Element </w:t>
+      </w:r>
+    </w:p>
+    <w:p>
+      <w:pPr>
+        <w:numPr>
+          <w:ilvl w:val="0"/>
+          <w:numId w:val="7"/>
+        </w:numPr>
+        <w:spacing w:before="100" w:beforeAutospacing="1" w:after="100" w:afterAutospacing="1" w:line="240" w:lineRule="auto"/>
+        <w:rPr>
+          <w:rFonts w:ascii="Times New Roman" w:eastAsia="Times New Roman" w:hAnsi="Times New Roman" w:cs="Times New Roman"/>
+          <w:sz w:val="24"/>
+          <w:szCs w:val="24"/>
+          <w:lang w:eastAsia="en-IN"/>
+        </w:rPr>
+      </w:pPr>
+      <w:r>
+        <w:rPr>
+          <w:rFonts w:ascii="Times New Roman" w:eastAsia="Times New Roman" w:hAnsi="Times New Roman" w:cs="Times New Roman"/>
+          <w:sz w:val="24"/>
+          <w:szCs w:val="24"/>
+          <w:lang w:eastAsia="en-IN"/>
+        </w:rPr>
+        <w:t xml:space="preserve">Stock Span </w:t>
+      </w:r>
+    </w:p>
+    <w:p>
+      <w:pPr>
+        <w:numPr>
+          <w:ilvl w:val="0"/>
+          <w:numId w:val="7"/>
+        </w:numPr>
+        <w:spacing w:before="100" w:beforeAutospacing="1" w:after="100" w:afterAutospacing="1" w:line="240" w:lineRule="auto"/>
+        <w:rPr>
+          <w:rFonts w:ascii="Times New Roman" w:eastAsia="Times New Roman" w:hAnsi="Times New Roman" w:cs="Times New Roman"/>
+          <w:sz w:val="24"/>
+          <w:szCs w:val="24"/>
+          <w:lang w:eastAsia="en-IN"/>
+        </w:rPr>
+      </w:pPr>
+      <w:r>
+        <w:rPr>
+          <w:rFonts w:ascii="Times New Roman" w:eastAsia="Times New Roman" w:hAnsi="Times New Roman" w:cs="Times New Roman"/>
+          <w:sz w:val="24"/>
+          <w:szCs w:val="24"/>
+          <w:lang w:eastAsia="en-IN"/>
+        </w:rPr>
+        <w:t xml:space="preserve">Remove Adjacent Duplicates </w:t>
+      </w:r>
+    </w:p>
+    <w:p>
+      <w:pPr>
+        <w:spacing w:after="0" w:line="240" w:lineRule="auto"/>
+        <w:rPr>
+          <w:rFonts w:ascii="Times New Roman" w:eastAsia="Times New Roman" w:hAnsi="Times New Roman" w:cs="Times New Roman"/>
+          <w:sz w:val="24"/>
+          <w:szCs w:val="24"/>
+          <w:lang w:eastAsia="en-IN"/>
+        </w:rPr>
+      </w:pPr>
+      <w:r>
+        <w:rPr>
+          <w:rFonts w:ascii="Times New Roman" w:eastAsia="Times New Roman" w:hAnsi="Times New Roman" w:cs="Times New Roman"/>
+          <w:sz w:val="24"/>
+          <w:szCs w:val="24"/>
+          <w:lang w:eastAsia="en-IN"/>
+        </w:rPr>
+        <w:pict w14:anchorId="0BFEFACE">
+          <v:rect id="_x0000_i1032" style="width:0;height:1.5pt" o:hralign="center" o:hrstd="t" o:hr="t" fillcolor="#a0a0a0" stroked="f"/>
+        </w:pict>
+      </w:r>
+    </w:p>
+    <w:p>
+      <w:pPr>
+        <w:spacing w:before="100" w:beforeAutospacing="1" w:after="100" w:afterAutospacing="1" w:line="240" w:lineRule="auto"/>
+        <w:outlineLvl w:val="1"/>
+        <w:rPr>
+          <w:rFonts w:ascii="Times New Roman" w:eastAsia="Times New Roman" w:hAnsi="Times New Roman" w:cs="Times New Roman"/>
+          <w:b/>
+          <w:bCs/>
+          <w:sz w:val="36"/>
+          <w:szCs w:val="36"/>
+          <w:lang w:eastAsia="en-IN"/>
+        </w:rPr>
+      </w:pPr>
+      <w:r>
+        <w:rPr>
+          <w:rFonts w:ascii="Times New Roman" w:eastAsia="Times New Roman" w:hAnsi="Times New Roman" w:cs="Times New Roman"/>
+          <w:b/>
+          <w:bCs/>
+          <w:sz w:val="36"/>
+          <w:szCs w:val="36"/>
+          <w:lang w:eastAsia="en-IN"/>
+        </w:rPr>
+        <w:t>Binary Search (7)</w:t>
+      </w:r>
+    </w:p>
+    <w:p>
+      <w:pPr>
+        <w:numPr>
+          <w:ilvl w:val="0"/>
+          <w:numId w:val="8"/>
+        </w:numPr>
+        <w:spacing w:before="100" w:beforeAutospacing="1" w:after="100" w:afterAutospacing="1" w:line="240" w:lineRule="auto"/>
+        <w:rPr>
+          <w:rFonts w:ascii="Times New Roman" w:eastAsia="Times New Roman" w:hAnsi="Times New Roman" w:cs="Times New Roman"/>
+          <w:sz w:val="24"/>
+          <w:szCs w:val="24"/>
+          <w:lang w:eastAsia="en-IN"/>
+        </w:rPr>
+      </w:pPr>
+      <w:r>
+        <w:rPr>
+          <w:rFonts w:ascii="Times New Roman" w:eastAsia="Times New Roman" w:hAnsi="Times New Roman" w:cs="Times New Roman"/>
+          <w:sz w:val="24"/>
+          <w:szCs w:val="24"/>
+          <w:lang w:eastAsia="en-IN"/>
+        </w:rPr>
+        <w:t xml:space="preserve">Binary Search </w:t>
+      </w:r>
+    </w:p>
+    <w:p>
+      <w:pPr>
+        <w:numPr>
+          <w:ilvl w:val="0"/>
+          <w:numId w:val="8"/>
+        </w:numPr>
+        <w:spacing w:before="100" w:beforeAutospacing="1" w:after="100" w:afterAutospacing="1" w:line="240" w:lineRule="auto"/>
+        <w:rPr>
+          <w:rFonts w:ascii="Times New Roman" w:eastAsia="Times New Roman" w:hAnsi="Times New Roman" w:cs="Times New Roman"/>
+          <w:sz w:val="24"/>
+          <w:szCs w:val="24"/>
+          <w:lang w:eastAsia="en-IN"/>
+        </w:rPr>
+      </w:pPr>
+      <w:r>
+        <w:rPr>
+          <w:rFonts w:ascii="Times New Roman" w:eastAsia="Times New Roman" w:hAnsi="Times New Roman" w:cs="Times New Roman"/>
           <w:noProof/>
           <w:sz w:val="24"/>
           <w:szCs w:val="24"/>
           <w:lang w:eastAsia="en-IN"/>
         </w:rPr>
         <mc:AlternateContent>
-          <mc:Choice Requires="wpi">
+          <mc:Choice Requires="wps">
             <w:drawing>
-              <wp:anchor distT="0" distB="0" distL="114300" distR="114300" simplePos="0" relativeHeight="251669504" behindDoc="0" locked="0" layoutInCell="1" allowOverlap="1" wp14:anchorId="38582757" wp14:editId="491B6AE3">
+              <wp:anchor distT="0" distB="0" distL="114300" distR="114300" simplePos="0" relativeHeight="251671552" behindDoc="0" locked="0" layoutInCell="1" allowOverlap="1" wp14:anchorId="16CAB85A" wp14:editId="0BBC43D6">
                 <wp:simplePos x="0" y="0"/>
                 <wp:positionH relativeFrom="column">
-                  <wp:posOffset>2747010</wp:posOffset>
+                  <wp:posOffset>-279400</wp:posOffset>
                 </wp:positionH>
                 <wp:positionV relativeFrom="paragraph">
-                  <wp:posOffset>-49530</wp:posOffset>
+                  <wp:posOffset>179917</wp:posOffset>
                 </wp:positionV>
-                <wp:extent cx="2165925" cy="386080"/>
-                <wp:effectExtent l="38100" t="57150" r="44450" b="52070"/>
+                <wp:extent cx="3390900" cy="4233"/>
+                <wp:effectExtent l="0" t="0" r="19050" b="34290"/>
                 <wp:wrapNone/>
-                <wp:docPr id="11" name="Ink 11"/>
+                <wp:docPr id="3" name="Straight Connector 3"/>
                 <wp:cNvGraphicFramePr/>
                 <a:graphic xmlns:a="http://schemas.openxmlformats.org/drawingml/2006/main">
-                  <a:graphicData uri="http://schemas.microsoft.com/office/word/2010/wordprocessingInk">
-                    <w14:contentPart bwMode="auto" r:id="rId7">
-                      <w14:nvContentPartPr>
-                        <w14:cNvContentPartPr/>
-                      </w14:nvContentPartPr>
-                      <w14:xfrm>
-                        <a:off x="0" y="0"/>
-                        <a:ext cx="2165925" cy="386080"/>
-                      </w14:xfrm>
-                    </w14:contentPart>
+                  <a:graphicData uri="http://schemas.microsoft.com/office/word/2010/wordprocessingShape">
+                    <wps:wsp>
+                      <wps:cNvCnPr/>
+                      <wps:spPr>
+                        <a:xfrm>
+                          <a:off x="0" y="0"/>
+                          <a:ext cx="3390900" cy="4233"/>
+                        </a:xfrm>
+                        <a:prstGeom prst="line">
+                          <a:avLst/>
+                        </a:prstGeom>
+                        <a:ln w="19050"/>
+                      </wps:spPr>
+                      <wps:style>
+                        <a:lnRef idx="1">
+                          <a:schemeClr val="accent1"/>
+                        </a:lnRef>
+                        <a:fillRef idx="0">
+                          <a:schemeClr val="accent1"/>
+                        </a:fillRef>
+                        <a:effectRef idx="0">
+                          <a:schemeClr val="accent1"/>
+                        </a:effectRef>
+                        <a:fontRef idx="minor">
+                          <a:schemeClr val="tx1"/>
+                        </a:fontRef>
+                      </wps:style>
+                      <wps:bodyPr/>
+                    </wps:wsp>
                   </a:graphicData>
                 </a:graphic>
               </wp:anchor>
@@ -2599,229 +2785,13 @@
           </mc:Choice>
           <mc:Fallback>
             <w:pict>
-              <v:shape w14:anchorId="7C9190D9" id="Ink 11" o:spid="_x0000_s1026" type="#_x0000_t75" style="position:absolute;margin-left:215.6pt;margin-top:-4.6pt;width:172pt;height:31.8pt;z-index:251669504;visibility:visible;mso-wrap-style:square;mso-wrap-distance-left:9pt;mso-wrap-distance-top:0;mso-wrap-distance-right:9pt;mso-wrap-distance-bottom:0;mso-position-horizontal:absolute;mso-position-horizontal-relative:text;mso-position-vertical:absolute;mso-position-vertical-relative:text" o:gfxdata="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">
-                <v:imagedata r:id="rId8" o:title=""/>
-              </v:shape>
+              <v:line w14:anchorId="4B0CDB2B" id="Straight Connector 3" o:spid="_x0000_s1026" style="position:absolute;z-index:251671552;visibility:visible;mso-wrap-style:square;mso-wrap-distance-left:9pt;mso-wrap-distance-top:0;mso-wrap-distance-right:9pt;mso-wrap-distance-bottom:0;mso-position-horizontal:absolute;mso-position-horizontal-relative:text;mso-position-vertical:absolute;mso-position-vertical-relative:text" from="-22pt,14.15pt" to="245pt,14.5pt" o:gfxdata="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" strokecolor="#4472c4 [3204]" strokeweight="1.5pt">
+                <v:stroke joinstyle="miter"/>
+              </v:line>
             </w:pict>
           </mc:Fallback>
         </mc:AlternateContent>
       </w:r>
-      <w:r>
-        <w:rPr>
-          <w:rFonts w:ascii="Times New Roman" w:eastAsia="Times New Roman" w:hAnsi="Times New Roman" w:cs="Times New Roman"/>
-          <w:noProof/>
-          <w:sz w:val="24"/>
-          <w:szCs w:val="24"/>
-          <w:lang w:eastAsia="en-IN"/>
-        </w:rPr>
-        <mc:AlternateContent>
-          <mc:Choice Requires="wpi">
-            <w:drawing>
-              <wp:anchor distT="0" distB="0" distL="114300" distR="114300" simplePos="0" relativeHeight="251660288" behindDoc="0" locked="0" layoutInCell="1" allowOverlap="1" wp14:anchorId="4555B98E" wp14:editId="0259258A">
-                <wp:simplePos x="0" y="0"/>
-                <wp:positionH relativeFrom="column">
-                  <wp:posOffset>-304920</wp:posOffset>
-                </wp:positionH>
-                <wp:positionV relativeFrom="paragraph">
-                  <wp:posOffset>-284113</wp:posOffset>
-                </wp:positionV>
-                <wp:extent cx="2867760" cy="711720"/>
-                <wp:effectExtent l="57150" t="38100" r="27940" b="50800"/>
-                <wp:wrapNone/>
-                <wp:docPr id="1" name="Ink 1"/>
-                <wp:cNvGraphicFramePr/>
-                <a:graphic xmlns:a="http://schemas.openxmlformats.org/drawingml/2006/main">
-                  <a:graphicData uri="http://schemas.microsoft.com/office/word/2010/wordprocessingInk">
-                    <w14:contentPart bwMode="auto" r:id="rId9">
-                      <w14:nvContentPartPr>
-                        <w14:cNvContentPartPr/>
-                      </w14:nvContentPartPr>
-                      <w14:xfrm>
-                        <a:off x="0" y="0"/>
-                        <a:ext cx="2867760" cy="711720"/>
-                      </w14:xfrm>
-                    </w14:contentPart>
-                  </a:graphicData>
-                </a:graphic>
-              </wp:anchor>
-            </w:drawing>
-          </mc:Choice>
-          <mc:Fallback>
-            <w:pict>
-              <v:shape w14:anchorId="5311E1AC" id="Ink 1" o:spid="_x0000_s1026" type="#_x0000_t75" style="position:absolute;margin-left:-24.7pt;margin-top:-23.05pt;width:227.2pt;height:57.5pt;z-index:251660288;visibility:visible;mso-wrap-style:square;mso-wrap-distance-left:9pt;mso-wrap-distance-top:0;mso-wrap-distance-right:9pt;mso-wrap-distance-bottom:0;mso-position-horizontal:absolute;mso-position-horizontal-relative:text;mso-position-vertical:absolute;mso-position-vertical-relative:text" o:gfxdata="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">
-                <v:imagedata r:id="rId10" o:title=""/>
-              </v:shape>
-            </w:pict>
-          </mc:Fallback>
-        </mc:AlternateContent>
-      </w:r>
-      <w:r>
-        <w:rPr>
-          <w:rFonts w:ascii="Times New Roman" w:eastAsia="Times New Roman" w:hAnsi="Times New Roman" w:cs="Times New Roman"/>
-          <w:sz w:val="24"/>
-          <w:szCs w:val="24"/>
-          <w:lang w:eastAsia="en-IN"/>
-        </w:rPr>
-        <w:t xml:space="preserve">Next Greater Element </w:t>
-      </w:r>
-    </w:p>
-    <w:p>
-      <w:pPr>
-        <w:numPr>
-          <w:ilvl w:val="0"/>
-          <w:numId w:val="7"/>
-        </w:numPr>
-        <w:spacing w:before="100" w:beforeAutospacing="1" w:after="100" w:afterAutospacing="1" w:line="240" w:lineRule="auto"/>
-        <w:rPr>
-          <w:rFonts w:ascii="Times New Roman" w:eastAsia="Times New Roman" w:hAnsi="Times New Roman" w:cs="Times New Roman"/>
-          <w:sz w:val="24"/>
-          <w:szCs w:val="24"/>
-          <w:lang w:eastAsia="en-IN"/>
-        </w:rPr>
-      </w:pPr>
-      <w:r>
-        <w:rPr>
-          <w:rFonts w:ascii="Times New Roman" w:eastAsia="Times New Roman" w:hAnsi="Times New Roman" w:cs="Times New Roman"/>
-          <w:sz w:val="24"/>
-          <w:szCs w:val="24"/>
-          <w:lang w:eastAsia="en-IN"/>
-        </w:rPr>
-        <w:t xml:space="preserve">Previous Smaller Element </w:t>
-      </w:r>
-    </w:p>
-    <w:p>
-      <w:pPr>
-        <w:numPr>
-          <w:ilvl w:val="0"/>
-          <w:numId w:val="7"/>
-        </w:numPr>
-        <w:spacing w:before="100" w:beforeAutospacing="1" w:after="100" w:afterAutospacing="1" w:line="240" w:lineRule="auto"/>
-        <w:rPr>
-          <w:rFonts w:ascii="Times New Roman" w:eastAsia="Times New Roman" w:hAnsi="Times New Roman" w:cs="Times New Roman"/>
-          <w:sz w:val="24"/>
-          <w:szCs w:val="24"/>
-          <w:lang w:eastAsia="en-IN"/>
-        </w:rPr>
-      </w:pPr>
-      <w:r>
-        <w:rPr>
-          <w:rFonts w:ascii="Times New Roman" w:eastAsia="Times New Roman" w:hAnsi="Times New Roman" w:cs="Times New Roman"/>
-          <w:sz w:val="24"/>
-          <w:szCs w:val="24"/>
-          <w:lang w:eastAsia="en-IN"/>
-        </w:rPr>
-        <w:t xml:space="preserve">Stock Span </w:t>
-      </w:r>
-    </w:p>
-    <w:p>
-      <w:pPr>
-        <w:numPr>
-          <w:ilvl w:val="0"/>
-          <w:numId w:val="7"/>
-        </w:numPr>
-        <w:spacing w:before="100" w:beforeAutospacing="1" w:after="100" w:afterAutospacing="1" w:line="240" w:lineRule="auto"/>
-        <w:rPr>
-          <w:rFonts w:ascii="Times New Roman" w:eastAsia="Times New Roman" w:hAnsi="Times New Roman" w:cs="Times New Roman"/>
-          <w:sz w:val="24"/>
-          <w:szCs w:val="24"/>
-          <w:lang w:eastAsia="en-IN"/>
-        </w:rPr>
-      </w:pPr>
-      <w:r>
-        <w:rPr>
-          <w:rFonts w:ascii="Times New Roman" w:eastAsia="Times New Roman" w:hAnsi="Times New Roman" w:cs="Times New Roman"/>
-          <w:sz w:val="24"/>
-          <w:szCs w:val="24"/>
-          <w:lang w:eastAsia="en-IN"/>
-        </w:rPr>
-        <w:t xml:space="preserve">Remove Adjacent Duplicates </w:t>
-      </w:r>
-    </w:p>
-    <w:p>
-      <w:pPr>
-        <w:spacing w:after="0" w:line="240" w:lineRule="auto"/>
-        <w:rPr>
-          <w:rFonts w:ascii="Times New Roman" w:eastAsia="Times New Roman" w:hAnsi="Times New Roman" w:cs="Times New Roman"/>
-          <w:sz w:val="24"/>
-          <w:szCs w:val="24"/>
-          <w:lang w:eastAsia="en-IN"/>
-        </w:rPr>
-      </w:pPr>
-      <w:r>
-        <w:rPr>
-          <w:rFonts w:ascii="Times New Roman" w:eastAsia="Times New Roman" w:hAnsi="Times New Roman" w:cs="Times New Roman"/>
-          <w:sz w:val="24"/>
-          <w:szCs w:val="24"/>
-          <w:lang w:eastAsia="en-IN"/>
-        </w:rPr>
-        <w:pict w14:anchorId="0BFEFACE">
-          <v:rect id="_x0000_i1032" style="width:0;height:1.5pt" o:hralign="center" o:hrstd="t" o:hr="t" fillcolor="#a0a0a0" stroked="f"/>
-        </w:pict>
-      </w:r>
-    </w:p>
-    <w:p>
-      <w:pPr>
-        <w:spacing w:before="100" w:beforeAutospacing="1" w:after="100" w:afterAutospacing="1" w:line="240" w:lineRule="auto"/>
-        <w:outlineLvl w:val="1"/>
-        <w:rPr>
-          <w:rFonts w:ascii="Times New Roman" w:eastAsia="Times New Roman" w:hAnsi="Times New Roman" w:cs="Times New Roman"/>
-          <w:b/>
-          <w:bCs/>
-          <w:sz w:val="36"/>
-          <w:szCs w:val="36"/>
-          <w:lang w:eastAsia="en-IN"/>
-        </w:rPr>
-      </w:pPr>
-      <w:r>
-        <w:rPr>
-          <w:rFonts w:ascii="Times New Roman" w:eastAsia="Times New Roman" w:hAnsi="Times New Roman" w:cs="Times New Roman"/>
-          <w:b/>
-          <w:bCs/>
-          <w:sz w:val="36"/>
-          <w:szCs w:val="36"/>
-          <w:lang w:eastAsia="en-IN"/>
-        </w:rPr>
-        <w:t>Binary Search (7)</w:t>
-      </w:r>
-    </w:p>
-    <w:p>
-      <w:pPr>
-        <w:numPr>
-          <w:ilvl w:val="0"/>
-          <w:numId w:val="8"/>
-        </w:numPr>
-        <w:spacing w:before="100" w:beforeAutospacing="1" w:after="100" w:afterAutospacing="1" w:line="240" w:lineRule="auto"/>
-        <w:rPr>
-          <w:rFonts w:ascii="Times New Roman" w:eastAsia="Times New Roman" w:hAnsi="Times New Roman" w:cs="Times New Roman"/>
-          <w:sz w:val="24"/>
-          <w:szCs w:val="24"/>
-          <w:lang w:eastAsia="en-IN"/>
-        </w:rPr>
-      </w:pPr>
-      <w:r>
-        <w:rPr>
-          <w:rFonts w:ascii="Times New Roman" w:eastAsia="Times New Roman" w:hAnsi="Times New Roman" w:cs="Times New Roman"/>
-          <w:sz w:val="24"/>
-          <w:szCs w:val="24"/>
-          <w:lang w:eastAsia="en-IN"/>
-        </w:rPr>
-        <w:t xml:space="preserve">Binary Search </w:t>
-      </w:r>
-    </w:p>
-    <w:p>
-      <w:pPr>
-        <w:numPr>
-          <w:ilvl w:val="0"/>
-          <w:numId w:val="8"/>
-        </w:numPr>
-        <w:spacing w:before="100" w:beforeAutospacing="1" w:after="100" w:afterAutospacing="1" w:line="240" w:lineRule="auto"/>
-        <w:rPr>
-          <w:rFonts w:ascii="Times New Roman" w:eastAsia="Times New Roman" w:hAnsi="Times New Roman" w:cs="Times New Roman"/>
-          <w:sz w:val="24"/>
-          <w:szCs w:val="24"/>
-          <w:lang w:eastAsia="en-IN"/>
-        </w:rPr>
-      </w:pPr>
       <w:r>
         <w:rPr>
           <w:rFonts w:ascii="Times New Roman" w:eastAsia="Times New Roman" w:hAnsi="Times New Roman" w:cs="Times New Roman"/>
@@ -7855,66 +7825,6 @@
 </inkml:ink>
 </file>
 
-<file path=word/ink/ink2.xml><?xml version="1.0" encoding="utf-8"?>
-<inkml:ink xmlns:inkml="http://www.w3.org/2003/InkML">
-  <inkml:definitions>
-    <inkml:context xml:id="ctx0">
-      <inkml:inkSource xml:id="inkSrc0">
-        <inkml:traceFormat>
-          <inkml:channel name="X" type="integer" min="-2.14748E9" max="2.14748E9" units="cm"/>
-          <inkml:channel name="Y" type="integer" min="-2.14748E9" max="2.14748E9" units="cm"/>
-          <inkml:channel name="F" type="integer" max="32767" units="dev"/>
-        </inkml:traceFormat>
-        <inkml:channelProperties>
-          <inkml:channelProperty channel="X" name="resolution" value="1000" units="1/cm"/>
-          <inkml:channelProperty channel="Y" name="resolution" value="1000" units="1/cm"/>
-          <inkml:channelProperty channel="F" name="resolution" value="0" units="1/dev"/>
-        </inkml:channelProperties>
-      </inkml:inkSource>
-      <inkml:timestamp xml:id="ts0" timeString="2026-08-05T07:49:58.032"/>
-    </inkml:context>
-    <inkml:brush xml:id="br0">
-      <inkml:brushProperty name="width" value="0.05" units="cm"/>
-      <inkml:brushProperty name="height" value="0.05" units="cm"/>
-      <inkml:brushProperty name="color" value="#E71224"/>
-    </inkml:brush>
-  </inkml:definitions>
-  <inkml:trace contextRef="#ctx0" brushRef="#br0">1 502 24575,'2552'0'0,"-2560"0"0,1 1 0,-1 0 0,1 0 0,-1 1 0,1 0 0,0 0 0,0 1 0,0 0 0,0 0 0,0 1 0,1 0 0,-7 4 0,-9 9 0,1 1 0,-20 21 0,-14 12 0,-128 112 0,178-158 0,-12 9 0,-1 0 0,0-1 0,-2 0 0,-29 14 0,43-25 0,-16 7 0,18-11 0,10-9 0,4 0 0,1 0 0,1 0 0,0 2 0,0-1 0,1 1 0,20-10 0,5-4 0,305-203 0,-332 219 0,-7 5 0,0 0 0,0 0 0,0 0 0,-1-1 0,1 1 0,-1-1 0,0 0 0,1 0 0,-2 0 0,1 0 0,0-1 0,2-4 0,-5 8 0,0-1 0,0 0 0,0 1 0,0-1 0,0 0 0,-1 1 0,1-1 0,0 0 0,-1 1 0,1-1 0,0 1 0,-1-1 0,1 1 0,0-1 0,-1 1 0,1-1 0,-1 1 0,1-1 0,-1 1 0,1 0 0,-1-1 0,0 1 0,1 0 0,-1-1 0,1 1 0,-2-1 0,-21-8 0,19 7 0,-55-21 0,-155-69 0,149 56 0,-131-63 0,170 88 0,0 2 0,-1 1 0,0 1 0,-1 1 0,-51-5 0,60 10-455,0-1 0,-26-7 0,31 5-6371</inkml:trace>
-  <inkml:trace contextRef="#ctx0" brushRef="#br0" timeOffset="2627.66">3081 21 24575,'-2'2'0,"1"-1"0,0 0 0,0 0 0,0 1 0,0-1 0,0 1 0,0-1 0,0 1 0,0-1 0,1 1 0,-1 0 0,1-1 0,-1 4 0,0-2 0,-6 24 0,1 0 0,1 1 0,2-1 0,0 35 0,-8 57 0,6-90 0,-16 91 0,-11 209 0,31-300 0,-7 44 0,7-117 0,3 11 0,1 1 0,2 0 0,2 0 0,11-36 0,0 18 0,43-86 0,-27 62 0,-3-1 0,-4-2 0,36-159 0,-63 234 0,0 1 0,0-1 0,1 1 0,-1-1 0,0 1 0,1 0 0,0-1 0,-1 1 0,1-1 0,0 1 0,0 0 0,-1 0 0,1-1 0,0 1 0,0 0 0,0 0 0,1 0 0,-1 0 0,2-1 0,-2 2 0,1-1 0,-1 1 0,0 0 0,1 0 0,-1-1 0,0 1 0,1 0 0,-1 0 0,0 1 0,1-1 0,-1 0 0,0 0 0,0 1 0,1-1 0,-1 1 0,0-1 0,3 2 0,4 3 0,1 1 0,-1 0 0,0 1 0,11 11 0,-12-11 0,11 10 0,0 1 0,-2 1 0,0 0 0,-1 1 0,-1 1 0,-1 0 0,-1 1 0,-1 0 0,-1 1 0,13 41 0,-21-55 0,5 18 0,8 53 0,-14-70 0,0 0 0,-2 0 0,1 0 0,-1 0 0,-1 0 0,1 0 0,-2 0 0,-6 18 0,5-18 0,-1 0 0,0-1 0,-1 1 0,0-1 0,-1-1 0,0 1 0,0-1 0,-1 0 0,0-1 0,-13 11 0,-6 0 0,0 0 0,-36 16 0,56-31 0,1-1 0,-1 0 0,0 0 0,1-1 0,-1 1 0,0-1 0,0-1 0,0 0 0,0 0 0,0 0 0,-9-2 0,1 0 0,0-1 0,0-1 0,1 0 0,-16-7 0,-69-31-1365,80 33-5461</inkml:trace>
-  <inkml:trace contextRef="#ctx0" brushRef="#br0" timeOffset="4527.93">3811 184 24575,'0'0'0,"0"0"0,0 0 0,0 0 0,0-1 0,0 1 0,0 0 0,0 0 0,0 0 0,0 0 0,0 0 0,0 0 0,0 0 0,0-1 0,0 1 0,0 0 0,0 0 0,0 0 0,0 0 0,0 0 0,0 0 0,1 0 0,-1 0 0,0 0 0,0-1 0,0 1 0,0 0 0,0 0 0,0 0 0,0 0 0,0 0 0,0 0 0,1 0 0,-1 0 0,0 0 0,0 0 0,0 0 0,0 0 0,0 0 0,0 0 0,0 0 0,1 0 0,-1 0 0,0 0 0,0 0 0,0 0 0,0 0 0,0 0 0,0 0 0,0 0 0,1 0 0,-1 0 0,0 0 0,0 0 0,0 0 0,0 0 0,0 0 0,0 1 0,0-1 0,0 0 0,0 0 0,1 0 0,-1 0 0,0 0 0,0 0 0,0 0 0,0 0 0,0 0 0,0 1 0,0-1 0,3 14 0,0 19 0,-3 193 0,1 13 0,0-224 0,2-1 0,-1 0 0,2-1 0,0 1 0,1 0 0,0-1 0,1 0 0,11 18 0,-14-25 0,0-1 0,0 0 0,1 0 0,0 0 0,0 0 0,0-1 0,0 0 0,1 0 0,0 0 0,0-1 0,0 1 0,0-1 0,0 0 0,0-1 0,1 1 0,0-1 0,8 2 0,-3-1 0,1 0 0,-1-1 0,1 0 0,0-1 0,0-1 0,0 0 0,18-2 0,-24 0 0,1 1 0,-1-1 0,0-1 0,0 1 0,0-1 0,0 0 0,0-1 0,-1 1 0,1-1 0,-1 0 0,0 0 0,0-1 0,0 0 0,4-5 0,8-12 0,29-46 0,-41 59 0,6-9 0,-2 0 0,0 0 0,-1-1 0,-1 0 0,0 0 0,-2 0 0,0-1 0,3-31 0,-7 38 0,3-8 0,-2 0 0,-1-1 0,-2-33 0,0 49 0,1 0 0,-2 0 0,1 0 0,-1 0 0,0 0 0,0 1 0,0-1 0,-1 1 0,0-1 0,0 1 0,0 0 0,-1 0 0,0 0 0,0 0 0,0 1 0,0 0 0,-6-5 0,-18-9 0,0 1 0,-1 1 0,-43-16 0,67 30 0,-6-2 0,-1 0 0,1 1 0,-1 1 0,0 0 0,0 1 0,-13 0 0,-39-6 0,19-2 268,23 6-1084,-39-12-1,49 11-6009</inkml:trace>
-  <inkml:trace contextRef="#ctx0" brushRef="#br0" timeOffset="6727.64">4774 220 24575,'-11'14'0,"0"1"0,1 0 0,0 1 0,1 0 0,1 0 0,1 0 0,-6 20 0,4-14 0,-7 21 0,2 1 0,2 1 0,-11 80 0,15-45 0,2 105 0,8-19 0,9-223 0,0 9 0,0-20 0,11-66 0,66-219 0,-73 316 0,1 0 0,3 1 0,34-51 0,-53 86 0,0 0 0,1 0 0,0 0 0,-1 0 0,1 0 0,-1 0 0,1 0 0,0 0 0,0 0 0,-1 0 0,1 0 0,0 1 0,0-1 0,0 0 0,0 1 0,0-1 0,0 1 0,0-1 0,0 1 0,0-1 0,0 1 0,1 0 0,-1-1 0,0 1 0,0 0 0,0 0 0,0 0 0,1 0 0,-1 0 0,0 0 0,2 1 0,-1 0 0,0 0 0,0 1 0,0-1 0,0 1 0,-1 0 0,1 0 0,0-1 0,-1 1 0,1 0 0,-1 0 0,0 1 0,1-1 0,-1 0 0,1 4 0,5 15 0,-1-1 0,-1 1 0,0 0 0,1 27 0,0-5 0,8 119 0,2 8 0,-3-114 0,-12-52 0,0 1 0,1-1 0,0 0 0,0 1 0,0-1 0,0 0 0,0 0 0,1 0 0,5 5 0,-8-8 0,1-1 0,0 0 0,-1 1 0,1-1 0,-1 0 0,1 1 0,0-1 0,-1 0 0,1 0 0,-1 0 0,1 0 0,0 0 0,-1 0 0,1 0 0,0 0 0,-1 0 0,1 0 0,0 0 0,-1 0 0,1 0 0,-1-1 0,1 1 0,0 0 0,-1 0 0,1-1 0,-1 1 0,1 0 0,-1-1 0,1 1 0,-1 0 0,1-1 0,0 0 0,16-18 0,-16 17 0,29-43 0,25-51 0,-28 48 0,36-51 0,-49 80 0,0-1 0,-1-1 0,-1 0 0,-1-1 0,0 0 0,-2 0 0,8-32 0,-12 32-1365,-1 3-5461</inkml:trace>
-  <inkml:trace contextRef="#ctx0" brushRef="#br0" timeOffset="10182.18">5421 679 24575,'1'5'0,"0"-1"0,1 1 0,0 0 0,0-1 0,0 0 0,0 1 0,1-1 0,-1 0 0,1 0 0,0 0 0,0-1 0,1 1 0,-1-1 0,8 6 0,0-3 0,0 0 0,0-1 0,1-1 0,-1 0 0,1 0 0,0-1 0,25 3 0,15 5 0,-18-5 0,-1-1 0,1-2 0,0-1 0,51-3 0,-22-1 0,26-8 0,-79 9 0,-25 3 0,0 1 0,1 0 0,0 2 0,-1-1 0,1 2 0,-14 7 0,11-5 0,-1-1 0,-35 10 0,46-16 0,0 0 0,0 0 0,0 0 0,0-1 0,0 0 0,0-1 0,0 0 0,0 0 0,0 0 0,0-1 0,-12-4 0,4 0 0,0 0 0,1-1 0,0-1 0,0 0 0,1-1 0,0-1 0,0 0 0,1 0 0,0-1 0,-18-23 0,24 26 0,-1 0 0,-1 0 0,-12-11 0,-18-19 0,11 7 0,19 23 0,1 0 0,1 0 0,-1 0 0,2-1 0,-1 0 0,1 0 0,-5-12 0,3-1 0,0 1 0,2-1 0,0 0 0,2-1 0,0 1 0,2-1 0,2-43 0,0 58 0,1 0 0,0 0 0,0 0 0,1 0 0,0 1 0,1-1 0,-1 1 0,1 0 0,1 0 0,-1 1 0,1-1 0,0 1 0,10-9 0,5-4 0,0 1 0,38-25 0,-39 31 0,2 1 0,-1 1 0,31-11 0,-47 20 0,-1 0 0,1 0 0,0 1 0,0-1 0,-1 1 0,1 0 0,0 0 0,-1 0 0,1 1 0,0-1 0,0 1 0,-1 0 0,1 0 0,-1 0 0,1 0 0,-1 1 0,1-1 0,-1 1 0,0 0 0,0 0 0,0 0 0,0 1 0,4 3 0,6 7 0,0 0 0,-1 0 0,15 24 0,-19-25 0,98 150 0,-104-161 0,-1 1 0,0 0 0,0 0 0,0 0 0,0 0 0,0 0 0,0 0 0,-1 0 0,1 0 0,-1 0 0,1 0 0,-1 1 0,0-1 0,0 0 0,0 0 0,0 0 0,0 4 0,-1-5 0,0 0 0,0 1 0,0-1 0,0 0 0,0 0 0,0 0 0,0 0 0,-1 0 0,1 0 0,0 0 0,0 0 0,-1 0 0,1 0 0,-1-1 0,1 1 0,-1-1 0,1 1 0,-1-1 0,1 0 0,-1 1 0,1-1 0,-1 0 0,1 0 0,-3 0 0,-8 0 0,1-1 0,0 0 0,-1-1 0,1 0 0,0-1 0,0 0 0,1-1 0,-1 0 0,-11-6 0,-31-10 0,31 11 0,1 0 0,0-1 0,0-1 0,-23-18 0,-4-1 0,-79-42-1365,114 65-5461</inkml:trace>
-</inkml:ink>
-</file>
-
-<file path=word/ink/ink3.xml><?xml version="1.0" encoding="utf-8"?>
-<inkml:ink xmlns:inkml="http://www.w3.org/2003/InkML">
-  <inkml:definitions>
-    <inkml:context xml:id="ctx0">
-      <inkml:inkSource xml:id="inkSrc0">
-        <inkml:traceFormat>
-          <inkml:channel name="X" type="integer" min="-2.14748E9" max="2.14748E9" units="cm"/>
-          <inkml:channel name="Y" type="integer" min="-2.14748E9" max="2.14748E9" units="cm"/>
-          <inkml:channel name="F" type="integer" max="32767" units="dev"/>
-        </inkml:traceFormat>
-        <inkml:channelProperties>
-          <inkml:channelProperty channel="X" name="resolution" value="1000" units="1/cm"/>
-          <inkml:channelProperty channel="Y" name="resolution" value="1000" units="1/cm"/>
-          <inkml:channelProperty channel="F" name="resolution" value="0" units="1/dev"/>
-        </inkml:channelProperties>
-      </inkml:inkSource>
-      <inkml:timestamp xml:id="ts0" timeString="2026-08-05T07:49:53.635"/>
-    </inkml:context>
-    <inkml:brush xml:id="br0">
-      <inkml:brushProperty name="width" value="0.05" units="cm"/>
-      <inkml:brushProperty name="height" value="0.05" units="cm"/>
-      <inkml:brushProperty name="color" value="#E71224"/>
-    </inkml:brush>
-  </inkml:definitions>
-  <inkml:trace contextRef="#ctx0" brushRef="#br0">0 1530 24575,'25'1'0,"1"2"0,-1 0 0,0 2 0,0 1 0,-1 0 0,0 2 0,0 1 0,36 19 0,-46-23 0,-1 0 0,1-1 0,-1-1 0,1 0 0,0-1 0,23 0 0,-13 0 0,28 6 0,-33-3 0,0 1 0,-1 1 0,20 11 0,31 11 0,-20-11 0,64 35 0,-8-4 0,-75-37 0,0-3 0,0 0 0,1-2 0,0-1 0,39 2 0,161-4 0,-167-5 0,102 2 0,140-3 0,-237-4 0,34 0 0,1353 7 0,-770-2 0,-502 14 0,-165-12 0,0 1 0,-1 1 0,21 7 0,-15-5 0,29 5 0,160-5 0,-19-2 0,335 6 0,-330-11 0,-53 8 0,4 0 0,-81-7 0,-14-1 0,1 3 0,0 2 0,62 11 0,-91-10 0,46 2 0,2 0 0,60 6 0,223-9 0,-329-5 0,0-2 0,37-9 0,-21 4 0,-28 4 0,-1 0 0,0-1 0,-1 0 0,1-1 0,16-11 0,-13 7 0,0 2 0,28-11 0,-19 9 0,-23 9 0,1-1 0,0 1 0,0 0 0,0 0 0,0 1 0,0 0 0,7-1 0,14 0 0,0-2 0,0-1 0,-1-1 0,36-13 0,-35 11 0,-9 3 0,0 0 0,0-1 0,-1-1 0,0-1 0,-1 0 0,1-2 0,25-18 0,-3-3 0,-22 18 0,0 0 0,27-30 0,-39 38 0,-1-1 0,1 0 0,-1-1 0,0 1 0,-1-1 0,0 0 0,0 0 0,0 0 0,-1 0 0,0 0 0,0-1 0,0-7 0,0-4 0,-1-1 0,0 1 0,-2 0 0,0-1 0,-1 1 0,-1 0 0,-1 0 0,-1 0 0,0 1 0,-2-1 0,0 1 0,-1 1 0,0-1 0,-14-18 0,11 17 0,1-1 0,-16-38 0,16 32 0,-15-25 0,19 39 0,-6-9 0,0 0 0,-1 2 0,-24-29 0,20 29 0,0 1 0,-1 0 0,-1 2 0,-1 0 0,0 1 0,-1 1 0,-1 1 0,-31-14 0,-210-59 0,185 64 0,11 5 0,-75-8 0,20 4 0,-182-54 0,74 16 0,128 39 0,-37-8 0,-95-22 0,98 24 0,111 21 0,-103-27 0,-14-5 0,10 3 0,-18-11 0,-214-34 0,224 52 0,31 5 0,27 6 0,0 0 0,-152-10 0,-262 25 0,246 2 0,-65 12 0,175 4 0,80-8 0,-86 1 0,-140-3 0,-8 28 0,175-24 0,-4 2 0,98-8 0,-34 12 0,6-1 0,-71 25 0,50-15 0,-127 49 0,105-35 0,5-1 0,-23-8 0,74-22 0,33-7 0,0 0 0,0 1 0,0 0 0,1 0 0,-1 1 0,1-1 0,0 2 0,-10 7 0,-2 5 0,-21 24 0,6-6 0,20-21 0,-3 3 0,-1 0 0,0-2 0,-2 0 0,-34 22 0,6-10 0,-74 57 0,100-67 0,1 0 0,1 2 0,0 1 0,2 0 0,-23 34 0,31-43 0,0 1 0,0-2 0,-17 15 0,-8 10 0,25-26 0,-1 0 0,-18 14 0,17-15 0,0 1 0,-12 13 0,-14 16 0,20-20 0,0 0 0,-15 22 0,27-33 0,0 1 0,1-1 0,0 1 0,1 0 0,-1 0 0,1 0 0,1 1 0,0-1 0,-2 16 0,0 5-1365,1-17-5461</inkml:trace>
-</inkml:ink>
-</file>
-
 <file path=word/theme/theme1.xml><?xml version="1.0" encoding="utf-8"?>
 <a:theme xmlns:a="http://schemas.openxmlformats.org/drawingml/2006/main" name="Office Theme">
   <a:themeElements>

--- a/filter interview list2.docx
+++ b/filter interview list2.docx
@@ -2727,6 +2727,78 @@
       <w:r>
         <w:rPr>
           <w:rFonts w:ascii="Times New Roman" w:eastAsia="Times New Roman" w:hAnsi="Times New Roman" w:cs="Times New Roman"/>
+          <w:sz w:val="24"/>
+          <w:szCs w:val="24"/>
+          <w:lang w:eastAsia="en-IN"/>
+        </w:rPr>
+        <w:t xml:space="preserve">First Occurrence </w:t>
+      </w:r>
+    </w:p>
+    <w:p>
+      <w:pPr>
+        <w:numPr>
+          <w:ilvl w:val="0"/>
+          <w:numId w:val="8"/>
+        </w:numPr>
+        <w:spacing w:before="100" w:beforeAutospacing="1" w:after="100" w:afterAutospacing="1" w:line="240" w:lineRule="auto"/>
+        <w:rPr>
+          <w:rFonts w:ascii="Times New Roman" w:eastAsia="Times New Roman" w:hAnsi="Times New Roman" w:cs="Times New Roman"/>
+          <w:sz w:val="24"/>
+          <w:szCs w:val="24"/>
+          <w:lang w:eastAsia="en-IN"/>
+        </w:rPr>
+      </w:pPr>
+      <w:r>
+        <w:rPr>
+          <w:rFonts w:ascii="Times New Roman" w:eastAsia="Times New Roman" w:hAnsi="Times New Roman" w:cs="Times New Roman"/>
+          <w:sz w:val="24"/>
+          <w:szCs w:val="24"/>
+          <w:lang w:eastAsia="en-IN"/>
+        </w:rPr>
+        <w:t xml:space="preserve">Last Occurrence </w:t>
+      </w:r>
+    </w:p>
+    <w:p>
+      <w:pPr>
+        <w:numPr>
+          <w:ilvl w:val="0"/>
+          <w:numId w:val="8"/>
+        </w:numPr>
+        <w:spacing w:before="100" w:beforeAutospacing="1" w:after="100" w:afterAutospacing="1" w:line="240" w:lineRule="auto"/>
+        <w:rPr>
+          <w:rFonts w:ascii="Times New Roman" w:eastAsia="Times New Roman" w:hAnsi="Times New Roman" w:cs="Times New Roman"/>
+          <w:sz w:val="24"/>
+          <w:szCs w:val="24"/>
+          <w:lang w:eastAsia="en-IN"/>
+        </w:rPr>
+      </w:pPr>
+      <w:r>
+        <w:rPr>
+          <w:rFonts w:ascii="Times New Roman" w:eastAsia="Times New Roman" w:hAnsi="Times New Roman" w:cs="Times New Roman"/>
+          <w:sz w:val="24"/>
+          <w:szCs w:val="24"/>
+          <w:lang w:eastAsia="en-IN"/>
+        </w:rPr>
+        <w:t xml:space="preserve">Search Insert Position </w:t>
+      </w:r>
+    </w:p>
+    <w:p>
+      <w:pPr>
+        <w:numPr>
+          <w:ilvl w:val="0"/>
+          <w:numId w:val="8"/>
+        </w:numPr>
+        <w:spacing w:before="100" w:beforeAutospacing="1" w:after="100" w:afterAutospacing="1" w:line="240" w:lineRule="auto"/>
+        <w:rPr>
+          <w:rFonts w:ascii="Times New Roman" w:eastAsia="Times New Roman" w:hAnsi="Times New Roman" w:cs="Times New Roman"/>
+          <w:sz w:val="24"/>
+          <w:szCs w:val="24"/>
+          <w:lang w:eastAsia="en-IN"/>
+        </w:rPr>
+      </w:pPr>
+      <w:r>
+        <w:rPr>
+          <w:rFonts w:ascii="Times New Roman" w:eastAsia="Times New Roman" w:hAnsi="Times New Roman" w:cs="Times New Roman"/>
           <w:noProof/>
           <w:sz w:val="24"/>
           <w:szCs w:val="24"/>
@@ -2735,13 +2807,13 @@
         <mc:AlternateContent>
           <mc:Choice Requires="wps">
             <w:drawing>
-              <wp:anchor distT="0" distB="0" distL="114300" distR="114300" simplePos="0" relativeHeight="251671552" behindDoc="0" locked="0" layoutInCell="1" allowOverlap="1" wp14:anchorId="16CAB85A" wp14:editId="0BBC43D6">
+              <wp:anchor distT="0" distB="0" distL="114300" distR="114300" simplePos="0" relativeHeight="251671552" behindDoc="0" locked="0" layoutInCell="1" allowOverlap="1" wp14:anchorId="16CAB85A" wp14:editId="3A1FCDDC">
                 <wp:simplePos x="0" y="0"/>
                 <wp:positionH relativeFrom="column">
-                  <wp:posOffset>-279400</wp:posOffset>
+                  <wp:posOffset>-342900</wp:posOffset>
                 </wp:positionH>
                 <wp:positionV relativeFrom="paragraph">
-                  <wp:posOffset>179917</wp:posOffset>
+                  <wp:posOffset>178858</wp:posOffset>
                 </wp:positionV>
                 <wp:extent cx="3390900" cy="4233"/>
                 <wp:effectExtent l="0" t="0" r="19050" b="34290"/>
@@ -2785,85 +2857,13 @@
           </mc:Choice>
           <mc:Fallback>
             <w:pict>
-              <v:line w14:anchorId="4B0CDB2B" id="Straight Connector 3" o:spid="_x0000_s1026" style="position:absolute;z-index:251671552;visibility:visible;mso-wrap-style:square;mso-wrap-distance-left:9pt;mso-wrap-distance-top:0;mso-wrap-distance-right:9pt;mso-wrap-distance-bottom:0;mso-position-horizontal:absolute;mso-position-horizontal-relative:text;mso-position-vertical:absolute;mso-position-vertical-relative:text" from="-22pt,14.15pt" to="245pt,14.5pt" o:gfxdata="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" strokecolor="#4472c4 [3204]" strokeweight="1.5pt">
+              <v:line w14:anchorId="6BE8F032" id="Straight Connector 3" o:spid="_x0000_s1026" style="position:absolute;z-index:251671552;visibility:visible;mso-wrap-style:square;mso-wrap-distance-left:9pt;mso-wrap-distance-top:0;mso-wrap-distance-right:9pt;mso-wrap-distance-bottom:0;mso-position-horizontal:absolute;mso-position-horizontal-relative:text;mso-position-vertical:absolute;mso-position-vertical-relative:text" from="-27pt,14.1pt" to="240pt,14.45pt" o:gfxdata="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" strokecolor="#4472c4 [3204]" strokeweight="1.5pt">
                 <v:stroke joinstyle="miter"/>
               </v:line>
             </w:pict>
           </mc:Fallback>
         </mc:AlternateContent>
       </w:r>
-      <w:r>
-        <w:rPr>
-          <w:rFonts w:ascii="Times New Roman" w:eastAsia="Times New Roman" w:hAnsi="Times New Roman" w:cs="Times New Roman"/>
-          <w:sz w:val="24"/>
-          <w:szCs w:val="24"/>
-          <w:lang w:eastAsia="en-IN"/>
-        </w:rPr>
-        <w:t xml:space="preserve">First Occurrence </w:t>
-      </w:r>
-    </w:p>
-    <w:p>
-      <w:pPr>
-        <w:numPr>
-          <w:ilvl w:val="0"/>
-          <w:numId w:val="8"/>
-        </w:numPr>
-        <w:spacing w:before="100" w:beforeAutospacing="1" w:after="100" w:afterAutospacing="1" w:line="240" w:lineRule="auto"/>
-        <w:rPr>
-          <w:rFonts w:ascii="Times New Roman" w:eastAsia="Times New Roman" w:hAnsi="Times New Roman" w:cs="Times New Roman"/>
-          <w:sz w:val="24"/>
-          <w:szCs w:val="24"/>
-          <w:lang w:eastAsia="en-IN"/>
-        </w:rPr>
-      </w:pPr>
-      <w:r>
-        <w:rPr>
-          <w:rFonts w:ascii="Times New Roman" w:eastAsia="Times New Roman" w:hAnsi="Times New Roman" w:cs="Times New Roman"/>
-          <w:sz w:val="24"/>
-          <w:szCs w:val="24"/>
-          <w:lang w:eastAsia="en-IN"/>
-        </w:rPr>
-        <w:t xml:space="preserve">Last Occurrence </w:t>
-      </w:r>
-    </w:p>
-    <w:p>
-      <w:pPr>
-        <w:numPr>
-          <w:ilvl w:val="0"/>
-          <w:numId w:val="8"/>
-        </w:numPr>
-        <w:spacing w:before="100" w:beforeAutospacing="1" w:after="100" w:afterAutospacing="1" w:line="240" w:lineRule="auto"/>
-        <w:rPr>
-          <w:rFonts w:ascii="Times New Roman" w:eastAsia="Times New Roman" w:hAnsi="Times New Roman" w:cs="Times New Roman"/>
-          <w:sz w:val="24"/>
-          <w:szCs w:val="24"/>
-          <w:lang w:eastAsia="en-IN"/>
-        </w:rPr>
-      </w:pPr>
-      <w:r>
-        <w:rPr>
-          <w:rFonts w:ascii="Times New Roman" w:eastAsia="Times New Roman" w:hAnsi="Times New Roman" w:cs="Times New Roman"/>
-          <w:sz w:val="24"/>
-          <w:szCs w:val="24"/>
-          <w:lang w:eastAsia="en-IN"/>
-        </w:rPr>
-        <w:t xml:space="preserve">Search Insert Position </w:t>
-      </w:r>
-    </w:p>
-    <w:p>
-      <w:pPr>
-        <w:numPr>
-          <w:ilvl w:val="0"/>
-          <w:numId w:val="8"/>
-        </w:numPr>
-        <w:spacing w:before="100" w:beforeAutospacing="1" w:after="100" w:afterAutospacing="1" w:line="240" w:lineRule="auto"/>
-        <w:rPr>
-          <w:rFonts w:ascii="Times New Roman" w:eastAsia="Times New Roman" w:hAnsi="Times New Roman" w:cs="Times New Roman"/>
-          <w:sz w:val="24"/>
-          <w:szCs w:val="24"/>
-          <w:lang w:eastAsia="en-IN"/>
-        </w:rPr>
-      </w:pPr>
       <w:r>
         <w:rPr>
           <w:rFonts w:ascii="Times New Roman" w:eastAsia="Times New Roman" w:hAnsi="Times New Roman" w:cs="Times New Roman"/>

--- a/filter interview list2.docx
+++ b/filter interview list2.docx
@@ -30,9 +30,46 @@
           <w:szCs w:val="24"/>
           <w:lang w:eastAsia="en-IN"/>
         </w:rPr>
-        <w:t xml:space="preserve">ye meri final </w:t>
-      </w:r>
-      <w:proofErr w:type="spellStart"/>
+        <w:t>ye meri final final list hai.</w:t>
+      </w:r>
+      <w:r>
+        <w:rPr>
+          <w:rFonts w:ascii="Times New Roman" w:eastAsia="Times New Roman" w:hAnsi="Times New Roman" w:cs="Times New Roman"/>
+          <w:sz w:val="24"/>
+          <w:szCs w:val="24"/>
+          <w:lang w:eastAsia="en-IN"/>
+        </w:rPr>
+        <w:t xml:space="preserve"> </w:t>
+      </w:r>
+      <w:r>
+        <w:rPr>
+          <w:rFonts w:ascii="Segoe UI Emoji" w:eastAsia="Times New Roman" w:hAnsi="Segoe UI Emoji" w:cs="Segoe UI Emoji"/>
+          <w:sz w:val="24"/>
+          <w:szCs w:val="24"/>
+          <w:lang w:eastAsia="en-IN"/>
+        </w:rPr>
+        <w:t>❤️</w:t>
+      </w:r>
+    </w:p>
+    <w:p>
+      <w:pPr>
+        <w:spacing w:before="100" w:beforeAutospacing="1" w:after="100" w:afterAutospacing="1" w:line="240" w:lineRule="auto"/>
+        <w:rPr>
+          <w:rFonts w:ascii="Times New Roman" w:eastAsia="Times New Roman" w:hAnsi="Times New Roman" w:cs="Times New Roman"/>
+          <w:sz w:val="24"/>
+          <w:szCs w:val="24"/>
+          <w:lang w:eastAsia="en-IN"/>
+        </w:rPr>
+      </w:pPr>
+      <w:r>
+        <w:rPr>
+          <w:rFonts w:ascii="Times New Roman" w:eastAsia="Times New Roman" w:hAnsi="Times New Roman" w:cs="Times New Roman"/>
+          <w:sz w:val="24"/>
+          <w:szCs w:val="24"/>
+          <w:lang w:eastAsia="en-IN"/>
+        </w:rPr>
+        <w:t xml:space="preserve">Agar </w:t>
+      </w:r>
       <w:r>
         <w:rPr>
           <w:rFonts w:ascii="Times New Roman" w:eastAsia="Times New Roman" w:hAnsi="Times New Roman" w:cs="Times New Roman"/>
@@ -42,9 +79,28 @@
           <w:szCs w:val="24"/>
           <w:lang w:eastAsia="en-IN"/>
         </w:rPr>
-        <w:t>final</w:t>
-      </w:r>
-      <w:proofErr w:type="spellEnd"/>
+        <w:t>mera khud ka bhai</w:t>
+      </w:r>
+      <w:r>
+        <w:rPr>
+          <w:rFonts w:ascii="Times New Roman" w:eastAsia="Times New Roman" w:hAnsi="Times New Roman" w:cs="Times New Roman"/>
+          <w:sz w:val="24"/>
+          <w:szCs w:val="24"/>
+          <w:lang w:eastAsia="en-IN"/>
+        </w:rPr>
+        <w:t xml:space="preserve"> Python + Django fresher hota aur bolta:</w:t>
+      </w:r>
+    </w:p>
+    <w:p>
+      <w:pPr>
+        <w:spacing w:beforeAutospacing="1" w:after="100" w:afterAutospacing="1" w:line="240" w:lineRule="auto"/>
+        <w:rPr>
+          <w:rFonts w:ascii="Times New Roman" w:eastAsia="Times New Roman" w:hAnsi="Times New Roman" w:cs="Times New Roman"/>
+          <w:sz w:val="24"/>
+          <w:szCs w:val="24"/>
+          <w:lang w:eastAsia="en-IN"/>
+        </w:rPr>
+      </w:pPr>
       <w:r>
         <w:rPr>
           <w:rFonts w:ascii="Times New Roman" w:eastAsia="Times New Roman" w:hAnsi="Times New Roman" w:cs="Times New Roman"/>
@@ -54,9 +110,28 @@
           <w:szCs w:val="24"/>
           <w:lang w:eastAsia="en-IN"/>
         </w:rPr>
-        <w:t xml:space="preserve"> list </w:t>
-      </w:r>
-      <w:proofErr w:type="spellStart"/>
+        <w:t>"2 mahine me 6 LPA chahiye"</w:t>
+      </w:r>
+    </w:p>
+    <w:p>
+      <w:pPr>
+        <w:spacing w:before="100" w:beforeAutospacing="1" w:after="100" w:afterAutospacing="1" w:line="240" w:lineRule="auto"/>
+        <w:rPr>
+          <w:rFonts w:ascii="Times New Roman" w:eastAsia="Times New Roman" w:hAnsi="Times New Roman" w:cs="Times New Roman"/>
+          <w:sz w:val="24"/>
+          <w:szCs w:val="24"/>
+          <w:lang w:eastAsia="en-IN"/>
+        </w:rPr>
+      </w:pPr>
+      <w:r>
+        <w:rPr>
+          <w:rFonts w:ascii="Times New Roman" w:eastAsia="Times New Roman" w:hAnsi="Times New Roman" w:cs="Times New Roman"/>
+          <w:sz w:val="24"/>
+          <w:szCs w:val="24"/>
+          <w:lang w:eastAsia="en-IN"/>
+        </w:rPr>
+        <w:t xml:space="preserve">toh </w:t>
+      </w:r>
       <w:r>
         <w:rPr>
           <w:rFonts w:ascii="Times New Roman" w:eastAsia="Times New Roman" w:hAnsi="Times New Roman" w:cs="Times New Roman"/>
@@ -66,9 +141,28 @@
           <w:szCs w:val="24"/>
           <w:lang w:eastAsia="en-IN"/>
         </w:rPr>
-        <w:t>hai</w:t>
-      </w:r>
-      <w:proofErr w:type="spellEnd"/>
+        <w:t>main usse sirf ye hi list karwata.</w:t>
+      </w:r>
+    </w:p>
+    <w:p>
+      <w:pPr>
+        <w:spacing w:before="100" w:beforeAutospacing="1" w:after="100" w:afterAutospacing="1" w:line="240" w:lineRule="auto"/>
+        <w:rPr>
+          <w:rFonts w:ascii="Times New Roman" w:eastAsia="Times New Roman" w:hAnsi="Times New Roman" w:cs="Times New Roman"/>
+          <w:sz w:val="24"/>
+          <w:szCs w:val="24"/>
+          <w:lang w:eastAsia="en-IN"/>
+        </w:rPr>
+      </w:pPr>
+      <w:r>
+        <w:rPr>
+          <w:rFonts w:ascii="Times New Roman" w:eastAsia="Times New Roman" w:hAnsi="Times New Roman" w:cs="Times New Roman"/>
+          <w:sz w:val="24"/>
+          <w:szCs w:val="24"/>
+          <w:lang w:eastAsia="en-IN"/>
+        </w:rPr>
+        <w:t xml:space="preserve">Iske baad </w:t>
+      </w:r>
       <w:r>
         <w:rPr>
           <w:rFonts w:ascii="Times New Roman" w:eastAsia="Times New Roman" w:hAnsi="Times New Roman" w:cs="Times New Roman"/>
@@ -78,401 +172,7 @@
           <w:szCs w:val="24"/>
           <w:lang w:eastAsia="en-IN"/>
         </w:rPr>
-        <w:t>.</w:t>
-      </w:r>
-      <w:r>
-        <w:rPr>
-          <w:rFonts w:ascii="Times New Roman" w:eastAsia="Times New Roman" w:hAnsi="Times New Roman" w:cs="Times New Roman"/>
-          <w:sz w:val="24"/>
-          <w:szCs w:val="24"/>
-          <w:lang w:eastAsia="en-IN"/>
-        </w:rPr>
-        <w:t xml:space="preserve"> </w:t>
-      </w:r>
-      <w:r>
-        <w:rPr>
-          <w:rFonts w:ascii="Segoe UI Emoji" w:eastAsia="Times New Roman" w:hAnsi="Segoe UI Emoji" w:cs="Segoe UI Emoji"/>
-          <w:sz w:val="24"/>
-          <w:szCs w:val="24"/>
-          <w:lang w:eastAsia="en-IN"/>
-        </w:rPr>
-        <w:t>❤️</w:t>
-      </w:r>
-    </w:p>
-    <w:p>
-      <w:pPr>
-        <w:spacing w:before="100" w:beforeAutospacing="1" w:after="100" w:afterAutospacing="1" w:line="240" w:lineRule="auto"/>
-        <w:rPr>
-          <w:rFonts w:ascii="Times New Roman" w:eastAsia="Times New Roman" w:hAnsi="Times New Roman" w:cs="Times New Roman"/>
-          <w:sz w:val="24"/>
-          <w:szCs w:val="24"/>
-          <w:lang w:eastAsia="en-IN"/>
-        </w:rPr>
-      </w:pPr>
-      <w:r>
-        <w:rPr>
-          <w:rFonts w:ascii="Times New Roman" w:eastAsia="Times New Roman" w:hAnsi="Times New Roman" w:cs="Times New Roman"/>
-          <w:sz w:val="24"/>
-          <w:szCs w:val="24"/>
-          <w:lang w:eastAsia="en-IN"/>
-        </w:rPr>
-        <w:t xml:space="preserve">Agar </w:t>
-      </w:r>
-      <w:proofErr w:type="spellStart"/>
-      <w:r>
-        <w:rPr>
-          <w:rFonts w:ascii="Times New Roman" w:eastAsia="Times New Roman" w:hAnsi="Times New Roman" w:cs="Times New Roman"/>
-          <w:b/>
-          <w:bCs/>
-          <w:sz w:val="24"/>
-          <w:szCs w:val="24"/>
-          <w:lang w:eastAsia="en-IN"/>
-        </w:rPr>
-        <w:t>mera</w:t>
-      </w:r>
-      <w:proofErr w:type="spellEnd"/>
-      <w:r>
-        <w:rPr>
-          <w:rFonts w:ascii="Times New Roman" w:eastAsia="Times New Roman" w:hAnsi="Times New Roman" w:cs="Times New Roman"/>
-          <w:b/>
-          <w:bCs/>
-          <w:sz w:val="24"/>
-          <w:szCs w:val="24"/>
-          <w:lang w:eastAsia="en-IN"/>
-        </w:rPr>
-        <w:t xml:space="preserve"> khud ka bhai</w:t>
-      </w:r>
-      <w:r>
-        <w:rPr>
-          <w:rFonts w:ascii="Times New Roman" w:eastAsia="Times New Roman" w:hAnsi="Times New Roman" w:cs="Times New Roman"/>
-          <w:sz w:val="24"/>
-          <w:szCs w:val="24"/>
-          <w:lang w:eastAsia="en-IN"/>
-        </w:rPr>
-        <w:t xml:space="preserve"> Python + Django fresher </w:t>
-      </w:r>
-      <w:proofErr w:type="spellStart"/>
-      <w:r>
-        <w:rPr>
-          <w:rFonts w:ascii="Times New Roman" w:eastAsia="Times New Roman" w:hAnsi="Times New Roman" w:cs="Times New Roman"/>
-          <w:sz w:val="24"/>
-          <w:szCs w:val="24"/>
-          <w:lang w:eastAsia="en-IN"/>
-        </w:rPr>
-        <w:t>hota</w:t>
-      </w:r>
-      <w:proofErr w:type="spellEnd"/>
-      <w:r>
-        <w:rPr>
-          <w:rFonts w:ascii="Times New Roman" w:eastAsia="Times New Roman" w:hAnsi="Times New Roman" w:cs="Times New Roman"/>
-          <w:sz w:val="24"/>
-          <w:szCs w:val="24"/>
-          <w:lang w:eastAsia="en-IN"/>
-        </w:rPr>
-        <w:t xml:space="preserve"> aur </w:t>
-      </w:r>
-      <w:proofErr w:type="spellStart"/>
-      <w:r>
-        <w:rPr>
-          <w:rFonts w:ascii="Times New Roman" w:eastAsia="Times New Roman" w:hAnsi="Times New Roman" w:cs="Times New Roman"/>
-          <w:sz w:val="24"/>
-          <w:szCs w:val="24"/>
-          <w:lang w:eastAsia="en-IN"/>
-        </w:rPr>
-        <w:t>bolta</w:t>
-      </w:r>
-      <w:proofErr w:type="spellEnd"/>
-      <w:r>
-        <w:rPr>
-          <w:rFonts w:ascii="Times New Roman" w:eastAsia="Times New Roman" w:hAnsi="Times New Roman" w:cs="Times New Roman"/>
-          <w:sz w:val="24"/>
-          <w:szCs w:val="24"/>
-          <w:lang w:eastAsia="en-IN"/>
-        </w:rPr>
-        <w:t>:</w:t>
-      </w:r>
-    </w:p>
-    <w:p>
-      <w:pPr>
-        <w:spacing w:beforeAutospacing="1" w:after="100" w:afterAutospacing="1" w:line="240" w:lineRule="auto"/>
-        <w:rPr>
-          <w:rFonts w:ascii="Times New Roman" w:eastAsia="Times New Roman" w:hAnsi="Times New Roman" w:cs="Times New Roman"/>
-          <w:sz w:val="24"/>
-          <w:szCs w:val="24"/>
-          <w:lang w:eastAsia="en-IN"/>
-        </w:rPr>
-      </w:pPr>
-      <w:r>
-        <w:rPr>
-          <w:rFonts w:ascii="Times New Roman" w:eastAsia="Times New Roman" w:hAnsi="Times New Roman" w:cs="Times New Roman"/>
-          <w:b/>
-          <w:bCs/>
-          <w:sz w:val="24"/>
-          <w:szCs w:val="24"/>
-          <w:lang w:eastAsia="en-IN"/>
-        </w:rPr>
-        <w:t xml:space="preserve">"2 </w:t>
-      </w:r>
-      <w:proofErr w:type="spellStart"/>
-      <w:r>
-        <w:rPr>
-          <w:rFonts w:ascii="Times New Roman" w:eastAsia="Times New Roman" w:hAnsi="Times New Roman" w:cs="Times New Roman"/>
-          <w:b/>
-          <w:bCs/>
-          <w:sz w:val="24"/>
-          <w:szCs w:val="24"/>
-          <w:lang w:eastAsia="en-IN"/>
-        </w:rPr>
-        <w:t>mahine</w:t>
-      </w:r>
-      <w:proofErr w:type="spellEnd"/>
-      <w:r>
-        <w:rPr>
-          <w:rFonts w:ascii="Times New Roman" w:eastAsia="Times New Roman" w:hAnsi="Times New Roman" w:cs="Times New Roman"/>
-          <w:b/>
-          <w:bCs/>
-          <w:sz w:val="24"/>
-          <w:szCs w:val="24"/>
-          <w:lang w:eastAsia="en-IN"/>
-        </w:rPr>
-        <w:t xml:space="preserve"> me 6 LPA </w:t>
-      </w:r>
-      <w:proofErr w:type="spellStart"/>
-      <w:r>
-        <w:rPr>
-          <w:rFonts w:ascii="Times New Roman" w:eastAsia="Times New Roman" w:hAnsi="Times New Roman" w:cs="Times New Roman"/>
-          <w:b/>
-          <w:bCs/>
-          <w:sz w:val="24"/>
-          <w:szCs w:val="24"/>
-          <w:lang w:eastAsia="en-IN"/>
-        </w:rPr>
-        <w:t>chahiye</w:t>
-      </w:r>
-      <w:proofErr w:type="spellEnd"/>
-      <w:r>
-        <w:rPr>
-          <w:rFonts w:ascii="Times New Roman" w:eastAsia="Times New Roman" w:hAnsi="Times New Roman" w:cs="Times New Roman"/>
-          <w:b/>
-          <w:bCs/>
-          <w:sz w:val="24"/>
-          <w:szCs w:val="24"/>
-          <w:lang w:eastAsia="en-IN"/>
-        </w:rPr>
-        <w:t>"</w:t>
-      </w:r>
-    </w:p>
-    <w:p>
-      <w:pPr>
-        <w:spacing w:before="100" w:beforeAutospacing="1" w:after="100" w:afterAutospacing="1" w:line="240" w:lineRule="auto"/>
-        <w:rPr>
-          <w:rFonts w:ascii="Times New Roman" w:eastAsia="Times New Roman" w:hAnsi="Times New Roman" w:cs="Times New Roman"/>
-          <w:sz w:val="24"/>
-          <w:szCs w:val="24"/>
-          <w:lang w:eastAsia="en-IN"/>
-        </w:rPr>
-      </w:pPr>
-      <w:proofErr w:type="spellStart"/>
-      <w:r>
-        <w:rPr>
-          <w:rFonts w:ascii="Times New Roman" w:eastAsia="Times New Roman" w:hAnsi="Times New Roman" w:cs="Times New Roman"/>
-          <w:sz w:val="24"/>
-          <w:szCs w:val="24"/>
-          <w:lang w:eastAsia="en-IN"/>
-        </w:rPr>
-        <w:t>toh</w:t>
-      </w:r>
-      <w:proofErr w:type="spellEnd"/>
-      <w:r>
-        <w:rPr>
-          <w:rFonts w:ascii="Times New Roman" w:eastAsia="Times New Roman" w:hAnsi="Times New Roman" w:cs="Times New Roman"/>
-          <w:sz w:val="24"/>
-          <w:szCs w:val="24"/>
-          <w:lang w:eastAsia="en-IN"/>
-        </w:rPr>
-        <w:t xml:space="preserve"> </w:t>
-      </w:r>
-      <w:r>
-        <w:rPr>
-          <w:rFonts w:ascii="Times New Roman" w:eastAsia="Times New Roman" w:hAnsi="Times New Roman" w:cs="Times New Roman"/>
-          <w:b/>
-          <w:bCs/>
-          <w:sz w:val="24"/>
-          <w:szCs w:val="24"/>
-          <w:lang w:eastAsia="en-IN"/>
-        </w:rPr>
-        <w:t xml:space="preserve">main </w:t>
-      </w:r>
-      <w:proofErr w:type="spellStart"/>
-      <w:r>
-        <w:rPr>
-          <w:rFonts w:ascii="Times New Roman" w:eastAsia="Times New Roman" w:hAnsi="Times New Roman" w:cs="Times New Roman"/>
-          <w:b/>
-          <w:bCs/>
-          <w:sz w:val="24"/>
-          <w:szCs w:val="24"/>
-          <w:lang w:eastAsia="en-IN"/>
-        </w:rPr>
-        <w:t>usse</w:t>
-      </w:r>
-      <w:proofErr w:type="spellEnd"/>
-      <w:r>
-        <w:rPr>
-          <w:rFonts w:ascii="Times New Roman" w:eastAsia="Times New Roman" w:hAnsi="Times New Roman" w:cs="Times New Roman"/>
-          <w:b/>
-          <w:bCs/>
-          <w:sz w:val="24"/>
-          <w:szCs w:val="24"/>
-          <w:lang w:eastAsia="en-IN"/>
-        </w:rPr>
-        <w:t xml:space="preserve"> </w:t>
-      </w:r>
-      <w:proofErr w:type="spellStart"/>
-      <w:r>
-        <w:rPr>
-          <w:rFonts w:ascii="Times New Roman" w:eastAsia="Times New Roman" w:hAnsi="Times New Roman" w:cs="Times New Roman"/>
-          <w:b/>
-          <w:bCs/>
-          <w:sz w:val="24"/>
-          <w:szCs w:val="24"/>
-          <w:lang w:eastAsia="en-IN"/>
-        </w:rPr>
-        <w:t>sirf</w:t>
-      </w:r>
-      <w:proofErr w:type="spellEnd"/>
-      <w:r>
-        <w:rPr>
-          <w:rFonts w:ascii="Times New Roman" w:eastAsia="Times New Roman" w:hAnsi="Times New Roman" w:cs="Times New Roman"/>
-          <w:b/>
-          <w:bCs/>
-          <w:sz w:val="24"/>
-          <w:szCs w:val="24"/>
-          <w:lang w:eastAsia="en-IN"/>
-        </w:rPr>
-        <w:t xml:space="preserve"> ye hi list </w:t>
-      </w:r>
-      <w:proofErr w:type="spellStart"/>
-      <w:r>
-        <w:rPr>
-          <w:rFonts w:ascii="Times New Roman" w:eastAsia="Times New Roman" w:hAnsi="Times New Roman" w:cs="Times New Roman"/>
-          <w:b/>
-          <w:bCs/>
-          <w:sz w:val="24"/>
-          <w:szCs w:val="24"/>
-          <w:lang w:eastAsia="en-IN"/>
-        </w:rPr>
-        <w:t>karwata</w:t>
-      </w:r>
-      <w:proofErr w:type="spellEnd"/>
-      <w:r>
-        <w:rPr>
-          <w:rFonts w:ascii="Times New Roman" w:eastAsia="Times New Roman" w:hAnsi="Times New Roman" w:cs="Times New Roman"/>
-          <w:b/>
-          <w:bCs/>
-          <w:sz w:val="24"/>
-          <w:szCs w:val="24"/>
-          <w:lang w:eastAsia="en-IN"/>
-        </w:rPr>
-        <w:t>.</w:t>
-      </w:r>
-    </w:p>
-    <w:p>
-      <w:pPr>
-        <w:spacing w:before="100" w:beforeAutospacing="1" w:after="100" w:afterAutospacing="1" w:line="240" w:lineRule="auto"/>
-        <w:rPr>
-          <w:rFonts w:ascii="Times New Roman" w:eastAsia="Times New Roman" w:hAnsi="Times New Roman" w:cs="Times New Roman"/>
-          <w:sz w:val="24"/>
-          <w:szCs w:val="24"/>
-          <w:lang w:eastAsia="en-IN"/>
-        </w:rPr>
-      </w:pPr>
-      <w:r>
-        <w:rPr>
-          <w:rFonts w:ascii="Times New Roman" w:eastAsia="Times New Roman" w:hAnsi="Times New Roman" w:cs="Times New Roman"/>
-          <w:sz w:val="24"/>
-          <w:szCs w:val="24"/>
-          <w:lang w:eastAsia="en-IN"/>
-        </w:rPr>
-        <w:t xml:space="preserve">Iske </w:t>
-      </w:r>
-      <w:proofErr w:type="spellStart"/>
-      <w:r>
-        <w:rPr>
-          <w:rFonts w:ascii="Times New Roman" w:eastAsia="Times New Roman" w:hAnsi="Times New Roman" w:cs="Times New Roman"/>
-          <w:sz w:val="24"/>
-          <w:szCs w:val="24"/>
-          <w:lang w:eastAsia="en-IN"/>
-        </w:rPr>
-        <w:t>baad</w:t>
-      </w:r>
-      <w:proofErr w:type="spellEnd"/>
-      <w:r>
-        <w:rPr>
-          <w:rFonts w:ascii="Times New Roman" w:eastAsia="Times New Roman" w:hAnsi="Times New Roman" w:cs="Times New Roman"/>
-          <w:sz w:val="24"/>
-          <w:szCs w:val="24"/>
-          <w:lang w:eastAsia="en-IN"/>
-        </w:rPr>
-        <w:t xml:space="preserve"> </w:t>
-      </w:r>
-      <w:r>
-        <w:rPr>
-          <w:rFonts w:ascii="Times New Roman" w:eastAsia="Times New Roman" w:hAnsi="Times New Roman" w:cs="Times New Roman"/>
-          <w:b/>
-          <w:bCs/>
-          <w:sz w:val="24"/>
-          <w:szCs w:val="24"/>
-          <w:lang w:eastAsia="en-IN"/>
-        </w:rPr>
-        <w:t xml:space="preserve">ek </w:t>
-      </w:r>
-      <w:proofErr w:type="spellStart"/>
-      <w:r>
-        <w:rPr>
-          <w:rFonts w:ascii="Times New Roman" w:eastAsia="Times New Roman" w:hAnsi="Times New Roman" w:cs="Times New Roman"/>
-          <w:b/>
-          <w:bCs/>
-          <w:sz w:val="24"/>
-          <w:szCs w:val="24"/>
-          <w:lang w:eastAsia="en-IN"/>
-        </w:rPr>
-        <w:t>bhi</w:t>
-      </w:r>
-      <w:proofErr w:type="spellEnd"/>
-      <w:r>
-        <w:rPr>
-          <w:rFonts w:ascii="Times New Roman" w:eastAsia="Times New Roman" w:hAnsi="Times New Roman" w:cs="Times New Roman"/>
-          <w:b/>
-          <w:bCs/>
-          <w:sz w:val="24"/>
-          <w:szCs w:val="24"/>
-          <w:lang w:eastAsia="en-IN"/>
-        </w:rPr>
-        <w:t xml:space="preserve"> DSA question add mat </w:t>
-      </w:r>
-      <w:proofErr w:type="spellStart"/>
-      <w:r>
-        <w:rPr>
-          <w:rFonts w:ascii="Times New Roman" w:eastAsia="Times New Roman" w:hAnsi="Times New Roman" w:cs="Times New Roman"/>
-          <w:b/>
-          <w:bCs/>
-          <w:sz w:val="24"/>
-          <w:szCs w:val="24"/>
-          <w:lang w:eastAsia="en-IN"/>
-        </w:rPr>
-        <w:t>karna</w:t>
-      </w:r>
-      <w:proofErr w:type="spellEnd"/>
-      <w:r>
-        <w:rPr>
-          <w:rFonts w:ascii="Times New Roman" w:eastAsia="Times New Roman" w:hAnsi="Times New Roman" w:cs="Times New Roman"/>
-          <w:b/>
-          <w:bCs/>
-          <w:sz w:val="24"/>
-          <w:szCs w:val="24"/>
-          <w:lang w:eastAsia="en-IN"/>
-        </w:rPr>
-        <w:t>.</w:t>
+        <w:t>ek bhi DSA question add mat karna.</w:t>
       </w:r>
     </w:p>
     <w:p>
@@ -851,25 +551,14 @@
           <w:lang w:eastAsia="en-IN"/>
         </w:rPr>
       </w:pPr>
-      <w:proofErr w:type="spellStart"/>
-      <w:r>
-        <w:rPr>
-          <w:rFonts w:ascii="Times New Roman" w:eastAsia="Times New Roman" w:hAnsi="Times New Roman" w:cs="Times New Roman"/>
-          <w:sz w:val="24"/>
-          <w:szCs w:val="24"/>
-          <w:lang w:eastAsia="en-IN"/>
-        </w:rPr>
-        <w:t>Kadane's</w:t>
-      </w:r>
-      <w:proofErr w:type="spellEnd"/>
-      <w:r>
-        <w:rPr>
-          <w:rFonts w:ascii="Times New Roman" w:eastAsia="Times New Roman" w:hAnsi="Times New Roman" w:cs="Times New Roman"/>
-          <w:sz w:val="24"/>
-          <w:szCs w:val="24"/>
-          <w:lang w:eastAsia="en-IN"/>
-        </w:rPr>
-        <w:t xml:space="preserve"> Algorithm </w:t>
+      <w:r>
+        <w:rPr>
+          <w:rFonts w:ascii="Times New Roman" w:eastAsia="Times New Roman" w:hAnsi="Times New Roman" w:cs="Times New Roman"/>
+          <w:sz w:val="24"/>
+          <w:szCs w:val="24"/>
+          <w:lang w:eastAsia="en-IN"/>
+        </w:rPr>
+        <w:t xml:space="preserve">Kadane's Algorithm </w:t>
       </w:r>
     </w:p>
     <w:p>
@@ -2799,57 +2488,492 @@
       <w:r>
         <w:rPr>
           <w:rFonts w:ascii="Times New Roman" w:eastAsia="Times New Roman" w:hAnsi="Times New Roman" w:cs="Times New Roman"/>
+          <w:sz w:val="24"/>
+          <w:szCs w:val="24"/>
+          <w:lang w:eastAsia="en-IN"/>
+        </w:rPr>
+        <w:t xml:space="preserve">Square Root </w:t>
+      </w:r>
+    </w:p>
+    <w:p>
+      <w:pPr>
+        <w:numPr>
+          <w:ilvl w:val="0"/>
+          <w:numId w:val="8"/>
+        </w:numPr>
+        <w:spacing w:before="100" w:beforeAutospacing="1" w:after="100" w:afterAutospacing="1" w:line="240" w:lineRule="auto"/>
+        <w:rPr>
+          <w:rFonts w:ascii="Times New Roman" w:eastAsia="Times New Roman" w:hAnsi="Times New Roman" w:cs="Times New Roman"/>
+          <w:sz w:val="24"/>
+          <w:szCs w:val="24"/>
+          <w:lang w:eastAsia="en-IN"/>
+        </w:rPr>
+      </w:pPr>
+      <w:r>
+        <w:rPr>
+          <w:rFonts w:ascii="Times New Roman" w:eastAsia="Times New Roman" w:hAnsi="Times New Roman" w:cs="Times New Roman"/>
+          <w:sz w:val="24"/>
+          <w:szCs w:val="24"/>
+          <w:lang w:eastAsia="en-IN"/>
+        </w:rPr>
+        <w:t xml:space="preserve">Search in Rotated Sorted Array </w:t>
+      </w:r>
+    </w:p>
+    <w:p>
+      <w:pPr>
+        <w:numPr>
+          <w:ilvl w:val="0"/>
+          <w:numId w:val="8"/>
+        </w:numPr>
+        <w:spacing w:before="100" w:beforeAutospacing="1" w:after="100" w:afterAutospacing="1" w:line="240" w:lineRule="auto"/>
+        <w:rPr>
+          <w:rFonts w:ascii="Times New Roman" w:eastAsia="Times New Roman" w:hAnsi="Times New Roman" w:cs="Times New Roman"/>
+          <w:sz w:val="24"/>
+          <w:szCs w:val="24"/>
+          <w:lang w:eastAsia="en-IN"/>
+        </w:rPr>
+      </w:pPr>
+      <w:r>
+        <w:rPr>
+          <w:rFonts w:ascii="Times New Roman" w:eastAsia="Times New Roman" w:hAnsi="Times New Roman" w:cs="Times New Roman"/>
+          <w:sz w:val="24"/>
+          <w:szCs w:val="24"/>
+          <w:lang w:eastAsia="en-IN"/>
+        </w:rPr>
+        <w:t xml:space="preserve">Minimum in Rotated Sorted Array </w:t>
+      </w:r>
+    </w:p>
+    <w:p>
+      <w:pPr>
+        <w:spacing w:after="0" w:line="240" w:lineRule="auto"/>
+        <w:rPr>
+          <w:rFonts w:ascii="Times New Roman" w:eastAsia="Times New Roman" w:hAnsi="Times New Roman" w:cs="Times New Roman"/>
+          <w:sz w:val="24"/>
+          <w:szCs w:val="24"/>
+          <w:lang w:eastAsia="en-IN"/>
+        </w:rPr>
+      </w:pPr>
+      <w:r>
+        <w:rPr>
+          <w:rFonts w:ascii="Times New Roman" w:eastAsia="Times New Roman" w:hAnsi="Times New Roman" w:cs="Times New Roman"/>
+          <w:sz w:val="24"/>
+          <w:szCs w:val="24"/>
+          <w:lang w:eastAsia="en-IN"/>
+        </w:rPr>
+        <w:pict w14:anchorId="4FE86223">
+          <v:rect id="_x0000_i1033" style="width:0;height:1.5pt" o:hralign="center" o:hrstd="t" o:hr="t" fillcolor="#a0a0a0" stroked="f"/>
+        </w:pict>
+      </w:r>
+    </w:p>
+    <w:p>
+      <w:pPr>
+        <w:spacing w:before="100" w:beforeAutospacing="1" w:after="100" w:afterAutospacing="1" w:line="240" w:lineRule="auto"/>
+        <w:outlineLvl w:val="1"/>
+        <w:rPr>
+          <w:rFonts w:ascii="Times New Roman" w:eastAsia="Times New Roman" w:hAnsi="Times New Roman" w:cs="Times New Roman"/>
+          <w:b/>
+          <w:bCs/>
+          <w:sz w:val="36"/>
+          <w:szCs w:val="36"/>
+          <w:lang w:eastAsia="en-IN"/>
+        </w:rPr>
+      </w:pPr>
+      <w:r>
+        <w:rPr>
+          <w:rFonts w:ascii="Times New Roman" w:eastAsia="Times New Roman" w:hAnsi="Times New Roman" w:cs="Times New Roman"/>
+          <w:b/>
+          <w:bCs/>
+          <w:sz w:val="36"/>
+          <w:szCs w:val="36"/>
+          <w:lang w:eastAsia="en-IN"/>
+        </w:rPr>
+        <w:t>Matrix (4)</w:t>
+      </w:r>
+    </w:p>
+    <w:p>
+      <w:pPr>
+        <w:numPr>
+          <w:ilvl w:val="0"/>
+          <w:numId w:val="9"/>
+        </w:numPr>
+        <w:spacing w:before="100" w:beforeAutospacing="1" w:after="100" w:afterAutospacing="1" w:line="240" w:lineRule="auto"/>
+        <w:rPr>
+          <w:rFonts w:ascii="Times New Roman" w:eastAsia="Times New Roman" w:hAnsi="Times New Roman" w:cs="Times New Roman"/>
+          <w:sz w:val="24"/>
+          <w:szCs w:val="24"/>
+          <w:lang w:eastAsia="en-IN"/>
+        </w:rPr>
+      </w:pPr>
+      <w:r>
+        <w:rPr>
+          <w:rFonts w:ascii="Times New Roman" w:eastAsia="Times New Roman" w:hAnsi="Times New Roman" w:cs="Times New Roman"/>
+          <w:sz w:val="24"/>
+          <w:szCs w:val="24"/>
+          <w:lang w:eastAsia="en-IN"/>
+        </w:rPr>
+        <w:t xml:space="preserve">Matrix Transpose </w:t>
+      </w:r>
+    </w:p>
+    <w:p>
+      <w:pPr>
+        <w:numPr>
+          <w:ilvl w:val="0"/>
+          <w:numId w:val="9"/>
+        </w:numPr>
+        <w:spacing w:before="100" w:beforeAutospacing="1" w:after="100" w:afterAutospacing="1" w:line="240" w:lineRule="auto"/>
+        <w:rPr>
+          <w:rFonts w:ascii="Times New Roman" w:eastAsia="Times New Roman" w:hAnsi="Times New Roman" w:cs="Times New Roman"/>
+          <w:sz w:val="24"/>
+          <w:szCs w:val="24"/>
+          <w:lang w:eastAsia="en-IN"/>
+        </w:rPr>
+      </w:pPr>
+      <w:r>
+        <w:rPr>
+          <w:rFonts w:ascii="Times New Roman" w:eastAsia="Times New Roman" w:hAnsi="Times New Roman" w:cs="Times New Roman"/>
+          <w:sz w:val="24"/>
+          <w:szCs w:val="24"/>
+          <w:lang w:eastAsia="en-IN"/>
+        </w:rPr>
+        <w:t xml:space="preserve">Rotate Matrix 90° </w:t>
+      </w:r>
+    </w:p>
+    <w:p>
+      <w:pPr>
+        <w:numPr>
+          <w:ilvl w:val="0"/>
+          <w:numId w:val="9"/>
+        </w:numPr>
+        <w:spacing w:before="100" w:beforeAutospacing="1" w:after="100" w:afterAutospacing="1" w:line="240" w:lineRule="auto"/>
+        <w:rPr>
+          <w:rFonts w:ascii="Times New Roman" w:eastAsia="Times New Roman" w:hAnsi="Times New Roman" w:cs="Times New Roman"/>
+          <w:sz w:val="24"/>
+          <w:szCs w:val="24"/>
+          <w:lang w:eastAsia="en-IN"/>
+        </w:rPr>
+      </w:pPr>
+      <w:r>
+        <w:rPr>
+          <w:rFonts w:ascii="Times New Roman" w:eastAsia="Times New Roman" w:hAnsi="Times New Roman" w:cs="Times New Roman"/>
+          <w:sz w:val="24"/>
+          <w:szCs w:val="24"/>
+          <w:lang w:eastAsia="en-IN"/>
+        </w:rPr>
+        <w:t xml:space="preserve">Spiral Matrix </w:t>
+      </w:r>
+    </w:p>
+    <w:p>
+      <w:pPr>
+        <w:numPr>
+          <w:ilvl w:val="0"/>
+          <w:numId w:val="9"/>
+        </w:numPr>
+        <w:spacing w:before="100" w:beforeAutospacing="1" w:after="100" w:afterAutospacing="1" w:line="240" w:lineRule="auto"/>
+        <w:rPr>
+          <w:rFonts w:ascii="Times New Roman" w:eastAsia="Times New Roman" w:hAnsi="Times New Roman" w:cs="Times New Roman"/>
+          <w:sz w:val="24"/>
+          <w:szCs w:val="24"/>
+          <w:lang w:eastAsia="en-IN"/>
+        </w:rPr>
+      </w:pPr>
+      <w:r>
+        <w:rPr>
+          <w:rFonts w:ascii="Times New Roman" w:eastAsia="Times New Roman" w:hAnsi="Times New Roman" w:cs="Times New Roman"/>
+          <w:sz w:val="24"/>
+          <w:szCs w:val="24"/>
+          <w:lang w:eastAsia="en-IN"/>
+        </w:rPr>
+        <w:t xml:space="preserve">Diagonal Sum </w:t>
+      </w:r>
+    </w:p>
+    <w:p>
+      <w:pPr>
+        <w:spacing w:after="0" w:line="240" w:lineRule="auto"/>
+        <w:rPr>
+          <w:rFonts w:ascii="Times New Roman" w:eastAsia="Times New Roman" w:hAnsi="Times New Roman" w:cs="Times New Roman"/>
+          <w:sz w:val="24"/>
+          <w:szCs w:val="24"/>
+          <w:lang w:eastAsia="en-IN"/>
+        </w:rPr>
+      </w:pPr>
+      <w:r>
+        <w:rPr>
+          <w:rFonts w:ascii="Times New Roman" w:eastAsia="Times New Roman" w:hAnsi="Times New Roman" w:cs="Times New Roman"/>
+          <w:sz w:val="24"/>
+          <w:szCs w:val="24"/>
+          <w:lang w:eastAsia="en-IN"/>
+        </w:rPr>
+        <w:pict w14:anchorId="2109C67D">
+          <v:rect id="_x0000_i1034" style="width:0;height:1.5pt" o:hralign="center" o:hrstd="t" o:hr="t" fillcolor="#a0a0a0" stroked="f"/>
+        </w:pict>
+      </w:r>
+    </w:p>
+    <w:p>
+      <w:pPr>
+        <w:spacing w:before="100" w:beforeAutospacing="1" w:after="100" w:afterAutospacing="1" w:line="240" w:lineRule="auto"/>
+        <w:outlineLvl w:val="1"/>
+        <w:rPr>
+          <w:rFonts w:ascii="Times New Roman" w:eastAsia="Times New Roman" w:hAnsi="Times New Roman" w:cs="Times New Roman"/>
+          <w:b/>
+          <w:bCs/>
+          <w:sz w:val="36"/>
+          <w:szCs w:val="36"/>
+          <w:lang w:eastAsia="en-IN"/>
+        </w:rPr>
+      </w:pPr>
+      <w:r>
+        <w:rPr>
+          <w:rFonts w:ascii="Times New Roman" w:eastAsia="Times New Roman" w:hAnsi="Times New Roman" w:cs="Times New Roman"/>
+          <w:b/>
+          <w:bCs/>
+          <w:sz w:val="36"/>
+          <w:szCs w:val="36"/>
+          <w:lang w:eastAsia="en-IN"/>
+        </w:rPr>
+        <w:t>Recursion (5)</w:t>
+      </w:r>
+    </w:p>
+    <w:p>
+      <w:pPr>
+        <w:numPr>
+          <w:ilvl w:val="0"/>
+          <w:numId w:val="10"/>
+        </w:numPr>
+        <w:spacing w:before="100" w:beforeAutospacing="1" w:after="100" w:afterAutospacing="1" w:line="240" w:lineRule="auto"/>
+        <w:rPr>
+          <w:rFonts w:ascii="Times New Roman" w:eastAsia="Times New Roman" w:hAnsi="Times New Roman" w:cs="Times New Roman"/>
+          <w:sz w:val="24"/>
+          <w:szCs w:val="24"/>
+          <w:lang w:eastAsia="en-IN"/>
+        </w:rPr>
+      </w:pPr>
+      <w:r>
+        <w:rPr>
+          <w:rFonts w:ascii="Times New Roman" w:eastAsia="Times New Roman" w:hAnsi="Times New Roman" w:cs="Times New Roman"/>
+          <w:sz w:val="24"/>
+          <w:szCs w:val="24"/>
+          <w:lang w:eastAsia="en-IN"/>
+        </w:rPr>
+        <w:t xml:space="preserve">Factorial </w:t>
+      </w:r>
+    </w:p>
+    <w:p>
+      <w:pPr>
+        <w:numPr>
+          <w:ilvl w:val="0"/>
+          <w:numId w:val="10"/>
+        </w:numPr>
+        <w:spacing w:before="100" w:beforeAutospacing="1" w:after="100" w:afterAutospacing="1" w:line="240" w:lineRule="auto"/>
+        <w:rPr>
+          <w:rFonts w:ascii="Times New Roman" w:eastAsia="Times New Roman" w:hAnsi="Times New Roman" w:cs="Times New Roman"/>
+          <w:sz w:val="24"/>
+          <w:szCs w:val="24"/>
+          <w:lang w:eastAsia="en-IN"/>
+        </w:rPr>
+      </w:pPr>
+      <w:r>
+        <w:rPr>
+          <w:rFonts w:ascii="Times New Roman" w:eastAsia="Times New Roman" w:hAnsi="Times New Roman" w:cs="Times New Roman"/>
+          <w:sz w:val="24"/>
+          <w:szCs w:val="24"/>
+          <w:lang w:eastAsia="en-IN"/>
+        </w:rPr>
+        <w:t xml:space="preserve">Fibonacci </w:t>
+      </w:r>
+    </w:p>
+    <w:p>
+      <w:pPr>
+        <w:numPr>
+          <w:ilvl w:val="0"/>
+          <w:numId w:val="10"/>
+        </w:numPr>
+        <w:spacing w:before="100" w:beforeAutospacing="1" w:after="100" w:afterAutospacing="1" w:line="240" w:lineRule="auto"/>
+        <w:rPr>
+          <w:rFonts w:ascii="Times New Roman" w:eastAsia="Times New Roman" w:hAnsi="Times New Roman" w:cs="Times New Roman"/>
+          <w:sz w:val="24"/>
+          <w:szCs w:val="24"/>
+          <w:lang w:eastAsia="en-IN"/>
+        </w:rPr>
+      </w:pPr>
+      <w:r>
+        <w:rPr>
+          <w:rFonts w:ascii="Times New Roman" w:eastAsia="Times New Roman" w:hAnsi="Times New Roman" w:cs="Times New Roman"/>
+          <w:sz w:val="24"/>
+          <w:szCs w:val="24"/>
+          <w:lang w:eastAsia="en-IN"/>
+        </w:rPr>
+        <w:t xml:space="preserve">Reverse String </w:t>
+      </w:r>
+    </w:p>
+    <w:p>
+      <w:pPr>
+        <w:numPr>
+          <w:ilvl w:val="0"/>
+          <w:numId w:val="10"/>
+        </w:numPr>
+        <w:spacing w:before="100" w:beforeAutospacing="1" w:after="100" w:afterAutospacing="1" w:line="240" w:lineRule="auto"/>
+        <w:rPr>
+          <w:rFonts w:ascii="Times New Roman" w:eastAsia="Times New Roman" w:hAnsi="Times New Roman" w:cs="Times New Roman"/>
+          <w:sz w:val="24"/>
+          <w:szCs w:val="24"/>
+          <w:lang w:eastAsia="en-IN"/>
+        </w:rPr>
+      </w:pPr>
+      <w:r>
+        <w:rPr>
+          <w:rFonts w:ascii="Times New Roman" w:eastAsia="Times New Roman" w:hAnsi="Times New Roman" w:cs="Times New Roman"/>
+          <w:sz w:val="24"/>
+          <w:szCs w:val="24"/>
+          <w:lang w:eastAsia="en-IN"/>
+        </w:rPr>
+        <w:lastRenderedPageBreak/>
+        <w:t xml:space="preserve">Palindrome </w:t>
+      </w:r>
+    </w:p>
+    <w:p>
+      <w:pPr>
+        <w:numPr>
+          <w:ilvl w:val="0"/>
+          <w:numId w:val="10"/>
+        </w:numPr>
+        <w:spacing w:before="100" w:beforeAutospacing="1" w:after="100" w:afterAutospacing="1" w:line="240" w:lineRule="auto"/>
+        <w:rPr>
+          <w:rFonts w:ascii="Times New Roman" w:eastAsia="Times New Roman" w:hAnsi="Times New Roman" w:cs="Times New Roman"/>
+          <w:sz w:val="24"/>
+          <w:szCs w:val="24"/>
+          <w:lang w:eastAsia="en-IN"/>
+        </w:rPr>
+      </w:pPr>
+      <w:r>
+        <w:rPr>
+          <w:rFonts w:ascii="Times New Roman" w:eastAsia="Times New Roman" w:hAnsi="Times New Roman" w:cs="Times New Roman"/>
+          <w:sz w:val="24"/>
+          <w:szCs w:val="24"/>
+          <w:lang w:eastAsia="en-IN"/>
+        </w:rPr>
+        <w:t xml:space="preserve">Sum of Digits </w:t>
+      </w:r>
+    </w:p>
+    <w:p>
+      <w:pPr>
+        <w:spacing w:after="0" w:line="240" w:lineRule="auto"/>
+        <w:rPr>
+          <w:rFonts w:ascii="Times New Roman" w:eastAsia="Times New Roman" w:hAnsi="Times New Roman" w:cs="Times New Roman"/>
+          <w:sz w:val="24"/>
+          <w:szCs w:val="24"/>
+          <w:lang w:eastAsia="en-IN"/>
+        </w:rPr>
+      </w:pPr>
+      <w:r>
+        <w:rPr>
+          <w:rFonts w:ascii="Times New Roman" w:eastAsia="Times New Roman" w:hAnsi="Times New Roman" w:cs="Times New Roman"/>
+          <w:sz w:val="24"/>
+          <w:szCs w:val="24"/>
+          <w:lang w:eastAsia="en-IN"/>
+        </w:rPr>
+        <w:pict w14:anchorId="0F1060DC">
+          <v:rect id="_x0000_i1035" style="width:0;height:1.5pt" o:hralign="center" o:hrstd="t" o:hr="t" fillcolor="#a0a0a0" stroked="f"/>
+        </w:pict>
+      </w:r>
+    </w:p>
+    <w:p>
+      <w:pPr>
+        <w:spacing w:before="100" w:beforeAutospacing="1" w:after="100" w:afterAutospacing="1" w:line="240" w:lineRule="auto"/>
+        <w:outlineLvl w:val="1"/>
+        <w:rPr>
+          <w:rFonts w:ascii="Times New Roman" w:eastAsia="Times New Roman" w:hAnsi="Times New Roman" w:cs="Times New Roman"/>
+          <w:b/>
+          <w:bCs/>
+          <w:sz w:val="36"/>
+          <w:szCs w:val="36"/>
+          <w:lang w:eastAsia="en-IN"/>
+        </w:rPr>
+      </w:pPr>
+      <w:r>
+        <w:rPr>
+          <w:rFonts w:ascii="Times New Roman" w:eastAsia="Times New Roman" w:hAnsi="Times New Roman" w:cs="Times New Roman"/>
+          <w:b/>
+          <w:bCs/>
+          <w:sz w:val="36"/>
+          <w:szCs w:val="36"/>
+          <w:lang w:eastAsia="en-IN"/>
+        </w:rPr>
+        <w:t>Numbers (8)</w:t>
+      </w:r>
+    </w:p>
+    <w:p>
+      <w:pPr>
+        <w:numPr>
+          <w:ilvl w:val="0"/>
+          <w:numId w:val="11"/>
+        </w:numPr>
+        <w:spacing w:before="100" w:beforeAutospacing="1" w:after="100" w:afterAutospacing="1" w:line="240" w:lineRule="auto"/>
+        <w:rPr>
+          <w:rFonts w:ascii="Times New Roman" w:eastAsia="Times New Roman" w:hAnsi="Times New Roman" w:cs="Times New Roman"/>
+          <w:sz w:val="24"/>
+          <w:szCs w:val="24"/>
+          <w:lang w:eastAsia="en-IN"/>
+        </w:rPr>
+      </w:pPr>
+      <w:r>
+        <w:rPr>
+          <w:rFonts w:ascii="Times New Roman" w:eastAsia="Times New Roman" w:hAnsi="Times New Roman" w:cs="Times New Roman"/>
+          <w:sz w:val="24"/>
+          <w:szCs w:val="24"/>
+          <w:lang w:eastAsia="en-IN"/>
+        </w:rPr>
+        <w:t xml:space="preserve">Prime Number </w:t>
+      </w:r>
+    </w:p>
+    <w:p>
+      <w:pPr>
+        <w:numPr>
+          <w:ilvl w:val="0"/>
+          <w:numId w:val="11"/>
+        </w:numPr>
+        <w:spacing w:before="100" w:beforeAutospacing="1" w:after="100" w:afterAutospacing="1" w:line="240" w:lineRule="auto"/>
+        <w:rPr>
+          <w:rFonts w:ascii="Times New Roman" w:eastAsia="Times New Roman" w:hAnsi="Times New Roman" w:cs="Times New Roman"/>
+          <w:sz w:val="24"/>
+          <w:szCs w:val="24"/>
+          <w:lang w:eastAsia="en-IN"/>
+        </w:rPr>
+      </w:pPr>
+      <w:r>
+        <w:rPr>
+          <w:rFonts w:ascii="Times New Roman" w:eastAsia="Times New Roman" w:hAnsi="Times New Roman" w:cs="Times New Roman"/>
           <w:noProof/>
           <w:sz w:val="24"/>
           <w:szCs w:val="24"/>
           <w:lang w:eastAsia="en-IN"/>
         </w:rPr>
         <mc:AlternateContent>
-          <mc:Choice Requires="wps">
+          <mc:Choice Requires="wpi">
             <w:drawing>
-              <wp:anchor distT="0" distB="0" distL="114300" distR="114300" simplePos="0" relativeHeight="251671552" behindDoc="0" locked="0" layoutInCell="1" allowOverlap="1" wp14:anchorId="16CAB85A" wp14:editId="3A1FCDDC">
+              <wp:anchor distT="0" distB="0" distL="114300" distR="114300" simplePos="0" relativeHeight="251672576" behindDoc="0" locked="0" layoutInCell="1" allowOverlap="1" wp14:anchorId="1C756061" wp14:editId="77200DCA">
                 <wp:simplePos x="0" y="0"/>
                 <wp:positionH relativeFrom="column">
-                  <wp:posOffset>-342900</wp:posOffset>
+                  <wp:posOffset>58680</wp:posOffset>
                 </wp:positionH>
                 <wp:positionV relativeFrom="paragraph">
-                  <wp:posOffset>178858</wp:posOffset>
+                  <wp:posOffset>-29703</wp:posOffset>
                 </wp:positionV>
-                <wp:extent cx="3390900" cy="4233"/>
-                <wp:effectExtent l="0" t="0" r="19050" b="34290"/>
+                <wp:extent cx="1138680" cy="370800"/>
+                <wp:effectExtent l="38100" t="38100" r="42545" b="48895"/>
                 <wp:wrapNone/>
-                <wp:docPr id="3" name="Straight Connector 3"/>
+                <wp:docPr id="1" name="Ink 1"/>
                 <wp:cNvGraphicFramePr/>
                 <a:graphic xmlns:a="http://schemas.openxmlformats.org/drawingml/2006/main">
-                  <a:graphicData uri="http://schemas.microsoft.com/office/word/2010/wordprocessingShape">
-                    <wps:wsp>
-                      <wps:cNvCnPr/>
-                      <wps:spPr>
-                        <a:xfrm>
-                          <a:off x="0" y="0"/>
-                          <a:ext cx="3390900" cy="4233"/>
-                        </a:xfrm>
-                        <a:prstGeom prst="line">
-                          <a:avLst/>
-                        </a:prstGeom>
-                        <a:ln w="19050"/>
-                      </wps:spPr>
-                      <wps:style>
-                        <a:lnRef idx="1">
-                          <a:schemeClr val="accent1"/>
-                        </a:lnRef>
-                        <a:fillRef idx="0">
-                          <a:schemeClr val="accent1"/>
-                        </a:fillRef>
-                        <a:effectRef idx="0">
-                          <a:schemeClr val="accent1"/>
-                        </a:effectRef>
-                        <a:fontRef idx="minor">
-                          <a:schemeClr val="tx1"/>
-                        </a:fontRef>
-                      </wps:style>
-                      <wps:bodyPr/>
-                    </wps:wsp>
+                  <a:graphicData uri="http://schemas.microsoft.com/office/word/2010/wordprocessingInk">
+                    <w14:contentPart bwMode="auto" r:id="rId7">
+                      <w14:nvContentPartPr>
+                        <w14:cNvContentPartPr/>
+                      </w14:nvContentPartPr>
+                      <w14:xfrm>
+                        <a:off x="0" y="0"/>
+                        <a:ext cx="1138680" cy="370800"/>
+                      </w14:xfrm>
+                    </w14:contentPart>
                   </a:graphicData>
                 </a:graphic>
               </wp:anchor>
@@ -2857,9 +2981,28 @@
           </mc:Choice>
           <mc:Fallback>
             <w:pict>
-              <v:line w14:anchorId="6BE8F032" id="Straight Connector 3" o:spid="_x0000_s1026" style="position:absolute;z-index:251671552;visibility:visible;mso-wrap-style:square;mso-wrap-distance-left:9pt;mso-wrap-distance-top:0;mso-wrap-distance-right:9pt;mso-wrap-distance-bottom:0;mso-position-horizontal:absolute;mso-position-horizontal-relative:text;mso-position-vertical:absolute;mso-position-vertical-relative:text" from="-27pt,14.1pt" to="240pt,14.45pt" o:gfxdata="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" strokecolor="#4472c4 [3204]" strokeweight="1.5pt">
+              <v:shapetype w14:anchorId="2BA87827" id="_x0000_t75" coordsize="21600,21600" o:spt="75" o:preferrelative="t" path="m@4@5l@4@11@9@11@9@5xe" filled="f" stroked="f">
                 <v:stroke joinstyle="miter"/>
-              </v:line>
+                <v:formulas>
+                  <v:f eqn="if lineDrawn pixelLineWidth 0"/>
+                  <v:f eqn="sum @0 1 0"/>
+                  <v:f eqn="sum 0 0 @1"/>
+                  <v:f eqn="prod @2 1 2"/>
+                  <v:f eqn="prod @3 21600 pixelWidth"/>
+                  <v:f eqn="prod @3 21600 pixelHeight"/>
+                  <v:f eqn="sum @0 0 1"/>
+                  <v:f eqn="prod @6 1 2"/>
+                  <v:f eqn="prod @7 21600 pixelWidth"/>
+                  <v:f eqn="sum @8 21600 0"/>
+                  <v:f eqn="prod @7 21600 pixelHeight"/>
+                  <v:f eqn="sum @10 21600 0"/>
+                </v:formulas>
+                <v:path o:extrusionok="f" gradientshapeok="t" o:connecttype="rect"/>
+                <o:lock v:ext="edit" aspectratio="t"/>
+              </v:shapetype>
+              <v:shape id="Ink 1" o:spid="_x0000_s1026" type="#_x0000_t75" style="position:absolute;margin-left:3.9pt;margin-top:-3.05pt;width:91.05pt;height:30.65pt;z-index:251672576;visibility:visible;mso-wrap-style:square;mso-wrap-distance-left:9pt;mso-wrap-distance-top:0;mso-wrap-distance-right:9pt;mso-wrap-distance-bottom:0;mso-position-horizontal:absolute;mso-position-horizontal-relative:text;mso-position-vertical:absolute;mso-position-vertical-relative:text" o:gfxdata="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">
+                <v:imagedata r:id="rId8" o:title=""/>
+              </v:shape>
             </w:pict>
           </mc:Fallback>
         </mc:AlternateContent>
@@ -2871,413 +3014,7 @@
           <w:szCs w:val="24"/>
           <w:lang w:eastAsia="en-IN"/>
         </w:rPr>
-        <w:t xml:space="preserve">Square Root </w:t>
-      </w:r>
-    </w:p>
-    <w:p>
-      <w:pPr>
-        <w:numPr>
-          <w:ilvl w:val="0"/>
-          <w:numId w:val="8"/>
-        </w:numPr>
-        <w:spacing w:before="100" w:beforeAutospacing="1" w:after="100" w:afterAutospacing="1" w:line="240" w:lineRule="auto"/>
-        <w:rPr>
-          <w:rFonts w:ascii="Times New Roman" w:eastAsia="Times New Roman" w:hAnsi="Times New Roman" w:cs="Times New Roman"/>
-          <w:sz w:val="24"/>
-          <w:szCs w:val="24"/>
-          <w:lang w:eastAsia="en-IN"/>
-        </w:rPr>
-      </w:pPr>
-      <w:r>
-        <w:rPr>
-          <w:rFonts w:ascii="Times New Roman" w:eastAsia="Times New Roman" w:hAnsi="Times New Roman" w:cs="Times New Roman"/>
-          <w:sz w:val="24"/>
-          <w:szCs w:val="24"/>
-          <w:lang w:eastAsia="en-IN"/>
-        </w:rPr>
-        <w:t xml:space="preserve">Search in Rotated Sorted Array </w:t>
-      </w:r>
-    </w:p>
-    <w:p>
-      <w:pPr>
-        <w:numPr>
-          <w:ilvl w:val="0"/>
-          <w:numId w:val="8"/>
-        </w:numPr>
-        <w:spacing w:before="100" w:beforeAutospacing="1" w:after="100" w:afterAutospacing="1" w:line="240" w:lineRule="auto"/>
-        <w:rPr>
-          <w:rFonts w:ascii="Times New Roman" w:eastAsia="Times New Roman" w:hAnsi="Times New Roman" w:cs="Times New Roman"/>
-          <w:sz w:val="24"/>
-          <w:szCs w:val="24"/>
-          <w:lang w:eastAsia="en-IN"/>
-        </w:rPr>
-      </w:pPr>
-      <w:r>
-        <w:rPr>
-          <w:rFonts w:ascii="Times New Roman" w:eastAsia="Times New Roman" w:hAnsi="Times New Roman" w:cs="Times New Roman"/>
-          <w:sz w:val="24"/>
-          <w:szCs w:val="24"/>
-          <w:lang w:eastAsia="en-IN"/>
-        </w:rPr>
-        <w:t xml:space="preserve">Minimum in Rotated Sorted Array </w:t>
-      </w:r>
-    </w:p>
-    <w:p>
-      <w:pPr>
-        <w:spacing w:after="0" w:line="240" w:lineRule="auto"/>
-        <w:rPr>
-          <w:rFonts w:ascii="Times New Roman" w:eastAsia="Times New Roman" w:hAnsi="Times New Roman" w:cs="Times New Roman"/>
-          <w:sz w:val="24"/>
-          <w:szCs w:val="24"/>
-          <w:lang w:eastAsia="en-IN"/>
-        </w:rPr>
-      </w:pPr>
-      <w:r>
-        <w:rPr>
-          <w:rFonts w:ascii="Times New Roman" w:eastAsia="Times New Roman" w:hAnsi="Times New Roman" w:cs="Times New Roman"/>
-          <w:sz w:val="24"/>
-          <w:szCs w:val="24"/>
-          <w:lang w:eastAsia="en-IN"/>
-        </w:rPr>
-        <w:pict w14:anchorId="4FE86223">
-          <v:rect id="_x0000_i1033" style="width:0;height:1.5pt" o:hralign="center" o:hrstd="t" o:hr="t" fillcolor="#a0a0a0" stroked="f"/>
-        </w:pict>
-      </w:r>
-    </w:p>
-    <w:p>
-      <w:pPr>
-        <w:spacing w:before="100" w:beforeAutospacing="1" w:after="100" w:afterAutospacing="1" w:line="240" w:lineRule="auto"/>
-        <w:outlineLvl w:val="1"/>
-        <w:rPr>
-          <w:rFonts w:ascii="Times New Roman" w:eastAsia="Times New Roman" w:hAnsi="Times New Roman" w:cs="Times New Roman"/>
-          <w:b/>
-          <w:bCs/>
-          <w:sz w:val="36"/>
-          <w:szCs w:val="36"/>
-          <w:lang w:eastAsia="en-IN"/>
-        </w:rPr>
-      </w:pPr>
-      <w:r>
-        <w:rPr>
-          <w:rFonts w:ascii="Times New Roman" w:eastAsia="Times New Roman" w:hAnsi="Times New Roman" w:cs="Times New Roman"/>
-          <w:b/>
-          <w:bCs/>
-          <w:sz w:val="36"/>
-          <w:szCs w:val="36"/>
-          <w:lang w:eastAsia="en-IN"/>
-        </w:rPr>
-        <w:t>Matrix (4)</w:t>
-      </w:r>
-    </w:p>
-    <w:p>
-      <w:pPr>
-        <w:numPr>
-          <w:ilvl w:val="0"/>
-          <w:numId w:val="9"/>
-        </w:numPr>
-        <w:spacing w:before="100" w:beforeAutospacing="1" w:after="100" w:afterAutospacing="1" w:line="240" w:lineRule="auto"/>
-        <w:rPr>
-          <w:rFonts w:ascii="Times New Roman" w:eastAsia="Times New Roman" w:hAnsi="Times New Roman" w:cs="Times New Roman"/>
-          <w:sz w:val="24"/>
-          <w:szCs w:val="24"/>
-          <w:lang w:eastAsia="en-IN"/>
-        </w:rPr>
-      </w:pPr>
-      <w:r>
-        <w:rPr>
-          <w:rFonts w:ascii="Times New Roman" w:eastAsia="Times New Roman" w:hAnsi="Times New Roman" w:cs="Times New Roman"/>
-          <w:sz w:val="24"/>
-          <w:szCs w:val="24"/>
-          <w:lang w:eastAsia="en-IN"/>
-        </w:rPr>
-        <w:t xml:space="preserve">Matrix Transpose </w:t>
-      </w:r>
-    </w:p>
-    <w:p>
-      <w:pPr>
-        <w:numPr>
-          <w:ilvl w:val="0"/>
-          <w:numId w:val="9"/>
-        </w:numPr>
-        <w:spacing w:before="100" w:beforeAutospacing="1" w:after="100" w:afterAutospacing="1" w:line="240" w:lineRule="auto"/>
-        <w:rPr>
-          <w:rFonts w:ascii="Times New Roman" w:eastAsia="Times New Roman" w:hAnsi="Times New Roman" w:cs="Times New Roman"/>
-          <w:sz w:val="24"/>
-          <w:szCs w:val="24"/>
-          <w:lang w:eastAsia="en-IN"/>
-        </w:rPr>
-      </w:pPr>
-      <w:r>
-        <w:rPr>
-          <w:rFonts w:ascii="Times New Roman" w:eastAsia="Times New Roman" w:hAnsi="Times New Roman" w:cs="Times New Roman"/>
-          <w:sz w:val="24"/>
-          <w:szCs w:val="24"/>
-          <w:lang w:eastAsia="en-IN"/>
-        </w:rPr>
-        <w:t xml:space="preserve">Rotate Matrix 90° </w:t>
-      </w:r>
-    </w:p>
-    <w:p>
-      <w:pPr>
-        <w:numPr>
-          <w:ilvl w:val="0"/>
-          <w:numId w:val="9"/>
-        </w:numPr>
-        <w:spacing w:before="100" w:beforeAutospacing="1" w:after="100" w:afterAutospacing="1" w:line="240" w:lineRule="auto"/>
-        <w:rPr>
-          <w:rFonts w:ascii="Times New Roman" w:eastAsia="Times New Roman" w:hAnsi="Times New Roman" w:cs="Times New Roman"/>
-          <w:sz w:val="24"/>
-          <w:szCs w:val="24"/>
-          <w:lang w:eastAsia="en-IN"/>
-        </w:rPr>
-      </w:pPr>
-      <w:r>
-        <w:rPr>
-          <w:rFonts w:ascii="Times New Roman" w:eastAsia="Times New Roman" w:hAnsi="Times New Roman" w:cs="Times New Roman"/>
-          <w:sz w:val="24"/>
-          <w:szCs w:val="24"/>
-          <w:lang w:eastAsia="en-IN"/>
-        </w:rPr>
-        <w:t xml:space="preserve">Spiral Matrix </w:t>
-      </w:r>
-    </w:p>
-    <w:p>
-      <w:pPr>
-        <w:numPr>
-          <w:ilvl w:val="0"/>
-          <w:numId w:val="9"/>
-        </w:numPr>
-        <w:spacing w:before="100" w:beforeAutospacing="1" w:after="100" w:afterAutospacing="1" w:line="240" w:lineRule="auto"/>
-        <w:rPr>
-          <w:rFonts w:ascii="Times New Roman" w:eastAsia="Times New Roman" w:hAnsi="Times New Roman" w:cs="Times New Roman"/>
-          <w:sz w:val="24"/>
-          <w:szCs w:val="24"/>
-          <w:lang w:eastAsia="en-IN"/>
-        </w:rPr>
-      </w:pPr>
-      <w:r>
-        <w:rPr>
-          <w:rFonts w:ascii="Times New Roman" w:eastAsia="Times New Roman" w:hAnsi="Times New Roman" w:cs="Times New Roman"/>
-          <w:sz w:val="24"/>
-          <w:szCs w:val="24"/>
-          <w:lang w:eastAsia="en-IN"/>
-        </w:rPr>
-        <w:t xml:space="preserve">Diagonal Sum </w:t>
-      </w:r>
-    </w:p>
-    <w:p>
-      <w:pPr>
-        <w:spacing w:after="0" w:line="240" w:lineRule="auto"/>
-        <w:rPr>
-          <w:rFonts w:ascii="Times New Roman" w:eastAsia="Times New Roman" w:hAnsi="Times New Roman" w:cs="Times New Roman"/>
-          <w:sz w:val="24"/>
-          <w:szCs w:val="24"/>
-          <w:lang w:eastAsia="en-IN"/>
-        </w:rPr>
-      </w:pPr>
-      <w:r>
-        <w:rPr>
-          <w:rFonts w:ascii="Times New Roman" w:eastAsia="Times New Roman" w:hAnsi="Times New Roman" w:cs="Times New Roman"/>
-          <w:sz w:val="24"/>
-          <w:szCs w:val="24"/>
-          <w:lang w:eastAsia="en-IN"/>
-        </w:rPr>
-        <w:pict w14:anchorId="2109C67D">
-          <v:rect id="_x0000_i1034" style="width:0;height:1.5pt" o:hralign="center" o:hrstd="t" o:hr="t" fillcolor="#a0a0a0" stroked="f"/>
-        </w:pict>
-      </w:r>
-    </w:p>
-    <w:p>
-      <w:pPr>
-        <w:spacing w:before="100" w:beforeAutospacing="1" w:after="100" w:afterAutospacing="1" w:line="240" w:lineRule="auto"/>
-        <w:outlineLvl w:val="1"/>
-        <w:rPr>
-          <w:rFonts w:ascii="Times New Roman" w:eastAsia="Times New Roman" w:hAnsi="Times New Roman" w:cs="Times New Roman"/>
-          <w:b/>
-          <w:bCs/>
-          <w:sz w:val="36"/>
-          <w:szCs w:val="36"/>
-          <w:lang w:eastAsia="en-IN"/>
-        </w:rPr>
-      </w:pPr>
-      <w:r>
-        <w:rPr>
-          <w:rFonts w:ascii="Times New Roman" w:eastAsia="Times New Roman" w:hAnsi="Times New Roman" w:cs="Times New Roman"/>
-          <w:b/>
-          <w:bCs/>
-          <w:sz w:val="36"/>
-          <w:szCs w:val="36"/>
-          <w:lang w:eastAsia="en-IN"/>
-        </w:rPr>
-        <w:t>Recursion (5)</w:t>
-      </w:r>
-    </w:p>
-    <w:p>
-      <w:pPr>
-        <w:numPr>
-          <w:ilvl w:val="0"/>
-          <w:numId w:val="10"/>
-        </w:numPr>
-        <w:spacing w:before="100" w:beforeAutospacing="1" w:after="100" w:afterAutospacing="1" w:line="240" w:lineRule="auto"/>
-        <w:rPr>
-          <w:rFonts w:ascii="Times New Roman" w:eastAsia="Times New Roman" w:hAnsi="Times New Roman" w:cs="Times New Roman"/>
-          <w:sz w:val="24"/>
-          <w:szCs w:val="24"/>
-          <w:lang w:eastAsia="en-IN"/>
-        </w:rPr>
-      </w:pPr>
-      <w:r>
-        <w:rPr>
-          <w:rFonts w:ascii="Times New Roman" w:eastAsia="Times New Roman" w:hAnsi="Times New Roman" w:cs="Times New Roman"/>
-          <w:sz w:val="24"/>
-          <w:szCs w:val="24"/>
-          <w:lang w:eastAsia="en-IN"/>
-        </w:rPr>
-        <w:t xml:space="preserve">Factorial </w:t>
-      </w:r>
-    </w:p>
-    <w:p>
-      <w:pPr>
-        <w:numPr>
-          <w:ilvl w:val="0"/>
-          <w:numId w:val="10"/>
-        </w:numPr>
-        <w:spacing w:before="100" w:beforeAutospacing="1" w:after="100" w:afterAutospacing="1" w:line="240" w:lineRule="auto"/>
-        <w:rPr>
-          <w:rFonts w:ascii="Times New Roman" w:eastAsia="Times New Roman" w:hAnsi="Times New Roman" w:cs="Times New Roman"/>
-          <w:sz w:val="24"/>
-          <w:szCs w:val="24"/>
-          <w:lang w:eastAsia="en-IN"/>
-        </w:rPr>
-      </w:pPr>
-      <w:r>
-        <w:rPr>
-          <w:rFonts w:ascii="Times New Roman" w:eastAsia="Times New Roman" w:hAnsi="Times New Roman" w:cs="Times New Roman"/>
-          <w:sz w:val="24"/>
-          <w:szCs w:val="24"/>
-          <w:lang w:eastAsia="en-IN"/>
-        </w:rPr>
-        <w:t xml:space="preserve">Fibonacci </w:t>
-      </w:r>
-    </w:p>
-    <w:p>
-      <w:pPr>
-        <w:numPr>
-          <w:ilvl w:val="0"/>
-          <w:numId w:val="10"/>
-        </w:numPr>
-        <w:spacing w:before="100" w:beforeAutospacing="1" w:after="100" w:afterAutospacing="1" w:line="240" w:lineRule="auto"/>
-        <w:rPr>
-          <w:rFonts w:ascii="Times New Roman" w:eastAsia="Times New Roman" w:hAnsi="Times New Roman" w:cs="Times New Roman"/>
-          <w:sz w:val="24"/>
-          <w:szCs w:val="24"/>
-          <w:lang w:eastAsia="en-IN"/>
-        </w:rPr>
-      </w:pPr>
-      <w:r>
-        <w:rPr>
-          <w:rFonts w:ascii="Times New Roman" w:eastAsia="Times New Roman" w:hAnsi="Times New Roman" w:cs="Times New Roman"/>
-          <w:sz w:val="24"/>
-          <w:szCs w:val="24"/>
-          <w:lang w:eastAsia="en-IN"/>
-        </w:rPr>
-        <w:t xml:space="preserve">Reverse String </w:t>
-      </w:r>
-    </w:p>
-    <w:p>
-      <w:pPr>
-        <w:numPr>
-          <w:ilvl w:val="0"/>
-          <w:numId w:val="10"/>
-        </w:numPr>
-        <w:spacing w:before="100" w:beforeAutospacing="1" w:after="100" w:afterAutospacing="1" w:line="240" w:lineRule="auto"/>
-        <w:rPr>
-          <w:rFonts w:ascii="Times New Roman" w:eastAsia="Times New Roman" w:hAnsi="Times New Roman" w:cs="Times New Roman"/>
-          <w:sz w:val="24"/>
-          <w:szCs w:val="24"/>
-          <w:lang w:eastAsia="en-IN"/>
-        </w:rPr>
-      </w:pPr>
-      <w:r>
-        <w:rPr>
-          <w:rFonts w:ascii="Times New Roman" w:eastAsia="Times New Roman" w:hAnsi="Times New Roman" w:cs="Times New Roman"/>
-          <w:sz w:val="24"/>
-          <w:szCs w:val="24"/>
-          <w:lang w:eastAsia="en-IN"/>
-        </w:rPr>
-        <w:lastRenderedPageBreak/>
-        <w:t xml:space="preserve">Palindrome </w:t>
-      </w:r>
-    </w:p>
-    <w:p>
-      <w:pPr>
-        <w:numPr>
-          <w:ilvl w:val="0"/>
-          <w:numId w:val="10"/>
-        </w:numPr>
-        <w:spacing w:before="100" w:beforeAutospacing="1" w:after="100" w:afterAutospacing="1" w:line="240" w:lineRule="auto"/>
-        <w:rPr>
-          <w:rFonts w:ascii="Times New Roman" w:eastAsia="Times New Roman" w:hAnsi="Times New Roman" w:cs="Times New Roman"/>
-          <w:sz w:val="24"/>
-          <w:szCs w:val="24"/>
-          <w:lang w:eastAsia="en-IN"/>
-        </w:rPr>
-      </w:pPr>
-      <w:r>
-        <w:rPr>
-          <w:rFonts w:ascii="Times New Roman" w:eastAsia="Times New Roman" w:hAnsi="Times New Roman" w:cs="Times New Roman"/>
-          <w:sz w:val="24"/>
-          <w:szCs w:val="24"/>
-          <w:lang w:eastAsia="en-IN"/>
-        </w:rPr>
-        <w:t xml:space="preserve">Sum of Digits </w:t>
-      </w:r>
-    </w:p>
-    <w:p>
-      <w:pPr>
-        <w:spacing w:after="0" w:line="240" w:lineRule="auto"/>
-        <w:rPr>
-          <w:rFonts w:ascii="Times New Roman" w:eastAsia="Times New Roman" w:hAnsi="Times New Roman" w:cs="Times New Roman"/>
-          <w:sz w:val="24"/>
-          <w:szCs w:val="24"/>
-          <w:lang w:eastAsia="en-IN"/>
-        </w:rPr>
-      </w:pPr>
-      <w:r>
-        <w:rPr>
-          <w:rFonts w:ascii="Times New Roman" w:eastAsia="Times New Roman" w:hAnsi="Times New Roman" w:cs="Times New Roman"/>
-          <w:sz w:val="24"/>
-          <w:szCs w:val="24"/>
-          <w:lang w:eastAsia="en-IN"/>
-        </w:rPr>
-        <w:pict w14:anchorId="0F1060DC">
-          <v:rect id="_x0000_i1035" style="width:0;height:1.5pt" o:hralign="center" o:hrstd="t" o:hr="t" fillcolor="#a0a0a0" stroked="f"/>
-        </w:pict>
-      </w:r>
-    </w:p>
-    <w:p>
-      <w:pPr>
-        <w:spacing w:before="100" w:beforeAutospacing="1" w:after="100" w:afterAutospacing="1" w:line="240" w:lineRule="auto"/>
-        <w:outlineLvl w:val="1"/>
-        <w:rPr>
-          <w:rFonts w:ascii="Times New Roman" w:eastAsia="Times New Roman" w:hAnsi="Times New Roman" w:cs="Times New Roman"/>
-          <w:b/>
-          <w:bCs/>
-          <w:sz w:val="36"/>
-          <w:szCs w:val="36"/>
-          <w:lang w:eastAsia="en-IN"/>
-        </w:rPr>
-      </w:pPr>
-      <w:r>
-        <w:rPr>
-          <w:rFonts w:ascii="Times New Roman" w:eastAsia="Times New Roman" w:hAnsi="Times New Roman" w:cs="Times New Roman"/>
-          <w:b/>
-          <w:bCs/>
-          <w:sz w:val="36"/>
-          <w:szCs w:val="36"/>
-          <w:lang w:eastAsia="en-IN"/>
-        </w:rPr>
-        <w:t>Numbers (8)</w:t>
+        <w:t xml:space="preserve">GCD </w:t>
       </w:r>
     </w:p>
     <w:p>
@@ -3297,51 +3034,101 @@
       <w:r>
         <w:rPr>
           <w:rFonts w:ascii="Times New Roman" w:eastAsia="Times New Roman" w:hAnsi="Times New Roman" w:cs="Times New Roman"/>
-          <w:sz w:val="24"/>
-          <w:szCs w:val="24"/>
-          <w:lang w:eastAsia="en-IN"/>
-        </w:rPr>
-        <w:t xml:space="preserve">Prime Number </w:t>
-      </w:r>
-    </w:p>
-    <w:p>
-      <w:pPr>
-        <w:numPr>
-          <w:ilvl w:val="0"/>
-          <w:numId w:val="11"/>
-        </w:numPr>
-        <w:spacing w:before="100" w:beforeAutospacing="1" w:after="100" w:afterAutospacing="1" w:line="240" w:lineRule="auto"/>
-        <w:rPr>
-          <w:rFonts w:ascii="Times New Roman" w:eastAsia="Times New Roman" w:hAnsi="Times New Roman" w:cs="Times New Roman"/>
-          <w:sz w:val="24"/>
-          <w:szCs w:val="24"/>
-          <w:lang w:eastAsia="en-IN"/>
-        </w:rPr>
-      </w:pPr>
-      <w:r>
-        <w:rPr>
-          <w:rFonts w:ascii="Times New Roman" w:eastAsia="Times New Roman" w:hAnsi="Times New Roman" w:cs="Times New Roman"/>
-          <w:sz w:val="24"/>
-          <w:szCs w:val="24"/>
-          <w:lang w:eastAsia="en-IN"/>
-        </w:rPr>
-        <w:t xml:space="preserve">GCD </w:t>
-      </w:r>
-    </w:p>
-    <w:p>
-      <w:pPr>
-        <w:numPr>
-          <w:ilvl w:val="0"/>
-          <w:numId w:val="11"/>
-        </w:numPr>
-        <w:spacing w:before="100" w:beforeAutospacing="1" w:after="100" w:afterAutospacing="1" w:line="240" w:lineRule="auto"/>
-        <w:rPr>
-          <w:rFonts w:ascii="Times New Roman" w:eastAsia="Times New Roman" w:hAnsi="Times New Roman" w:cs="Times New Roman"/>
-          <w:sz w:val="24"/>
-          <w:szCs w:val="24"/>
-          <w:lang w:eastAsia="en-IN"/>
-        </w:rPr>
-      </w:pPr>
+          <w:noProof/>
+          <w:sz w:val="24"/>
+          <w:szCs w:val="24"/>
+          <w:lang w:eastAsia="en-IN"/>
+        </w:rPr>
+        <mc:AlternateContent>
+          <mc:Choice Requires="wpi">
+            <w:drawing>
+              <wp:anchor distT="0" distB="0" distL="114300" distR="114300" simplePos="0" relativeHeight="251681792" behindDoc="0" locked="0" layoutInCell="1" allowOverlap="1" wp14:anchorId="6FF7CD9E" wp14:editId="597A3018">
+                <wp:simplePos x="0" y="0"/>
+                <wp:positionH relativeFrom="column">
+                  <wp:posOffset>2344420</wp:posOffset>
+                </wp:positionH>
+                <wp:positionV relativeFrom="paragraph">
+                  <wp:posOffset>-173990</wp:posOffset>
+                </wp:positionV>
+                <wp:extent cx="927505" cy="400210"/>
+                <wp:effectExtent l="57150" t="38100" r="44450" b="57150"/>
+                <wp:wrapNone/>
+                <wp:docPr id="13" name="Ink 13"/>
+                <wp:cNvGraphicFramePr/>
+                <a:graphic xmlns:a="http://schemas.openxmlformats.org/drawingml/2006/main">
+                  <a:graphicData uri="http://schemas.microsoft.com/office/word/2010/wordprocessingInk">
+                    <w14:contentPart bwMode="auto" r:id="rId9">
+                      <w14:nvContentPartPr>
+                        <w14:cNvContentPartPr/>
+                      </w14:nvContentPartPr>
+                      <w14:xfrm>
+                        <a:off x="0" y="0"/>
+                        <a:ext cx="927505" cy="400210"/>
+                      </w14:xfrm>
+                    </w14:contentPart>
+                  </a:graphicData>
+                </a:graphic>
+              </wp:anchor>
+            </w:drawing>
+          </mc:Choice>
+          <mc:Fallback>
+            <w:pict>
+              <v:shape w14:anchorId="0254DB54" id="Ink 13" o:spid="_x0000_s1026" type="#_x0000_t75" style="position:absolute;margin-left:183.9pt;margin-top:-14.4pt;width:74.45pt;height:32.9pt;z-index:251681792;visibility:visible;mso-wrap-style:square;mso-wrap-distance-left:9pt;mso-wrap-distance-top:0;mso-wrap-distance-right:9pt;mso-wrap-distance-bottom:0;mso-position-horizontal:absolute;mso-position-horizontal-relative:text;mso-position-vertical:absolute;mso-position-vertical-relative:text" o:gfxdata="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">
+                <v:imagedata r:id="rId10" o:title=""/>
+              </v:shape>
+            </w:pict>
+          </mc:Fallback>
+        </mc:AlternateContent>
+      </w:r>
+      <w:r>
+        <w:rPr>
+          <w:rFonts w:ascii="Times New Roman" w:eastAsia="Times New Roman" w:hAnsi="Times New Roman" w:cs="Times New Roman"/>
+          <w:noProof/>
+          <w:sz w:val="24"/>
+          <w:szCs w:val="24"/>
+          <w:lang w:eastAsia="en-IN"/>
+        </w:rPr>
+        <mc:AlternateContent>
+          <mc:Choice Requires="wpi">
+            <w:drawing>
+              <wp:anchor distT="0" distB="0" distL="114300" distR="114300" simplePos="0" relativeHeight="251673600" behindDoc="0" locked="0" layoutInCell="1" allowOverlap="1" wp14:anchorId="5006C74A" wp14:editId="0B198D0A">
+                <wp:simplePos x="0" y="0"/>
+                <wp:positionH relativeFrom="column">
+                  <wp:posOffset>1168200</wp:posOffset>
+                </wp:positionH>
+                <wp:positionV relativeFrom="paragraph">
+                  <wp:posOffset>-65643</wp:posOffset>
+                </wp:positionV>
+                <wp:extent cx="1028160" cy="141840"/>
+                <wp:effectExtent l="38100" t="38100" r="19685" b="48895"/>
+                <wp:wrapNone/>
+                <wp:docPr id="4" name="Ink 4"/>
+                <wp:cNvGraphicFramePr/>
+                <a:graphic xmlns:a="http://schemas.openxmlformats.org/drawingml/2006/main">
+                  <a:graphicData uri="http://schemas.microsoft.com/office/word/2010/wordprocessingInk">
+                    <w14:contentPart bwMode="auto" r:id="rId11">
+                      <w14:nvContentPartPr>
+                        <w14:cNvContentPartPr/>
+                      </w14:nvContentPartPr>
+                      <w14:xfrm>
+                        <a:off x="0" y="0"/>
+                        <a:ext cx="1028160" cy="141840"/>
+                      </w14:xfrm>
+                    </w14:contentPart>
+                  </a:graphicData>
+                </a:graphic>
+              </wp:anchor>
+            </w:drawing>
+          </mc:Choice>
+          <mc:Fallback>
+            <w:pict>
+              <v:shape w14:anchorId="23155336" id="Ink 4" o:spid="_x0000_s1026" type="#_x0000_t75" style="position:absolute;margin-left:91.3pt;margin-top:-5.85pt;width:82.35pt;height:12.55pt;z-index:251673600;visibility:visible;mso-wrap-style:square;mso-wrap-distance-left:9pt;mso-wrap-distance-top:0;mso-wrap-distance-right:9pt;mso-wrap-distance-bottom:0;mso-position-horizontal:absolute;mso-position-horizontal-relative:text;mso-position-vertical:absolute;mso-position-vertical-relative:text" o:gfxdata="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">
+                <v:imagedata r:id="rId12" o:title=""/>
+              </v:shape>
+            </w:pict>
+          </mc:Fallback>
+        </mc:AlternateContent>
+      </w:r>
       <w:r>
         <w:rPr>
           <w:rFonts w:ascii="Times New Roman" w:eastAsia="Times New Roman" w:hAnsi="Times New Roman" w:cs="Times New Roman"/>
@@ -7825,6 +7612,95 @@
 </inkml:ink>
 </file>
 
+<file path=word/ink/ink2.xml><?xml version="1.0" encoding="utf-8"?>
+<inkml:ink xmlns:inkml="http://www.w3.org/2003/InkML">
+  <inkml:definitions>
+    <inkml:context xml:id="ctx0">
+      <inkml:inkSource xml:id="inkSrc0">
+        <inkml:traceFormat>
+          <inkml:channel name="X" type="integer" min="-2.14748E9" max="2.14748E9" units="cm"/>
+          <inkml:channel name="Y" type="integer" min="-2.14748E9" max="2.14748E9" units="cm"/>
+          <inkml:channel name="F" type="integer" max="32767" units="dev"/>
+        </inkml:traceFormat>
+        <inkml:channelProperties>
+          <inkml:channelProperty channel="X" name="resolution" value="1000" units="1/cm"/>
+          <inkml:channelProperty channel="Y" name="resolution" value="1000" units="1/cm"/>
+          <inkml:channelProperty channel="F" name="resolution" value="0" units="1/dev"/>
+        </inkml:channelProperties>
+      </inkml:inkSource>
+      <inkml:timestamp xml:id="ts0" timeString="2026-08-08T08:29:48.300"/>
+    </inkml:context>
+    <inkml:brush xml:id="br0">
+      <inkml:brushProperty name="width" value="0.05" units="cm"/>
+      <inkml:brushProperty name="height" value="0.05" units="cm"/>
+      <inkml:brushProperty name="color" value="#E71224"/>
+    </inkml:brush>
+  </inkml:definitions>
+  <inkml:trace contextRef="#ctx0" brushRef="#br0">237 86 24575,'5'-3'0,"0"0"0,0 1 0,0-1 0,1 1 0,-1 0 0,1 1 0,-1-1 0,1 1 0,0 0 0,0 1 0,9-1 0,3-1 0,152-10 0,-141 11 0,-13 0 0,-1-1 0,0 0 0,0-1 0,0 0 0,0-1 0,-1-1 0,19-8 0,-25 10 0,0 0 0,1 0 0,-1 1 0,1 0 0,0 1 0,13-1 0,57 3 0,-28 1 0,738-2 0,-736 3 0,69 11 0,16 2 0,-11-13 0,32 3 0,-123-3 0,-1 1 0,49 14 0,-56-9 0,0 1 0,-1 2 0,-1 0 0,0 2 0,-1 1 0,32 24 0,1 7 0,69 72 0,53 81 0,-150-160 0,-3 1 0,-1 1 0,31 69 0,-49-94 0,-5-9 0,1 0 0,-1-1 0,-1 1 0,1 1 0,1 9 0,-4-15 0,0-1 0,0 1 0,0 0 0,0 0 0,0 0 0,0 0 0,-1 0 0,1 0 0,-1 0 0,1 0 0,-1 0 0,0 0 0,1-1 0,-1 1 0,0 0 0,0-1 0,-1 1 0,1 0 0,0-1 0,0 0 0,-1 1 0,1-1 0,-1 0 0,1 1 0,-3 0 0,-16 9 0,0-2 0,-1 0 0,0-1 0,0-1 0,-42 8 0,21-4 0,-42 7 0,0-2 0,-88 3 0,-174-5 0,301-13 0,-697 1 0,382-3 0,255 2 0,16 1 0,-93-10 0,142 0 0,1-1 0,0-2 0,-63-26 0,25 8 0,-92-35 0,140 50 0,0 0 0,2-2 0,-43-31 0,51 33 0,15 12 0,1 0 0,-1 0 0,1 0 0,0-1 0,0 1 0,0-1 0,0 0 0,0 0 0,1 0 0,-1 0 0,1-1 0,0 1 0,0-1 0,0 1 0,0-1 0,-1-6 0,-9-36 0,6 21 0,0-1 0,-3-35 0,7-140 0,2 112 0,1 84 0,0-1 0,0 0 0,0 1 0,1-1 0,0 1 0,0-1 0,0 1 0,1 0 0,0 0 0,0 0 0,6-8 0,2-1 0,1 0 0,19-18 0,-18 21 34,1 1 0,27-16 1,-13 9-1503,-16 8-5358</inkml:trace>
+</inkml:ink>
+</file>
+
+<file path=word/ink/ink3.xml><?xml version="1.0" encoding="utf-8"?>
+<inkml:ink xmlns:inkml="http://www.w3.org/2003/InkML">
+  <inkml:definitions>
+    <inkml:context xml:id="ctx0">
+      <inkml:inkSource xml:id="inkSrc0">
+        <inkml:traceFormat>
+          <inkml:channel name="X" type="integer" min="-2.14748E9" max="2.14748E9" units="cm"/>
+          <inkml:channel name="Y" type="integer" min="-2.14748E9" max="2.14748E9" units="cm"/>
+          <inkml:channel name="F" type="integer" max="32767" units="dev"/>
+        </inkml:traceFormat>
+        <inkml:channelProperties>
+          <inkml:channelProperty channel="X" name="resolution" value="1000" units="1/cm"/>
+          <inkml:channelProperty channel="Y" name="resolution" value="1000" units="1/cm"/>
+          <inkml:channelProperty channel="F" name="resolution" value="0" units="1/dev"/>
+        </inkml:channelProperties>
+      </inkml:inkSource>
+      <inkml:timestamp xml:id="ts0" timeString="2026-08-08T08:29:55.401"/>
+    </inkml:context>
+    <inkml:brush xml:id="br0">
+      <inkml:brushProperty name="width" value="0.05" units="cm"/>
+      <inkml:brushProperty name="height" value="0.05" units="cm"/>
+      <inkml:brushProperty name="color" value="#E71224"/>
+    </inkml:brush>
+  </inkml:definitions>
+  <inkml:trace contextRef="#ctx0" brushRef="#br0">1 165 24575,'-1'27'0,"5"126"0,-1-124 0,0-1 0,2 0 0,11 36 0,97 237 0,-112-297 0,0-1 0,1 1 0,0-1 0,0 0 0,0 1 0,0-1 0,0 0 0,0-1 0,1 1 0,0 0 0,-1-1 0,1 1 0,0-1 0,0 0 0,5 3 0,-4-4 0,0 1 0,0-1 0,0-1 0,1 1 0,-1-1 0,0 1 0,0-1 0,0 0 0,0-1 0,1 1 0,-1-1 0,0 0 0,6-2 0,28-7 0,-19 4 0,1 1 0,0 0 0,38-3 0,70 9-1365,-118-1-5461</inkml:trace>
+  <inkml:trace contextRef="#ctx0" brushRef="#br0" timeOffset="1795.32">883 587 24575,'-180'12'0,"21"0"0,140-11 0,0-2 0,0 0 0,-33-6 0,45 6 0,1-1 0,0 0 0,0 0 0,0-1 0,0 1 0,1-1 0,-1-1 0,1 1 0,0-1 0,0 0 0,0 0 0,0-1 0,1 1 0,-8-11 0,-9-12 0,16 23 0,1-1 0,0 0 0,0 0 0,1 0 0,-1-1 0,1 1 0,0-1 0,1 0 0,-1 0 0,1 0 0,0 0 0,1 0 0,-1 0 0,1-1 0,0-7 0,1-1 0,1-1 0,0 1 0,1-1 0,1 1 0,0-1 0,1 1 0,1 0 0,0 1 0,1-1 0,0 1 0,2 0 0,-1 1 0,18-23 0,-3 5 0,1-2 0,44-49 0,-64 80 0,0 0 0,0 0 0,0 1 0,0-1 0,0 1 0,0-1 0,0 1 0,0 0 0,1 1 0,-1-1 0,0 0 0,1 1 0,-1 0 0,1 0 0,-1 0 0,1 0 0,-1 0 0,0 1 0,5 1 0,-2-1 0,1 0 0,0 1 0,-1 0 0,1 1 0,-1-1 0,0 1 0,0 0 0,10 7 0,-15-9 0,0-1 0,0 1 0,0-1 0,0 1 0,0 0 0,0 0 0,-1-1 0,1 1 0,0 0 0,0 0 0,0 0 0,-1 0 0,1 0 0,-1 0 0,1 0 0,-1 0 0,1 0 0,-1 1 0,0-1 0,1 0 0,-1 0 0,0 0 0,0 0 0,0 1 0,0-1 0,0 0 0,0 0 0,0 0 0,0 1 0,0-1 0,-1 0 0,1 0 0,0 0 0,-1 0 0,1 0 0,-1 0 0,0 2 0,-1-1 0,0 0 0,0-1 0,0 1 0,0 0 0,0-1 0,-1 0 0,1 1 0,0-1 0,-1 0 0,1 0 0,-1 0 0,1-1 0,-1 1 0,1 0 0,-1-1 0,-2 0 0,-120 0 259,53-2-1883,61 2-5202</inkml:trace>
+  <inkml:trace contextRef="#ctx0" brushRef="#br0" timeOffset="3731.91">1601 0 24575,'-13'2'0,"0"0"0,0 1 0,0 0 0,0 1 0,1 1 0,-1 0 0,-14 9 0,-7 1 0,-62 27 0,1 4 0,-97 63 0,156-87 0,19-12 0,0 1 0,-21 17 0,33-23 0,0-1 0,1 1 0,0-1 0,0 1 0,0 1 0,1-1 0,-1 0 0,1 1 0,0 0 0,1-1 0,-4 12 0,2 5 0,1 0 0,1-1 0,0 2 0,2-1 0,1 0 0,4 30 0,-4-44 0,1 0 0,0 0 0,1 0 0,0-1 0,0 1 0,7 12 0,32 43 0,-3-5 0,-35-50 0,0-1 0,0 1 0,1-1 0,0 0 0,1 0 0,0-1 0,0 0 0,0 0 0,0 0 0,1-1 0,0 1 0,12 5 0,-9-5 38,0 1 0,0 0 0,-1 1 0,0 0 0,0 0 0,-1 1 0,0 0 0,13 19 0,-3 3-880,25 54 0,-43-84 819,9 18-6803</inkml:trace>
+  <inkml:trace contextRef="#ctx0" brushRef="#br0" timeOffset="4636.59">707 797 24575,'0'-2'0,"0"1"0,1-1 0,-1 0 0,1 0 0,-1 0 0,1 0 0,0 0 0,0 1 0,0-1 0,0 0 0,0 1 0,0-1 0,0 1 0,0-1 0,1 1 0,-1-1 0,1 1 0,-1 0 0,1 0 0,-1 0 0,1 0 0,0 0 0,0 0 0,-1 0 0,1 1 0,0-1 0,0 0 0,2 0 0,5-1 0,0 0 0,0 1 0,0-1 0,14 1 0,47 1 0,-16 0 0,1-1 0,75-13 0,-52-5 0,-45 10 0,58-7 0,-75 13-131,0 1-1,18-7 0,-23 6-838,-1 0-5856</inkml:trace>
+  <inkml:trace contextRef="#ctx0" brushRef="#br0" timeOffset="5808.09">2576 25 24575,'-41'3'0,"0"2"0,0 2 0,0 1 0,-46 16 0,61-16 0,-8 2 0,1 2 0,1 1 0,0 1 0,1 2 0,1 2 0,1 0 0,0 2 0,-38 35 0,59-48 0,-21 18 0,2 1 0,-34 41 0,54-58 0,0 1 0,1 0 0,0 0 0,1 0 0,0 0 0,0 1 0,1 0 0,1 0 0,-1 0 0,2 1 0,0-1 0,-1 16 0,4 164 0,0-157 0,1 4-170,2 0-1,1-1 0,2 0 1,2 0-1,1 0 0,2-1 1,19 40-1,-23-60-6655</inkml:trace>
+  <inkml:trace contextRef="#ctx0" brushRef="#br0" timeOffset="6637.68">1589 869 24575,'0'-3'0,"1"0"0,0 0 0,0 0 0,0 0 0,0 0 0,0 0 0,1 0 0,-1 1 0,1-1 0,0 0 0,0 1 0,0 0 0,0-1 0,0 1 0,0 0 0,6-4 0,-1 0 0,1 1 0,0-1 0,0 2 0,12-7 0,17-1 0,0 1 0,1 2 0,55-7 0,105-5 0,-59 8 0,-120 10-1365,-6-1-5461</inkml:trace>
+</inkml:ink>
+</file>
+
+<file path=word/ink/ink4.xml><?xml version="1.0" encoding="utf-8"?>
+<inkml:ink xmlns:inkml="http://www.w3.org/2003/InkML">
+  <inkml:definitions>
+    <inkml:context xml:id="ctx0">
+      <inkml:inkSource xml:id="inkSrc0">
+        <inkml:traceFormat>
+          <inkml:channel name="X" type="integer" min="-2.14748E9" max="2.14748E9" units="cm"/>
+          <inkml:channel name="Y" type="integer" min="-2.14748E9" max="2.14748E9" units="cm"/>
+          <inkml:channel name="F" type="integer" max="32767" units="dev"/>
+        </inkml:traceFormat>
+        <inkml:channelProperties>
+          <inkml:channelProperty channel="X" name="resolution" value="1000" units="1/cm"/>
+          <inkml:channelProperty channel="Y" name="resolution" value="1000" units="1/cm"/>
+          <inkml:channelProperty channel="F" name="resolution" value="0" units="1/dev"/>
+        </inkml:channelProperties>
+      </inkml:inkSource>
+      <inkml:timestamp xml:id="ts0" timeString="2026-08-08T08:29:52.159"/>
+    </inkml:context>
+    <inkml:brush xml:id="br0">
+      <inkml:brushProperty name="width" value="0.05" units="cm"/>
+      <inkml:brushProperty name="height" value="0.05" units="cm"/>
+      <inkml:brushProperty name="color" value="#E71224"/>
+    </inkml:brush>
+  </inkml:definitions>
+  <inkml:trace contextRef="#ctx0" brushRef="#br0">1 240 24575,'78'-2'0,"144"-21"0,172-16 0,-154 20 0,287 6 0,-343 15 0,-51-4 0,171 6 0,-268 1 0,0 1 0,0 2 0,55 20 0,-52-15 0,242 68 0,-237-70 0,-62-6 0,-411 54 0,421-57 0,-27 7 0,0-2 0,-1-2 0,0-1 0,-53-2 0,98-2 0,-1 0 0,1-1 0,15-3 0,-2 0 0,161-36 0,-124 25 0,1 2 0,72-6 0,-92 16 0,123-10 0,-128 8 0,-1-1 0,54-17 0,-86 23 0,0-1 0,0 0 0,0 0 0,0 0 0,0 0 0,0 0 0,0 0 0,0 0 0,-1-1 0,1 1 0,0-1 0,-1 1 0,3-4 0,-3 4 0,-1 0 0,0 0 0,0 0 0,1 0 0,-1 0 0,0 0 0,0 0 0,0 0 0,0 0 0,0 1 0,0-1 0,0 0 0,-1 0 0,1 0 0,0 0 0,-1 0 0,1 0 0,0 0 0,-1 0 0,1 0 0,-1 1 0,1-1 0,-1 0 0,1 0 0,-1 0 0,0 1 0,0-1 0,1 0 0,-1 1 0,0-1 0,0 1 0,-1-1 0,-9-7 0,-1 1 0,1 1 0,-2 0 0,1 1 0,0 0 0,-1 1 0,-18-4 0,15 4 0,0-1 0,0 0 0,0-1 0,-18-11 0,10 4 88,-38-26 134,55 34-461,1 0 0,-1-1-1,1 1 1,0-1 0,1-1-1,-7-8 1,4 2-6587</inkml:trace>
+</inkml:ink>
+</file>
+
 <file path=word/theme/theme1.xml><?xml version="1.0" encoding="utf-8"?>
 <a:theme xmlns:a="http://schemas.openxmlformats.org/drawingml/2006/main" name="Office Theme">
   <a:themeElements>

--- a/filter interview list2.docx
+++ b/filter interview list2.docx
@@ -30,46 +30,9 @@
           <w:szCs w:val="24"/>
           <w:lang w:eastAsia="en-IN"/>
         </w:rPr>
-        <w:t>ye meri final final list hai.</w:t>
-      </w:r>
-      <w:r>
-        <w:rPr>
-          <w:rFonts w:ascii="Times New Roman" w:eastAsia="Times New Roman" w:hAnsi="Times New Roman" w:cs="Times New Roman"/>
-          <w:sz w:val="24"/>
-          <w:szCs w:val="24"/>
-          <w:lang w:eastAsia="en-IN"/>
-        </w:rPr>
-        <w:t xml:space="preserve"> </w:t>
-      </w:r>
-      <w:r>
-        <w:rPr>
-          <w:rFonts w:ascii="Segoe UI Emoji" w:eastAsia="Times New Roman" w:hAnsi="Segoe UI Emoji" w:cs="Segoe UI Emoji"/>
-          <w:sz w:val="24"/>
-          <w:szCs w:val="24"/>
-          <w:lang w:eastAsia="en-IN"/>
-        </w:rPr>
-        <w:t>❤️</w:t>
-      </w:r>
-    </w:p>
-    <w:p>
-      <w:pPr>
-        <w:spacing w:before="100" w:beforeAutospacing="1" w:after="100" w:afterAutospacing="1" w:line="240" w:lineRule="auto"/>
-        <w:rPr>
-          <w:rFonts w:ascii="Times New Roman" w:eastAsia="Times New Roman" w:hAnsi="Times New Roman" w:cs="Times New Roman"/>
-          <w:sz w:val="24"/>
-          <w:szCs w:val="24"/>
-          <w:lang w:eastAsia="en-IN"/>
-        </w:rPr>
-      </w:pPr>
-      <w:r>
-        <w:rPr>
-          <w:rFonts w:ascii="Times New Roman" w:eastAsia="Times New Roman" w:hAnsi="Times New Roman" w:cs="Times New Roman"/>
-          <w:sz w:val="24"/>
-          <w:szCs w:val="24"/>
-          <w:lang w:eastAsia="en-IN"/>
-        </w:rPr>
-        <w:t xml:space="preserve">Agar </w:t>
-      </w:r>
+        <w:t xml:space="preserve">ye meri final </w:t>
+      </w:r>
+      <w:proofErr w:type="spellStart"/>
       <w:r>
         <w:rPr>
           <w:rFonts w:ascii="Times New Roman" w:eastAsia="Times New Roman" w:hAnsi="Times New Roman" w:cs="Times New Roman"/>
@@ -79,28 +42,9 @@
           <w:szCs w:val="24"/>
           <w:lang w:eastAsia="en-IN"/>
         </w:rPr>
-        <w:t>mera khud ka bhai</w:t>
-      </w:r>
-      <w:r>
-        <w:rPr>
-          <w:rFonts w:ascii="Times New Roman" w:eastAsia="Times New Roman" w:hAnsi="Times New Roman" w:cs="Times New Roman"/>
-          <w:sz w:val="24"/>
-          <w:szCs w:val="24"/>
-          <w:lang w:eastAsia="en-IN"/>
-        </w:rPr>
-        <w:t xml:space="preserve"> Python + Django fresher hota aur bolta:</w:t>
-      </w:r>
-    </w:p>
-    <w:p>
-      <w:pPr>
-        <w:spacing w:beforeAutospacing="1" w:after="100" w:afterAutospacing="1" w:line="240" w:lineRule="auto"/>
-        <w:rPr>
-          <w:rFonts w:ascii="Times New Roman" w:eastAsia="Times New Roman" w:hAnsi="Times New Roman" w:cs="Times New Roman"/>
-          <w:sz w:val="24"/>
-          <w:szCs w:val="24"/>
-          <w:lang w:eastAsia="en-IN"/>
-        </w:rPr>
-      </w:pPr>
+        <w:t>final</w:t>
+      </w:r>
+      <w:proofErr w:type="spellEnd"/>
       <w:r>
         <w:rPr>
           <w:rFonts w:ascii="Times New Roman" w:eastAsia="Times New Roman" w:hAnsi="Times New Roman" w:cs="Times New Roman"/>
@@ -110,28 +54,9 @@
           <w:szCs w:val="24"/>
           <w:lang w:eastAsia="en-IN"/>
         </w:rPr>
-        <w:t>"2 mahine me 6 LPA chahiye"</w:t>
-      </w:r>
-    </w:p>
-    <w:p>
-      <w:pPr>
-        <w:spacing w:before="100" w:beforeAutospacing="1" w:after="100" w:afterAutospacing="1" w:line="240" w:lineRule="auto"/>
-        <w:rPr>
-          <w:rFonts w:ascii="Times New Roman" w:eastAsia="Times New Roman" w:hAnsi="Times New Roman" w:cs="Times New Roman"/>
-          <w:sz w:val="24"/>
-          <w:szCs w:val="24"/>
-          <w:lang w:eastAsia="en-IN"/>
-        </w:rPr>
-      </w:pPr>
-      <w:r>
-        <w:rPr>
-          <w:rFonts w:ascii="Times New Roman" w:eastAsia="Times New Roman" w:hAnsi="Times New Roman" w:cs="Times New Roman"/>
-          <w:sz w:val="24"/>
-          <w:szCs w:val="24"/>
-          <w:lang w:eastAsia="en-IN"/>
-        </w:rPr>
-        <w:t xml:space="preserve">toh </w:t>
-      </w:r>
+        <w:t xml:space="preserve"> list </w:t>
+      </w:r>
+      <w:proofErr w:type="spellStart"/>
       <w:r>
         <w:rPr>
           <w:rFonts w:ascii="Times New Roman" w:eastAsia="Times New Roman" w:hAnsi="Times New Roman" w:cs="Times New Roman"/>
@@ -141,28 +66,9 @@
           <w:szCs w:val="24"/>
           <w:lang w:eastAsia="en-IN"/>
         </w:rPr>
-        <w:t>main usse sirf ye hi list karwata.</w:t>
-      </w:r>
-    </w:p>
-    <w:p>
-      <w:pPr>
-        <w:spacing w:before="100" w:beforeAutospacing="1" w:after="100" w:afterAutospacing="1" w:line="240" w:lineRule="auto"/>
-        <w:rPr>
-          <w:rFonts w:ascii="Times New Roman" w:eastAsia="Times New Roman" w:hAnsi="Times New Roman" w:cs="Times New Roman"/>
-          <w:sz w:val="24"/>
-          <w:szCs w:val="24"/>
-          <w:lang w:eastAsia="en-IN"/>
-        </w:rPr>
-      </w:pPr>
-      <w:r>
-        <w:rPr>
-          <w:rFonts w:ascii="Times New Roman" w:eastAsia="Times New Roman" w:hAnsi="Times New Roman" w:cs="Times New Roman"/>
-          <w:sz w:val="24"/>
-          <w:szCs w:val="24"/>
-          <w:lang w:eastAsia="en-IN"/>
-        </w:rPr>
-        <w:t xml:space="preserve">Iske baad </w:t>
-      </w:r>
+        <w:t>hai</w:t>
+      </w:r>
+      <w:proofErr w:type="spellEnd"/>
       <w:r>
         <w:rPr>
           <w:rFonts w:ascii="Times New Roman" w:eastAsia="Times New Roman" w:hAnsi="Times New Roman" w:cs="Times New Roman"/>
@@ -172,7 +78,401 @@
           <w:szCs w:val="24"/>
           <w:lang w:eastAsia="en-IN"/>
         </w:rPr>
-        <w:t>ek bhi DSA question add mat karna.</w:t>
+        <w:t>.</w:t>
+      </w:r>
+      <w:r>
+        <w:rPr>
+          <w:rFonts w:ascii="Times New Roman" w:eastAsia="Times New Roman" w:hAnsi="Times New Roman" w:cs="Times New Roman"/>
+          <w:sz w:val="24"/>
+          <w:szCs w:val="24"/>
+          <w:lang w:eastAsia="en-IN"/>
+        </w:rPr>
+        <w:t xml:space="preserve"> </w:t>
+      </w:r>
+      <w:r>
+        <w:rPr>
+          <w:rFonts w:ascii="Segoe UI Emoji" w:eastAsia="Times New Roman" w:hAnsi="Segoe UI Emoji" w:cs="Segoe UI Emoji"/>
+          <w:sz w:val="24"/>
+          <w:szCs w:val="24"/>
+          <w:lang w:eastAsia="en-IN"/>
+        </w:rPr>
+        <w:t>❤️</w:t>
+      </w:r>
+    </w:p>
+    <w:p>
+      <w:pPr>
+        <w:spacing w:before="100" w:beforeAutospacing="1" w:after="100" w:afterAutospacing="1" w:line="240" w:lineRule="auto"/>
+        <w:rPr>
+          <w:rFonts w:ascii="Times New Roman" w:eastAsia="Times New Roman" w:hAnsi="Times New Roman" w:cs="Times New Roman"/>
+          <w:sz w:val="24"/>
+          <w:szCs w:val="24"/>
+          <w:lang w:eastAsia="en-IN"/>
+        </w:rPr>
+      </w:pPr>
+      <w:r>
+        <w:rPr>
+          <w:rFonts w:ascii="Times New Roman" w:eastAsia="Times New Roman" w:hAnsi="Times New Roman" w:cs="Times New Roman"/>
+          <w:sz w:val="24"/>
+          <w:szCs w:val="24"/>
+          <w:lang w:eastAsia="en-IN"/>
+        </w:rPr>
+        <w:t xml:space="preserve">Agar </w:t>
+      </w:r>
+      <w:proofErr w:type="spellStart"/>
+      <w:r>
+        <w:rPr>
+          <w:rFonts w:ascii="Times New Roman" w:eastAsia="Times New Roman" w:hAnsi="Times New Roman" w:cs="Times New Roman"/>
+          <w:b/>
+          <w:bCs/>
+          <w:sz w:val="24"/>
+          <w:szCs w:val="24"/>
+          <w:lang w:eastAsia="en-IN"/>
+        </w:rPr>
+        <w:t>mera</w:t>
+      </w:r>
+      <w:proofErr w:type="spellEnd"/>
+      <w:r>
+        <w:rPr>
+          <w:rFonts w:ascii="Times New Roman" w:eastAsia="Times New Roman" w:hAnsi="Times New Roman" w:cs="Times New Roman"/>
+          <w:b/>
+          <w:bCs/>
+          <w:sz w:val="24"/>
+          <w:szCs w:val="24"/>
+          <w:lang w:eastAsia="en-IN"/>
+        </w:rPr>
+        <w:t xml:space="preserve"> khud ka bhai</w:t>
+      </w:r>
+      <w:r>
+        <w:rPr>
+          <w:rFonts w:ascii="Times New Roman" w:eastAsia="Times New Roman" w:hAnsi="Times New Roman" w:cs="Times New Roman"/>
+          <w:sz w:val="24"/>
+          <w:szCs w:val="24"/>
+          <w:lang w:eastAsia="en-IN"/>
+        </w:rPr>
+        <w:t xml:space="preserve"> Python + Django fresher </w:t>
+      </w:r>
+      <w:proofErr w:type="spellStart"/>
+      <w:r>
+        <w:rPr>
+          <w:rFonts w:ascii="Times New Roman" w:eastAsia="Times New Roman" w:hAnsi="Times New Roman" w:cs="Times New Roman"/>
+          <w:sz w:val="24"/>
+          <w:szCs w:val="24"/>
+          <w:lang w:eastAsia="en-IN"/>
+        </w:rPr>
+        <w:t>hota</w:t>
+      </w:r>
+      <w:proofErr w:type="spellEnd"/>
+      <w:r>
+        <w:rPr>
+          <w:rFonts w:ascii="Times New Roman" w:eastAsia="Times New Roman" w:hAnsi="Times New Roman" w:cs="Times New Roman"/>
+          <w:sz w:val="24"/>
+          <w:szCs w:val="24"/>
+          <w:lang w:eastAsia="en-IN"/>
+        </w:rPr>
+        <w:t xml:space="preserve"> aur </w:t>
+      </w:r>
+      <w:proofErr w:type="spellStart"/>
+      <w:r>
+        <w:rPr>
+          <w:rFonts w:ascii="Times New Roman" w:eastAsia="Times New Roman" w:hAnsi="Times New Roman" w:cs="Times New Roman"/>
+          <w:sz w:val="24"/>
+          <w:szCs w:val="24"/>
+          <w:lang w:eastAsia="en-IN"/>
+        </w:rPr>
+        <w:t>bolta</w:t>
+      </w:r>
+      <w:proofErr w:type="spellEnd"/>
+      <w:r>
+        <w:rPr>
+          <w:rFonts w:ascii="Times New Roman" w:eastAsia="Times New Roman" w:hAnsi="Times New Roman" w:cs="Times New Roman"/>
+          <w:sz w:val="24"/>
+          <w:szCs w:val="24"/>
+          <w:lang w:eastAsia="en-IN"/>
+        </w:rPr>
+        <w:t>:</w:t>
+      </w:r>
+    </w:p>
+    <w:p>
+      <w:pPr>
+        <w:spacing w:beforeAutospacing="1" w:after="100" w:afterAutospacing="1" w:line="240" w:lineRule="auto"/>
+        <w:rPr>
+          <w:rFonts w:ascii="Times New Roman" w:eastAsia="Times New Roman" w:hAnsi="Times New Roman" w:cs="Times New Roman"/>
+          <w:sz w:val="24"/>
+          <w:szCs w:val="24"/>
+          <w:lang w:eastAsia="en-IN"/>
+        </w:rPr>
+      </w:pPr>
+      <w:r>
+        <w:rPr>
+          <w:rFonts w:ascii="Times New Roman" w:eastAsia="Times New Roman" w:hAnsi="Times New Roman" w:cs="Times New Roman"/>
+          <w:b/>
+          <w:bCs/>
+          <w:sz w:val="24"/>
+          <w:szCs w:val="24"/>
+          <w:lang w:eastAsia="en-IN"/>
+        </w:rPr>
+        <w:t xml:space="preserve">"2 </w:t>
+      </w:r>
+      <w:proofErr w:type="spellStart"/>
+      <w:r>
+        <w:rPr>
+          <w:rFonts w:ascii="Times New Roman" w:eastAsia="Times New Roman" w:hAnsi="Times New Roman" w:cs="Times New Roman"/>
+          <w:b/>
+          <w:bCs/>
+          <w:sz w:val="24"/>
+          <w:szCs w:val="24"/>
+          <w:lang w:eastAsia="en-IN"/>
+        </w:rPr>
+        <w:t>mahine</w:t>
+      </w:r>
+      <w:proofErr w:type="spellEnd"/>
+      <w:r>
+        <w:rPr>
+          <w:rFonts w:ascii="Times New Roman" w:eastAsia="Times New Roman" w:hAnsi="Times New Roman" w:cs="Times New Roman"/>
+          <w:b/>
+          <w:bCs/>
+          <w:sz w:val="24"/>
+          <w:szCs w:val="24"/>
+          <w:lang w:eastAsia="en-IN"/>
+        </w:rPr>
+        <w:t xml:space="preserve"> me 6 LPA </w:t>
+      </w:r>
+      <w:proofErr w:type="spellStart"/>
+      <w:r>
+        <w:rPr>
+          <w:rFonts w:ascii="Times New Roman" w:eastAsia="Times New Roman" w:hAnsi="Times New Roman" w:cs="Times New Roman"/>
+          <w:b/>
+          <w:bCs/>
+          <w:sz w:val="24"/>
+          <w:szCs w:val="24"/>
+          <w:lang w:eastAsia="en-IN"/>
+        </w:rPr>
+        <w:t>chahiye</w:t>
+      </w:r>
+      <w:proofErr w:type="spellEnd"/>
+      <w:r>
+        <w:rPr>
+          <w:rFonts w:ascii="Times New Roman" w:eastAsia="Times New Roman" w:hAnsi="Times New Roman" w:cs="Times New Roman"/>
+          <w:b/>
+          <w:bCs/>
+          <w:sz w:val="24"/>
+          <w:szCs w:val="24"/>
+          <w:lang w:eastAsia="en-IN"/>
+        </w:rPr>
+        <w:t>"</w:t>
+      </w:r>
+    </w:p>
+    <w:p>
+      <w:pPr>
+        <w:spacing w:before="100" w:beforeAutospacing="1" w:after="100" w:afterAutospacing="1" w:line="240" w:lineRule="auto"/>
+        <w:rPr>
+          <w:rFonts w:ascii="Times New Roman" w:eastAsia="Times New Roman" w:hAnsi="Times New Roman" w:cs="Times New Roman"/>
+          <w:sz w:val="24"/>
+          <w:szCs w:val="24"/>
+          <w:lang w:eastAsia="en-IN"/>
+        </w:rPr>
+      </w:pPr>
+      <w:proofErr w:type="spellStart"/>
+      <w:r>
+        <w:rPr>
+          <w:rFonts w:ascii="Times New Roman" w:eastAsia="Times New Roman" w:hAnsi="Times New Roman" w:cs="Times New Roman"/>
+          <w:sz w:val="24"/>
+          <w:szCs w:val="24"/>
+          <w:lang w:eastAsia="en-IN"/>
+        </w:rPr>
+        <w:t>toh</w:t>
+      </w:r>
+      <w:proofErr w:type="spellEnd"/>
+      <w:r>
+        <w:rPr>
+          <w:rFonts w:ascii="Times New Roman" w:eastAsia="Times New Roman" w:hAnsi="Times New Roman" w:cs="Times New Roman"/>
+          <w:sz w:val="24"/>
+          <w:szCs w:val="24"/>
+          <w:lang w:eastAsia="en-IN"/>
+        </w:rPr>
+        <w:t xml:space="preserve"> </w:t>
+      </w:r>
+      <w:r>
+        <w:rPr>
+          <w:rFonts w:ascii="Times New Roman" w:eastAsia="Times New Roman" w:hAnsi="Times New Roman" w:cs="Times New Roman"/>
+          <w:b/>
+          <w:bCs/>
+          <w:sz w:val="24"/>
+          <w:szCs w:val="24"/>
+          <w:lang w:eastAsia="en-IN"/>
+        </w:rPr>
+        <w:t xml:space="preserve">main </w:t>
+      </w:r>
+      <w:proofErr w:type="spellStart"/>
+      <w:r>
+        <w:rPr>
+          <w:rFonts w:ascii="Times New Roman" w:eastAsia="Times New Roman" w:hAnsi="Times New Roman" w:cs="Times New Roman"/>
+          <w:b/>
+          <w:bCs/>
+          <w:sz w:val="24"/>
+          <w:szCs w:val="24"/>
+          <w:lang w:eastAsia="en-IN"/>
+        </w:rPr>
+        <w:t>usse</w:t>
+      </w:r>
+      <w:proofErr w:type="spellEnd"/>
+      <w:r>
+        <w:rPr>
+          <w:rFonts w:ascii="Times New Roman" w:eastAsia="Times New Roman" w:hAnsi="Times New Roman" w:cs="Times New Roman"/>
+          <w:b/>
+          <w:bCs/>
+          <w:sz w:val="24"/>
+          <w:szCs w:val="24"/>
+          <w:lang w:eastAsia="en-IN"/>
+        </w:rPr>
+        <w:t xml:space="preserve"> </w:t>
+      </w:r>
+      <w:proofErr w:type="spellStart"/>
+      <w:r>
+        <w:rPr>
+          <w:rFonts w:ascii="Times New Roman" w:eastAsia="Times New Roman" w:hAnsi="Times New Roman" w:cs="Times New Roman"/>
+          <w:b/>
+          <w:bCs/>
+          <w:sz w:val="24"/>
+          <w:szCs w:val="24"/>
+          <w:lang w:eastAsia="en-IN"/>
+        </w:rPr>
+        <w:t>sirf</w:t>
+      </w:r>
+      <w:proofErr w:type="spellEnd"/>
+      <w:r>
+        <w:rPr>
+          <w:rFonts w:ascii="Times New Roman" w:eastAsia="Times New Roman" w:hAnsi="Times New Roman" w:cs="Times New Roman"/>
+          <w:b/>
+          <w:bCs/>
+          <w:sz w:val="24"/>
+          <w:szCs w:val="24"/>
+          <w:lang w:eastAsia="en-IN"/>
+        </w:rPr>
+        <w:t xml:space="preserve"> ye hi list </w:t>
+      </w:r>
+      <w:proofErr w:type="spellStart"/>
+      <w:r>
+        <w:rPr>
+          <w:rFonts w:ascii="Times New Roman" w:eastAsia="Times New Roman" w:hAnsi="Times New Roman" w:cs="Times New Roman"/>
+          <w:b/>
+          <w:bCs/>
+          <w:sz w:val="24"/>
+          <w:szCs w:val="24"/>
+          <w:lang w:eastAsia="en-IN"/>
+        </w:rPr>
+        <w:t>karwata</w:t>
+      </w:r>
+      <w:proofErr w:type="spellEnd"/>
+      <w:r>
+        <w:rPr>
+          <w:rFonts w:ascii="Times New Roman" w:eastAsia="Times New Roman" w:hAnsi="Times New Roman" w:cs="Times New Roman"/>
+          <w:b/>
+          <w:bCs/>
+          <w:sz w:val="24"/>
+          <w:szCs w:val="24"/>
+          <w:lang w:eastAsia="en-IN"/>
+        </w:rPr>
+        <w:t>.</w:t>
+      </w:r>
+    </w:p>
+    <w:p>
+      <w:pPr>
+        <w:spacing w:before="100" w:beforeAutospacing="1" w:after="100" w:afterAutospacing="1" w:line="240" w:lineRule="auto"/>
+        <w:rPr>
+          <w:rFonts w:ascii="Times New Roman" w:eastAsia="Times New Roman" w:hAnsi="Times New Roman" w:cs="Times New Roman"/>
+          <w:sz w:val="24"/>
+          <w:szCs w:val="24"/>
+          <w:lang w:eastAsia="en-IN"/>
+        </w:rPr>
+      </w:pPr>
+      <w:r>
+        <w:rPr>
+          <w:rFonts w:ascii="Times New Roman" w:eastAsia="Times New Roman" w:hAnsi="Times New Roman" w:cs="Times New Roman"/>
+          <w:sz w:val="24"/>
+          <w:szCs w:val="24"/>
+          <w:lang w:eastAsia="en-IN"/>
+        </w:rPr>
+        <w:t xml:space="preserve">Iske </w:t>
+      </w:r>
+      <w:proofErr w:type="spellStart"/>
+      <w:r>
+        <w:rPr>
+          <w:rFonts w:ascii="Times New Roman" w:eastAsia="Times New Roman" w:hAnsi="Times New Roman" w:cs="Times New Roman"/>
+          <w:sz w:val="24"/>
+          <w:szCs w:val="24"/>
+          <w:lang w:eastAsia="en-IN"/>
+        </w:rPr>
+        <w:t>baad</w:t>
+      </w:r>
+      <w:proofErr w:type="spellEnd"/>
+      <w:r>
+        <w:rPr>
+          <w:rFonts w:ascii="Times New Roman" w:eastAsia="Times New Roman" w:hAnsi="Times New Roman" w:cs="Times New Roman"/>
+          <w:sz w:val="24"/>
+          <w:szCs w:val="24"/>
+          <w:lang w:eastAsia="en-IN"/>
+        </w:rPr>
+        <w:t xml:space="preserve"> </w:t>
+      </w:r>
+      <w:r>
+        <w:rPr>
+          <w:rFonts w:ascii="Times New Roman" w:eastAsia="Times New Roman" w:hAnsi="Times New Roman" w:cs="Times New Roman"/>
+          <w:b/>
+          <w:bCs/>
+          <w:sz w:val="24"/>
+          <w:szCs w:val="24"/>
+          <w:lang w:eastAsia="en-IN"/>
+        </w:rPr>
+        <w:t xml:space="preserve">ek </w:t>
+      </w:r>
+      <w:proofErr w:type="spellStart"/>
+      <w:r>
+        <w:rPr>
+          <w:rFonts w:ascii="Times New Roman" w:eastAsia="Times New Roman" w:hAnsi="Times New Roman" w:cs="Times New Roman"/>
+          <w:b/>
+          <w:bCs/>
+          <w:sz w:val="24"/>
+          <w:szCs w:val="24"/>
+          <w:lang w:eastAsia="en-IN"/>
+        </w:rPr>
+        <w:t>bhi</w:t>
+      </w:r>
+      <w:proofErr w:type="spellEnd"/>
+      <w:r>
+        <w:rPr>
+          <w:rFonts w:ascii="Times New Roman" w:eastAsia="Times New Roman" w:hAnsi="Times New Roman" w:cs="Times New Roman"/>
+          <w:b/>
+          <w:bCs/>
+          <w:sz w:val="24"/>
+          <w:szCs w:val="24"/>
+          <w:lang w:eastAsia="en-IN"/>
+        </w:rPr>
+        <w:t xml:space="preserve"> DSA question add mat </w:t>
+      </w:r>
+      <w:proofErr w:type="spellStart"/>
+      <w:r>
+        <w:rPr>
+          <w:rFonts w:ascii="Times New Roman" w:eastAsia="Times New Roman" w:hAnsi="Times New Roman" w:cs="Times New Roman"/>
+          <w:b/>
+          <w:bCs/>
+          <w:sz w:val="24"/>
+          <w:szCs w:val="24"/>
+          <w:lang w:eastAsia="en-IN"/>
+        </w:rPr>
+        <w:t>karna</w:t>
+      </w:r>
+      <w:proofErr w:type="spellEnd"/>
+      <w:r>
+        <w:rPr>
+          <w:rFonts w:ascii="Times New Roman" w:eastAsia="Times New Roman" w:hAnsi="Times New Roman" w:cs="Times New Roman"/>
+          <w:b/>
+          <w:bCs/>
+          <w:sz w:val="24"/>
+          <w:szCs w:val="24"/>
+          <w:lang w:eastAsia="en-IN"/>
+        </w:rPr>
+        <w:t>.</w:t>
       </w:r>
     </w:p>
     <w:p>
@@ -434,6 +734,79 @@
       <w:r>
         <w:rPr>
           <w:rFonts w:ascii="Times New Roman" w:eastAsia="Times New Roman" w:hAnsi="Times New Roman" w:cs="Times New Roman"/>
+          <w:noProof/>
+          <w:sz w:val="24"/>
+          <w:szCs w:val="24"/>
+          <w:lang w:eastAsia="en-IN"/>
+        </w:rPr>
+        <mc:AlternateContent>
+          <mc:Choice Requires="wps">
+            <w:drawing>
+              <wp:anchor distT="0" distB="0" distL="114300" distR="114300" simplePos="0" relativeHeight="251682816" behindDoc="0" locked="0" layoutInCell="1" allowOverlap="1" wp14:anchorId="7A2EABD1" wp14:editId="58124097">
+                <wp:simplePos x="0" y="0"/>
+                <wp:positionH relativeFrom="column">
+                  <wp:posOffset>-694055</wp:posOffset>
+                </wp:positionH>
+                <wp:positionV relativeFrom="paragraph">
+                  <wp:posOffset>177376</wp:posOffset>
+                </wp:positionV>
+                <wp:extent cx="4131522" cy="8890"/>
+                <wp:effectExtent l="0" t="0" r="21590" b="29210"/>
+                <wp:wrapNone/>
+                <wp:docPr id="3" name="Straight Connector 3"/>
+                <wp:cNvGraphicFramePr/>
+                <a:graphic xmlns:a="http://schemas.openxmlformats.org/drawingml/2006/main">
+                  <a:graphicData uri="http://schemas.microsoft.com/office/word/2010/wordprocessingShape">
+                    <wps:wsp>
+                      <wps:cNvCnPr/>
+                      <wps:spPr>
+                        <a:xfrm flipV="1">
+                          <a:off x="0" y="0"/>
+                          <a:ext cx="4131522" cy="8890"/>
+                        </a:xfrm>
+                        <a:prstGeom prst="line">
+                          <a:avLst/>
+                        </a:prstGeom>
+                      </wps:spPr>
+                      <wps:style>
+                        <a:lnRef idx="1">
+                          <a:schemeClr val="accent1"/>
+                        </a:lnRef>
+                        <a:fillRef idx="0">
+                          <a:schemeClr val="accent1"/>
+                        </a:fillRef>
+                        <a:effectRef idx="0">
+                          <a:schemeClr val="accent1"/>
+                        </a:effectRef>
+                        <a:fontRef idx="minor">
+                          <a:schemeClr val="tx1"/>
+                        </a:fontRef>
+                      </wps:style>
+                      <wps:bodyPr/>
+                    </wps:wsp>
+                  </a:graphicData>
+                </a:graphic>
+                <wp14:sizeRelH relativeFrom="margin">
+                  <wp14:pctWidth>0</wp14:pctWidth>
+                </wp14:sizeRelH>
+                <wp14:sizeRelV relativeFrom="margin">
+                  <wp14:pctHeight>0</wp14:pctHeight>
+                </wp14:sizeRelV>
+              </wp:anchor>
+            </w:drawing>
+          </mc:Choice>
+          <mc:Fallback>
+            <w:pict>
+              <v:line w14:anchorId="422C8CCD" id="Straight Connector 3" o:spid="_x0000_s1026" style="position:absolute;flip:y;z-index:251682816;visibility:visible;mso-wrap-style:square;mso-width-percent:0;mso-height-percent:0;mso-wrap-distance-left:9pt;mso-wrap-distance-top:0;mso-wrap-distance-right:9pt;mso-wrap-distance-bottom:0;mso-position-horizontal:absolute;mso-position-horizontal-relative:text;mso-position-vertical:absolute;mso-position-vertical-relative:text;mso-width-percent:0;mso-height-percent:0;mso-width-relative:margin;mso-height-relative:margin" from="-54.65pt,13.95pt" to="270.65pt,14.65pt" o:gfxdata="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" strokecolor="#4472c4 [3204]" strokeweight=".5pt">
+                <v:stroke joinstyle="miter"/>
+              </v:line>
+            </w:pict>
+          </mc:Fallback>
+        </mc:AlternateContent>
+      </w:r>
+      <w:r>
+        <w:rPr>
+          <w:rFonts w:ascii="Times New Roman" w:eastAsia="Times New Roman" w:hAnsi="Times New Roman" w:cs="Times New Roman"/>
           <w:sz w:val="24"/>
           <w:szCs w:val="24"/>
           <w:lang w:eastAsia="en-IN"/>
@@ -551,14 +924,25 @@
           <w:lang w:eastAsia="en-IN"/>
         </w:rPr>
       </w:pPr>
-      <w:r>
-        <w:rPr>
-          <w:rFonts w:ascii="Times New Roman" w:eastAsia="Times New Roman" w:hAnsi="Times New Roman" w:cs="Times New Roman"/>
-          <w:sz w:val="24"/>
-          <w:szCs w:val="24"/>
-          <w:lang w:eastAsia="en-IN"/>
-        </w:rPr>
-        <w:t xml:space="preserve">Kadane's Algorithm </w:t>
+      <w:proofErr w:type="spellStart"/>
+      <w:r>
+        <w:rPr>
+          <w:rFonts w:ascii="Times New Roman" w:eastAsia="Times New Roman" w:hAnsi="Times New Roman" w:cs="Times New Roman"/>
+          <w:sz w:val="24"/>
+          <w:szCs w:val="24"/>
+          <w:lang w:eastAsia="en-IN"/>
+        </w:rPr>
+        <w:t>Kadane's</w:t>
+      </w:r>
+      <w:proofErr w:type="spellEnd"/>
+      <w:r>
+        <w:rPr>
+          <w:rFonts w:ascii="Times New Roman" w:eastAsia="Times New Roman" w:hAnsi="Times New Roman" w:cs="Times New Roman"/>
+          <w:sz w:val="24"/>
+          <w:szCs w:val="24"/>
+          <w:lang w:eastAsia="en-IN"/>
+        </w:rPr>
+        <w:t xml:space="preserve"> Algorithm </w:t>
       </w:r>
     </w:p>
     <w:p>

--- a/filter interview list2.docx
+++ b/filter interview list2.docx
@@ -734,6 +734,78 @@
       <w:r>
         <w:rPr>
           <w:rFonts w:ascii="Times New Roman" w:eastAsia="Times New Roman" w:hAnsi="Times New Roman" w:cs="Times New Roman"/>
+          <w:sz w:val="24"/>
+          <w:szCs w:val="24"/>
+          <w:lang w:eastAsia="en-IN"/>
+        </w:rPr>
+        <w:t xml:space="preserve">Two Sum </w:t>
+      </w:r>
+    </w:p>
+    <w:p>
+      <w:pPr>
+        <w:numPr>
+          <w:ilvl w:val="0"/>
+          <w:numId w:val="1"/>
+        </w:numPr>
+        <w:spacing w:before="100" w:beforeAutospacing="1" w:after="100" w:afterAutospacing="1" w:line="240" w:lineRule="auto"/>
+        <w:rPr>
+          <w:rFonts w:ascii="Times New Roman" w:eastAsia="Times New Roman" w:hAnsi="Times New Roman" w:cs="Times New Roman"/>
+          <w:sz w:val="24"/>
+          <w:szCs w:val="24"/>
+          <w:lang w:eastAsia="en-IN"/>
+        </w:rPr>
+      </w:pPr>
+      <w:r>
+        <w:rPr>
+          <w:rFonts w:ascii="Times New Roman" w:eastAsia="Times New Roman" w:hAnsi="Times New Roman" w:cs="Times New Roman"/>
+          <w:sz w:val="24"/>
+          <w:szCs w:val="24"/>
+          <w:lang w:eastAsia="en-IN"/>
+        </w:rPr>
+        <w:t xml:space="preserve">Majority Element </w:t>
+      </w:r>
+    </w:p>
+    <w:p>
+      <w:pPr>
+        <w:numPr>
+          <w:ilvl w:val="0"/>
+          <w:numId w:val="1"/>
+        </w:numPr>
+        <w:spacing w:before="100" w:beforeAutospacing="1" w:after="100" w:afterAutospacing="1" w:line="240" w:lineRule="auto"/>
+        <w:rPr>
+          <w:rFonts w:ascii="Times New Roman" w:eastAsia="Times New Roman" w:hAnsi="Times New Roman" w:cs="Times New Roman"/>
+          <w:sz w:val="24"/>
+          <w:szCs w:val="24"/>
+          <w:lang w:eastAsia="en-IN"/>
+        </w:rPr>
+      </w:pPr>
+      <w:r>
+        <w:rPr>
+          <w:rFonts w:ascii="Times New Roman" w:eastAsia="Times New Roman" w:hAnsi="Times New Roman" w:cs="Times New Roman"/>
+          <w:sz w:val="24"/>
+          <w:szCs w:val="24"/>
+          <w:lang w:eastAsia="en-IN"/>
+        </w:rPr>
+        <w:t xml:space="preserve">Leaders in Array </w:t>
+      </w:r>
+    </w:p>
+    <w:p>
+      <w:pPr>
+        <w:numPr>
+          <w:ilvl w:val="0"/>
+          <w:numId w:val="1"/>
+        </w:numPr>
+        <w:spacing w:before="100" w:beforeAutospacing="1" w:after="100" w:afterAutospacing="1" w:line="240" w:lineRule="auto"/>
+        <w:rPr>
+          <w:rFonts w:ascii="Times New Roman" w:eastAsia="Times New Roman" w:hAnsi="Times New Roman" w:cs="Times New Roman"/>
+          <w:sz w:val="24"/>
+          <w:szCs w:val="24"/>
+          <w:lang w:eastAsia="en-IN"/>
+        </w:rPr>
+      </w:pPr>
+      <w:r>
+        <w:rPr>
+          <w:rFonts w:ascii="Times New Roman" w:eastAsia="Times New Roman" w:hAnsi="Times New Roman" w:cs="Times New Roman"/>
           <w:noProof/>
           <w:sz w:val="24"/>
           <w:szCs w:val="24"/>
@@ -742,13 +814,13 @@
         <mc:AlternateContent>
           <mc:Choice Requires="wps">
             <w:drawing>
-              <wp:anchor distT="0" distB="0" distL="114300" distR="114300" simplePos="0" relativeHeight="251682816" behindDoc="0" locked="0" layoutInCell="1" allowOverlap="1" wp14:anchorId="7A2EABD1" wp14:editId="58124097">
+              <wp:anchor distT="0" distB="0" distL="114300" distR="114300" simplePos="0" relativeHeight="251682816" behindDoc="0" locked="0" layoutInCell="1" allowOverlap="1" wp14:anchorId="7A2EABD1" wp14:editId="26CD6219">
                 <wp:simplePos x="0" y="0"/>
                 <wp:positionH relativeFrom="column">
-                  <wp:posOffset>-694055</wp:posOffset>
+                  <wp:posOffset>-715222</wp:posOffset>
                 </wp:positionH>
                 <wp:positionV relativeFrom="paragraph">
-                  <wp:posOffset>177376</wp:posOffset>
+                  <wp:posOffset>176318</wp:posOffset>
                 </wp:positionV>
                 <wp:extent cx="4131522" cy="8890"/>
                 <wp:effectExtent l="0" t="0" r="21590" b="29210"/>
@@ -797,85 +869,13 @@
           </mc:Choice>
           <mc:Fallback>
             <w:pict>
-              <v:line w14:anchorId="422C8CCD" id="Straight Connector 3" o:spid="_x0000_s1026" style="position:absolute;flip:y;z-index:251682816;visibility:visible;mso-wrap-style:square;mso-width-percent:0;mso-height-percent:0;mso-wrap-distance-left:9pt;mso-wrap-distance-top:0;mso-wrap-distance-right:9pt;mso-wrap-distance-bottom:0;mso-position-horizontal:absolute;mso-position-horizontal-relative:text;mso-position-vertical:absolute;mso-position-vertical-relative:text;mso-width-percent:0;mso-height-percent:0;mso-width-relative:margin;mso-height-relative:margin" from="-54.65pt,13.95pt" to="270.65pt,14.65pt" o:gfxdata="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" strokecolor="#4472c4 [3204]" strokeweight=".5pt">
+              <v:line w14:anchorId="444FB735" id="Straight Connector 3" o:spid="_x0000_s1026" style="position:absolute;flip:y;z-index:251682816;visibility:visible;mso-wrap-style:square;mso-width-percent:0;mso-height-percent:0;mso-wrap-distance-left:9pt;mso-wrap-distance-top:0;mso-wrap-distance-right:9pt;mso-wrap-distance-bottom:0;mso-position-horizontal:absolute;mso-position-horizontal-relative:text;mso-position-vertical:absolute;mso-position-vertical-relative:text;mso-width-percent:0;mso-height-percent:0;mso-width-relative:margin;mso-height-relative:margin" from="-56.3pt,13.9pt" to="269pt,14.6pt" o:gfxdata="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" strokecolor="#4472c4 [3204]" strokeweight=".5pt">
                 <v:stroke joinstyle="miter"/>
               </v:line>
             </w:pict>
           </mc:Fallback>
         </mc:AlternateContent>
       </w:r>
-      <w:r>
-        <w:rPr>
-          <w:rFonts w:ascii="Times New Roman" w:eastAsia="Times New Roman" w:hAnsi="Times New Roman" w:cs="Times New Roman"/>
-          <w:sz w:val="24"/>
-          <w:szCs w:val="24"/>
-          <w:lang w:eastAsia="en-IN"/>
-        </w:rPr>
-        <w:t xml:space="preserve">Two Sum </w:t>
-      </w:r>
-    </w:p>
-    <w:p>
-      <w:pPr>
-        <w:numPr>
-          <w:ilvl w:val="0"/>
-          <w:numId w:val="1"/>
-        </w:numPr>
-        <w:spacing w:before="100" w:beforeAutospacing="1" w:after="100" w:afterAutospacing="1" w:line="240" w:lineRule="auto"/>
-        <w:rPr>
-          <w:rFonts w:ascii="Times New Roman" w:eastAsia="Times New Roman" w:hAnsi="Times New Roman" w:cs="Times New Roman"/>
-          <w:sz w:val="24"/>
-          <w:szCs w:val="24"/>
-          <w:lang w:eastAsia="en-IN"/>
-        </w:rPr>
-      </w:pPr>
-      <w:r>
-        <w:rPr>
-          <w:rFonts w:ascii="Times New Roman" w:eastAsia="Times New Roman" w:hAnsi="Times New Roman" w:cs="Times New Roman"/>
-          <w:sz w:val="24"/>
-          <w:szCs w:val="24"/>
-          <w:lang w:eastAsia="en-IN"/>
-        </w:rPr>
-        <w:t xml:space="preserve">Majority Element </w:t>
-      </w:r>
-    </w:p>
-    <w:p>
-      <w:pPr>
-        <w:numPr>
-          <w:ilvl w:val="0"/>
-          <w:numId w:val="1"/>
-        </w:numPr>
-        <w:spacing w:before="100" w:beforeAutospacing="1" w:after="100" w:afterAutospacing="1" w:line="240" w:lineRule="auto"/>
-        <w:rPr>
-          <w:rFonts w:ascii="Times New Roman" w:eastAsia="Times New Roman" w:hAnsi="Times New Roman" w:cs="Times New Roman"/>
-          <w:sz w:val="24"/>
-          <w:szCs w:val="24"/>
-          <w:lang w:eastAsia="en-IN"/>
-        </w:rPr>
-      </w:pPr>
-      <w:r>
-        <w:rPr>
-          <w:rFonts w:ascii="Times New Roman" w:eastAsia="Times New Roman" w:hAnsi="Times New Roman" w:cs="Times New Roman"/>
-          <w:sz w:val="24"/>
-          <w:szCs w:val="24"/>
-          <w:lang w:eastAsia="en-IN"/>
-        </w:rPr>
-        <w:t xml:space="preserve">Leaders in Array </w:t>
-      </w:r>
-    </w:p>
-    <w:p>
-      <w:pPr>
-        <w:numPr>
-          <w:ilvl w:val="0"/>
-          <w:numId w:val="1"/>
-        </w:numPr>
-        <w:spacing w:before="100" w:beforeAutospacing="1" w:after="100" w:afterAutospacing="1" w:line="240" w:lineRule="auto"/>
-        <w:rPr>
-          <w:rFonts w:ascii="Times New Roman" w:eastAsia="Times New Roman" w:hAnsi="Times New Roman" w:cs="Times New Roman"/>
-          <w:sz w:val="24"/>
-          <w:szCs w:val="24"/>
-          <w:lang w:eastAsia="en-IN"/>
-        </w:rPr>
-      </w:pPr>
       <w:r>
         <w:rPr>
           <w:rFonts w:ascii="Times New Roman" w:eastAsia="Times New Roman" w:hAnsi="Times New Roman" w:cs="Times New Roman"/>

--- a/filter interview list2.docx
+++ b/filter interview list2.docx
@@ -511,6 +511,82 @@
           <w:lang w:eastAsia="en-IN"/>
         </w:rPr>
       </w:pPr>
+      <w:r>
+        <w:rPr>
+          <w:rFonts w:ascii="Segoe UI Emoji" w:eastAsia="Times New Roman" w:hAnsi="Segoe UI Emoji" w:cs="Segoe UI Emoji"/>
+          <w:b/>
+          <w:bCs/>
+          <w:noProof/>
+          <w:kern w:val="36"/>
+          <w:sz w:val="48"/>
+          <w:szCs w:val="48"/>
+          <w:lang w:eastAsia="en-IN"/>
+        </w:rPr>
+        <mc:AlternateContent>
+          <mc:Choice Requires="wps">
+            <w:drawing>
+              <wp:anchor distT="0" distB="0" distL="114300" distR="114300" simplePos="0" relativeHeight="251682816" behindDoc="0" locked="0" layoutInCell="1" allowOverlap="1" wp14:anchorId="5148CF99" wp14:editId="00E6E528">
+                <wp:simplePos x="0" y="0"/>
+                <wp:positionH relativeFrom="column">
+                  <wp:posOffset>-169333</wp:posOffset>
+                </wp:positionH>
+                <wp:positionV relativeFrom="paragraph">
+                  <wp:posOffset>1156335</wp:posOffset>
+                </wp:positionV>
+                <wp:extent cx="2582333" cy="2734733"/>
+                <wp:effectExtent l="0" t="0" r="27940" b="27940"/>
+                <wp:wrapNone/>
+                <wp:docPr id="5" name="Rectangle 5"/>
+                <wp:cNvGraphicFramePr/>
+                <a:graphic xmlns:a="http://schemas.openxmlformats.org/drawingml/2006/main">
+                  <a:graphicData uri="http://schemas.microsoft.com/office/word/2010/wordprocessingShape">
+                    <wps:wsp>
+                      <wps:cNvSpPr/>
+                      <wps:spPr>
+                        <a:xfrm>
+                          <a:off x="0" y="0"/>
+                          <a:ext cx="2582333" cy="2734733"/>
+                        </a:xfrm>
+                        <a:prstGeom prst="rect">
+                          <a:avLst/>
+                        </a:prstGeom>
+                        <a:noFill/>
+                      </wps:spPr>
+                      <wps:style>
+                        <a:lnRef idx="2">
+                          <a:schemeClr val="accent1">
+                            <a:shade val="50000"/>
+                          </a:schemeClr>
+                        </a:lnRef>
+                        <a:fillRef idx="1">
+                          <a:schemeClr val="accent1"/>
+                        </a:fillRef>
+                        <a:effectRef idx="0">
+                          <a:schemeClr val="accent1"/>
+                        </a:effectRef>
+                        <a:fontRef idx="minor">
+                          <a:schemeClr val="lt1"/>
+                        </a:fontRef>
+                      </wps:style>
+                      <wps:bodyPr rot="0" spcFirstLastPara="0" vertOverflow="overflow" horzOverflow="overflow" vert="horz" wrap="square" lIns="91440" tIns="45720" rIns="91440" bIns="45720" numCol="1" spcCol="0" rtlCol="0" fromWordArt="0" anchor="ctr" anchorCtr="0" forceAA="0" compatLnSpc="1">
+                        <a:prstTxWarp prst="textNoShape">
+                          <a:avLst/>
+                        </a:prstTxWarp>
+                        <a:noAutofit/>
+                      </wps:bodyPr>
+                    </wps:wsp>
+                  </a:graphicData>
+                </a:graphic>
+              </wp:anchor>
+            </w:drawing>
+          </mc:Choice>
+          <mc:Fallback>
+            <w:pict>
+              <v:rect w14:anchorId="09E989E7" id="Rectangle 5" o:spid="_x0000_s1026" style="position:absolute;margin-left:-13.35pt;margin-top:91.05pt;width:203.35pt;height:215.35pt;z-index:251682816;visibility:visible;mso-wrap-style:square;mso-wrap-distance-left:9pt;mso-wrap-distance-top:0;mso-wrap-distance-right:9pt;mso-wrap-distance-bottom:0;mso-position-horizontal:absolute;mso-position-horizontal-relative:text;mso-position-vertical:absolute;mso-position-vertical-relative:text;v-text-anchor:middle" o:gfxdata="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" filled="f" strokecolor="#1f3763 [1604]" strokeweight="1pt"/>
+            </w:pict>
+          </mc:Fallback>
+        </mc:AlternateContent>
+      </w:r>
       <w:r>
         <w:rPr>
           <w:rFonts w:ascii="Segoe UI Emoji" w:eastAsia="Times New Roman" w:hAnsi="Segoe UI Emoji" w:cs="Segoe UI Emoji"/>
@@ -709,136 +785,154 @@
       </w:pPr>
       <w:r>
         <w:rPr>
-          <w:rFonts w:ascii="Times New Roman" w:eastAsia="Times New Roman" w:hAnsi="Times New Roman" w:cs="Times New Roman"/>
-          <w:sz w:val="24"/>
-          <w:szCs w:val="24"/>
-          <w:lang w:eastAsia="en-IN"/>
-        </w:rPr>
-        <w:t xml:space="preserve">Pair Sum </w:t>
-      </w:r>
-    </w:p>
-    <w:p>
-      <w:pPr>
-        <w:numPr>
-          <w:ilvl w:val="0"/>
-          <w:numId w:val="1"/>
-        </w:numPr>
-        <w:spacing w:before="100" w:beforeAutospacing="1" w:after="100" w:afterAutospacing="1" w:line="240" w:lineRule="auto"/>
-        <w:rPr>
-          <w:rFonts w:ascii="Times New Roman" w:eastAsia="Times New Roman" w:hAnsi="Times New Roman" w:cs="Times New Roman"/>
-          <w:sz w:val="24"/>
-          <w:szCs w:val="24"/>
-          <w:lang w:eastAsia="en-IN"/>
-        </w:rPr>
-      </w:pPr>
-      <w:r>
-        <w:rPr>
-          <w:rFonts w:ascii="Times New Roman" w:eastAsia="Times New Roman" w:hAnsi="Times New Roman" w:cs="Times New Roman"/>
-          <w:sz w:val="24"/>
-          <w:szCs w:val="24"/>
-          <w:lang w:eastAsia="en-IN"/>
-        </w:rPr>
-        <w:t xml:space="preserve">Two Sum </w:t>
-      </w:r>
-    </w:p>
-    <w:p>
-      <w:pPr>
-        <w:numPr>
-          <w:ilvl w:val="0"/>
-          <w:numId w:val="1"/>
-        </w:numPr>
-        <w:spacing w:before="100" w:beforeAutospacing="1" w:after="100" w:afterAutospacing="1" w:line="240" w:lineRule="auto"/>
-        <w:rPr>
-          <w:rFonts w:ascii="Times New Roman" w:eastAsia="Times New Roman" w:hAnsi="Times New Roman" w:cs="Times New Roman"/>
-          <w:sz w:val="24"/>
-          <w:szCs w:val="24"/>
-          <w:lang w:eastAsia="en-IN"/>
-        </w:rPr>
-      </w:pPr>
-      <w:r>
-        <w:rPr>
-          <w:rFonts w:ascii="Times New Roman" w:eastAsia="Times New Roman" w:hAnsi="Times New Roman" w:cs="Times New Roman"/>
-          <w:sz w:val="24"/>
-          <w:szCs w:val="24"/>
-          <w:lang w:eastAsia="en-IN"/>
-        </w:rPr>
-        <w:t xml:space="preserve">Majority Element </w:t>
-      </w:r>
-    </w:p>
-    <w:p>
-      <w:pPr>
-        <w:numPr>
-          <w:ilvl w:val="0"/>
-          <w:numId w:val="1"/>
-        </w:numPr>
-        <w:spacing w:before="100" w:beforeAutospacing="1" w:after="100" w:afterAutospacing="1" w:line="240" w:lineRule="auto"/>
-        <w:rPr>
-          <w:rFonts w:ascii="Times New Roman" w:eastAsia="Times New Roman" w:hAnsi="Times New Roman" w:cs="Times New Roman"/>
-          <w:sz w:val="24"/>
-          <w:szCs w:val="24"/>
-          <w:lang w:eastAsia="en-IN"/>
-        </w:rPr>
-      </w:pPr>
-      <w:r>
-        <w:rPr>
-          <w:rFonts w:ascii="Times New Roman" w:eastAsia="Times New Roman" w:hAnsi="Times New Roman" w:cs="Times New Roman"/>
-          <w:sz w:val="24"/>
-          <w:szCs w:val="24"/>
-          <w:lang w:eastAsia="en-IN"/>
-        </w:rPr>
-        <w:t xml:space="preserve">Leaders in Array </w:t>
-      </w:r>
-    </w:p>
-    <w:p>
-      <w:pPr>
-        <w:numPr>
-          <w:ilvl w:val="0"/>
-          <w:numId w:val="1"/>
-        </w:numPr>
-        <w:spacing w:before="100" w:beforeAutospacing="1" w:after="100" w:afterAutospacing="1" w:line="240" w:lineRule="auto"/>
-        <w:rPr>
-          <w:rFonts w:ascii="Times New Roman" w:eastAsia="Times New Roman" w:hAnsi="Times New Roman" w:cs="Times New Roman"/>
-          <w:sz w:val="24"/>
-          <w:szCs w:val="24"/>
-          <w:lang w:eastAsia="en-IN"/>
-        </w:rPr>
-      </w:pPr>
-      <w:r>
-        <w:rPr>
-          <w:rFonts w:ascii="Times New Roman" w:eastAsia="Times New Roman" w:hAnsi="Times New Roman" w:cs="Times New Roman"/>
           <w:noProof/>
-          <w:sz w:val="24"/>
-          <w:szCs w:val="24"/>
-          <w:lang w:eastAsia="en-IN"/>
         </w:rPr>
         <mc:AlternateContent>
           <mc:Choice Requires="wps">
             <w:drawing>
-              <wp:anchor distT="0" distB="0" distL="114300" distR="114300" simplePos="0" relativeHeight="251682816" behindDoc="0" locked="0" layoutInCell="1" allowOverlap="1" wp14:anchorId="7A2EABD1" wp14:editId="26CD6219">
+              <wp:anchor distT="0" distB="0" distL="114300" distR="114300" simplePos="0" relativeHeight="251686912" behindDoc="0" locked="0" layoutInCell="1" allowOverlap="1" wp14:anchorId="2D30B1BD" wp14:editId="1EEC5BD9">
                 <wp:simplePos x="0" y="0"/>
                 <wp:positionH relativeFrom="column">
-                  <wp:posOffset>-715222</wp:posOffset>
+                  <wp:posOffset>3860800</wp:posOffset>
                 </wp:positionH>
                 <wp:positionV relativeFrom="paragraph">
-                  <wp:posOffset>176318</wp:posOffset>
+                  <wp:posOffset>2117</wp:posOffset>
                 </wp:positionV>
-                <wp:extent cx="4131522" cy="8890"/>
-                <wp:effectExtent l="0" t="0" r="21590" b="29210"/>
+                <wp:extent cx="351367" cy="131233"/>
+                <wp:effectExtent l="0" t="0" r="0" b="2540"/>
                 <wp:wrapNone/>
-                <wp:docPr id="3" name="Straight Connector 3"/>
+                <wp:docPr id="8" name="Text Box 8"/>
+                <wp:cNvGraphicFramePr/>
+                <a:graphic xmlns:a="http://schemas.openxmlformats.org/drawingml/2006/main">
+                  <a:graphicData uri="http://schemas.microsoft.com/office/word/2010/wordprocessingShape">
+                    <wps:wsp>
+                      <wps:cNvSpPr txBox="1"/>
+                      <wps:spPr>
+                        <a:xfrm>
+                          <a:off x="0" y="0"/>
+                          <a:ext cx="351367" cy="131233"/>
+                        </a:xfrm>
+                        <a:prstGeom prst="rect">
+                          <a:avLst/>
+                        </a:prstGeom>
+                        <a:solidFill>
+                          <a:prstClr val="white"/>
+                        </a:solidFill>
+                        <a:ln>
+                          <a:noFill/>
+                        </a:ln>
+                      </wps:spPr>
+                      <wps:txbx>
+                        <w:txbxContent>
+                          <w:p>
+                            <w:pPr>
+                              <w:pStyle w:val="Caption"/>
+                              <w:rPr>
+                                <w:rFonts w:ascii="Times New Roman" w:eastAsia="Times New Roman" w:hAnsi="Times New Roman" w:cs="Times New Roman"/>
+                                <w:noProof/>
+                                <w:sz w:val="24"/>
+                                <w:szCs w:val="24"/>
+                              </w:rPr>
+                            </w:pPr>
+                            <w:r>
+                              <w:rPr>
+                                <w:lang w:val="en-US"/>
+                              </w:rPr>
+                              <w:t>DONE</w:t>
+                            </w:r>
+                          </w:p>
+                        </w:txbxContent>
+                      </wps:txbx>
+                      <wps:bodyPr rot="0" spcFirstLastPara="0" vertOverflow="overflow" horzOverflow="overflow" vert="horz" wrap="square" lIns="0" tIns="0" rIns="0" bIns="0" numCol="1" spcCol="0" rtlCol="0" fromWordArt="0" anchor="t" anchorCtr="0" forceAA="0" compatLnSpc="1">
+                        <a:prstTxWarp prst="textNoShape">
+                          <a:avLst/>
+                        </a:prstTxWarp>
+                        <a:noAutofit/>
+                      </wps:bodyPr>
+                    </wps:wsp>
+                  </a:graphicData>
+                </a:graphic>
+                <wp14:sizeRelH relativeFrom="margin">
+                  <wp14:pctWidth>0</wp14:pctWidth>
+                </wp14:sizeRelH>
+                <wp14:sizeRelV relativeFrom="margin">
+                  <wp14:pctHeight>0</wp14:pctHeight>
+                </wp14:sizeRelV>
+              </wp:anchor>
+            </w:drawing>
+          </mc:Choice>
+          <mc:Fallback>
+            <w:pict>
+              <v:shapetype w14:anchorId="2D30B1BD" id="_x0000_t202" coordsize="21600,21600" o:spt="202" path="m,l,21600r21600,l21600,xe">
+                <v:stroke joinstyle="miter"/>
+                <v:path gradientshapeok="t" o:connecttype="rect"/>
+              </v:shapetype>
+              <v:shape id="Text Box 8" o:spid="_x0000_s1026" type="#_x0000_t202" style="position:absolute;left:0;text-align:left;margin-left:304pt;margin-top:.15pt;width:27.65pt;height:10.35pt;z-index:251686912;visibility:visible;mso-wrap-style:square;mso-width-percent:0;mso-height-percent:0;mso-wrap-distance-left:9pt;mso-wrap-distance-top:0;mso-wrap-distance-right:9pt;mso-wrap-distance-bottom:0;mso-position-horizontal:absolute;mso-position-horizontal-relative:text;mso-position-vertical:absolute;mso-position-vertical-relative:text;mso-width-percent:0;mso-height-percent:0;mso-width-relative:margin;mso-height-relative:margin;v-text-anchor:top" o:gfxdata="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" stroked="f">
+                <v:textbox inset="0,0,0,0">
+                  <w:txbxContent>
+                    <w:p>
+                      <w:pPr>
+                        <w:pStyle w:val="Caption"/>
+                        <w:rPr>
+                          <w:rFonts w:ascii="Times New Roman" w:eastAsia="Times New Roman" w:hAnsi="Times New Roman" w:cs="Times New Roman"/>
+                          <w:noProof/>
+                          <w:sz w:val="24"/>
+                          <w:szCs w:val="24"/>
+                        </w:rPr>
+                      </w:pPr>
+                      <w:r>
+                        <w:rPr>
+                          <w:lang w:val="en-US"/>
+                        </w:rPr>
+                        <w:t>DONE</w:t>
+                      </w:r>
+                    </w:p>
+                  </w:txbxContent>
+                </v:textbox>
+              </v:shape>
+            </w:pict>
+          </mc:Fallback>
+        </mc:AlternateContent>
+      </w:r>
+      <w:r>
+        <w:rPr>
+          <w:rFonts w:ascii="Times New Roman" w:eastAsia="Times New Roman" w:hAnsi="Times New Roman" w:cs="Times New Roman"/>
+          <w:noProof/>
+          <w:sz w:val="24"/>
+          <w:szCs w:val="24"/>
+          <w:lang w:eastAsia="en-IN"/>
+        </w:rPr>
+        <mc:AlternateContent>
+          <mc:Choice Requires="wps">
+            <w:drawing>
+              <wp:anchor distT="0" distB="0" distL="114300" distR="114300" simplePos="0" relativeHeight="251683840" behindDoc="0" locked="0" layoutInCell="1" allowOverlap="1" wp14:anchorId="68DEFBDB" wp14:editId="5D77971E">
+                <wp:simplePos x="0" y="0"/>
+                <wp:positionH relativeFrom="column">
+                  <wp:posOffset>2442422</wp:posOffset>
+                </wp:positionH>
+                <wp:positionV relativeFrom="paragraph">
+                  <wp:posOffset>78105</wp:posOffset>
+                </wp:positionV>
+                <wp:extent cx="1380066" cy="0"/>
+                <wp:effectExtent l="0" t="76200" r="10795" b="95250"/>
+                <wp:wrapNone/>
+                <wp:docPr id="6" name="Straight Arrow Connector 6"/>
                 <wp:cNvGraphicFramePr/>
                 <a:graphic xmlns:a="http://schemas.openxmlformats.org/drawingml/2006/main">
                   <a:graphicData uri="http://schemas.microsoft.com/office/word/2010/wordprocessingShape">
                     <wps:wsp>
                       <wps:cNvCnPr/>
                       <wps:spPr>
-                        <a:xfrm flipV="1">
+                        <a:xfrm>
                           <a:off x="0" y="0"/>
-                          <a:ext cx="4131522" cy="8890"/>
+                          <a:ext cx="1380066" cy="0"/>
                         </a:xfrm>
-                        <a:prstGeom prst="line">
+                        <a:prstGeom prst="straightConnector1">
                           <a:avLst/>
                         </a:prstGeom>
+                        <a:ln>
+                          <a:tailEnd type="triangle"/>
+                        </a:ln>
                       </wps:spPr>
                       <wps:style>
                         <a:lnRef idx="1">
@@ -858,322 +952,484 @@
                     </wps:wsp>
                   </a:graphicData>
                 </a:graphic>
-                <wp14:sizeRelH relativeFrom="margin">
-                  <wp14:pctWidth>0</wp14:pctWidth>
-                </wp14:sizeRelH>
-                <wp14:sizeRelV relativeFrom="margin">
-                  <wp14:pctHeight>0</wp14:pctHeight>
-                </wp14:sizeRelV>
               </wp:anchor>
             </w:drawing>
           </mc:Choice>
           <mc:Fallback>
             <w:pict>
-              <v:line w14:anchorId="444FB735" id="Straight Connector 3" o:spid="_x0000_s1026" style="position:absolute;flip:y;z-index:251682816;visibility:visible;mso-wrap-style:square;mso-width-percent:0;mso-height-percent:0;mso-wrap-distance-left:9pt;mso-wrap-distance-top:0;mso-wrap-distance-right:9pt;mso-wrap-distance-bottom:0;mso-position-horizontal:absolute;mso-position-horizontal-relative:text;mso-position-vertical:absolute;mso-position-vertical-relative:text;mso-width-percent:0;mso-height-percent:0;mso-width-relative:margin;mso-height-relative:margin" from="-56.3pt,13.9pt" to="269pt,14.6pt" o:gfxdata="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" strokecolor="#4472c4 [3204]" strokeweight=".5pt">
+              <v:shapetype w14:anchorId="24CA71A8" id="_x0000_t32" coordsize="21600,21600" o:spt="32" o:oned="t" path="m,l21600,21600e" filled="f">
+                <v:path arrowok="t" fillok="f" o:connecttype="none"/>
+                <o:lock v:ext="edit" shapetype="t"/>
+              </v:shapetype>
+              <v:shape id="Straight Arrow Connector 6" o:spid="_x0000_s1026" type="#_x0000_t32" style="position:absolute;margin-left:192.3pt;margin-top:6.15pt;width:108.65pt;height:0;z-index:251683840;visibility:visible;mso-wrap-style:square;mso-wrap-distance-left:9pt;mso-wrap-distance-top:0;mso-wrap-distance-right:9pt;mso-wrap-distance-bottom:0;mso-position-horizontal:absolute;mso-position-horizontal-relative:text;mso-position-vertical:absolute;mso-position-vertical-relative:text" o:gfxdata="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" strokecolor="#4472c4 [3204]" strokeweight=".5pt">
+                <v:stroke endarrow="block" joinstyle="miter"/>
+              </v:shape>
+            </w:pict>
+          </mc:Fallback>
+        </mc:AlternateContent>
+      </w:r>
+      <w:r>
+        <w:rPr>
+          <w:rFonts w:ascii="Times New Roman" w:eastAsia="Times New Roman" w:hAnsi="Times New Roman" w:cs="Times New Roman"/>
+          <w:sz w:val="24"/>
+          <w:szCs w:val="24"/>
+          <w:lang w:eastAsia="en-IN"/>
+        </w:rPr>
+        <w:t xml:space="preserve">Pair Sum </w:t>
+      </w:r>
+    </w:p>
+    <w:p>
+      <w:pPr>
+        <w:numPr>
+          <w:ilvl w:val="0"/>
+          <w:numId w:val="1"/>
+        </w:numPr>
+        <w:spacing w:before="100" w:beforeAutospacing="1" w:after="100" w:afterAutospacing="1" w:line="240" w:lineRule="auto"/>
+        <w:rPr>
+          <w:rFonts w:ascii="Times New Roman" w:eastAsia="Times New Roman" w:hAnsi="Times New Roman" w:cs="Times New Roman"/>
+          <w:sz w:val="24"/>
+          <w:szCs w:val="24"/>
+          <w:lang w:eastAsia="en-IN"/>
+        </w:rPr>
+      </w:pPr>
+      <w:r>
+        <w:rPr>
+          <w:rFonts w:ascii="Times New Roman" w:eastAsia="Times New Roman" w:hAnsi="Times New Roman" w:cs="Times New Roman"/>
+          <w:sz w:val="24"/>
+          <w:szCs w:val="24"/>
+          <w:lang w:eastAsia="en-IN"/>
+        </w:rPr>
+        <w:t xml:space="preserve">Two Sum </w:t>
+      </w:r>
+    </w:p>
+    <w:p>
+      <w:pPr>
+        <w:numPr>
+          <w:ilvl w:val="0"/>
+          <w:numId w:val="1"/>
+        </w:numPr>
+        <w:spacing w:before="100" w:beforeAutospacing="1" w:after="100" w:afterAutospacing="1" w:line="240" w:lineRule="auto"/>
+        <w:rPr>
+          <w:rFonts w:ascii="Times New Roman" w:eastAsia="Times New Roman" w:hAnsi="Times New Roman" w:cs="Times New Roman"/>
+          <w:sz w:val="24"/>
+          <w:szCs w:val="24"/>
+          <w:lang w:eastAsia="en-IN"/>
+        </w:rPr>
+      </w:pPr>
+      <w:r>
+        <w:rPr>
+          <w:rFonts w:ascii="Times New Roman" w:eastAsia="Times New Roman" w:hAnsi="Times New Roman" w:cs="Times New Roman"/>
+          <w:sz w:val="24"/>
+          <w:szCs w:val="24"/>
+          <w:lang w:eastAsia="en-IN"/>
+        </w:rPr>
+        <w:t xml:space="preserve">Majority Element </w:t>
+      </w:r>
+    </w:p>
+    <w:p>
+      <w:pPr>
+        <w:numPr>
+          <w:ilvl w:val="0"/>
+          <w:numId w:val="1"/>
+        </w:numPr>
+        <w:spacing w:before="100" w:beforeAutospacing="1" w:after="100" w:afterAutospacing="1" w:line="240" w:lineRule="auto"/>
+        <w:rPr>
+          <w:rFonts w:ascii="Times New Roman" w:eastAsia="Times New Roman" w:hAnsi="Times New Roman" w:cs="Times New Roman"/>
+          <w:sz w:val="24"/>
+          <w:szCs w:val="24"/>
+          <w:lang w:eastAsia="en-IN"/>
+        </w:rPr>
+      </w:pPr>
+      <w:r>
+        <w:rPr>
+          <w:rFonts w:ascii="Times New Roman" w:eastAsia="Times New Roman" w:hAnsi="Times New Roman" w:cs="Times New Roman"/>
+          <w:sz w:val="24"/>
+          <w:szCs w:val="24"/>
+          <w:lang w:eastAsia="en-IN"/>
+        </w:rPr>
+        <w:t xml:space="preserve">Leaders in Array </w:t>
+      </w:r>
+    </w:p>
+    <w:p>
+      <w:pPr>
+        <w:numPr>
+          <w:ilvl w:val="0"/>
+          <w:numId w:val="1"/>
+        </w:numPr>
+        <w:spacing w:before="100" w:beforeAutospacing="1" w:after="100" w:afterAutospacing="1" w:line="240" w:lineRule="auto"/>
+        <w:rPr>
+          <w:rFonts w:ascii="Times New Roman" w:eastAsia="Times New Roman" w:hAnsi="Times New Roman" w:cs="Times New Roman"/>
+          <w:sz w:val="24"/>
+          <w:szCs w:val="24"/>
+          <w:lang w:eastAsia="en-IN"/>
+        </w:rPr>
+      </w:pPr>
+      <w:r>
+        <w:rPr>
+          <w:rFonts w:ascii="Times New Roman" w:eastAsia="Times New Roman" w:hAnsi="Times New Roman" w:cs="Times New Roman"/>
+          <w:sz w:val="24"/>
+          <w:szCs w:val="24"/>
+          <w:lang w:eastAsia="en-IN"/>
+        </w:rPr>
+        <w:t xml:space="preserve">Equilibrium Index </w:t>
+      </w:r>
+    </w:p>
+    <w:p>
+      <w:pPr>
+        <w:numPr>
+          <w:ilvl w:val="0"/>
+          <w:numId w:val="1"/>
+        </w:numPr>
+        <w:spacing w:before="100" w:beforeAutospacing="1" w:after="100" w:afterAutospacing="1" w:line="240" w:lineRule="auto"/>
+        <w:rPr>
+          <w:rFonts w:ascii="Times New Roman" w:eastAsia="Times New Roman" w:hAnsi="Times New Roman" w:cs="Times New Roman"/>
+          <w:sz w:val="24"/>
+          <w:szCs w:val="24"/>
+          <w:lang w:eastAsia="en-IN"/>
+        </w:rPr>
+      </w:pPr>
+      <w:r>
+        <w:rPr>
+          <w:rFonts w:ascii="Times New Roman" w:eastAsia="Times New Roman" w:hAnsi="Times New Roman" w:cs="Times New Roman"/>
+          <w:sz w:val="24"/>
+          <w:szCs w:val="24"/>
+          <w:lang w:eastAsia="en-IN"/>
+        </w:rPr>
+        <w:t xml:space="preserve">Stock Buy and Sell </w:t>
+      </w:r>
+    </w:p>
+    <w:p>
+      <w:pPr>
+        <w:numPr>
+          <w:ilvl w:val="0"/>
+          <w:numId w:val="1"/>
+        </w:numPr>
+        <w:spacing w:before="100" w:beforeAutospacing="1" w:after="100" w:afterAutospacing="1" w:line="240" w:lineRule="auto"/>
+        <w:rPr>
+          <w:rFonts w:ascii="Times New Roman" w:eastAsia="Times New Roman" w:hAnsi="Times New Roman" w:cs="Times New Roman"/>
+          <w:sz w:val="24"/>
+          <w:szCs w:val="24"/>
+          <w:lang w:eastAsia="en-IN"/>
+        </w:rPr>
+      </w:pPr>
+      <w:proofErr w:type="spellStart"/>
+      <w:r>
+        <w:rPr>
+          <w:rFonts w:ascii="Times New Roman" w:eastAsia="Times New Roman" w:hAnsi="Times New Roman" w:cs="Times New Roman"/>
+          <w:sz w:val="24"/>
+          <w:szCs w:val="24"/>
+          <w:lang w:eastAsia="en-IN"/>
+        </w:rPr>
+        <w:t>Kadane's</w:t>
+      </w:r>
+      <w:proofErr w:type="spellEnd"/>
+      <w:r>
+        <w:rPr>
+          <w:rFonts w:ascii="Times New Roman" w:eastAsia="Times New Roman" w:hAnsi="Times New Roman" w:cs="Times New Roman"/>
+          <w:sz w:val="24"/>
+          <w:szCs w:val="24"/>
+          <w:lang w:eastAsia="en-IN"/>
+        </w:rPr>
+        <w:t xml:space="preserve"> Algorithm </w:t>
+      </w:r>
+    </w:p>
+    <w:p>
+      <w:pPr>
+        <w:spacing w:after="0" w:line="240" w:lineRule="auto"/>
+        <w:rPr>
+          <w:rFonts w:ascii="Times New Roman" w:eastAsia="Times New Roman" w:hAnsi="Times New Roman" w:cs="Times New Roman"/>
+          <w:sz w:val="24"/>
+          <w:szCs w:val="24"/>
+          <w:lang w:eastAsia="en-IN"/>
+        </w:rPr>
+      </w:pPr>
+      <w:r>
+        <w:rPr>
+          <w:rFonts w:ascii="Times New Roman" w:eastAsia="Times New Roman" w:hAnsi="Times New Roman" w:cs="Times New Roman"/>
+          <w:sz w:val="24"/>
+          <w:szCs w:val="24"/>
+          <w:lang w:eastAsia="en-IN"/>
+        </w:rPr>
+        <w:pict w14:anchorId="39F095BD">
+          <v:rect id="_x0000_i1026" style="width:0;height:1.5pt" o:hralign="center" o:hrstd="t" o:hr="t" fillcolor="#a0a0a0" stroked="f"/>
+        </w:pict>
+      </w:r>
+    </w:p>
+    <w:p>
+      <w:pPr>
+        <w:spacing w:before="100" w:beforeAutospacing="1" w:after="100" w:afterAutospacing="1" w:line="240" w:lineRule="auto"/>
+        <w:outlineLvl w:val="1"/>
+        <w:rPr>
+          <w:rFonts w:ascii="Times New Roman" w:eastAsia="Times New Roman" w:hAnsi="Times New Roman" w:cs="Times New Roman"/>
+          <w:b/>
+          <w:bCs/>
+          <w:sz w:val="36"/>
+          <w:szCs w:val="36"/>
+          <w:lang w:eastAsia="en-IN"/>
+        </w:rPr>
+      </w:pPr>
+      <w:r>
+        <w:rPr>
+          <w:rFonts w:ascii="Times New Roman" w:eastAsia="Times New Roman" w:hAnsi="Times New Roman" w:cs="Times New Roman"/>
+          <w:b/>
+          <w:bCs/>
+          <w:sz w:val="36"/>
+          <w:szCs w:val="36"/>
+          <w:lang w:eastAsia="en-IN"/>
+        </w:rPr>
+        <w:t>HashMap / Dictionary (15)</w:t>
+      </w:r>
+    </w:p>
+    <w:p>
+      <w:pPr>
+        <w:numPr>
+          <w:ilvl w:val="0"/>
+          <w:numId w:val="2"/>
+        </w:numPr>
+        <w:spacing w:before="100" w:beforeAutospacing="1" w:after="100" w:afterAutospacing="1" w:line="240" w:lineRule="auto"/>
+        <w:rPr>
+          <w:rFonts w:ascii="Times New Roman" w:eastAsia="Times New Roman" w:hAnsi="Times New Roman" w:cs="Times New Roman"/>
+          <w:sz w:val="24"/>
+          <w:szCs w:val="24"/>
+          <w:lang w:eastAsia="en-IN"/>
+        </w:rPr>
+      </w:pPr>
+      <w:r>
+        <w:rPr>
+          <w:rFonts w:ascii="Times New Roman" w:eastAsia="Times New Roman" w:hAnsi="Times New Roman" w:cs="Times New Roman"/>
+          <w:sz w:val="24"/>
+          <w:szCs w:val="24"/>
+          <w:lang w:eastAsia="en-IN"/>
+        </w:rPr>
+        <w:t xml:space="preserve">Frequency Count </w:t>
+      </w:r>
+    </w:p>
+    <w:p>
+      <w:pPr>
+        <w:numPr>
+          <w:ilvl w:val="0"/>
+          <w:numId w:val="2"/>
+        </w:numPr>
+        <w:spacing w:before="100" w:beforeAutospacing="1" w:after="100" w:afterAutospacing="1" w:line="240" w:lineRule="auto"/>
+        <w:rPr>
+          <w:rFonts w:ascii="Times New Roman" w:eastAsia="Times New Roman" w:hAnsi="Times New Roman" w:cs="Times New Roman"/>
+          <w:sz w:val="24"/>
+          <w:szCs w:val="24"/>
+          <w:lang w:eastAsia="en-IN"/>
+        </w:rPr>
+      </w:pPr>
+      <w:r>
+        <w:rPr>
+          <w:rFonts w:ascii="Times New Roman" w:eastAsia="Times New Roman" w:hAnsi="Times New Roman" w:cs="Times New Roman"/>
+          <w:sz w:val="24"/>
+          <w:szCs w:val="24"/>
+          <w:lang w:eastAsia="en-IN"/>
+        </w:rPr>
+        <w:t xml:space="preserve">Character Frequency </w:t>
+      </w:r>
+    </w:p>
+    <w:p>
+      <w:pPr>
+        <w:numPr>
+          <w:ilvl w:val="0"/>
+          <w:numId w:val="2"/>
+        </w:numPr>
+        <w:spacing w:before="100" w:beforeAutospacing="1" w:after="100" w:afterAutospacing="1" w:line="240" w:lineRule="auto"/>
+        <w:rPr>
+          <w:rFonts w:ascii="Times New Roman" w:eastAsia="Times New Roman" w:hAnsi="Times New Roman" w:cs="Times New Roman"/>
+          <w:sz w:val="24"/>
+          <w:szCs w:val="24"/>
+          <w:lang w:eastAsia="en-IN"/>
+        </w:rPr>
+      </w:pPr>
+      <w:r>
+        <w:rPr>
+          <w:rFonts w:ascii="Times New Roman" w:eastAsia="Times New Roman" w:hAnsi="Times New Roman" w:cs="Times New Roman"/>
+          <w:sz w:val="24"/>
+          <w:szCs w:val="24"/>
+          <w:lang w:eastAsia="en-IN"/>
+        </w:rPr>
+        <w:t xml:space="preserve">Word Frequency </w:t>
+      </w:r>
+    </w:p>
+    <w:p>
+      <w:pPr>
+        <w:numPr>
+          <w:ilvl w:val="0"/>
+          <w:numId w:val="2"/>
+        </w:numPr>
+        <w:spacing w:before="100" w:beforeAutospacing="1" w:after="100" w:afterAutospacing="1" w:line="240" w:lineRule="auto"/>
+        <w:rPr>
+          <w:rFonts w:ascii="Times New Roman" w:eastAsia="Times New Roman" w:hAnsi="Times New Roman" w:cs="Times New Roman"/>
+          <w:sz w:val="24"/>
+          <w:szCs w:val="24"/>
+          <w:lang w:eastAsia="en-IN"/>
+        </w:rPr>
+      </w:pPr>
+      <w:r>
+        <w:rPr>
+          <w:rFonts w:ascii="Times New Roman" w:eastAsia="Times New Roman" w:hAnsi="Times New Roman" w:cs="Times New Roman"/>
+          <w:sz w:val="24"/>
+          <w:szCs w:val="24"/>
+          <w:lang w:eastAsia="en-IN"/>
+        </w:rPr>
+        <w:t xml:space="preserve">Maximum Frequency </w:t>
+      </w:r>
+    </w:p>
+    <w:p>
+      <w:pPr>
+        <w:numPr>
+          <w:ilvl w:val="0"/>
+          <w:numId w:val="2"/>
+        </w:numPr>
+        <w:spacing w:before="100" w:beforeAutospacing="1" w:after="100" w:afterAutospacing="1" w:line="240" w:lineRule="auto"/>
+        <w:rPr>
+          <w:rFonts w:ascii="Times New Roman" w:eastAsia="Times New Roman" w:hAnsi="Times New Roman" w:cs="Times New Roman"/>
+          <w:sz w:val="24"/>
+          <w:szCs w:val="24"/>
+          <w:lang w:eastAsia="en-IN"/>
+        </w:rPr>
+      </w:pPr>
+      <w:r>
+        <w:rPr>
+          <w:rFonts w:ascii="Times New Roman" w:eastAsia="Times New Roman" w:hAnsi="Times New Roman" w:cs="Times New Roman"/>
+          <w:sz w:val="24"/>
+          <w:szCs w:val="24"/>
+          <w:lang w:eastAsia="en-IN"/>
+        </w:rPr>
+        <w:t xml:space="preserve">First Non-Repeating </w:t>
+      </w:r>
+    </w:p>
+    <w:p>
+      <w:pPr>
+        <w:numPr>
+          <w:ilvl w:val="0"/>
+          <w:numId w:val="2"/>
+        </w:numPr>
+        <w:spacing w:before="100" w:beforeAutospacing="1" w:after="100" w:afterAutospacing="1" w:line="240" w:lineRule="auto"/>
+        <w:rPr>
+          <w:rFonts w:ascii="Times New Roman" w:eastAsia="Times New Roman" w:hAnsi="Times New Roman" w:cs="Times New Roman"/>
+          <w:sz w:val="24"/>
+          <w:szCs w:val="24"/>
+          <w:lang w:eastAsia="en-IN"/>
+        </w:rPr>
+      </w:pPr>
+      <w:r>
+        <w:rPr>
+          <w:rFonts w:ascii="Times New Roman" w:eastAsia="Times New Roman" w:hAnsi="Times New Roman" w:cs="Times New Roman"/>
+          <w:sz w:val="24"/>
+          <w:szCs w:val="24"/>
+          <w:lang w:eastAsia="en-IN"/>
+        </w:rPr>
+        <w:t xml:space="preserve">First Repeating </w:t>
+      </w:r>
+    </w:p>
+    <w:p>
+      <w:pPr>
+        <w:numPr>
+          <w:ilvl w:val="0"/>
+          <w:numId w:val="2"/>
+        </w:numPr>
+        <w:spacing w:before="100" w:beforeAutospacing="1" w:after="100" w:afterAutospacing="1" w:line="240" w:lineRule="auto"/>
+        <w:rPr>
+          <w:rFonts w:ascii="Times New Roman" w:eastAsia="Times New Roman" w:hAnsi="Times New Roman" w:cs="Times New Roman"/>
+          <w:sz w:val="24"/>
+          <w:szCs w:val="24"/>
+          <w:lang w:eastAsia="en-IN"/>
+        </w:rPr>
+      </w:pPr>
+      <w:r>
+        <w:rPr>
+          <w:rFonts w:ascii="Times New Roman" w:eastAsia="Times New Roman" w:hAnsi="Times New Roman" w:cs="Times New Roman"/>
+          <w:sz w:val="24"/>
+          <w:szCs w:val="24"/>
+          <w:lang w:eastAsia="en-IN"/>
+        </w:rPr>
+        <w:t xml:space="preserve">Count Duplicates </w:t>
+      </w:r>
+    </w:p>
+    <w:p>
+      <w:pPr>
+        <w:numPr>
+          <w:ilvl w:val="0"/>
+          <w:numId w:val="2"/>
+        </w:numPr>
+        <w:spacing w:before="100" w:beforeAutospacing="1" w:after="100" w:afterAutospacing="1" w:line="240" w:lineRule="auto"/>
+        <w:rPr>
+          <w:rFonts w:ascii="Times New Roman" w:eastAsia="Times New Roman" w:hAnsi="Times New Roman" w:cs="Times New Roman"/>
+          <w:sz w:val="24"/>
+          <w:szCs w:val="24"/>
+          <w:lang w:eastAsia="en-IN"/>
+        </w:rPr>
+      </w:pPr>
+      <w:r>
+        <w:rPr>
+          <w:rFonts w:ascii="Times New Roman" w:eastAsia="Times New Roman" w:hAnsi="Times New Roman" w:cs="Times New Roman"/>
+          <w:noProof/>
+          <w:sz w:val="24"/>
+          <w:szCs w:val="24"/>
+          <w:lang w:eastAsia="en-IN"/>
+        </w:rPr>
+        <mc:AlternateContent>
+          <mc:Choice Requires="wps">
+            <w:drawing>
+              <wp:anchor distT="0" distB="0" distL="114300" distR="114300" simplePos="0" relativeHeight="251687936" behindDoc="0" locked="0" layoutInCell="1" allowOverlap="1" wp14:anchorId="5CDB6AC5" wp14:editId="52AB213B">
+                <wp:simplePos x="0" y="0"/>
+                <wp:positionH relativeFrom="column">
+                  <wp:posOffset>-774065</wp:posOffset>
+                </wp:positionH>
+                <wp:positionV relativeFrom="paragraph">
+                  <wp:posOffset>175472</wp:posOffset>
+                </wp:positionV>
+                <wp:extent cx="4102100" cy="29633"/>
+                <wp:effectExtent l="0" t="0" r="31750" b="27940"/>
+                <wp:wrapNone/>
+                <wp:docPr id="9" name="Straight Connector 9"/>
+                <wp:cNvGraphicFramePr/>
+                <a:graphic xmlns:a="http://schemas.openxmlformats.org/drawingml/2006/main">
+                  <a:graphicData uri="http://schemas.microsoft.com/office/word/2010/wordprocessingShape">
+                    <wps:wsp>
+                      <wps:cNvCnPr/>
+                      <wps:spPr>
+                        <a:xfrm>
+                          <a:off x="0" y="0"/>
+                          <a:ext cx="4102100" cy="29633"/>
+                        </a:xfrm>
+                        <a:prstGeom prst="line">
+                          <a:avLst/>
+                        </a:prstGeom>
+                        <a:ln w="12700"/>
+                      </wps:spPr>
+                      <wps:style>
+                        <a:lnRef idx="1">
+                          <a:schemeClr val="accent1"/>
+                        </a:lnRef>
+                        <a:fillRef idx="0">
+                          <a:schemeClr val="accent1"/>
+                        </a:fillRef>
+                        <a:effectRef idx="0">
+                          <a:schemeClr val="accent1"/>
+                        </a:effectRef>
+                        <a:fontRef idx="minor">
+                          <a:schemeClr val="tx1"/>
+                        </a:fontRef>
+                      </wps:style>
+                      <wps:bodyPr/>
+                    </wps:wsp>
+                  </a:graphicData>
+                </a:graphic>
+              </wp:anchor>
+            </w:drawing>
+          </mc:Choice>
+          <mc:Fallback>
+            <w:pict>
+              <v:line w14:anchorId="1BAD7B26" id="Straight Connector 9" o:spid="_x0000_s1026" style="position:absolute;z-index:251687936;visibility:visible;mso-wrap-style:square;mso-wrap-distance-left:9pt;mso-wrap-distance-top:0;mso-wrap-distance-right:9pt;mso-wrap-distance-bottom:0;mso-position-horizontal:absolute;mso-position-horizontal-relative:text;mso-position-vertical:absolute;mso-position-vertical-relative:text" from="-60.95pt,13.8pt" to="262.05pt,16.15pt" o:gfxdata="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" strokecolor="#4472c4 [3204]" strokeweight="1pt">
                 <v:stroke joinstyle="miter"/>
               </v:line>
             </w:pict>
           </mc:Fallback>
         </mc:AlternateContent>
       </w:r>
-      <w:r>
-        <w:rPr>
-          <w:rFonts w:ascii="Times New Roman" w:eastAsia="Times New Roman" w:hAnsi="Times New Roman" w:cs="Times New Roman"/>
-          <w:sz w:val="24"/>
-          <w:szCs w:val="24"/>
-          <w:lang w:eastAsia="en-IN"/>
-        </w:rPr>
-        <w:t xml:space="preserve">Equilibrium Index </w:t>
-      </w:r>
-    </w:p>
-    <w:p>
-      <w:pPr>
-        <w:numPr>
-          <w:ilvl w:val="0"/>
-          <w:numId w:val="1"/>
-        </w:numPr>
-        <w:spacing w:before="100" w:beforeAutospacing="1" w:after="100" w:afterAutospacing="1" w:line="240" w:lineRule="auto"/>
-        <w:rPr>
-          <w:rFonts w:ascii="Times New Roman" w:eastAsia="Times New Roman" w:hAnsi="Times New Roman" w:cs="Times New Roman"/>
-          <w:sz w:val="24"/>
-          <w:szCs w:val="24"/>
-          <w:lang w:eastAsia="en-IN"/>
-        </w:rPr>
-      </w:pPr>
-      <w:r>
-        <w:rPr>
-          <w:rFonts w:ascii="Times New Roman" w:eastAsia="Times New Roman" w:hAnsi="Times New Roman" w:cs="Times New Roman"/>
-          <w:sz w:val="24"/>
-          <w:szCs w:val="24"/>
-          <w:lang w:eastAsia="en-IN"/>
-        </w:rPr>
-        <w:t xml:space="preserve">Stock Buy and Sell </w:t>
-      </w:r>
-    </w:p>
-    <w:p>
-      <w:pPr>
-        <w:numPr>
-          <w:ilvl w:val="0"/>
-          <w:numId w:val="1"/>
-        </w:numPr>
-        <w:spacing w:before="100" w:beforeAutospacing="1" w:after="100" w:afterAutospacing="1" w:line="240" w:lineRule="auto"/>
-        <w:rPr>
-          <w:rFonts w:ascii="Times New Roman" w:eastAsia="Times New Roman" w:hAnsi="Times New Roman" w:cs="Times New Roman"/>
-          <w:sz w:val="24"/>
-          <w:szCs w:val="24"/>
-          <w:lang w:eastAsia="en-IN"/>
-        </w:rPr>
-      </w:pPr>
-      <w:proofErr w:type="spellStart"/>
-      <w:r>
-        <w:rPr>
-          <w:rFonts w:ascii="Times New Roman" w:eastAsia="Times New Roman" w:hAnsi="Times New Roman" w:cs="Times New Roman"/>
-          <w:sz w:val="24"/>
-          <w:szCs w:val="24"/>
-          <w:lang w:eastAsia="en-IN"/>
-        </w:rPr>
-        <w:t>Kadane's</w:t>
-      </w:r>
-      <w:proofErr w:type="spellEnd"/>
-      <w:r>
-        <w:rPr>
-          <w:rFonts w:ascii="Times New Roman" w:eastAsia="Times New Roman" w:hAnsi="Times New Roman" w:cs="Times New Roman"/>
-          <w:sz w:val="24"/>
-          <w:szCs w:val="24"/>
-          <w:lang w:eastAsia="en-IN"/>
-        </w:rPr>
-        <w:t xml:space="preserve"> Algorithm </w:t>
-      </w:r>
-    </w:p>
-    <w:p>
-      <w:pPr>
-        <w:spacing w:after="0" w:line="240" w:lineRule="auto"/>
-        <w:rPr>
-          <w:rFonts w:ascii="Times New Roman" w:eastAsia="Times New Roman" w:hAnsi="Times New Roman" w:cs="Times New Roman"/>
-          <w:sz w:val="24"/>
-          <w:szCs w:val="24"/>
-          <w:lang w:eastAsia="en-IN"/>
-        </w:rPr>
-      </w:pPr>
-      <w:r>
-        <w:rPr>
-          <w:rFonts w:ascii="Times New Roman" w:eastAsia="Times New Roman" w:hAnsi="Times New Roman" w:cs="Times New Roman"/>
-          <w:sz w:val="24"/>
-          <w:szCs w:val="24"/>
-          <w:lang w:eastAsia="en-IN"/>
-        </w:rPr>
-        <w:pict w14:anchorId="39F095BD">
-          <v:rect id="_x0000_i1026" style="width:0;height:1.5pt" o:hralign="center" o:hrstd="t" o:hr="t" fillcolor="#a0a0a0" stroked="f"/>
-        </w:pict>
-      </w:r>
-    </w:p>
-    <w:p>
-      <w:pPr>
-        <w:spacing w:before="100" w:beforeAutospacing="1" w:after="100" w:afterAutospacing="1" w:line="240" w:lineRule="auto"/>
-        <w:outlineLvl w:val="1"/>
-        <w:rPr>
-          <w:rFonts w:ascii="Times New Roman" w:eastAsia="Times New Roman" w:hAnsi="Times New Roman" w:cs="Times New Roman"/>
-          <w:b/>
-          <w:bCs/>
-          <w:sz w:val="36"/>
-          <w:szCs w:val="36"/>
-          <w:lang w:eastAsia="en-IN"/>
-        </w:rPr>
-      </w:pPr>
-      <w:r>
-        <w:rPr>
-          <w:rFonts w:ascii="Times New Roman" w:eastAsia="Times New Roman" w:hAnsi="Times New Roman" w:cs="Times New Roman"/>
-          <w:b/>
-          <w:bCs/>
-          <w:sz w:val="36"/>
-          <w:szCs w:val="36"/>
-          <w:lang w:eastAsia="en-IN"/>
-        </w:rPr>
-        <w:t>HashMap / Dictionary (15)</w:t>
-      </w:r>
-    </w:p>
-    <w:p>
-      <w:pPr>
-        <w:numPr>
-          <w:ilvl w:val="0"/>
-          <w:numId w:val="2"/>
-        </w:numPr>
-        <w:spacing w:before="100" w:beforeAutospacing="1" w:after="100" w:afterAutospacing="1" w:line="240" w:lineRule="auto"/>
-        <w:rPr>
-          <w:rFonts w:ascii="Times New Roman" w:eastAsia="Times New Roman" w:hAnsi="Times New Roman" w:cs="Times New Roman"/>
-          <w:sz w:val="24"/>
-          <w:szCs w:val="24"/>
-          <w:lang w:eastAsia="en-IN"/>
-        </w:rPr>
-      </w:pPr>
-      <w:r>
-        <w:rPr>
-          <w:rFonts w:ascii="Times New Roman" w:eastAsia="Times New Roman" w:hAnsi="Times New Roman" w:cs="Times New Roman"/>
-          <w:sz w:val="24"/>
-          <w:szCs w:val="24"/>
-          <w:lang w:eastAsia="en-IN"/>
-        </w:rPr>
-        <w:t xml:space="preserve">Frequency Count </w:t>
-      </w:r>
-    </w:p>
-    <w:p>
-      <w:pPr>
-        <w:numPr>
-          <w:ilvl w:val="0"/>
-          <w:numId w:val="2"/>
-        </w:numPr>
-        <w:spacing w:before="100" w:beforeAutospacing="1" w:after="100" w:afterAutospacing="1" w:line="240" w:lineRule="auto"/>
-        <w:rPr>
-          <w:rFonts w:ascii="Times New Roman" w:eastAsia="Times New Roman" w:hAnsi="Times New Roman" w:cs="Times New Roman"/>
-          <w:sz w:val="24"/>
-          <w:szCs w:val="24"/>
-          <w:lang w:eastAsia="en-IN"/>
-        </w:rPr>
-      </w:pPr>
-      <w:r>
-        <w:rPr>
-          <w:rFonts w:ascii="Times New Roman" w:eastAsia="Times New Roman" w:hAnsi="Times New Roman" w:cs="Times New Roman"/>
-          <w:sz w:val="24"/>
-          <w:szCs w:val="24"/>
-          <w:lang w:eastAsia="en-IN"/>
-        </w:rPr>
-        <w:t xml:space="preserve">Character Frequency </w:t>
-      </w:r>
-    </w:p>
-    <w:p>
-      <w:pPr>
-        <w:numPr>
-          <w:ilvl w:val="0"/>
-          <w:numId w:val="2"/>
-        </w:numPr>
-        <w:spacing w:before="100" w:beforeAutospacing="1" w:after="100" w:afterAutospacing="1" w:line="240" w:lineRule="auto"/>
-        <w:rPr>
-          <w:rFonts w:ascii="Times New Roman" w:eastAsia="Times New Roman" w:hAnsi="Times New Roman" w:cs="Times New Roman"/>
-          <w:sz w:val="24"/>
-          <w:szCs w:val="24"/>
-          <w:lang w:eastAsia="en-IN"/>
-        </w:rPr>
-      </w:pPr>
-      <w:r>
-        <w:rPr>
-          <w:rFonts w:ascii="Times New Roman" w:eastAsia="Times New Roman" w:hAnsi="Times New Roman" w:cs="Times New Roman"/>
-          <w:sz w:val="24"/>
-          <w:szCs w:val="24"/>
-          <w:lang w:eastAsia="en-IN"/>
-        </w:rPr>
-        <w:t xml:space="preserve">Word Frequency </w:t>
-      </w:r>
-    </w:p>
-    <w:p>
-      <w:pPr>
-        <w:numPr>
-          <w:ilvl w:val="0"/>
-          <w:numId w:val="2"/>
-        </w:numPr>
-        <w:spacing w:before="100" w:beforeAutospacing="1" w:after="100" w:afterAutospacing="1" w:line="240" w:lineRule="auto"/>
-        <w:rPr>
-          <w:rFonts w:ascii="Times New Roman" w:eastAsia="Times New Roman" w:hAnsi="Times New Roman" w:cs="Times New Roman"/>
-          <w:sz w:val="24"/>
-          <w:szCs w:val="24"/>
-          <w:lang w:eastAsia="en-IN"/>
-        </w:rPr>
-      </w:pPr>
-      <w:r>
-        <w:rPr>
-          <w:rFonts w:ascii="Times New Roman" w:eastAsia="Times New Roman" w:hAnsi="Times New Roman" w:cs="Times New Roman"/>
-          <w:sz w:val="24"/>
-          <w:szCs w:val="24"/>
-          <w:lang w:eastAsia="en-IN"/>
-        </w:rPr>
-        <w:t xml:space="preserve">Maximum Frequency </w:t>
-      </w:r>
-    </w:p>
-    <w:p>
-      <w:pPr>
-        <w:numPr>
-          <w:ilvl w:val="0"/>
-          <w:numId w:val="2"/>
-        </w:numPr>
-        <w:spacing w:before="100" w:beforeAutospacing="1" w:after="100" w:afterAutospacing="1" w:line="240" w:lineRule="auto"/>
-        <w:rPr>
-          <w:rFonts w:ascii="Times New Roman" w:eastAsia="Times New Roman" w:hAnsi="Times New Roman" w:cs="Times New Roman"/>
-          <w:sz w:val="24"/>
-          <w:szCs w:val="24"/>
-          <w:lang w:eastAsia="en-IN"/>
-        </w:rPr>
-      </w:pPr>
-      <w:r>
-        <w:rPr>
-          <w:rFonts w:ascii="Times New Roman" w:eastAsia="Times New Roman" w:hAnsi="Times New Roman" w:cs="Times New Roman"/>
-          <w:sz w:val="24"/>
-          <w:szCs w:val="24"/>
-          <w:lang w:eastAsia="en-IN"/>
-        </w:rPr>
-        <w:t xml:space="preserve">First Non-Repeating </w:t>
-      </w:r>
-    </w:p>
-    <w:p>
-      <w:pPr>
-        <w:numPr>
-          <w:ilvl w:val="0"/>
-          <w:numId w:val="2"/>
-        </w:numPr>
-        <w:spacing w:before="100" w:beforeAutospacing="1" w:after="100" w:afterAutospacing="1" w:line="240" w:lineRule="auto"/>
-        <w:rPr>
-          <w:rFonts w:ascii="Times New Roman" w:eastAsia="Times New Roman" w:hAnsi="Times New Roman" w:cs="Times New Roman"/>
-          <w:sz w:val="24"/>
-          <w:szCs w:val="24"/>
-          <w:lang w:eastAsia="en-IN"/>
-        </w:rPr>
-      </w:pPr>
-      <w:r>
-        <w:rPr>
-          <w:rFonts w:ascii="Times New Roman" w:eastAsia="Times New Roman" w:hAnsi="Times New Roman" w:cs="Times New Roman"/>
-          <w:sz w:val="24"/>
-          <w:szCs w:val="24"/>
-          <w:lang w:eastAsia="en-IN"/>
-        </w:rPr>
-        <w:t xml:space="preserve">First Repeating </w:t>
-      </w:r>
-    </w:p>
-    <w:p>
-      <w:pPr>
-        <w:numPr>
-          <w:ilvl w:val="0"/>
-          <w:numId w:val="2"/>
-        </w:numPr>
-        <w:spacing w:before="100" w:beforeAutospacing="1" w:after="100" w:afterAutospacing="1" w:line="240" w:lineRule="auto"/>
-        <w:rPr>
-          <w:rFonts w:ascii="Times New Roman" w:eastAsia="Times New Roman" w:hAnsi="Times New Roman" w:cs="Times New Roman"/>
-          <w:sz w:val="24"/>
-          <w:szCs w:val="24"/>
-          <w:lang w:eastAsia="en-IN"/>
-        </w:rPr>
-      </w:pPr>
-      <w:r>
-        <w:rPr>
-          <w:rFonts w:ascii="Times New Roman" w:eastAsia="Times New Roman" w:hAnsi="Times New Roman" w:cs="Times New Roman"/>
-          <w:sz w:val="24"/>
-          <w:szCs w:val="24"/>
-          <w:lang w:eastAsia="en-IN"/>
-        </w:rPr>
-        <w:t xml:space="preserve">Count Duplicates </w:t>
-      </w:r>
-    </w:p>
-    <w:p>
-      <w:pPr>
-        <w:numPr>
-          <w:ilvl w:val="0"/>
-          <w:numId w:val="2"/>
-        </w:numPr>
-        <w:spacing w:before="100" w:beforeAutospacing="1" w:after="100" w:afterAutospacing="1" w:line="240" w:lineRule="auto"/>
-        <w:rPr>
-          <w:rFonts w:ascii="Times New Roman" w:eastAsia="Times New Roman" w:hAnsi="Times New Roman" w:cs="Times New Roman"/>
-          <w:sz w:val="24"/>
-          <w:szCs w:val="24"/>
-          <w:lang w:eastAsia="en-IN"/>
-        </w:rPr>
-      </w:pPr>
       <w:r>
         <w:rPr>
           <w:rFonts w:ascii="Times New Roman" w:eastAsia="Times New Roman" w:hAnsi="Times New Roman" w:cs="Times New Roman"/>
@@ -7965,6 +8221,25 @@
       <w:contextualSpacing/>
     </w:pPr>
   </w:style>
+  <w:style w:type="paragraph" w:styleId="Caption">
+    <w:name w:val="caption"/>
+    <w:basedOn w:val="Normal"/>
+    <w:next w:val="Normal"/>
+    <w:uiPriority w:val="35"/>
+    <w:unhideWhenUsed/>
+    <w:qFormat/>
+    <w:rsid w:val="00F53E30"/>
+    <w:pPr>
+      <w:spacing w:after="200" w:line="240" w:lineRule="auto"/>
+    </w:pPr>
+    <w:rPr>
+      <w:i/>
+      <w:iCs/>
+      <w:color w:val="44546A" w:themeColor="text2"/>
+      <w:sz w:val="18"/>
+      <w:szCs w:val="16"/>
+    </w:rPr>
+  </w:style>
 </w:styles>
 </file>
 

--- a/filter interview list2.docx
+++ b/filter interview list2.docx
@@ -1365,24 +1365,145 @@
       <w:r>
         <w:rPr>
           <w:rFonts w:ascii="Times New Roman" w:eastAsia="Times New Roman" w:hAnsi="Times New Roman" w:cs="Times New Roman"/>
+          <w:sz w:val="24"/>
+          <w:szCs w:val="24"/>
+          <w:lang w:eastAsia="en-IN"/>
+        </w:rPr>
+        <w:t xml:space="preserve">Remove Duplicates </w:t>
+      </w:r>
+    </w:p>
+    <w:p>
+      <w:pPr>
+        <w:numPr>
+          <w:ilvl w:val="0"/>
+          <w:numId w:val="2"/>
+        </w:numPr>
+        <w:spacing w:before="100" w:beforeAutospacing="1" w:after="100" w:afterAutospacing="1" w:line="240" w:lineRule="auto"/>
+        <w:rPr>
+          <w:rFonts w:ascii="Times New Roman" w:eastAsia="Times New Roman" w:hAnsi="Times New Roman" w:cs="Times New Roman"/>
+          <w:sz w:val="24"/>
+          <w:szCs w:val="24"/>
+          <w:lang w:eastAsia="en-IN"/>
+        </w:rPr>
+      </w:pPr>
+      <w:r>
+        <w:rPr>
+          <w:rFonts w:ascii="Times New Roman" w:eastAsia="Times New Roman" w:hAnsi="Times New Roman" w:cs="Times New Roman"/>
+          <w:sz w:val="24"/>
+          <w:szCs w:val="24"/>
+          <w:lang w:eastAsia="en-IN"/>
+        </w:rPr>
+        <w:t xml:space="preserve">Contains Duplicate </w:t>
+      </w:r>
+    </w:p>
+    <w:p>
+      <w:pPr>
+        <w:numPr>
+          <w:ilvl w:val="0"/>
+          <w:numId w:val="2"/>
+        </w:numPr>
+        <w:spacing w:before="100" w:beforeAutospacing="1" w:after="100" w:afterAutospacing="1" w:line="240" w:lineRule="auto"/>
+        <w:rPr>
+          <w:rFonts w:ascii="Times New Roman" w:eastAsia="Times New Roman" w:hAnsi="Times New Roman" w:cs="Times New Roman"/>
+          <w:sz w:val="24"/>
+          <w:szCs w:val="24"/>
+          <w:lang w:eastAsia="en-IN"/>
+        </w:rPr>
+      </w:pPr>
+      <w:r>
+        <w:rPr>
+          <w:rFonts w:ascii="Times New Roman" w:eastAsia="Times New Roman" w:hAnsi="Times New Roman" w:cs="Times New Roman"/>
+          <w:sz w:val="24"/>
+          <w:szCs w:val="24"/>
+          <w:lang w:eastAsia="en-IN"/>
+        </w:rPr>
+        <w:t xml:space="preserve">Missing Number </w:t>
+      </w:r>
+    </w:p>
+    <w:p>
+      <w:pPr>
+        <w:numPr>
+          <w:ilvl w:val="0"/>
+          <w:numId w:val="2"/>
+        </w:numPr>
+        <w:spacing w:before="100" w:beforeAutospacing="1" w:after="100" w:afterAutospacing="1" w:line="240" w:lineRule="auto"/>
+        <w:rPr>
+          <w:rFonts w:ascii="Times New Roman" w:eastAsia="Times New Roman" w:hAnsi="Times New Roman" w:cs="Times New Roman"/>
+          <w:sz w:val="24"/>
+          <w:szCs w:val="24"/>
+          <w:lang w:eastAsia="en-IN"/>
+        </w:rPr>
+      </w:pPr>
+      <w:r>
+        <w:rPr>
+          <w:rFonts w:ascii="Times New Roman" w:eastAsia="Times New Roman" w:hAnsi="Times New Roman" w:cs="Times New Roman"/>
+          <w:sz w:val="24"/>
+          <w:szCs w:val="24"/>
+          <w:lang w:eastAsia="en-IN"/>
+        </w:rPr>
+        <w:t xml:space="preserve">Duplicate Number </w:t>
+      </w:r>
+    </w:p>
+    <w:p>
+      <w:pPr>
+        <w:numPr>
+          <w:ilvl w:val="0"/>
+          <w:numId w:val="2"/>
+        </w:numPr>
+        <w:spacing w:before="100" w:beforeAutospacing="1" w:after="100" w:afterAutospacing="1" w:line="240" w:lineRule="auto"/>
+        <w:rPr>
+          <w:rFonts w:ascii="Times New Roman" w:eastAsia="Times New Roman" w:hAnsi="Times New Roman" w:cs="Times New Roman"/>
+          <w:sz w:val="24"/>
+          <w:szCs w:val="24"/>
+          <w:lang w:eastAsia="en-IN"/>
+        </w:rPr>
+      </w:pPr>
+      <w:r>
+        <w:rPr>
+          <w:rFonts w:ascii="Times New Roman" w:eastAsia="Times New Roman" w:hAnsi="Times New Roman" w:cs="Times New Roman"/>
+          <w:sz w:val="24"/>
+          <w:szCs w:val="24"/>
+          <w:lang w:eastAsia="en-IN"/>
+        </w:rPr>
+        <w:t xml:space="preserve">Group By Frequency </w:t>
+      </w:r>
+    </w:p>
+    <w:p>
+      <w:pPr>
+        <w:numPr>
+          <w:ilvl w:val="0"/>
+          <w:numId w:val="2"/>
+        </w:numPr>
+        <w:spacing w:before="100" w:beforeAutospacing="1" w:after="100" w:afterAutospacing="1" w:line="240" w:lineRule="auto"/>
+        <w:rPr>
+          <w:rFonts w:ascii="Times New Roman" w:eastAsia="Times New Roman" w:hAnsi="Times New Roman" w:cs="Times New Roman"/>
+          <w:sz w:val="24"/>
+          <w:szCs w:val="24"/>
+          <w:lang w:eastAsia="en-IN"/>
+        </w:rPr>
+      </w:pPr>
+      <w:r>
+        <w:rPr>
+          <w:rFonts w:ascii="Times New Roman" w:eastAsia="Times New Roman" w:hAnsi="Times New Roman" w:cs="Times New Roman"/>
           <w:noProof/>
           <w:sz w:val="24"/>
           <w:szCs w:val="24"/>
           <w:lang w:eastAsia="en-IN"/>
         </w:rPr>
+        <w:lastRenderedPageBreak/>
         <mc:AlternateContent>
           <mc:Choice Requires="wps">
             <w:drawing>
-              <wp:anchor distT="0" distB="0" distL="114300" distR="114300" simplePos="0" relativeHeight="251687936" behindDoc="0" locked="0" layoutInCell="1" allowOverlap="1" wp14:anchorId="5CDB6AC5" wp14:editId="52AB213B">
+              <wp:anchor distT="0" distB="0" distL="114300" distR="114300" simplePos="0" relativeHeight="251687936" behindDoc="0" locked="0" layoutInCell="1" allowOverlap="1" wp14:anchorId="5CDB6AC5" wp14:editId="657D8426">
                 <wp:simplePos x="0" y="0"/>
                 <wp:positionH relativeFrom="column">
-                  <wp:posOffset>-774065</wp:posOffset>
+                  <wp:posOffset>-482601</wp:posOffset>
                 </wp:positionH>
                 <wp:positionV relativeFrom="paragraph">
-                  <wp:posOffset>175472</wp:posOffset>
+                  <wp:posOffset>-76200</wp:posOffset>
                 </wp:positionV>
-                <wp:extent cx="4102100" cy="29633"/>
-                <wp:effectExtent l="0" t="0" r="31750" b="27940"/>
+                <wp:extent cx="4157133" cy="4233"/>
+                <wp:effectExtent l="0" t="0" r="34290" b="34290"/>
                 <wp:wrapNone/>
                 <wp:docPr id="9" name="Straight Connector 9"/>
                 <wp:cNvGraphicFramePr/>
@@ -1391,9 +1512,9 @@
                     <wps:wsp>
                       <wps:cNvCnPr/>
                       <wps:spPr>
-                        <a:xfrm>
+                        <a:xfrm flipV="1">
                           <a:off x="0" y="0"/>
-                          <a:ext cx="4102100" cy="29633"/>
+                          <a:ext cx="4157133" cy="4233"/>
                         </a:xfrm>
                         <a:prstGeom prst="line">
                           <a:avLst/>
@@ -1418,12 +1539,18 @@
                     </wps:wsp>
                   </a:graphicData>
                 </a:graphic>
+                <wp14:sizeRelH relativeFrom="margin">
+                  <wp14:pctWidth>0</wp14:pctWidth>
+                </wp14:sizeRelH>
+                <wp14:sizeRelV relativeFrom="margin">
+                  <wp14:pctHeight>0</wp14:pctHeight>
+                </wp14:sizeRelV>
               </wp:anchor>
             </w:drawing>
           </mc:Choice>
           <mc:Fallback>
             <w:pict>
-              <v:line w14:anchorId="1BAD7B26" id="Straight Connector 9" o:spid="_x0000_s1026" style="position:absolute;z-index:251687936;visibility:visible;mso-wrap-style:square;mso-wrap-distance-left:9pt;mso-wrap-distance-top:0;mso-wrap-distance-right:9pt;mso-wrap-distance-bottom:0;mso-position-horizontal:absolute;mso-position-horizontal-relative:text;mso-position-vertical:absolute;mso-position-vertical-relative:text" from="-60.95pt,13.8pt" to="262.05pt,16.15pt" o:gfxdata="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" strokecolor="#4472c4 [3204]" strokeweight="1pt">
+              <v:line w14:anchorId="55D93590" id="Straight Connector 9" o:spid="_x0000_s1026" style="position:absolute;flip:y;z-index:251687936;visibility:visible;mso-wrap-style:square;mso-width-percent:0;mso-height-percent:0;mso-wrap-distance-left:9pt;mso-wrap-distance-top:0;mso-wrap-distance-right:9pt;mso-wrap-distance-bottom:0;mso-position-horizontal:absolute;mso-position-horizontal-relative:text;mso-position-vertical:absolute;mso-position-vertical-relative:text;mso-width-percent:0;mso-height-percent:0;mso-width-relative:margin;mso-height-relative:margin" from="-38pt,-6pt" to="289.35pt,-5.65pt" o:gfxdata="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" strokecolor="#4472c4 [3204]" strokeweight="1pt">
                 <v:stroke joinstyle="miter"/>
               </v:line>
             </w:pict>
@@ -1437,127 +1564,6 @@
           <w:szCs w:val="24"/>
           <w:lang w:eastAsia="en-IN"/>
         </w:rPr>
-        <w:t xml:space="preserve">Remove Duplicates </w:t>
-      </w:r>
-    </w:p>
-    <w:p>
-      <w:pPr>
-        <w:numPr>
-          <w:ilvl w:val="0"/>
-          <w:numId w:val="2"/>
-        </w:numPr>
-        <w:spacing w:before="100" w:beforeAutospacing="1" w:after="100" w:afterAutospacing="1" w:line="240" w:lineRule="auto"/>
-        <w:rPr>
-          <w:rFonts w:ascii="Times New Roman" w:eastAsia="Times New Roman" w:hAnsi="Times New Roman" w:cs="Times New Roman"/>
-          <w:sz w:val="24"/>
-          <w:szCs w:val="24"/>
-          <w:lang w:eastAsia="en-IN"/>
-        </w:rPr>
-      </w:pPr>
-      <w:r>
-        <w:rPr>
-          <w:rFonts w:ascii="Times New Roman" w:eastAsia="Times New Roman" w:hAnsi="Times New Roman" w:cs="Times New Roman"/>
-          <w:sz w:val="24"/>
-          <w:szCs w:val="24"/>
-          <w:lang w:eastAsia="en-IN"/>
-        </w:rPr>
-        <w:t xml:space="preserve">Contains Duplicate </w:t>
-      </w:r>
-    </w:p>
-    <w:p>
-      <w:pPr>
-        <w:numPr>
-          <w:ilvl w:val="0"/>
-          <w:numId w:val="2"/>
-        </w:numPr>
-        <w:spacing w:before="100" w:beforeAutospacing="1" w:after="100" w:afterAutospacing="1" w:line="240" w:lineRule="auto"/>
-        <w:rPr>
-          <w:rFonts w:ascii="Times New Roman" w:eastAsia="Times New Roman" w:hAnsi="Times New Roman" w:cs="Times New Roman"/>
-          <w:sz w:val="24"/>
-          <w:szCs w:val="24"/>
-          <w:lang w:eastAsia="en-IN"/>
-        </w:rPr>
-      </w:pPr>
-      <w:r>
-        <w:rPr>
-          <w:rFonts w:ascii="Times New Roman" w:eastAsia="Times New Roman" w:hAnsi="Times New Roman" w:cs="Times New Roman"/>
-          <w:sz w:val="24"/>
-          <w:szCs w:val="24"/>
-          <w:lang w:eastAsia="en-IN"/>
-        </w:rPr>
-        <w:t xml:space="preserve">Missing Number </w:t>
-      </w:r>
-    </w:p>
-    <w:p>
-      <w:pPr>
-        <w:numPr>
-          <w:ilvl w:val="0"/>
-          <w:numId w:val="2"/>
-        </w:numPr>
-        <w:spacing w:before="100" w:beforeAutospacing="1" w:after="100" w:afterAutospacing="1" w:line="240" w:lineRule="auto"/>
-        <w:rPr>
-          <w:rFonts w:ascii="Times New Roman" w:eastAsia="Times New Roman" w:hAnsi="Times New Roman" w:cs="Times New Roman"/>
-          <w:sz w:val="24"/>
-          <w:szCs w:val="24"/>
-          <w:lang w:eastAsia="en-IN"/>
-        </w:rPr>
-      </w:pPr>
-      <w:r>
-        <w:rPr>
-          <w:rFonts w:ascii="Times New Roman" w:eastAsia="Times New Roman" w:hAnsi="Times New Roman" w:cs="Times New Roman"/>
-          <w:sz w:val="24"/>
-          <w:szCs w:val="24"/>
-          <w:lang w:eastAsia="en-IN"/>
-        </w:rPr>
-        <w:t xml:space="preserve">Duplicate Number </w:t>
-      </w:r>
-    </w:p>
-    <w:p>
-      <w:pPr>
-        <w:numPr>
-          <w:ilvl w:val="0"/>
-          <w:numId w:val="2"/>
-        </w:numPr>
-        <w:spacing w:before="100" w:beforeAutospacing="1" w:after="100" w:afterAutospacing="1" w:line="240" w:lineRule="auto"/>
-        <w:rPr>
-          <w:rFonts w:ascii="Times New Roman" w:eastAsia="Times New Roman" w:hAnsi="Times New Roman" w:cs="Times New Roman"/>
-          <w:sz w:val="24"/>
-          <w:szCs w:val="24"/>
-          <w:lang w:eastAsia="en-IN"/>
-        </w:rPr>
-      </w:pPr>
-      <w:r>
-        <w:rPr>
-          <w:rFonts w:ascii="Times New Roman" w:eastAsia="Times New Roman" w:hAnsi="Times New Roman" w:cs="Times New Roman"/>
-          <w:sz w:val="24"/>
-          <w:szCs w:val="24"/>
-          <w:lang w:eastAsia="en-IN"/>
-        </w:rPr>
-        <w:t xml:space="preserve">Group By Frequency </w:t>
-      </w:r>
-    </w:p>
-    <w:p>
-      <w:pPr>
-        <w:numPr>
-          <w:ilvl w:val="0"/>
-          <w:numId w:val="2"/>
-        </w:numPr>
-        <w:spacing w:before="100" w:beforeAutospacing="1" w:after="100" w:afterAutospacing="1" w:line="240" w:lineRule="auto"/>
-        <w:rPr>
-          <w:rFonts w:ascii="Times New Roman" w:eastAsia="Times New Roman" w:hAnsi="Times New Roman" w:cs="Times New Roman"/>
-          <w:sz w:val="24"/>
-          <w:szCs w:val="24"/>
-          <w:lang w:eastAsia="en-IN"/>
-        </w:rPr>
-      </w:pPr>
-      <w:r>
-        <w:rPr>
-          <w:rFonts w:ascii="Times New Roman" w:eastAsia="Times New Roman" w:hAnsi="Times New Roman" w:cs="Times New Roman"/>
-          <w:sz w:val="24"/>
-          <w:szCs w:val="24"/>
-          <w:lang w:eastAsia="en-IN"/>
-        </w:rPr>
-        <w:lastRenderedPageBreak/>
         <w:t xml:space="preserve">Check Anagram </w:t>
       </w:r>
     </w:p>

--- a/filter interview list2.docx
+++ b/filter interview list2.docx
@@ -1485,22 +1485,141 @@
       <w:r>
         <w:rPr>
           <w:rFonts w:ascii="Times New Roman" w:eastAsia="Times New Roman" w:hAnsi="Times New Roman" w:cs="Times New Roman"/>
+          <w:sz w:val="24"/>
+          <w:szCs w:val="24"/>
+          <w:lang w:eastAsia="en-IN"/>
+        </w:rPr>
+        <w:lastRenderedPageBreak/>
+        <w:t xml:space="preserve">Check Anagram </w:t>
+      </w:r>
+    </w:p>
+    <w:p>
+      <w:pPr>
+        <w:numPr>
+          <w:ilvl w:val="0"/>
+          <w:numId w:val="2"/>
+        </w:numPr>
+        <w:spacing w:before="100" w:beforeAutospacing="1" w:after="100" w:afterAutospacing="1" w:line="240" w:lineRule="auto"/>
+        <w:rPr>
+          <w:rFonts w:ascii="Times New Roman" w:eastAsia="Times New Roman" w:hAnsi="Times New Roman" w:cs="Times New Roman"/>
+          <w:sz w:val="24"/>
+          <w:szCs w:val="24"/>
+          <w:lang w:eastAsia="en-IN"/>
+        </w:rPr>
+      </w:pPr>
+      <w:r>
+        <w:rPr>
+          <w:rFonts w:ascii="Times New Roman" w:eastAsia="Times New Roman" w:hAnsi="Times New Roman" w:cs="Times New Roman"/>
+          <w:sz w:val="24"/>
+          <w:szCs w:val="24"/>
+          <w:lang w:eastAsia="en-IN"/>
+        </w:rPr>
+        <w:t xml:space="preserve">Group Anagrams </w:t>
+      </w:r>
+    </w:p>
+    <w:p>
+      <w:pPr>
+        <w:numPr>
+          <w:ilvl w:val="0"/>
+          <w:numId w:val="2"/>
+        </w:numPr>
+        <w:spacing w:before="100" w:beforeAutospacing="1" w:after="100" w:afterAutospacing="1" w:line="240" w:lineRule="auto"/>
+        <w:rPr>
+          <w:rFonts w:ascii="Times New Roman" w:eastAsia="Times New Roman" w:hAnsi="Times New Roman" w:cs="Times New Roman"/>
+          <w:sz w:val="24"/>
+          <w:szCs w:val="24"/>
+          <w:lang w:eastAsia="en-IN"/>
+        </w:rPr>
+      </w:pPr>
+      <w:r>
+        <w:rPr>
+          <w:rFonts w:ascii="Times New Roman" w:eastAsia="Times New Roman" w:hAnsi="Times New Roman" w:cs="Times New Roman"/>
+          <w:sz w:val="24"/>
+          <w:szCs w:val="24"/>
+          <w:lang w:eastAsia="en-IN"/>
+        </w:rPr>
+        <w:t xml:space="preserve">Intersection of Arrays </w:t>
+      </w:r>
+    </w:p>
+    <w:p>
+      <w:pPr>
+        <w:spacing w:after="0" w:line="240" w:lineRule="auto"/>
+        <w:rPr>
+          <w:rFonts w:ascii="Times New Roman" w:eastAsia="Times New Roman" w:hAnsi="Times New Roman" w:cs="Times New Roman"/>
+          <w:sz w:val="24"/>
+          <w:szCs w:val="24"/>
+          <w:lang w:eastAsia="en-IN"/>
+        </w:rPr>
+      </w:pPr>
+      <w:r>
+        <w:rPr>
+          <w:rFonts w:ascii="Times New Roman" w:eastAsia="Times New Roman" w:hAnsi="Times New Roman" w:cs="Times New Roman"/>
+          <w:sz w:val="24"/>
+          <w:szCs w:val="24"/>
+          <w:lang w:eastAsia="en-IN"/>
+        </w:rPr>
+        <w:pict w14:anchorId="5DAD421C">
+          <v:rect id="_x0000_i1027" style="width:0;height:1.5pt" o:hralign="center" o:hrstd="t" o:hr="t" fillcolor="#a0a0a0" stroked="f"/>
+        </w:pict>
+      </w:r>
+    </w:p>
+    <w:p>
+      <w:pPr>
+        <w:spacing w:before="100" w:beforeAutospacing="1" w:after="100" w:afterAutospacing="1" w:line="240" w:lineRule="auto"/>
+        <w:outlineLvl w:val="1"/>
+        <w:rPr>
+          <w:rFonts w:ascii="Times New Roman" w:eastAsia="Times New Roman" w:hAnsi="Times New Roman" w:cs="Times New Roman"/>
+          <w:b/>
+          <w:bCs/>
+          <w:sz w:val="36"/>
+          <w:szCs w:val="36"/>
+          <w:lang w:eastAsia="en-IN"/>
+        </w:rPr>
+      </w:pPr>
+      <w:r>
+        <w:rPr>
+          <w:rFonts w:ascii="Times New Roman" w:eastAsia="Times New Roman" w:hAnsi="Times New Roman" w:cs="Times New Roman"/>
+          <w:b/>
+          <w:bCs/>
+          <w:sz w:val="36"/>
+          <w:szCs w:val="36"/>
+          <w:lang w:eastAsia="en-IN"/>
+        </w:rPr>
+        <w:t>Strings (10)</w:t>
+      </w:r>
+    </w:p>
+    <w:p>
+      <w:pPr>
+        <w:numPr>
+          <w:ilvl w:val="0"/>
+          <w:numId w:val="3"/>
+        </w:numPr>
+        <w:spacing w:before="100" w:beforeAutospacing="1" w:after="100" w:afterAutospacing="1" w:line="240" w:lineRule="auto"/>
+        <w:rPr>
+          <w:rFonts w:ascii="Times New Roman" w:eastAsia="Times New Roman" w:hAnsi="Times New Roman" w:cs="Times New Roman"/>
+          <w:sz w:val="24"/>
+          <w:szCs w:val="24"/>
+          <w:lang w:eastAsia="en-IN"/>
+        </w:rPr>
+      </w:pPr>
+      <w:r>
+        <w:rPr>
+          <w:rFonts w:ascii="Times New Roman" w:eastAsia="Times New Roman" w:hAnsi="Times New Roman" w:cs="Times New Roman"/>
           <w:noProof/>
           <w:sz w:val="24"/>
           <w:szCs w:val="24"/>
           <w:lang w:eastAsia="en-IN"/>
         </w:rPr>
-        <w:lastRenderedPageBreak/>
         <mc:AlternateContent>
           <mc:Choice Requires="wps">
             <w:drawing>
-              <wp:anchor distT="0" distB="0" distL="114300" distR="114300" simplePos="0" relativeHeight="251687936" behindDoc="0" locked="0" layoutInCell="1" allowOverlap="1" wp14:anchorId="5CDB6AC5" wp14:editId="657D8426">
+              <wp:anchor distT="0" distB="0" distL="114300" distR="114300" simplePos="0" relativeHeight="251687936" behindDoc="0" locked="0" layoutInCell="1" allowOverlap="1" wp14:anchorId="5CDB6AC5" wp14:editId="2808C791">
                 <wp:simplePos x="0" y="0"/>
                 <wp:positionH relativeFrom="column">
-                  <wp:posOffset>-482601</wp:posOffset>
+                  <wp:posOffset>-334434</wp:posOffset>
                 </wp:positionH>
                 <wp:positionV relativeFrom="paragraph">
-                  <wp:posOffset>-76200</wp:posOffset>
+                  <wp:posOffset>145203</wp:posOffset>
                 </wp:positionV>
                 <wp:extent cx="4157133" cy="4233"/>
                 <wp:effectExtent l="0" t="0" r="34290" b="34290"/>
@@ -1550,132 +1669,13 @@
           </mc:Choice>
           <mc:Fallback>
             <w:pict>
-              <v:line w14:anchorId="55D93590" id="Straight Connector 9" o:spid="_x0000_s1026" style="position:absolute;flip:y;z-index:251687936;visibility:visible;mso-wrap-style:square;mso-width-percent:0;mso-height-percent:0;mso-wrap-distance-left:9pt;mso-wrap-distance-top:0;mso-wrap-distance-right:9pt;mso-wrap-distance-bottom:0;mso-position-horizontal:absolute;mso-position-horizontal-relative:text;mso-position-vertical:absolute;mso-position-vertical-relative:text;mso-width-percent:0;mso-height-percent:0;mso-width-relative:margin;mso-height-relative:margin" from="-38pt,-6pt" to="289.35pt,-5.65pt" o:gfxdata="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" strokecolor="#4472c4 [3204]" strokeweight="1pt">
+              <v:line w14:anchorId="3567853A" id="Straight Connector 9" o:spid="_x0000_s1026" style="position:absolute;flip:y;z-index:251687936;visibility:visible;mso-wrap-style:square;mso-width-percent:0;mso-height-percent:0;mso-wrap-distance-left:9pt;mso-wrap-distance-top:0;mso-wrap-distance-right:9pt;mso-wrap-distance-bottom:0;mso-position-horizontal:absolute;mso-position-horizontal-relative:text;mso-position-vertical:absolute;mso-position-vertical-relative:text;mso-width-percent:0;mso-height-percent:0;mso-width-relative:margin;mso-height-relative:margin" from="-26.35pt,11.45pt" to="301pt,11.8pt" o:gfxdata="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" strokecolor="#4472c4 [3204]" strokeweight="1pt">
                 <v:stroke joinstyle="miter"/>
               </v:line>
             </w:pict>
           </mc:Fallback>
         </mc:AlternateContent>
       </w:r>
-      <w:r>
-        <w:rPr>
-          <w:rFonts w:ascii="Times New Roman" w:eastAsia="Times New Roman" w:hAnsi="Times New Roman" w:cs="Times New Roman"/>
-          <w:sz w:val="24"/>
-          <w:szCs w:val="24"/>
-          <w:lang w:eastAsia="en-IN"/>
-        </w:rPr>
-        <w:t xml:space="preserve">Check Anagram </w:t>
-      </w:r>
-    </w:p>
-    <w:p>
-      <w:pPr>
-        <w:numPr>
-          <w:ilvl w:val="0"/>
-          <w:numId w:val="2"/>
-        </w:numPr>
-        <w:spacing w:before="100" w:beforeAutospacing="1" w:after="100" w:afterAutospacing="1" w:line="240" w:lineRule="auto"/>
-        <w:rPr>
-          <w:rFonts w:ascii="Times New Roman" w:eastAsia="Times New Roman" w:hAnsi="Times New Roman" w:cs="Times New Roman"/>
-          <w:sz w:val="24"/>
-          <w:szCs w:val="24"/>
-          <w:lang w:eastAsia="en-IN"/>
-        </w:rPr>
-      </w:pPr>
-      <w:r>
-        <w:rPr>
-          <w:rFonts w:ascii="Times New Roman" w:eastAsia="Times New Roman" w:hAnsi="Times New Roman" w:cs="Times New Roman"/>
-          <w:sz w:val="24"/>
-          <w:szCs w:val="24"/>
-          <w:lang w:eastAsia="en-IN"/>
-        </w:rPr>
-        <w:t xml:space="preserve">Group Anagrams </w:t>
-      </w:r>
-    </w:p>
-    <w:p>
-      <w:pPr>
-        <w:numPr>
-          <w:ilvl w:val="0"/>
-          <w:numId w:val="2"/>
-        </w:numPr>
-        <w:spacing w:before="100" w:beforeAutospacing="1" w:after="100" w:afterAutospacing="1" w:line="240" w:lineRule="auto"/>
-        <w:rPr>
-          <w:rFonts w:ascii="Times New Roman" w:eastAsia="Times New Roman" w:hAnsi="Times New Roman" w:cs="Times New Roman"/>
-          <w:sz w:val="24"/>
-          <w:szCs w:val="24"/>
-          <w:lang w:eastAsia="en-IN"/>
-        </w:rPr>
-      </w:pPr>
-      <w:r>
-        <w:rPr>
-          <w:rFonts w:ascii="Times New Roman" w:eastAsia="Times New Roman" w:hAnsi="Times New Roman" w:cs="Times New Roman"/>
-          <w:sz w:val="24"/>
-          <w:szCs w:val="24"/>
-          <w:lang w:eastAsia="en-IN"/>
-        </w:rPr>
-        <w:t xml:space="preserve">Intersection of Arrays </w:t>
-      </w:r>
-    </w:p>
-    <w:p>
-      <w:pPr>
-        <w:spacing w:after="0" w:line="240" w:lineRule="auto"/>
-        <w:rPr>
-          <w:rFonts w:ascii="Times New Roman" w:eastAsia="Times New Roman" w:hAnsi="Times New Roman" w:cs="Times New Roman"/>
-          <w:sz w:val="24"/>
-          <w:szCs w:val="24"/>
-          <w:lang w:eastAsia="en-IN"/>
-        </w:rPr>
-      </w:pPr>
-      <w:r>
-        <w:rPr>
-          <w:rFonts w:ascii="Times New Roman" w:eastAsia="Times New Roman" w:hAnsi="Times New Roman" w:cs="Times New Roman"/>
-          <w:sz w:val="24"/>
-          <w:szCs w:val="24"/>
-          <w:lang w:eastAsia="en-IN"/>
-        </w:rPr>
-        <w:pict w14:anchorId="5DAD421C">
-          <v:rect id="_x0000_i1027" style="width:0;height:1.5pt" o:hralign="center" o:hrstd="t" o:hr="t" fillcolor="#a0a0a0" stroked="f"/>
-        </w:pict>
-      </w:r>
-    </w:p>
-    <w:p>
-      <w:pPr>
-        <w:spacing w:before="100" w:beforeAutospacing="1" w:after="100" w:afterAutospacing="1" w:line="240" w:lineRule="auto"/>
-        <w:outlineLvl w:val="1"/>
-        <w:rPr>
-          <w:rFonts w:ascii="Times New Roman" w:eastAsia="Times New Roman" w:hAnsi="Times New Roman" w:cs="Times New Roman"/>
-          <w:b/>
-          <w:bCs/>
-          <w:sz w:val="36"/>
-          <w:szCs w:val="36"/>
-          <w:lang w:eastAsia="en-IN"/>
-        </w:rPr>
-      </w:pPr>
-      <w:r>
-        <w:rPr>
-          <w:rFonts w:ascii="Times New Roman" w:eastAsia="Times New Roman" w:hAnsi="Times New Roman" w:cs="Times New Roman"/>
-          <w:b/>
-          <w:bCs/>
-          <w:sz w:val="36"/>
-          <w:szCs w:val="36"/>
-          <w:lang w:eastAsia="en-IN"/>
-        </w:rPr>
-        <w:t>Strings (10)</w:t>
-      </w:r>
-    </w:p>
-    <w:p>
-      <w:pPr>
-        <w:numPr>
-          <w:ilvl w:val="0"/>
-          <w:numId w:val="3"/>
-        </w:numPr>
-        <w:spacing w:before="100" w:beforeAutospacing="1" w:after="100" w:afterAutospacing="1" w:line="240" w:lineRule="auto"/>
-        <w:rPr>
-          <w:rFonts w:ascii="Times New Roman" w:eastAsia="Times New Roman" w:hAnsi="Times New Roman" w:cs="Times New Roman"/>
-          <w:sz w:val="24"/>
-          <w:szCs w:val="24"/>
-          <w:lang w:eastAsia="en-IN"/>
-        </w:rPr>
-      </w:pPr>
       <w:r>
         <w:rPr>
           <w:rFonts w:ascii="Times New Roman" w:eastAsia="Times New Roman" w:hAnsi="Times New Roman" w:cs="Times New Roman"/>

--- a/filter interview list2.docx
+++ b/filter interview list2.docx
@@ -1605,6 +1605,174 @@
       <w:r>
         <w:rPr>
           <w:rFonts w:ascii="Times New Roman" w:eastAsia="Times New Roman" w:hAnsi="Times New Roman" w:cs="Times New Roman"/>
+          <w:sz w:val="24"/>
+          <w:szCs w:val="24"/>
+          <w:lang w:eastAsia="en-IN"/>
+        </w:rPr>
+        <w:t xml:space="preserve">Reverse String </w:t>
+      </w:r>
+    </w:p>
+    <w:p>
+      <w:pPr>
+        <w:numPr>
+          <w:ilvl w:val="0"/>
+          <w:numId w:val="3"/>
+        </w:numPr>
+        <w:spacing w:before="100" w:beforeAutospacing="1" w:after="100" w:afterAutospacing="1" w:line="240" w:lineRule="auto"/>
+        <w:rPr>
+          <w:rFonts w:ascii="Times New Roman" w:eastAsia="Times New Roman" w:hAnsi="Times New Roman" w:cs="Times New Roman"/>
+          <w:sz w:val="24"/>
+          <w:szCs w:val="24"/>
+          <w:lang w:eastAsia="en-IN"/>
+        </w:rPr>
+      </w:pPr>
+      <w:r>
+        <w:rPr>
+          <w:rFonts w:ascii="Times New Roman" w:eastAsia="Times New Roman" w:hAnsi="Times New Roman" w:cs="Times New Roman"/>
+          <w:sz w:val="24"/>
+          <w:szCs w:val="24"/>
+          <w:lang w:eastAsia="en-IN"/>
+        </w:rPr>
+        <w:t xml:space="preserve">Reverse Words </w:t>
+      </w:r>
+    </w:p>
+    <w:p>
+      <w:pPr>
+        <w:numPr>
+          <w:ilvl w:val="0"/>
+          <w:numId w:val="3"/>
+        </w:numPr>
+        <w:spacing w:before="100" w:beforeAutospacing="1" w:after="100" w:afterAutospacing="1" w:line="240" w:lineRule="auto"/>
+        <w:rPr>
+          <w:rFonts w:ascii="Times New Roman" w:eastAsia="Times New Roman" w:hAnsi="Times New Roman" w:cs="Times New Roman"/>
+          <w:sz w:val="24"/>
+          <w:szCs w:val="24"/>
+          <w:lang w:eastAsia="en-IN"/>
+        </w:rPr>
+      </w:pPr>
+      <w:r>
+        <w:rPr>
+          <w:rFonts w:ascii="Times New Roman" w:eastAsia="Times New Roman" w:hAnsi="Times New Roman" w:cs="Times New Roman"/>
+          <w:sz w:val="24"/>
+          <w:szCs w:val="24"/>
+          <w:lang w:eastAsia="en-IN"/>
+        </w:rPr>
+        <w:t xml:space="preserve">Palindrome </w:t>
+      </w:r>
+    </w:p>
+    <w:p>
+      <w:pPr>
+        <w:numPr>
+          <w:ilvl w:val="0"/>
+          <w:numId w:val="3"/>
+        </w:numPr>
+        <w:spacing w:before="100" w:beforeAutospacing="1" w:after="100" w:afterAutospacing="1" w:line="240" w:lineRule="auto"/>
+        <w:rPr>
+          <w:rFonts w:ascii="Times New Roman" w:eastAsia="Times New Roman" w:hAnsi="Times New Roman" w:cs="Times New Roman"/>
+          <w:sz w:val="24"/>
+          <w:szCs w:val="24"/>
+          <w:lang w:eastAsia="en-IN"/>
+        </w:rPr>
+      </w:pPr>
+      <w:r>
+        <w:rPr>
+          <w:rFonts w:ascii="Times New Roman" w:eastAsia="Times New Roman" w:hAnsi="Times New Roman" w:cs="Times New Roman"/>
+          <w:sz w:val="24"/>
+          <w:szCs w:val="24"/>
+          <w:lang w:eastAsia="en-IN"/>
+        </w:rPr>
+        <w:t xml:space="preserve">Valid Palindrome </w:t>
+      </w:r>
+    </w:p>
+    <w:p>
+      <w:pPr>
+        <w:numPr>
+          <w:ilvl w:val="0"/>
+          <w:numId w:val="3"/>
+        </w:numPr>
+        <w:spacing w:before="100" w:beforeAutospacing="1" w:after="100" w:afterAutospacing="1" w:line="240" w:lineRule="auto"/>
+        <w:rPr>
+          <w:rFonts w:ascii="Times New Roman" w:eastAsia="Times New Roman" w:hAnsi="Times New Roman" w:cs="Times New Roman"/>
+          <w:sz w:val="24"/>
+          <w:szCs w:val="24"/>
+          <w:lang w:eastAsia="en-IN"/>
+        </w:rPr>
+      </w:pPr>
+      <w:r>
+        <w:rPr>
+          <w:rFonts w:ascii="Times New Roman" w:eastAsia="Times New Roman" w:hAnsi="Times New Roman" w:cs="Times New Roman"/>
+          <w:sz w:val="24"/>
+          <w:szCs w:val="24"/>
+          <w:lang w:eastAsia="en-IN"/>
+        </w:rPr>
+        <w:t xml:space="preserve">Character Frequency </w:t>
+      </w:r>
+    </w:p>
+    <w:p>
+      <w:pPr>
+        <w:numPr>
+          <w:ilvl w:val="0"/>
+          <w:numId w:val="3"/>
+        </w:numPr>
+        <w:spacing w:before="100" w:beforeAutospacing="1" w:after="100" w:afterAutospacing="1" w:line="240" w:lineRule="auto"/>
+        <w:rPr>
+          <w:rFonts w:ascii="Times New Roman" w:eastAsia="Times New Roman" w:hAnsi="Times New Roman" w:cs="Times New Roman"/>
+          <w:sz w:val="24"/>
+          <w:szCs w:val="24"/>
+          <w:lang w:eastAsia="en-IN"/>
+        </w:rPr>
+      </w:pPr>
+      <w:r>
+        <w:rPr>
+          <w:rFonts w:ascii="Times New Roman" w:eastAsia="Times New Roman" w:hAnsi="Times New Roman" w:cs="Times New Roman"/>
+          <w:sz w:val="24"/>
+          <w:szCs w:val="24"/>
+          <w:lang w:eastAsia="en-IN"/>
+        </w:rPr>
+        <w:t xml:space="preserve">Remove Spaces </w:t>
+      </w:r>
+    </w:p>
+    <w:p>
+      <w:pPr>
+        <w:numPr>
+          <w:ilvl w:val="0"/>
+          <w:numId w:val="3"/>
+        </w:numPr>
+        <w:spacing w:before="100" w:beforeAutospacing="1" w:after="100" w:afterAutospacing="1" w:line="240" w:lineRule="auto"/>
+        <w:rPr>
+          <w:rFonts w:ascii="Times New Roman" w:eastAsia="Times New Roman" w:hAnsi="Times New Roman" w:cs="Times New Roman"/>
+          <w:sz w:val="24"/>
+          <w:szCs w:val="24"/>
+          <w:lang w:eastAsia="en-IN"/>
+        </w:rPr>
+      </w:pPr>
+      <w:r>
+        <w:rPr>
+          <w:rFonts w:ascii="Times New Roman" w:eastAsia="Times New Roman" w:hAnsi="Times New Roman" w:cs="Times New Roman"/>
+          <w:sz w:val="24"/>
+          <w:szCs w:val="24"/>
+          <w:lang w:eastAsia="en-IN"/>
+        </w:rPr>
+        <w:t xml:space="preserve">Remove Duplicates </w:t>
+      </w:r>
+    </w:p>
+    <w:p>
+      <w:pPr>
+        <w:numPr>
+          <w:ilvl w:val="0"/>
+          <w:numId w:val="3"/>
+        </w:numPr>
+        <w:spacing w:before="100" w:beforeAutospacing="1" w:after="100" w:afterAutospacing="1" w:line="240" w:lineRule="auto"/>
+        <w:rPr>
+          <w:rFonts w:ascii="Times New Roman" w:eastAsia="Times New Roman" w:hAnsi="Times New Roman" w:cs="Times New Roman"/>
+          <w:sz w:val="24"/>
+          <w:szCs w:val="24"/>
+          <w:lang w:eastAsia="en-IN"/>
+        </w:rPr>
+      </w:pPr>
+      <w:r>
+        <w:rPr>
+          <w:rFonts w:ascii="Times New Roman" w:eastAsia="Times New Roman" w:hAnsi="Times New Roman" w:cs="Times New Roman"/>
           <w:noProof/>
           <w:sz w:val="24"/>
           <w:szCs w:val="24"/>
@@ -1613,303 +1781,13 @@
         <mc:AlternateContent>
           <mc:Choice Requires="wps">
             <w:drawing>
-              <wp:anchor distT="0" distB="0" distL="114300" distR="114300" simplePos="0" relativeHeight="251687936" behindDoc="0" locked="0" layoutInCell="1" allowOverlap="1" wp14:anchorId="5CDB6AC5" wp14:editId="2808C791">
+              <wp:anchor distT="0" distB="0" distL="114300" distR="114300" simplePos="0" relativeHeight="251659264" behindDoc="0" locked="0" layoutInCell="1" allowOverlap="1" wp14:anchorId="246EC534" wp14:editId="1A91D5CE">
                 <wp:simplePos x="0" y="0"/>
-                <wp:positionH relativeFrom="column">
-                  <wp:posOffset>-334434</wp:posOffset>
+                <wp:positionH relativeFrom="margin">
+                  <wp:posOffset>-230505</wp:posOffset>
                 </wp:positionH>
                 <wp:positionV relativeFrom="paragraph">
-                  <wp:posOffset>145203</wp:posOffset>
-                </wp:positionV>
-                <wp:extent cx="4157133" cy="4233"/>
-                <wp:effectExtent l="0" t="0" r="34290" b="34290"/>
-                <wp:wrapNone/>
-                <wp:docPr id="9" name="Straight Connector 9"/>
-                <wp:cNvGraphicFramePr/>
-                <a:graphic xmlns:a="http://schemas.openxmlformats.org/drawingml/2006/main">
-                  <a:graphicData uri="http://schemas.microsoft.com/office/word/2010/wordprocessingShape">
-                    <wps:wsp>
-                      <wps:cNvCnPr/>
-                      <wps:spPr>
-                        <a:xfrm flipV="1">
-                          <a:off x="0" y="0"/>
-                          <a:ext cx="4157133" cy="4233"/>
-                        </a:xfrm>
-                        <a:prstGeom prst="line">
-                          <a:avLst/>
-                        </a:prstGeom>
-                        <a:ln w="12700"/>
-                      </wps:spPr>
-                      <wps:style>
-                        <a:lnRef idx="1">
-                          <a:schemeClr val="accent1"/>
-                        </a:lnRef>
-                        <a:fillRef idx="0">
-                          <a:schemeClr val="accent1"/>
-                        </a:fillRef>
-                        <a:effectRef idx="0">
-                          <a:schemeClr val="accent1"/>
-                        </a:effectRef>
-                        <a:fontRef idx="minor">
-                          <a:schemeClr val="tx1"/>
-                        </a:fontRef>
-                      </wps:style>
-                      <wps:bodyPr/>
-                    </wps:wsp>
-                  </a:graphicData>
-                </a:graphic>
-                <wp14:sizeRelH relativeFrom="margin">
-                  <wp14:pctWidth>0</wp14:pctWidth>
-                </wp14:sizeRelH>
-                <wp14:sizeRelV relativeFrom="margin">
-                  <wp14:pctHeight>0</wp14:pctHeight>
-                </wp14:sizeRelV>
-              </wp:anchor>
-            </w:drawing>
-          </mc:Choice>
-          <mc:Fallback>
-            <w:pict>
-              <v:line w14:anchorId="3567853A" id="Straight Connector 9" o:spid="_x0000_s1026" style="position:absolute;flip:y;z-index:251687936;visibility:visible;mso-wrap-style:square;mso-width-percent:0;mso-height-percent:0;mso-wrap-distance-left:9pt;mso-wrap-distance-top:0;mso-wrap-distance-right:9pt;mso-wrap-distance-bottom:0;mso-position-horizontal:absolute;mso-position-horizontal-relative:text;mso-position-vertical:absolute;mso-position-vertical-relative:text;mso-width-percent:0;mso-height-percent:0;mso-width-relative:margin;mso-height-relative:margin" from="-26.35pt,11.45pt" to="301pt,11.8pt" o:gfxdata="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" strokecolor="#4472c4 [3204]" strokeweight="1pt">
-                <v:stroke joinstyle="miter"/>
-              </v:line>
-            </w:pict>
-          </mc:Fallback>
-        </mc:AlternateContent>
-      </w:r>
-      <w:r>
-        <w:rPr>
-          <w:rFonts w:ascii="Times New Roman" w:eastAsia="Times New Roman" w:hAnsi="Times New Roman" w:cs="Times New Roman"/>
-          <w:sz w:val="24"/>
-          <w:szCs w:val="24"/>
-          <w:lang w:eastAsia="en-IN"/>
-        </w:rPr>
-        <w:t xml:space="preserve">Reverse String </w:t>
-      </w:r>
-    </w:p>
-    <w:p>
-      <w:pPr>
-        <w:numPr>
-          <w:ilvl w:val="0"/>
-          <w:numId w:val="3"/>
-        </w:numPr>
-        <w:spacing w:before="100" w:beforeAutospacing="1" w:after="100" w:afterAutospacing="1" w:line="240" w:lineRule="auto"/>
-        <w:rPr>
-          <w:rFonts w:ascii="Times New Roman" w:eastAsia="Times New Roman" w:hAnsi="Times New Roman" w:cs="Times New Roman"/>
-          <w:sz w:val="24"/>
-          <w:szCs w:val="24"/>
-          <w:lang w:eastAsia="en-IN"/>
-        </w:rPr>
-      </w:pPr>
-      <w:r>
-        <w:rPr>
-          <w:rFonts w:ascii="Times New Roman" w:eastAsia="Times New Roman" w:hAnsi="Times New Roman" w:cs="Times New Roman"/>
-          <w:sz w:val="24"/>
-          <w:szCs w:val="24"/>
-          <w:lang w:eastAsia="en-IN"/>
-        </w:rPr>
-        <w:t xml:space="preserve">Reverse Words </w:t>
-      </w:r>
-    </w:p>
-    <w:p>
-      <w:pPr>
-        <w:numPr>
-          <w:ilvl w:val="0"/>
-          <w:numId w:val="3"/>
-        </w:numPr>
-        <w:spacing w:before="100" w:beforeAutospacing="1" w:after="100" w:afterAutospacing="1" w:line="240" w:lineRule="auto"/>
-        <w:rPr>
-          <w:rFonts w:ascii="Times New Roman" w:eastAsia="Times New Roman" w:hAnsi="Times New Roman" w:cs="Times New Roman"/>
-          <w:sz w:val="24"/>
-          <w:szCs w:val="24"/>
-          <w:lang w:eastAsia="en-IN"/>
-        </w:rPr>
-      </w:pPr>
-      <w:r>
-        <w:rPr>
-          <w:rFonts w:ascii="Times New Roman" w:eastAsia="Times New Roman" w:hAnsi="Times New Roman" w:cs="Times New Roman"/>
-          <w:sz w:val="24"/>
-          <w:szCs w:val="24"/>
-          <w:lang w:eastAsia="en-IN"/>
-        </w:rPr>
-        <w:t xml:space="preserve">Palindrome </w:t>
-      </w:r>
-    </w:p>
-    <w:p>
-      <w:pPr>
-        <w:numPr>
-          <w:ilvl w:val="0"/>
-          <w:numId w:val="3"/>
-        </w:numPr>
-        <w:spacing w:before="100" w:beforeAutospacing="1" w:after="100" w:afterAutospacing="1" w:line="240" w:lineRule="auto"/>
-        <w:rPr>
-          <w:rFonts w:ascii="Times New Roman" w:eastAsia="Times New Roman" w:hAnsi="Times New Roman" w:cs="Times New Roman"/>
-          <w:sz w:val="24"/>
-          <w:szCs w:val="24"/>
-          <w:lang w:eastAsia="en-IN"/>
-        </w:rPr>
-      </w:pPr>
-      <w:r>
-        <w:rPr>
-          <w:rFonts w:ascii="Times New Roman" w:eastAsia="Times New Roman" w:hAnsi="Times New Roman" w:cs="Times New Roman"/>
-          <w:sz w:val="24"/>
-          <w:szCs w:val="24"/>
-          <w:lang w:eastAsia="en-IN"/>
-        </w:rPr>
-        <w:t xml:space="preserve">Valid Palindrome </w:t>
-      </w:r>
-    </w:p>
-    <w:p>
-      <w:pPr>
-        <w:numPr>
-          <w:ilvl w:val="0"/>
-          <w:numId w:val="3"/>
-        </w:numPr>
-        <w:spacing w:before="100" w:beforeAutospacing="1" w:after="100" w:afterAutospacing="1" w:line="240" w:lineRule="auto"/>
-        <w:rPr>
-          <w:rFonts w:ascii="Times New Roman" w:eastAsia="Times New Roman" w:hAnsi="Times New Roman" w:cs="Times New Roman"/>
-          <w:sz w:val="24"/>
-          <w:szCs w:val="24"/>
-          <w:lang w:eastAsia="en-IN"/>
-        </w:rPr>
-      </w:pPr>
-      <w:r>
-        <w:rPr>
-          <w:rFonts w:ascii="Times New Roman" w:eastAsia="Times New Roman" w:hAnsi="Times New Roman" w:cs="Times New Roman"/>
-          <w:sz w:val="24"/>
-          <w:szCs w:val="24"/>
-          <w:lang w:eastAsia="en-IN"/>
-        </w:rPr>
-        <w:t xml:space="preserve">Character Frequency </w:t>
-      </w:r>
-    </w:p>
-    <w:p>
-      <w:pPr>
-        <w:numPr>
-          <w:ilvl w:val="0"/>
-          <w:numId w:val="3"/>
-        </w:numPr>
-        <w:spacing w:before="100" w:beforeAutospacing="1" w:after="100" w:afterAutospacing="1" w:line="240" w:lineRule="auto"/>
-        <w:rPr>
-          <w:rFonts w:ascii="Times New Roman" w:eastAsia="Times New Roman" w:hAnsi="Times New Roman" w:cs="Times New Roman"/>
-          <w:sz w:val="24"/>
-          <w:szCs w:val="24"/>
-          <w:lang w:eastAsia="en-IN"/>
-        </w:rPr>
-      </w:pPr>
-      <w:r>
-        <w:rPr>
-          <w:rFonts w:ascii="Times New Roman" w:eastAsia="Times New Roman" w:hAnsi="Times New Roman" w:cs="Times New Roman"/>
-          <w:sz w:val="24"/>
-          <w:szCs w:val="24"/>
-          <w:lang w:eastAsia="en-IN"/>
-        </w:rPr>
-        <w:t xml:space="preserve">Remove Spaces </w:t>
-      </w:r>
-    </w:p>
-    <w:p>
-      <w:pPr>
-        <w:numPr>
-          <w:ilvl w:val="0"/>
-          <w:numId w:val="3"/>
-        </w:numPr>
-        <w:spacing w:before="100" w:beforeAutospacing="1" w:after="100" w:afterAutospacing="1" w:line="240" w:lineRule="auto"/>
-        <w:rPr>
-          <w:rFonts w:ascii="Times New Roman" w:eastAsia="Times New Roman" w:hAnsi="Times New Roman" w:cs="Times New Roman"/>
-          <w:sz w:val="24"/>
-          <w:szCs w:val="24"/>
-          <w:lang w:eastAsia="en-IN"/>
-        </w:rPr>
-      </w:pPr>
-      <w:r>
-        <w:rPr>
-          <w:rFonts w:ascii="Times New Roman" w:eastAsia="Times New Roman" w:hAnsi="Times New Roman" w:cs="Times New Roman"/>
-          <w:sz w:val="24"/>
-          <w:szCs w:val="24"/>
-          <w:lang w:eastAsia="en-IN"/>
-        </w:rPr>
-        <w:t xml:space="preserve">Remove Duplicates </w:t>
-      </w:r>
-    </w:p>
-    <w:p>
-      <w:pPr>
-        <w:numPr>
-          <w:ilvl w:val="0"/>
-          <w:numId w:val="3"/>
-        </w:numPr>
-        <w:spacing w:before="100" w:beforeAutospacing="1" w:after="100" w:afterAutospacing="1" w:line="240" w:lineRule="auto"/>
-        <w:rPr>
-          <w:rFonts w:ascii="Times New Roman" w:eastAsia="Times New Roman" w:hAnsi="Times New Roman" w:cs="Times New Roman"/>
-          <w:sz w:val="24"/>
-          <w:szCs w:val="24"/>
-          <w:lang w:eastAsia="en-IN"/>
-        </w:rPr>
-      </w:pPr>
-      <w:r>
-        <w:rPr>
-          <w:rFonts w:ascii="Times New Roman" w:eastAsia="Times New Roman" w:hAnsi="Times New Roman" w:cs="Times New Roman"/>
-          <w:sz w:val="24"/>
-          <w:szCs w:val="24"/>
-          <w:lang w:eastAsia="en-IN"/>
-        </w:rPr>
-        <w:t xml:space="preserve">Count Vowels </w:t>
-      </w:r>
-    </w:p>
-    <w:p>
-      <w:pPr>
-        <w:numPr>
-          <w:ilvl w:val="0"/>
-          <w:numId w:val="3"/>
-        </w:numPr>
-        <w:spacing w:before="100" w:beforeAutospacing="1" w:after="100" w:afterAutospacing="1" w:line="240" w:lineRule="auto"/>
-        <w:rPr>
-          <w:rFonts w:ascii="Times New Roman" w:eastAsia="Times New Roman" w:hAnsi="Times New Roman" w:cs="Times New Roman"/>
-          <w:sz w:val="24"/>
-          <w:szCs w:val="24"/>
-          <w:lang w:eastAsia="en-IN"/>
-        </w:rPr>
-      </w:pPr>
-      <w:r>
-        <w:rPr>
-          <w:rFonts w:ascii="Times New Roman" w:eastAsia="Times New Roman" w:hAnsi="Times New Roman" w:cs="Times New Roman"/>
-          <w:sz w:val="24"/>
-          <w:szCs w:val="24"/>
-          <w:lang w:eastAsia="en-IN"/>
-        </w:rPr>
-        <w:t xml:space="preserve">String Compression </w:t>
-      </w:r>
-    </w:p>
-    <w:p>
-      <w:pPr>
-        <w:numPr>
-          <w:ilvl w:val="0"/>
-          <w:numId w:val="3"/>
-        </w:numPr>
-        <w:spacing w:before="100" w:beforeAutospacing="1" w:after="100" w:afterAutospacing="1" w:line="240" w:lineRule="auto"/>
-        <w:rPr>
-          <w:rFonts w:ascii="Times New Roman" w:eastAsia="Times New Roman" w:hAnsi="Times New Roman" w:cs="Times New Roman"/>
-          <w:sz w:val="24"/>
-          <w:szCs w:val="24"/>
-          <w:lang w:eastAsia="en-IN"/>
-        </w:rPr>
-      </w:pPr>
-      <w:r>
-        <w:rPr>
-          <w:rFonts w:ascii="Times New Roman" w:eastAsia="Times New Roman" w:hAnsi="Times New Roman" w:cs="Times New Roman"/>
-          <w:noProof/>
-          <w:sz w:val="24"/>
-          <w:szCs w:val="24"/>
-          <w:lang w:eastAsia="en-IN"/>
-        </w:rPr>
-        <mc:AlternateContent>
-          <mc:Choice Requires="wps">
-            <w:drawing>
-              <wp:anchor distT="0" distB="0" distL="114300" distR="114300" simplePos="0" relativeHeight="251659264" behindDoc="0" locked="0" layoutInCell="1" allowOverlap="1" wp14:anchorId="246EC534" wp14:editId="7D7FEC6E">
-                <wp:simplePos x="0" y="0"/>
-                <wp:positionH relativeFrom="margin">
-                  <wp:posOffset>-192708</wp:posOffset>
-                </wp:positionH>
-                <wp:positionV relativeFrom="paragraph">
-                  <wp:posOffset>178224</wp:posOffset>
+                  <wp:posOffset>181186</wp:posOffset>
                 </wp:positionV>
                 <wp:extent cx="2711395" cy="7951"/>
                 <wp:effectExtent l="0" t="0" r="32385" b="30480"/>
@@ -1952,7 +1830,7 @@
           </mc:Choice>
           <mc:Fallback>
             <w:pict>
-              <v:line w14:anchorId="23DCDB9F" id="Straight Connector 2" o:spid="_x0000_s1026" style="position:absolute;flip:y;z-index:251659264;visibility:visible;mso-wrap-style:square;mso-wrap-distance-left:9pt;mso-wrap-distance-top:0;mso-wrap-distance-right:9pt;mso-wrap-distance-bottom:0;mso-position-horizontal:absolute;mso-position-horizontal-relative:margin;mso-position-vertical:absolute;mso-position-vertical-relative:text" from="-15.15pt,14.05pt" to="198.35pt,14.7pt" o:gfxdata="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" strokecolor="#4472c4 [3204]" strokeweight=".5pt">
+              <v:line w14:anchorId="1A7F01AD" id="Straight Connector 2" o:spid="_x0000_s1026" style="position:absolute;flip:y;z-index:251659264;visibility:visible;mso-wrap-style:square;mso-wrap-distance-left:9pt;mso-wrap-distance-top:0;mso-wrap-distance-right:9pt;mso-wrap-distance-bottom:0;mso-position-horizontal:absolute;mso-position-horizontal-relative:margin;mso-position-vertical:absolute;mso-position-vertical-relative:text" from="-18.15pt,14.25pt" to="195.35pt,14.9pt" o:gfxdata="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" strokecolor="#4472c4 [3204]" strokeweight=".5pt">
                 <v:stroke joinstyle="miter"/>
                 <w10:wrap anchorx="margin"/>
               </v:line>
@@ -1960,6 +1838,54 @@
           </mc:Fallback>
         </mc:AlternateContent>
       </w:r>
+      <w:r>
+        <w:rPr>
+          <w:rFonts w:ascii="Times New Roman" w:eastAsia="Times New Roman" w:hAnsi="Times New Roman" w:cs="Times New Roman"/>
+          <w:sz w:val="24"/>
+          <w:szCs w:val="24"/>
+          <w:lang w:eastAsia="en-IN"/>
+        </w:rPr>
+        <w:t xml:space="preserve">Count Vowels </w:t>
+      </w:r>
+    </w:p>
+    <w:p>
+      <w:pPr>
+        <w:numPr>
+          <w:ilvl w:val="0"/>
+          <w:numId w:val="3"/>
+        </w:numPr>
+        <w:spacing w:before="100" w:beforeAutospacing="1" w:after="100" w:afterAutospacing="1" w:line="240" w:lineRule="auto"/>
+        <w:rPr>
+          <w:rFonts w:ascii="Times New Roman" w:eastAsia="Times New Roman" w:hAnsi="Times New Roman" w:cs="Times New Roman"/>
+          <w:sz w:val="24"/>
+          <w:szCs w:val="24"/>
+          <w:lang w:eastAsia="en-IN"/>
+        </w:rPr>
+      </w:pPr>
+      <w:r>
+        <w:rPr>
+          <w:rFonts w:ascii="Times New Roman" w:eastAsia="Times New Roman" w:hAnsi="Times New Roman" w:cs="Times New Roman"/>
+          <w:sz w:val="24"/>
+          <w:szCs w:val="24"/>
+          <w:lang w:eastAsia="en-IN"/>
+        </w:rPr>
+        <w:t xml:space="preserve">String Compression </w:t>
+      </w:r>
+    </w:p>
+    <w:p>
+      <w:pPr>
+        <w:numPr>
+          <w:ilvl w:val="0"/>
+          <w:numId w:val="3"/>
+        </w:numPr>
+        <w:spacing w:before="100" w:beforeAutospacing="1" w:after="100" w:afterAutospacing="1" w:line="240" w:lineRule="auto"/>
+        <w:rPr>
+          <w:rFonts w:ascii="Times New Roman" w:eastAsia="Times New Roman" w:hAnsi="Times New Roman" w:cs="Times New Roman"/>
+          <w:sz w:val="24"/>
+          <w:szCs w:val="24"/>
+          <w:lang w:eastAsia="en-IN"/>
+        </w:rPr>
+      </w:pPr>
       <w:r>
         <w:rPr>
           <w:rFonts w:ascii="Times New Roman" w:eastAsia="Times New Roman" w:hAnsi="Times New Roman" w:cs="Times New Roman"/>

--- a/filter interview list2.docx
+++ b/filter interview list2.docx
@@ -1773,6 +1773,150 @@
       <w:r>
         <w:rPr>
           <w:rFonts w:ascii="Times New Roman" w:eastAsia="Times New Roman" w:hAnsi="Times New Roman" w:cs="Times New Roman"/>
+          <w:sz w:val="24"/>
+          <w:szCs w:val="24"/>
+          <w:lang w:eastAsia="en-IN"/>
+        </w:rPr>
+        <w:t xml:space="preserve">Count Vowels </w:t>
+      </w:r>
+    </w:p>
+    <w:p>
+      <w:pPr>
+        <w:numPr>
+          <w:ilvl w:val="0"/>
+          <w:numId w:val="3"/>
+        </w:numPr>
+        <w:spacing w:before="100" w:beforeAutospacing="1" w:after="100" w:afterAutospacing="1" w:line="240" w:lineRule="auto"/>
+        <w:rPr>
+          <w:rFonts w:ascii="Times New Roman" w:eastAsia="Times New Roman" w:hAnsi="Times New Roman" w:cs="Times New Roman"/>
+          <w:sz w:val="24"/>
+          <w:szCs w:val="24"/>
+          <w:lang w:eastAsia="en-IN"/>
+        </w:rPr>
+      </w:pPr>
+      <w:r>
+        <w:rPr>
+          <w:rFonts w:ascii="Times New Roman" w:eastAsia="Times New Roman" w:hAnsi="Times New Roman" w:cs="Times New Roman"/>
+          <w:sz w:val="24"/>
+          <w:szCs w:val="24"/>
+          <w:lang w:eastAsia="en-IN"/>
+        </w:rPr>
+        <w:t xml:space="preserve">String Compression </w:t>
+      </w:r>
+    </w:p>
+    <w:p>
+      <w:pPr>
+        <w:numPr>
+          <w:ilvl w:val="0"/>
+          <w:numId w:val="3"/>
+        </w:numPr>
+        <w:spacing w:before="100" w:beforeAutospacing="1" w:after="100" w:afterAutospacing="1" w:line="240" w:lineRule="auto"/>
+        <w:rPr>
+          <w:rFonts w:ascii="Times New Roman" w:eastAsia="Times New Roman" w:hAnsi="Times New Roman" w:cs="Times New Roman"/>
+          <w:sz w:val="24"/>
+          <w:szCs w:val="24"/>
+          <w:lang w:eastAsia="en-IN"/>
+        </w:rPr>
+      </w:pPr>
+      <w:r>
+        <w:rPr>
+          <w:rFonts w:ascii="Times New Roman" w:eastAsia="Times New Roman" w:hAnsi="Times New Roman" w:cs="Times New Roman"/>
+          <w:sz w:val="24"/>
+          <w:szCs w:val="24"/>
+          <w:lang w:eastAsia="en-IN"/>
+        </w:rPr>
+        <w:t>Rotation Check</w:t>
+      </w:r>
+    </w:p>
+    <w:p>
+      <w:pPr>
+        <w:numPr>
+          <w:ilvl w:val="0"/>
+          <w:numId w:val="3"/>
+        </w:numPr>
+        <w:spacing w:before="100" w:beforeAutospacing="1" w:after="100" w:afterAutospacing="1" w:line="240" w:lineRule="auto"/>
+        <w:rPr>
+          <w:rFonts w:ascii="Times New Roman" w:eastAsia="Times New Roman" w:hAnsi="Times New Roman" w:cs="Times New Roman"/>
+          <w:sz w:val="24"/>
+          <w:szCs w:val="24"/>
+          <w:lang w:eastAsia="en-IN"/>
+        </w:rPr>
+      </w:pPr>
+      <w:r>
+        <w:rPr>
+          <w:rFonts w:ascii="Times New Roman" w:eastAsia="Times New Roman" w:hAnsi="Times New Roman" w:cs="Times New Roman"/>
+          <w:sz w:val="24"/>
+          <w:szCs w:val="24"/>
+          <w:lang w:eastAsia="en-IN"/>
+        </w:rPr>
+        <w:t xml:space="preserve">Longest Common Prefix </w:t>
+      </w:r>
+    </w:p>
+    <w:p>
+      <w:pPr>
+        <w:numPr>
+          <w:ilvl w:val="0"/>
+          <w:numId w:val="3"/>
+        </w:numPr>
+        <w:spacing w:before="100" w:beforeAutospacing="1" w:after="100" w:afterAutospacing="1" w:line="240" w:lineRule="auto"/>
+        <w:rPr>
+          <w:rFonts w:ascii="Times New Roman" w:eastAsia="Times New Roman" w:hAnsi="Times New Roman" w:cs="Times New Roman"/>
+          <w:sz w:val="24"/>
+          <w:szCs w:val="24"/>
+          <w:lang w:eastAsia="en-IN"/>
+        </w:rPr>
+      </w:pPr>
+      <w:r>
+        <w:rPr>
+          <w:rFonts w:ascii="Times New Roman" w:eastAsia="Times New Roman" w:hAnsi="Times New Roman" w:cs="Times New Roman"/>
+          <w:sz w:val="24"/>
+          <w:szCs w:val="24"/>
+          <w:lang w:eastAsia="en-IN"/>
+        </w:rPr>
+        <w:t xml:space="preserve">Longest Substring Without Repeating Characters </w:t>
+      </w:r>
+    </w:p>
+    <w:p>
+      <w:pPr>
+        <w:numPr>
+          <w:ilvl w:val="0"/>
+          <w:numId w:val="3"/>
+        </w:numPr>
+        <w:spacing w:before="100" w:beforeAutospacing="1" w:after="100" w:afterAutospacing="1" w:line="240" w:lineRule="auto"/>
+        <w:rPr>
+          <w:rFonts w:ascii="Times New Roman" w:eastAsia="Times New Roman" w:hAnsi="Times New Roman" w:cs="Times New Roman"/>
+          <w:sz w:val="24"/>
+          <w:szCs w:val="24"/>
+          <w:lang w:eastAsia="en-IN"/>
+        </w:rPr>
+      </w:pPr>
+      <w:r>
+        <w:rPr>
+          <w:rFonts w:ascii="Times New Roman" w:eastAsia="Times New Roman" w:hAnsi="Times New Roman" w:cs="Times New Roman"/>
+          <w:sz w:val="24"/>
+          <w:szCs w:val="24"/>
+          <w:lang w:eastAsia="en-IN"/>
+        </w:rPr>
+        <w:t xml:space="preserve">Valid Anagram (Revision)  </w:t>
+      </w:r>
+    </w:p>
+    <w:p>
+      <w:pPr>
+        <w:numPr>
+          <w:ilvl w:val="0"/>
+          <w:numId w:val="3"/>
+        </w:numPr>
+        <w:spacing w:before="100" w:beforeAutospacing="1" w:after="100" w:afterAutospacing="1" w:line="240" w:lineRule="auto"/>
+        <w:rPr>
+          <w:rFonts w:ascii="Times New Roman" w:eastAsia="Times New Roman" w:hAnsi="Times New Roman" w:cs="Times New Roman"/>
+          <w:sz w:val="24"/>
+          <w:szCs w:val="24"/>
+          <w:lang w:eastAsia="en-IN"/>
+        </w:rPr>
+      </w:pPr>
+      <w:r>
+        <w:rPr>
+          <w:rFonts w:ascii="Times New Roman" w:eastAsia="Times New Roman" w:hAnsi="Times New Roman" w:cs="Times New Roman"/>
           <w:noProof/>
           <w:sz w:val="24"/>
           <w:szCs w:val="24"/>
@@ -1781,13 +1925,13 @@
         <mc:AlternateContent>
           <mc:Choice Requires="wps">
             <w:drawing>
-              <wp:anchor distT="0" distB="0" distL="114300" distR="114300" simplePos="0" relativeHeight="251659264" behindDoc="0" locked="0" layoutInCell="1" allowOverlap="1" wp14:anchorId="246EC534" wp14:editId="1A91D5CE">
+              <wp:anchor distT="0" distB="0" distL="114300" distR="114300" simplePos="0" relativeHeight="251659264" behindDoc="0" locked="0" layoutInCell="1" allowOverlap="1" wp14:anchorId="246EC534" wp14:editId="23F1DD58">
                 <wp:simplePos x="0" y="0"/>
                 <wp:positionH relativeFrom="margin">
-                  <wp:posOffset>-230505</wp:posOffset>
+                  <wp:posOffset>-178435</wp:posOffset>
                 </wp:positionH>
                 <wp:positionV relativeFrom="paragraph">
-                  <wp:posOffset>181186</wp:posOffset>
+                  <wp:posOffset>158998</wp:posOffset>
                 </wp:positionV>
                 <wp:extent cx="2711395" cy="7951"/>
                 <wp:effectExtent l="0" t="0" r="32385" b="30480"/>
@@ -1830,7 +1974,7 @@
           </mc:Choice>
           <mc:Fallback>
             <w:pict>
-              <v:line w14:anchorId="1A7F01AD" id="Straight Connector 2" o:spid="_x0000_s1026" style="position:absolute;flip:y;z-index:251659264;visibility:visible;mso-wrap-style:square;mso-wrap-distance-left:9pt;mso-wrap-distance-top:0;mso-wrap-distance-right:9pt;mso-wrap-distance-bottom:0;mso-position-horizontal:absolute;mso-position-horizontal-relative:margin;mso-position-vertical:absolute;mso-position-vertical-relative:text" from="-18.15pt,14.25pt" to="195.35pt,14.9pt" o:gfxdata="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" strokecolor="#4472c4 [3204]" strokeweight=".5pt">
+              <v:line w14:anchorId="043F9012" id="Straight Connector 2" o:spid="_x0000_s1026" style="position:absolute;flip:y;z-index:251659264;visibility:visible;mso-wrap-style:square;mso-wrap-distance-left:9pt;mso-wrap-distance-top:0;mso-wrap-distance-right:9pt;mso-wrap-distance-bottom:0;mso-position-horizontal:absolute;mso-position-horizontal-relative:margin;mso-position-vertical:absolute;mso-position-vertical-relative:text" from="-14.05pt,12.5pt" to="199.45pt,13.15pt" o:gfxdata="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" strokecolor="#4472c4 [3204]" strokeweight=".5pt">
                 <v:stroke joinstyle="miter"/>
                 <w10:wrap anchorx="margin"/>
               </v:line>
@@ -1838,150 +1982,6 @@
           </mc:Fallback>
         </mc:AlternateContent>
       </w:r>
-      <w:r>
-        <w:rPr>
-          <w:rFonts w:ascii="Times New Roman" w:eastAsia="Times New Roman" w:hAnsi="Times New Roman" w:cs="Times New Roman"/>
-          <w:sz w:val="24"/>
-          <w:szCs w:val="24"/>
-          <w:lang w:eastAsia="en-IN"/>
-        </w:rPr>
-        <w:t xml:space="preserve">Count Vowels </w:t>
-      </w:r>
-    </w:p>
-    <w:p>
-      <w:pPr>
-        <w:numPr>
-          <w:ilvl w:val="0"/>
-          <w:numId w:val="3"/>
-        </w:numPr>
-        <w:spacing w:before="100" w:beforeAutospacing="1" w:after="100" w:afterAutospacing="1" w:line="240" w:lineRule="auto"/>
-        <w:rPr>
-          <w:rFonts w:ascii="Times New Roman" w:eastAsia="Times New Roman" w:hAnsi="Times New Roman" w:cs="Times New Roman"/>
-          <w:sz w:val="24"/>
-          <w:szCs w:val="24"/>
-          <w:lang w:eastAsia="en-IN"/>
-        </w:rPr>
-      </w:pPr>
-      <w:r>
-        <w:rPr>
-          <w:rFonts w:ascii="Times New Roman" w:eastAsia="Times New Roman" w:hAnsi="Times New Roman" w:cs="Times New Roman"/>
-          <w:sz w:val="24"/>
-          <w:szCs w:val="24"/>
-          <w:lang w:eastAsia="en-IN"/>
-        </w:rPr>
-        <w:t xml:space="preserve">String Compression </w:t>
-      </w:r>
-    </w:p>
-    <w:p>
-      <w:pPr>
-        <w:numPr>
-          <w:ilvl w:val="0"/>
-          <w:numId w:val="3"/>
-        </w:numPr>
-        <w:spacing w:before="100" w:beforeAutospacing="1" w:after="100" w:afterAutospacing="1" w:line="240" w:lineRule="auto"/>
-        <w:rPr>
-          <w:rFonts w:ascii="Times New Roman" w:eastAsia="Times New Roman" w:hAnsi="Times New Roman" w:cs="Times New Roman"/>
-          <w:sz w:val="24"/>
-          <w:szCs w:val="24"/>
-          <w:lang w:eastAsia="en-IN"/>
-        </w:rPr>
-      </w:pPr>
-      <w:r>
-        <w:rPr>
-          <w:rFonts w:ascii="Times New Roman" w:eastAsia="Times New Roman" w:hAnsi="Times New Roman" w:cs="Times New Roman"/>
-          <w:sz w:val="24"/>
-          <w:szCs w:val="24"/>
-          <w:lang w:eastAsia="en-IN"/>
-        </w:rPr>
-        <w:t>Rotation Check</w:t>
-      </w:r>
-    </w:p>
-    <w:p>
-      <w:pPr>
-        <w:numPr>
-          <w:ilvl w:val="0"/>
-          <w:numId w:val="3"/>
-        </w:numPr>
-        <w:spacing w:before="100" w:beforeAutospacing="1" w:after="100" w:afterAutospacing="1" w:line="240" w:lineRule="auto"/>
-        <w:rPr>
-          <w:rFonts w:ascii="Times New Roman" w:eastAsia="Times New Roman" w:hAnsi="Times New Roman" w:cs="Times New Roman"/>
-          <w:sz w:val="24"/>
-          <w:szCs w:val="24"/>
-          <w:lang w:eastAsia="en-IN"/>
-        </w:rPr>
-      </w:pPr>
-      <w:r>
-        <w:rPr>
-          <w:rFonts w:ascii="Times New Roman" w:eastAsia="Times New Roman" w:hAnsi="Times New Roman" w:cs="Times New Roman"/>
-          <w:sz w:val="24"/>
-          <w:szCs w:val="24"/>
-          <w:lang w:eastAsia="en-IN"/>
-        </w:rPr>
-        <w:t xml:space="preserve">Longest Common Prefix </w:t>
-      </w:r>
-    </w:p>
-    <w:p>
-      <w:pPr>
-        <w:numPr>
-          <w:ilvl w:val="0"/>
-          <w:numId w:val="3"/>
-        </w:numPr>
-        <w:spacing w:before="100" w:beforeAutospacing="1" w:after="100" w:afterAutospacing="1" w:line="240" w:lineRule="auto"/>
-        <w:rPr>
-          <w:rFonts w:ascii="Times New Roman" w:eastAsia="Times New Roman" w:hAnsi="Times New Roman" w:cs="Times New Roman"/>
-          <w:sz w:val="24"/>
-          <w:szCs w:val="24"/>
-          <w:lang w:eastAsia="en-IN"/>
-        </w:rPr>
-      </w:pPr>
-      <w:r>
-        <w:rPr>
-          <w:rFonts w:ascii="Times New Roman" w:eastAsia="Times New Roman" w:hAnsi="Times New Roman" w:cs="Times New Roman"/>
-          <w:sz w:val="24"/>
-          <w:szCs w:val="24"/>
-          <w:lang w:eastAsia="en-IN"/>
-        </w:rPr>
-        <w:t xml:space="preserve">Longest Substring Without Repeating Characters </w:t>
-      </w:r>
-    </w:p>
-    <w:p>
-      <w:pPr>
-        <w:numPr>
-          <w:ilvl w:val="0"/>
-          <w:numId w:val="3"/>
-        </w:numPr>
-        <w:spacing w:before="100" w:beforeAutospacing="1" w:after="100" w:afterAutospacing="1" w:line="240" w:lineRule="auto"/>
-        <w:rPr>
-          <w:rFonts w:ascii="Times New Roman" w:eastAsia="Times New Roman" w:hAnsi="Times New Roman" w:cs="Times New Roman"/>
-          <w:sz w:val="24"/>
-          <w:szCs w:val="24"/>
-          <w:lang w:eastAsia="en-IN"/>
-        </w:rPr>
-      </w:pPr>
-      <w:r>
-        <w:rPr>
-          <w:rFonts w:ascii="Times New Roman" w:eastAsia="Times New Roman" w:hAnsi="Times New Roman" w:cs="Times New Roman"/>
-          <w:sz w:val="24"/>
-          <w:szCs w:val="24"/>
-          <w:lang w:eastAsia="en-IN"/>
-        </w:rPr>
-        <w:t xml:space="preserve">Valid Anagram (Revision)  </w:t>
-      </w:r>
-    </w:p>
-    <w:p>
-      <w:pPr>
-        <w:numPr>
-          <w:ilvl w:val="0"/>
-          <w:numId w:val="3"/>
-        </w:numPr>
-        <w:spacing w:before="100" w:beforeAutospacing="1" w:after="100" w:afterAutospacing="1" w:line="240" w:lineRule="auto"/>
-        <w:rPr>
-          <w:rFonts w:ascii="Times New Roman" w:eastAsia="Times New Roman" w:hAnsi="Times New Roman" w:cs="Times New Roman"/>
-          <w:sz w:val="24"/>
-          <w:szCs w:val="24"/>
-          <w:lang w:eastAsia="en-IN"/>
-        </w:rPr>
-      </w:pPr>
       <w:r>
         <w:rPr>
           <w:rFonts w:ascii="Times New Roman" w:eastAsia="Times New Roman" w:hAnsi="Times New Roman" w:cs="Times New Roman"/>

--- a/filter interview list2.docx
+++ b/filter interview list2.docx
@@ -1917,6 +1917,233 @@
       <w:r>
         <w:rPr>
           <w:rFonts w:ascii="Times New Roman" w:eastAsia="Times New Roman" w:hAnsi="Times New Roman" w:cs="Times New Roman"/>
+          <w:sz w:val="24"/>
+          <w:szCs w:val="24"/>
+          <w:lang w:eastAsia="en-IN"/>
+        </w:rPr>
+        <w:t xml:space="preserve">Isomorphic Strings </w:t>
+      </w:r>
+    </w:p>
+    <w:p>
+      <w:pPr>
+        <w:numPr>
+          <w:ilvl w:val="0"/>
+          <w:numId w:val="3"/>
+        </w:numPr>
+        <w:spacing w:before="100" w:beforeAutospacing="1" w:after="100" w:afterAutospacing="1" w:line="240" w:lineRule="auto"/>
+        <w:rPr>
+          <w:rFonts w:ascii="Times New Roman" w:eastAsia="Times New Roman" w:hAnsi="Times New Roman" w:cs="Times New Roman"/>
+          <w:sz w:val="24"/>
+          <w:szCs w:val="24"/>
+          <w:lang w:eastAsia="en-IN"/>
+        </w:rPr>
+      </w:pPr>
+      <w:r>
+        <w:rPr>
+          <w:rFonts w:ascii="Times New Roman" w:eastAsia="Times New Roman" w:hAnsi="Times New Roman" w:cs="Times New Roman"/>
+          <w:sz w:val="24"/>
+          <w:szCs w:val="24"/>
+          <w:lang w:eastAsia="en-IN"/>
+        </w:rPr>
+        <w:t>Reverse Vowels / Reverse Only Letters</w:t>
+      </w:r>
+    </w:p>
+    <w:p>
+      <w:pPr>
+        <w:spacing w:after="0" w:line="240" w:lineRule="auto"/>
+        <w:rPr>
+          <w:rFonts w:ascii="Times New Roman" w:eastAsia="Times New Roman" w:hAnsi="Times New Roman" w:cs="Times New Roman"/>
+          <w:sz w:val="24"/>
+          <w:szCs w:val="24"/>
+          <w:lang w:eastAsia="en-IN"/>
+        </w:rPr>
+      </w:pPr>
+      <w:r>
+        <w:rPr>
+          <w:rFonts w:ascii="Times New Roman" w:eastAsia="Times New Roman" w:hAnsi="Times New Roman" w:cs="Times New Roman"/>
+          <w:sz w:val="24"/>
+          <w:szCs w:val="24"/>
+          <w:lang w:eastAsia="en-IN"/>
+        </w:rPr>
+        <w:pict w14:anchorId="5ACE0CD4">
+          <v:rect id="_x0000_i1028" style="width:0;height:1.5pt" o:hralign="center" o:hrstd="t" o:hr="t" fillcolor="#a0a0a0" stroked="f"/>
+        </w:pict>
+      </w:r>
+    </w:p>
+    <w:p>
+      <w:pPr>
+        <w:spacing w:before="100" w:beforeAutospacing="1" w:after="100" w:afterAutospacing="1" w:line="240" w:lineRule="auto"/>
+        <w:outlineLvl w:val="1"/>
+        <w:rPr>
+          <w:rFonts w:ascii="Times New Roman" w:eastAsia="Times New Roman" w:hAnsi="Times New Roman" w:cs="Times New Roman"/>
+          <w:b/>
+          <w:bCs/>
+          <w:sz w:val="36"/>
+          <w:szCs w:val="36"/>
+          <w:lang w:eastAsia="en-IN"/>
+        </w:rPr>
+      </w:pPr>
+      <w:r>
+        <w:rPr>
+          <w:rFonts w:ascii="Times New Roman" w:eastAsia="Times New Roman" w:hAnsi="Times New Roman" w:cs="Times New Roman"/>
+          <w:b/>
+          <w:bCs/>
+          <w:sz w:val="36"/>
+          <w:szCs w:val="36"/>
+          <w:lang w:eastAsia="en-IN"/>
+        </w:rPr>
+        <w:t>Two Pointers (7)</w:t>
+      </w:r>
+    </w:p>
+    <w:p>
+      <w:pPr>
+        <w:numPr>
+          <w:ilvl w:val="0"/>
+          <w:numId w:val="4"/>
+        </w:numPr>
+        <w:spacing w:before="100" w:beforeAutospacing="1" w:after="100" w:afterAutospacing="1" w:line="240" w:lineRule="auto"/>
+        <w:rPr>
+          <w:rFonts w:ascii="Times New Roman" w:eastAsia="Times New Roman" w:hAnsi="Times New Roman" w:cs="Times New Roman"/>
+          <w:sz w:val="24"/>
+          <w:szCs w:val="24"/>
+          <w:lang w:eastAsia="en-IN"/>
+        </w:rPr>
+      </w:pPr>
+      <w:r>
+        <w:rPr>
+          <w:rFonts w:ascii="Times New Roman" w:eastAsia="Times New Roman" w:hAnsi="Times New Roman" w:cs="Times New Roman"/>
+          <w:sz w:val="24"/>
+          <w:szCs w:val="24"/>
+          <w:lang w:eastAsia="en-IN"/>
+        </w:rPr>
+        <w:t xml:space="preserve">Reverse Array </w:t>
+      </w:r>
+      <w:r>
+        <w:rPr>
+          <w:rFonts w:ascii="Times New Roman" w:eastAsia="Times New Roman" w:hAnsi="Times New Roman" w:cs="Times New Roman"/>
+          <w:sz w:val="24"/>
+          <w:szCs w:val="24"/>
+          <w:lang w:eastAsia="en-IN"/>
+        </w:rPr>
+        <w:t>(done)</w:t>
+      </w:r>
+    </w:p>
+    <w:p>
+      <w:pPr>
+        <w:numPr>
+          <w:ilvl w:val="0"/>
+          <w:numId w:val="4"/>
+        </w:numPr>
+        <w:spacing w:before="100" w:beforeAutospacing="1" w:after="100" w:afterAutospacing="1" w:line="240" w:lineRule="auto"/>
+        <w:rPr>
+          <w:rFonts w:ascii="Times New Roman" w:eastAsia="Times New Roman" w:hAnsi="Times New Roman" w:cs="Times New Roman"/>
+          <w:sz w:val="24"/>
+          <w:szCs w:val="24"/>
+          <w:lang w:eastAsia="en-IN"/>
+        </w:rPr>
+      </w:pPr>
+      <w:r>
+        <w:rPr>
+          <w:rFonts w:ascii="Times New Roman" w:eastAsia="Times New Roman" w:hAnsi="Times New Roman" w:cs="Times New Roman"/>
+          <w:sz w:val="24"/>
+          <w:szCs w:val="24"/>
+          <w:lang w:eastAsia="en-IN"/>
+        </w:rPr>
+        <w:t xml:space="preserve">Reverse String </w:t>
+      </w:r>
+      <w:r>
+        <w:rPr>
+          <w:rFonts w:ascii="Times New Roman" w:eastAsia="Times New Roman" w:hAnsi="Times New Roman" w:cs="Times New Roman"/>
+          <w:sz w:val="24"/>
+          <w:szCs w:val="24"/>
+          <w:lang w:eastAsia="en-IN"/>
+        </w:rPr>
+        <w:t>(done)</w:t>
+      </w:r>
+    </w:p>
+    <w:p>
+      <w:pPr>
+        <w:numPr>
+          <w:ilvl w:val="0"/>
+          <w:numId w:val="4"/>
+        </w:numPr>
+        <w:spacing w:before="100" w:beforeAutospacing="1" w:after="100" w:afterAutospacing="1" w:line="240" w:lineRule="auto"/>
+        <w:rPr>
+          <w:rFonts w:ascii="Times New Roman" w:eastAsia="Times New Roman" w:hAnsi="Times New Roman" w:cs="Times New Roman"/>
+          <w:sz w:val="24"/>
+          <w:szCs w:val="24"/>
+          <w:lang w:eastAsia="en-IN"/>
+        </w:rPr>
+      </w:pPr>
+      <w:r>
+        <w:rPr>
+          <w:rFonts w:ascii="Times New Roman" w:eastAsia="Times New Roman" w:hAnsi="Times New Roman" w:cs="Times New Roman"/>
+          <w:sz w:val="24"/>
+          <w:szCs w:val="24"/>
+          <w:lang w:eastAsia="en-IN"/>
+        </w:rPr>
+        <w:t xml:space="preserve">Move Zeroes </w:t>
+      </w:r>
+      <w:r>
+        <w:rPr>
+          <w:rFonts w:ascii="Times New Roman" w:eastAsia="Times New Roman" w:hAnsi="Times New Roman" w:cs="Times New Roman"/>
+          <w:sz w:val="24"/>
+          <w:szCs w:val="24"/>
+          <w:lang w:eastAsia="en-IN"/>
+        </w:rPr>
+        <w:t>(done)</w:t>
+      </w:r>
+    </w:p>
+    <w:p>
+      <w:pPr>
+        <w:numPr>
+          <w:ilvl w:val="0"/>
+          <w:numId w:val="4"/>
+        </w:numPr>
+        <w:spacing w:before="100" w:beforeAutospacing="1" w:after="100" w:afterAutospacing="1" w:line="240" w:lineRule="auto"/>
+        <w:rPr>
+          <w:rFonts w:ascii="Times New Roman" w:eastAsia="Times New Roman" w:hAnsi="Times New Roman" w:cs="Times New Roman"/>
+          <w:sz w:val="24"/>
+          <w:szCs w:val="24"/>
+          <w:lang w:eastAsia="en-IN"/>
+        </w:rPr>
+      </w:pPr>
+      <w:r>
+        <w:rPr>
+          <w:rFonts w:ascii="Times New Roman" w:eastAsia="Times New Roman" w:hAnsi="Times New Roman" w:cs="Times New Roman"/>
+          <w:sz w:val="24"/>
+          <w:szCs w:val="24"/>
+          <w:lang w:eastAsia="en-IN"/>
+        </w:rPr>
+        <w:t xml:space="preserve">Remove Duplicates </w:t>
+      </w:r>
+      <w:r>
+        <w:rPr>
+          <w:rFonts w:ascii="Times New Roman" w:eastAsia="Times New Roman" w:hAnsi="Times New Roman" w:cs="Times New Roman"/>
+          <w:sz w:val="24"/>
+          <w:szCs w:val="24"/>
+          <w:lang w:eastAsia="en-IN"/>
+        </w:rPr>
+        <w:t>(done)</w:t>
+      </w:r>
+    </w:p>
+    <w:p>
+      <w:pPr>
+        <w:numPr>
+          <w:ilvl w:val="0"/>
+          <w:numId w:val="4"/>
+        </w:numPr>
+        <w:spacing w:before="100" w:beforeAutospacing="1" w:after="100" w:afterAutospacing="1" w:line="240" w:lineRule="auto"/>
+        <w:rPr>
+          <w:rFonts w:ascii="Times New Roman" w:eastAsia="Times New Roman" w:hAnsi="Times New Roman" w:cs="Times New Roman"/>
+          <w:sz w:val="24"/>
+          <w:szCs w:val="24"/>
+          <w:lang w:eastAsia="en-IN"/>
+        </w:rPr>
+      </w:pPr>
+      <w:r>
+        <w:rPr>
+          <w:rFonts w:ascii="Times New Roman" w:eastAsia="Times New Roman" w:hAnsi="Times New Roman" w:cs="Times New Roman"/>
           <w:noProof/>
           <w:sz w:val="24"/>
           <w:szCs w:val="24"/>
@@ -1925,27 +2152,27 @@
         <mc:AlternateContent>
           <mc:Choice Requires="wps">
             <w:drawing>
-              <wp:anchor distT="0" distB="0" distL="114300" distR="114300" simplePos="0" relativeHeight="251659264" behindDoc="0" locked="0" layoutInCell="1" allowOverlap="1" wp14:anchorId="246EC534" wp14:editId="23F1DD58">
+              <wp:anchor distT="0" distB="0" distL="114300" distR="114300" simplePos="0" relativeHeight="251687936" behindDoc="0" locked="0" layoutInCell="1" allowOverlap="1" wp14:anchorId="3E082B10" wp14:editId="0E9DA79D">
                 <wp:simplePos x="0" y="0"/>
-                <wp:positionH relativeFrom="margin">
-                  <wp:posOffset>-178435</wp:posOffset>
+                <wp:positionH relativeFrom="column">
+                  <wp:posOffset>23075</wp:posOffset>
                 </wp:positionH>
                 <wp:positionV relativeFrom="paragraph">
-                  <wp:posOffset>158998</wp:posOffset>
+                  <wp:posOffset>2630</wp:posOffset>
                 </wp:positionV>
-                <wp:extent cx="2711395" cy="7951"/>
-                <wp:effectExtent l="0" t="0" r="32385" b="30480"/>
+                <wp:extent cx="2893197" cy="2885"/>
+                <wp:effectExtent l="0" t="0" r="21590" b="35560"/>
                 <wp:wrapNone/>
-                <wp:docPr id="2" name="Straight Connector 2"/>
+                <wp:docPr id="7" name="Straight Connector 7"/>
                 <wp:cNvGraphicFramePr/>
                 <a:graphic xmlns:a="http://schemas.openxmlformats.org/drawingml/2006/main">
                   <a:graphicData uri="http://schemas.microsoft.com/office/word/2010/wordprocessingShape">
                     <wps:wsp>
                       <wps:cNvCnPr/>
                       <wps:spPr>
-                        <a:xfrm flipV="1">
+                        <a:xfrm>
                           <a:off x="0" y="0"/>
-                          <a:ext cx="2711395" cy="7951"/>
+                          <a:ext cx="2893197" cy="2885"/>
                         </a:xfrm>
                         <a:prstGeom prst="line">
                           <a:avLst/>
@@ -1974,241 +2201,13 @@
           </mc:Choice>
           <mc:Fallback>
             <w:pict>
-              <v:line w14:anchorId="043F9012" id="Straight Connector 2" o:spid="_x0000_s1026" style="position:absolute;flip:y;z-index:251659264;visibility:visible;mso-wrap-style:square;mso-wrap-distance-left:9pt;mso-wrap-distance-top:0;mso-wrap-distance-right:9pt;mso-wrap-distance-bottom:0;mso-position-horizontal:absolute;mso-position-horizontal-relative:margin;mso-position-vertical:absolute;mso-position-vertical-relative:text" from="-14.05pt,12.5pt" to="199.45pt,13.15pt" o:gfxdata="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" strokecolor="#4472c4 [3204]" strokeweight=".5pt">
+              <v:line w14:anchorId="70A87A05" id="Straight Connector 7" o:spid="_x0000_s1026" style="position:absolute;z-index:251687936;visibility:visible;mso-wrap-style:square;mso-wrap-distance-left:9pt;mso-wrap-distance-top:0;mso-wrap-distance-right:9pt;mso-wrap-distance-bottom:0;mso-position-horizontal:absolute;mso-position-horizontal-relative:text;mso-position-vertical:absolute;mso-position-vertical-relative:text" from="1.8pt,.2pt" to="229.6pt,.45pt" o:gfxdata="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" strokecolor="#4472c4 [3204]" strokeweight=".5pt">
                 <v:stroke joinstyle="miter"/>
-                <w10:wrap anchorx="margin"/>
               </v:line>
             </w:pict>
           </mc:Fallback>
         </mc:AlternateContent>
       </w:r>
-      <w:r>
-        <w:rPr>
-          <w:rFonts w:ascii="Times New Roman" w:eastAsia="Times New Roman" w:hAnsi="Times New Roman" w:cs="Times New Roman"/>
-          <w:sz w:val="24"/>
-          <w:szCs w:val="24"/>
-          <w:lang w:eastAsia="en-IN"/>
-        </w:rPr>
-        <w:t xml:space="preserve">Isomorphic Strings </w:t>
-      </w:r>
-    </w:p>
-    <w:p>
-      <w:pPr>
-        <w:numPr>
-          <w:ilvl w:val="0"/>
-          <w:numId w:val="3"/>
-        </w:numPr>
-        <w:spacing w:before="100" w:beforeAutospacing="1" w:after="100" w:afterAutospacing="1" w:line="240" w:lineRule="auto"/>
-        <w:rPr>
-          <w:rFonts w:ascii="Times New Roman" w:eastAsia="Times New Roman" w:hAnsi="Times New Roman" w:cs="Times New Roman"/>
-          <w:sz w:val="24"/>
-          <w:szCs w:val="24"/>
-          <w:lang w:eastAsia="en-IN"/>
-        </w:rPr>
-      </w:pPr>
-      <w:r>
-        <w:rPr>
-          <w:rFonts w:ascii="Times New Roman" w:eastAsia="Times New Roman" w:hAnsi="Times New Roman" w:cs="Times New Roman"/>
-          <w:sz w:val="24"/>
-          <w:szCs w:val="24"/>
-          <w:lang w:eastAsia="en-IN"/>
-        </w:rPr>
-        <w:t>Reverse Vowels / Reverse Only Letters</w:t>
-      </w:r>
-    </w:p>
-    <w:p>
-      <w:pPr>
-        <w:spacing w:after="0" w:line="240" w:lineRule="auto"/>
-        <w:rPr>
-          <w:rFonts w:ascii="Times New Roman" w:eastAsia="Times New Roman" w:hAnsi="Times New Roman" w:cs="Times New Roman"/>
-          <w:sz w:val="24"/>
-          <w:szCs w:val="24"/>
-          <w:lang w:eastAsia="en-IN"/>
-        </w:rPr>
-      </w:pPr>
-      <w:r>
-        <w:rPr>
-          <w:rFonts w:ascii="Times New Roman" w:eastAsia="Times New Roman" w:hAnsi="Times New Roman" w:cs="Times New Roman"/>
-          <w:sz w:val="24"/>
-          <w:szCs w:val="24"/>
-          <w:lang w:eastAsia="en-IN"/>
-        </w:rPr>
-        <w:pict w14:anchorId="5ACE0CD4">
-          <v:rect id="_x0000_i1028" style="width:0;height:1.5pt" o:hralign="center" o:hrstd="t" o:hr="t" fillcolor="#a0a0a0" stroked="f"/>
-        </w:pict>
-      </w:r>
-    </w:p>
-    <w:p>
-      <w:pPr>
-        <w:spacing w:before="100" w:beforeAutospacing="1" w:after="100" w:afterAutospacing="1" w:line="240" w:lineRule="auto"/>
-        <w:outlineLvl w:val="1"/>
-        <w:rPr>
-          <w:rFonts w:ascii="Times New Roman" w:eastAsia="Times New Roman" w:hAnsi="Times New Roman" w:cs="Times New Roman"/>
-          <w:b/>
-          <w:bCs/>
-          <w:sz w:val="36"/>
-          <w:szCs w:val="36"/>
-          <w:lang w:eastAsia="en-IN"/>
-        </w:rPr>
-      </w:pPr>
-      <w:r>
-        <w:rPr>
-          <w:rFonts w:ascii="Times New Roman" w:eastAsia="Times New Roman" w:hAnsi="Times New Roman" w:cs="Times New Roman"/>
-          <w:b/>
-          <w:bCs/>
-          <w:sz w:val="36"/>
-          <w:szCs w:val="36"/>
-          <w:lang w:eastAsia="en-IN"/>
-        </w:rPr>
-        <w:t>Two Pointers (7)</w:t>
-      </w:r>
-    </w:p>
-    <w:p>
-      <w:pPr>
-        <w:numPr>
-          <w:ilvl w:val="0"/>
-          <w:numId w:val="4"/>
-        </w:numPr>
-        <w:spacing w:before="100" w:beforeAutospacing="1" w:after="100" w:afterAutospacing="1" w:line="240" w:lineRule="auto"/>
-        <w:rPr>
-          <w:rFonts w:ascii="Times New Roman" w:eastAsia="Times New Roman" w:hAnsi="Times New Roman" w:cs="Times New Roman"/>
-          <w:sz w:val="24"/>
-          <w:szCs w:val="24"/>
-          <w:lang w:eastAsia="en-IN"/>
-        </w:rPr>
-      </w:pPr>
-      <w:r>
-        <w:rPr>
-          <w:rFonts w:ascii="Times New Roman" w:eastAsia="Times New Roman" w:hAnsi="Times New Roman" w:cs="Times New Roman"/>
-          <w:sz w:val="24"/>
-          <w:szCs w:val="24"/>
-          <w:lang w:eastAsia="en-IN"/>
-        </w:rPr>
-        <w:t xml:space="preserve">Reverse Array </w:t>
-      </w:r>
-      <w:r>
-        <w:rPr>
-          <w:rFonts w:ascii="Times New Roman" w:eastAsia="Times New Roman" w:hAnsi="Times New Roman" w:cs="Times New Roman"/>
-          <w:sz w:val="24"/>
-          <w:szCs w:val="24"/>
-          <w:lang w:eastAsia="en-IN"/>
-        </w:rPr>
-        <w:t>(done)</w:t>
-      </w:r>
-    </w:p>
-    <w:p>
-      <w:pPr>
-        <w:numPr>
-          <w:ilvl w:val="0"/>
-          <w:numId w:val="4"/>
-        </w:numPr>
-        <w:spacing w:before="100" w:beforeAutospacing="1" w:after="100" w:afterAutospacing="1" w:line="240" w:lineRule="auto"/>
-        <w:rPr>
-          <w:rFonts w:ascii="Times New Roman" w:eastAsia="Times New Roman" w:hAnsi="Times New Roman" w:cs="Times New Roman"/>
-          <w:sz w:val="24"/>
-          <w:szCs w:val="24"/>
-          <w:lang w:eastAsia="en-IN"/>
-        </w:rPr>
-      </w:pPr>
-      <w:r>
-        <w:rPr>
-          <w:rFonts w:ascii="Times New Roman" w:eastAsia="Times New Roman" w:hAnsi="Times New Roman" w:cs="Times New Roman"/>
-          <w:sz w:val="24"/>
-          <w:szCs w:val="24"/>
-          <w:lang w:eastAsia="en-IN"/>
-        </w:rPr>
-        <w:t xml:space="preserve">Reverse String </w:t>
-      </w:r>
-      <w:r>
-        <w:rPr>
-          <w:rFonts w:ascii="Times New Roman" w:eastAsia="Times New Roman" w:hAnsi="Times New Roman" w:cs="Times New Roman"/>
-          <w:sz w:val="24"/>
-          <w:szCs w:val="24"/>
-          <w:lang w:eastAsia="en-IN"/>
-        </w:rPr>
-        <w:t>(done)</w:t>
-      </w:r>
-    </w:p>
-    <w:p>
-      <w:pPr>
-        <w:numPr>
-          <w:ilvl w:val="0"/>
-          <w:numId w:val="4"/>
-        </w:numPr>
-        <w:spacing w:before="100" w:beforeAutospacing="1" w:after="100" w:afterAutospacing="1" w:line="240" w:lineRule="auto"/>
-        <w:rPr>
-          <w:rFonts w:ascii="Times New Roman" w:eastAsia="Times New Roman" w:hAnsi="Times New Roman" w:cs="Times New Roman"/>
-          <w:sz w:val="24"/>
-          <w:szCs w:val="24"/>
-          <w:lang w:eastAsia="en-IN"/>
-        </w:rPr>
-      </w:pPr>
-      <w:r>
-        <w:rPr>
-          <w:rFonts w:ascii="Times New Roman" w:eastAsia="Times New Roman" w:hAnsi="Times New Roman" w:cs="Times New Roman"/>
-          <w:sz w:val="24"/>
-          <w:szCs w:val="24"/>
-          <w:lang w:eastAsia="en-IN"/>
-        </w:rPr>
-        <w:t xml:space="preserve">Move Zeroes </w:t>
-      </w:r>
-      <w:r>
-        <w:rPr>
-          <w:rFonts w:ascii="Times New Roman" w:eastAsia="Times New Roman" w:hAnsi="Times New Roman" w:cs="Times New Roman"/>
-          <w:sz w:val="24"/>
-          <w:szCs w:val="24"/>
-          <w:lang w:eastAsia="en-IN"/>
-        </w:rPr>
-        <w:t>(done)</w:t>
-      </w:r>
-    </w:p>
-    <w:p>
-      <w:pPr>
-        <w:numPr>
-          <w:ilvl w:val="0"/>
-          <w:numId w:val="4"/>
-        </w:numPr>
-        <w:spacing w:before="100" w:beforeAutospacing="1" w:after="100" w:afterAutospacing="1" w:line="240" w:lineRule="auto"/>
-        <w:rPr>
-          <w:rFonts w:ascii="Times New Roman" w:eastAsia="Times New Roman" w:hAnsi="Times New Roman" w:cs="Times New Roman"/>
-          <w:sz w:val="24"/>
-          <w:szCs w:val="24"/>
-          <w:lang w:eastAsia="en-IN"/>
-        </w:rPr>
-      </w:pPr>
-      <w:r>
-        <w:rPr>
-          <w:rFonts w:ascii="Times New Roman" w:eastAsia="Times New Roman" w:hAnsi="Times New Roman" w:cs="Times New Roman"/>
-          <w:sz w:val="24"/>
-          <w:szCs w:val="24"/>
-          <w:lang w:eastAsia="en-IN"/>
-        </w:rPr>
-        <w:t xml:space="preserve">Remove Duplicates </w:t>
-      </w:r>
-      <w:r>
-        <w:rPr>
-          <w:rFonts w:ascii="Times New Roman" w:eastAsia="Times New Roman" w:hAnsi="Times New Roman" w:cs="Times New Roman"/>
-          <w:sz w:val="24"/>
-          <w:szCs w:val="24"/>
-          <w:lang w:eastAsia="en-IN"/>
-        </w:rPr>
-        <w:t>(done)</w:t>
-      </w:r>
-    </w:p>
-    <w:p>
-      <w:pPr>
-        <w:numPr>
-          <w:ilvl w:val="0"/>
-          <w:numId w:val="4"/>
-        </w:numPr>
-        <w:spacing w:before="100" w:beforeAutospacing="1" w:after="100" w:afterAutospacing="1" w:line="240" w:lineRule="auto"/>
-        <w:rPr>
-          <w:rFonts w:ascii="Times New Roman" w:eastAsia="Times New Roman" w:hAnsi="Times New Roman" w:cs="Times New Roman"/>
-          <w:sz w:val="24"/>
-          <w:szCs w:val="24"/>
-          <w:lang w:eastAsia="en-IN"/>
-        </w:rPr>
-      </w:pPr>
       <w:r>
         <w:rPr>
           <w:rFonts w:ascii="Times New Roman" w:eastAsia="Times New Roman" w:hAnsi="Times New Roman" w:cs="Times New Roman"/>

--- a/filter interview list2.docx
+++ b/filter interview list2.docx
@@ -2144,6 +2144,167 @@
       <w:r>
         <w:rPr>
           <w:rFonts w:ascii="Times New Roman" w:eastAsia="Times New Roman" w:hAnsi="Times New Roman" w:cs="Times New Roman"/>
+          <w:sz w:val="24"/>
+          <w:szCs w:val="24"/>
+          <w:lang w:eastAsia="en-IN"/>
+        </w:rPr>
+        <w:t xml:space="preserve">Remove Element </w:t>
+      </w:r>
+    </w:p>
+    <w:p>
+      <w:pPr>
+        <w:numPr>
+          <w:ilvl w:val="0"/>
+          <w:numId w:val="4"/>
+        </w:numPr>
+        <w:spacing w:before="100" w:beforeAutospacing="1" w:after="100" w:afterAutospacing="1" w:line="240" w:lineRule="auto"/>
+        <w:rPr>
+          <w:rFonts w:ascii="Times New Roman" w:eastAsia="Times New Roman" w:hAnsi="Times New Roman" w:cs="Times New Roman"/>
+          <w:sz w:val="24"/>
+          <w:szCs w:val="24"/>
+          <w:lang w:eastAsia="en-IN"/>
+        </w:rPr>
+      </w:pPr>
+      <w:r>
+        <w:rPr>
+          <w:rFonts w:ascii="Times New Roman" w:eastAsia="Times New Roman" w:hAnsi="Times New Roman" w:cs="Times New Roman"/>
+          <w:sz w:val="24"/>
+          <w:szCs w:val="24"/>
+          <w:lang w:eastAsia="en-IN"/>
+        </w:rPr>
+        <w:t xml:space="preserve">Sorted Two Sum </w:t>
+      </w:r>
+    </w:p>
+    <w:p>
+      <w:pPr>
+        <w:numPr>
+          <w:ilvl w:val="0"/>
+          <w:numId w:val="4"/>
+        </w:numPr>
+        <w:spacing w:before="100" w:beforeAutospacing="1" w:after="100" w:afterAutospacing="1" w:line="240" w:lineRule="auto"/>
+        <w:rPr>
+          <w:rFonts w:ascii="Times New Roman" w:eastAsia="Times New Roman" w:hAnsi="Times New Roman" w:cs="Times New Roman"/>
+          <w:sz w:val="24"/>
+          <w:szCs w:val="24"/>
+          <w:lang w:eastAsia="en-IN"/>
+        </w:rPr>
+      </w:pPr>
+      <w:r>
+        <w:rPr>
+          <w:rFonts w:ascii="Times New Roman" w:eastAsia="Times New Roman" w:hAnsi="Times New Roman" w:cs="Times New Roman"/>
+          <w:sz w:val="24"/>
+          <w:szCs w:val="24"/>
+          <w:lang w:eastAsia="en-IN"/>
+        </w:rPr>
+        <w:t>Merge Sorted Arrays</w:t>
+      </w:r>
+      <w:r>
+        <w:rPr>
+          <w:rFonts w:ascii="Times New Roman" w:eastAsia="Times New Roman" w:hAnsi="Times New Roman" w:cs="Times New Roman"/>
+          <w:sz w:val="24"/>
+          <w:szCs w:val="24"/>
+          <w:lang w:eastAsia="en-IN"/>
+        </w:rPr>
+        <w:t>(done)</w:t>
+      </w:r>
+      <w:r>
+        <w:rPr>
+          <w:rFonts w:ascii="Times New Roman" w:eastAsia="Times New Roman" w:hAnsi="Times New Roman" w:cs="Times New Roman"/>
+          <w:sz w:val="24"/>
+          <w:szCs w:val="24"/>
+          <w:lang w:eastAsia="en-IN"/>
+        </w:rPr>
+        <w:t xml:space="preserve"> </w:t>
+      </w:r>
+    </w:p>
+    <w:p>
+      <w:pPr>
+        <w:spacing w:after="0" w:line="240" w:lineRule="auto"/>
+        <w:rPr>
+          <w:rFonts w:ascii="Times New Roman" w:eastAsia="Times New Roman" w:hAnsi="Times New Roman" w:cs="Times New Roman"/>
+          <w:sz w:val="24"/>
+          <w:szCs w:val="24"/>
+          <w:lang w:eastAsia="en-IN"/>
+        </w:rPr>
+      </w:pPr>
+      <w:r>
+        <w:rPr>
+          <w:rFonts w:ascii="Times New Roman" w:eastAsia="Times New Roman" w:hAnsi="Times New Roman" w:cs="Times New Roman"/>
+          <w:sz w:val="24"/>
+          <w:szCs w:val="24"/>
+          <w:lang w:eastAsia="en-IN"/>
+        </w:rPr>
+        <w:pict w14:anchorId="2DCF06FF">
+          <v:rect id="_x0000_i1029" style="width:0;height:1.5pt" o:hralign="center" o:hrstd="t" o:hr="t" fillcolor="#a0a0a0" stroked="f"/>
+        </w:pict>
+      </w:r>
+    </w:p>
+    <w:p>
+      <w:pPr>
+        <w:spacing w:before="100" w:beforeAutospacing="1" w:after="100" w:afterAutospacing="1" w:line="240" w:lineRule="auto"/>
+        <w:outlineLvl w:val="1"/>
+        <w:rPr>
+          <w:rFonts w:ascii="Times New Roman" w:eastAsia="Times New Roman" w:hAnsi="Times New Roman" w:cs="Times New Roman"/>
+          <w:b/>
+          <w:bCs/>
+          <w:sz w:val="36"/>
+          <w:szCs w:val="36"/>
+          <w:lang w:eastAsia="en-IN"/>
+        </w:rPr>
+      </w:pPr>
+      <w:r>
+        <w:rPr>
+          <w:rFonts w:ascii="Times New Roman" w:eastAsia="Times New Roman" w:hAnsi="Times New Roman" w:cs="Times New Roman"/>
+          <w:b/>
+          <w:bCs/>
+          <w:sz w:val="36"/>
+          <w:szCs w:val="36"/>
+          <w:lang w:eastAsia="en-IN"/>
+        </w:rPr>
+        <w:t>Sliding Window (6)</w:t>
+      </w:r>
+    </w:p>
+    <w:p>
+      <w:pPr>
+        <w:numPr>
+          <w:ilvl w:val="0"/>
+          <w:numId w:val="5"/>
+        </w:numPr>
+        <w:spacing w:before="100" w:beforeAutospacing="1" w:after="100" w:afterAutospacing="1" w:line="240" w:lineRule="auto"/>
+        <w:rPr>
+          <w:rFonts w:ascii="Times New Roman" w:eastAsia="Times New Roman" w:hAnsi="Times New Roman" w:cs="Times New Roman"/>
+          <w:sz w:val="24"/>
+          <w:szCs w:val="24"/>
+          <w:lang w:eastAsia="en-IN"/>
+        </w:rPr>
+      </w:pPr>
+      <w:r>
+        <w:rPr>
+          <w:rFonts w:ascii="Times New Roman" w:eastAsia="Times New Roman" w:hAnsi="Times New Roman" w:cs="Times New Roman"/>
+          <w:sz w:val="24"/>
+          <w:szCs w:val="24"/>
+          <w:lang w:eastAsia="en-IN"/>
+        </w:rPr>
+        <w:t xml:space="preserve">Maximum Sum Subarray of Size K </w:t>
+      </w:r>
+    </w:p>
+    <w:p>
+      <w:pPr>
+        <w:numPr>
+          <w:ilvl w:val="0"/>
+          <w:numId w:val="5"/>
+        </w:numPr>
+        <w:spacing w:before="100" w:beforeAutospacing="1" w:after="100" w:afterAutospacing="1" w:line="240" w:lineRule="auto"/>
+        <w:rPr>
+          <w:rFonts w:ascii="Times New Roman" w:eastAsia="Times New Roman" w:hAnsi="Times New Roman" w:cs="Times New Roman"/>
+          <w:sz w:val="24"/>
+          <w:szCs w:val="24"/>
+          <w:lang w:eastAsia="en-IN"/>
+        </w:rPr>
+      </w:pPr>
+      <w:r>
+        <w:rPr>
+          <w:rFonts w:ascii="Times New Roman" w:eastAsia="Times New Roman" w:hAnsi="Times New Roman" w:cs="Times New Roman"/>
           <w:noProof/>
           <w:sz w:val="24"/>
           <w:szCs w:val="24"/>
@@ -2152,13 +2313,13 @@
         <mc:AlternateContent>
           <mc:Choice Requires="wps">
             <w:drawing>
-              <wp:anchor distT="0" distB="0" distL="114300" distR="114300" simplePos="0" relativeHeight="251687936" behindDoc="0" locked="0" layoutInCell="1" allowOverlap="1" wp14:anchorId="3E082B10" wp14:editId="0E9DA79D">
+              <wp:anchor distT="0" distB="0" distL="114300" distR="114300" simplePos="0" relativeHeight="251687936" behindDoc="0" locked="0" layoutInCell="1" allowOverlap="1" wp14:anchorId="3E082B10" wp14:editId="7388BFF4">
                 <wp:simplePos x="0" y="0"/>
                 <wp:positionH relativeFrom="column">
-                  <wp:posOffset>23075</wp:posOffset>
+                  <wp:posOffset>50690</wp:posOffset>
                 </wp:positionH>
                 <wp:positionV relativeFrom="paragraph">
-                  <wp:posOffset>2630</wp:posOffset>
+                  <wp:posOffset>3700</wp:posOffset>
                 </wp:positionV>
                 <wp:extent cx="2893197" cy="2885"/>
                 <wp:effectExtent l="0" t="0" r="21590" b="35560"/>
@@ -2201,174 +2362,13 @@
           </mc:Choice>
           <mc:Fallback>
             <w:pict>
-              <v:line w14:anchorId="70A87A05" id="Straight Connector 7" o:spid="_x0000_s1026" style="position:absolute;z-index:251687936;visibility:visible;mso-wrap-style:square;mso-wrap-distance-left:9pt;mso-wrap-distance-top:0;mso-wrap-distance-right:9pt;mso-wrap-distance-bottom:0;mso-position-horizontal:absolute;mso-position-horizontal-relative:text;mso-position-vertical:absolute;mso-position-vertical-relative:text" from="1.8pt,.2pt" to="229.6pt,.45pt" o:gfxdata="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" strokecolor="#4472c4 [3204]" strokeweight=".5pt">
+              <v:line w14:anchorId="7610CAA5" id="Straight Connector 7" o:spid="_x0000_s1026" style="position:absolute;z-index:251687936;visibility:visible;mso-wrap-style:square;mso-wrap-distance-left:9pt;mso-wrap-distance-top:0;mso-wrap-distance-right:9pt;mso-wrap-distance-bottom:0;mso-position-horizontal:absolute;mso-position-horizontal-relative:text;mso-position-vertical:absolute;mso-position-vertical-relative:text" from="4pt,.3pt" to="231.8pt,.55pt" o:gfxdata="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" strokecolor="#4472c4 [3204]" strokeweight=".5pt">
                 <v:stroke joinstyle="miter"/>
               </v:line>
             </w:pict>
           </mc:Fallback>
         </mc:AlternateContent>
       </w:r>
-      <w:r>
-        <w:rPr>
-          <w:rFonts w:ascii="Times New Roman" w:eastAsia="Times New Roman" w:hAnsi="Times New Roman" w:cs="Times New Roman"/>
-          <w:sz w:val="24"/>
-          <w:szCs w:val="24"/>
-          <w:lang w:eastAsia="en-IN"/>
-        </w:rPr>
-        <w:t xml:space="preserve">Remove Element </w:t>
-      </w:r>
-    </w:p>
-    <w:p>
-      <w:pPr>
-        <w:numPr>
-          <w:ilvl w:val="0"/>
-          <w:numId w:val="4"/>
-        </w:numPr>
-        <w:spacing w:before="100" w:beforeAutospacing="1" w:after="100" w:afterAutospacing="1" w:line="240" w:lineRule="auto"/>
-        <w:rPr>
-          <w:rFonts w:ascii="Times New Roman" w:eastAsia="Times New Roman" w:hAnsi="Times New Roman" w:cs="Times New Roman"/>
-          <w:sz w:val="24"/>
-          <w:szCs w:val="24"/>
-          <w:lang w:eastAsia="en-IN"/>
-        </w:rPr>
-      </w:pPr>
-      <w:r>
-        <w:rPr>
-          <w:rFonts w:ascii="Times New Roman" w:eastAsia="Times New Roman" w:hAnsi="Times New Roman" w:cs="Times New Roman"/>
-          <w:sz w:val="24"/>
-          <w:szCs w:val="24"/>
-          <w:lang w:eastAsia="en-IN"/>
-        </w:rPr>
-        <w:t xml:space="preserve">Sorted Two Sum </w:t>
-      </w:r>
-    </w:p>
-    <w:p>
-      <w:pPr>
-        <w:numPr>
-          <w:ilvl w:val="0"/>
-          <w:numId w:val="4"/>
-        </w:numPr>
-        <w:spacing w:before="100" w:beforeAutospacing="1" w:after="100" w:afterAutospacing="1" w:line="240" w:lineRule="auto"/>
-        <w:rPr>
-          <w:rFonts w:ascii="Times New Roman" w:eastAsia="Times New Roman" w:hAnsi="Times New Roman" w:cs="Times New Roman"/>
-          <w:sz w:val="24"/>
-          <w:szCs w:val="24"/>
-          <w:lang w:eastAsia="en-IN"/>
-        </w:rPr>
-      </w:pPr>
-      <w:r>
-        <w:rPr>
-          <w:rFonts w:ascii="Times New Roman" w:eastAsia="Times New Roman" w:hAnsi="Times New Roman" w:cs="Times New Roman"/>
-          <w:sz w:val="24"/>
-          <w:szCs w:val="24"/>
-          <w:lang w:eastAsia="en-IN"/>
-        </w:rPr>
-        <w:t>Merge Sorted Arrays</w:t>
-      </w:r>
-      <w:r>
-        <w:rPr>
-          <w:rFonts w:ascii="Times New Roman" w:eastAsia="Times New Roman" w:hAnsi="Times New Roman" w:cs="Times New Roman"/>
-          <w:sz w:val="24"/>
-          <w:szCs w:val="24"/>
-          <w:lang w:eastAsia="en-IN"/>
-        </w:rPr>
-        <w:t>(done)</w:t>
-      </w:r>
-      <w:r>
-        <w:rPr>
-          <w:rFonts w:ascii="Times New Roman" w:eastAsia="Times New Roman" w:hAnsi="Times New Roman" w:cs="Times New Roman"/>
-          <w:sz w:val="24"/>
-          <w:szCs w:val="24"/>
-          <w:lang w:eastAsia="en-IN"/>
-        </w:rPr>
-        <w:t xml:space="preserve"> </w:t>
-      </w:r>
-    </w:p>
-    <w:p>
-      <w:pPr>
-        <w:spacing w:after="0" w:line="240" w:lineRule="auto"/>
-        <w:rPr>
-          <w:rFonts w:ascii="Times New Roman" w:eastAsia="Times New Roman" w:hAnsi="Times New Roman" w:cs="Times New Roman"/>
-          <w:sz w:val="24"/>
-          <w:szCs w:val="24"/>
-          <w:lang w:eastAsia="en-IN"/>
-        </w:rPr>
-      </w:pPr>
-      <w:r>
-        <w:rPr>
-          <w:rFonts w:ascii="Times New Roman" w:eastAsia="Times New Roman" w:hAnsi="Times New Roman" w:cs="Times New Roman"/>
-          <w:sz w:val="24"/>
-          <w:szCs w:val="24"/>
-          <w:lang w:eastAsia="en-IN"/>
-        </w:rPr>
-        <w:pict w14:anchorId="2DCF06FF">
-          <v:rect id="_x0000_i1029" style="width:0;height:1.5pt" o:hralign="center" o:hrstd="t" o:hr="t" fillcolor="#a0a0a0" stroked="f"/>
-        </w:pict>
-      </w:r>
-    </w:p>
-    <w:p>
-      <w:pPr>
-        <w:spacing w:before="100" w:beforeAutospacing="1" w:after="100" w:afterAutospacing="1" w:line="240" w:lineRule="auto"/>
-        <w:outlineLvl w:val="1"/>
-        <w:rPr>
-          <w:rFonts w:ascii="Times New Roman" w:eastAsia="Times New Roman" w:hAnsi="Times New Roman" w:cs="Times New Roman"/>
-          <w:b/>
-          <w:bCs/>
-          <w:sz w:val="36"/>
-          <w:szCs w:val="36"/>
-          <w:lang w:eastAsia="en-IN"/>
-        </w:rPr>
-      </w:pPr>
-      <w:r>
-        <w:rPr>
-          <w:rFonts w:ascii="Times New Roman" w:eastAsia="Times New Roman" w:hAnsi="Times New Roman" w:cs="Times New Roman"/>
-          <w:b/>
-          <w:bCs/>
-          <w:sz w:val="36"/>
-          <w:szCs w:val="36"/>
-          <w:lang w:eastAsia="en-IN"/>
-        </w:rPr>
-        <w:t>Sliding Window (6)</w:t>
-      </w:r>
-    </w:p>
-    <w:p>
-      <w:pPr>
-        <w:numPr>
-          <w:ilvl w:val="0"/>
-          <w:numId w:val="5"/>
-        </w:numPr>
-        <w:spacing w:before="100" w:beforeAutospacing="1" w:after="100" w:afterAutospacing="1" w:line="240" w:lineRule="auto"/>
-        <w:rPr>
-          <w:rFonts w:ascii="Times New Roman" w:eastAsia="Times New Roman" w:hAnsi="Times New Roman" w:cs="Times New Roman"/>
-          <w:sz w:val="24"/>
-          <w:szCs w:val="24"/>
-          <w:lang w:eastAsia="en-IN"/>
-        </w:rPr>
-      </w:pPr>
-      <w:r>
-        <w:rPr>
-          <w:rFonts w:ascii="Times New Roman" w:eastAsia="Times New Roman" w:hAnsi="Times New Roman" w:cs="Times New Roman"/>
-          <w:sz w:val="24"/>
-          <w:szCs w:val="24"/>
-          <w:lang w:eastAsia="en-IN"/>
-        </w:rPr>
-        <w:t xml:space="preserve">Maximum Sum Subarray of Size K </w:t>
-      </w:r>
-    </w:p>
-    <w:p>
-      <w:pPr>
-        <w:numPr>
-          <w:ilvl w:val="0"/>
-          <w:numId w:val="5"/>
-        </w:numPr>
-        <w:spacing w:before="100" w:beforeAutospacing="1" w:after="100" w:afterAutospacing="1" w:line="240" w:lineRule="auto"/>
-        <w:rPr>
-          <w:rFonts w:ascii="Times New Roman" w:eastAsia="Times New Roman" w:hAnsi="Times New Roman" w:cs="Times New Roman"/>
-          <w:sz w:val="24"/>
-          <w:szCs w:val="24"/>
-          <w:lang w:eastAsia="en-IN"/>
-        </w:rPr>
-      </w:pPr>
       <w:r>
         <w:rPr>
           <w:rFonts w:ascii="Times New Roman" w:eastAsia="Times New Roman" w:hAnsi="Times New Roman" w:cs="Times New Roman"/>

--- a/filter interview list2.docx
+++ b/filter interview list2.docx
@@ -2305,6 +2305,30 @@
       <w:r>
         <w:rPr>
           <w:rFonts w:ascii="Times New Roman" w:eastAsia="Times New Roman" w:hAnsi="Times New Roman" w:cs="Times New Roman"/>
+          <w:sz w:val="24"/>
+          <w:szCs w:val="24"/>
+          <w:lang w:eastAsia="en-IN"/>
+        </w:rPr>
+        <w:t xml:space="preserve">Minimum Sum Subarray of Size K </w:t>
+      </w:r>
+    </w:p>
+    <w:p>
+      <w:pPr>
+        <w:numPr>
+          <w:ilvl w:val="0"/>
+          <w:numId w:val="5"/>
+        </w:numPr>
+        <w:spacing w:before="100" w:beforeAutospacing="1" w:after="100" w:afterAutospacing="1" w:line="240" w:lineRule="auto"/>
+        <w:rPr>
+          <w:rFonts w:ascii="Times New Roman" w:eastAsia="Times New Roman" w:hAnsi="Times New Roman" w:cs="Times New Roman"/>
+          <w:sz w:val="24"/>
+          <w:szCs w:val="24"/>
+          <w:lang w:eastAsia="en-IN"/>
+        </w:rPr>
+      </w:pPr>
+      <w:r>
+        <w:rPr>
+          <w:rFonts w:ascii="Times New Roman" w:eastAsia="Times New Roman" w:hAnsi="Times New Roman" w:cs="Times New Roman"/>
           <w:noProof/>
           <w:sz w:val="24"/>
           <w:szCs w:val="24"/>
@@ -2313,13 +2337,13 @@
         <mc:AlternateContent>
           <mc:Choice Requires="wps">
             <w:drawing>
-              <wp:anchor distT="0" distB="0" distL="114300" distR="114300" simplePos="0" relativeHeight="251687936" behindDoc="0" locked="0" layoutInCell="1" allowOverlap="1" wp14:anchorId="3E082B10" wp14:editId="7388BFF4">
+              <wp:anchor distT="0" distB="0" distL="114300" distR="114300" simplePos="0" relativeHeight="251687936" behindDoc="0" locked="0" layoutInCell="1" allowOverlap="1" wp14:anchorId="3E082B10" wp14:editId="2CD75C61">
                 <wp:simplePos x="0" y="0"/>
                 <wp:positionH relativeFrom="column">
-                  <wp:posOffset>50690</wp:posOffset>
+                  <wp:posOffset>66068</wp:posOffset>
                 </wp:positionH>
                 <wp:positionV relativeFrom="paragraph">
-                  <wp:posOffset>3700</wp:posOffset>
+                  <wp:posOffset>169683</wp:posOffset>
                 </wp:positionV>
                 <wp:extent cx="2893197" cy="2885"/>
                 <wp:effectExtent l="0" t="0" r="21590" b="35560"/>
@@ -2362,37 +2386,13 @@
           </mc:Choice>
           <mc:Fallback>
             <w:pict>
-              <v:line w14:anchorId="7610CAA5" id="Straight Connector 7" o:spid="_x0000_s1026" style="position:absolute;z-index:251687936;visibility:visible;mso-wrap-style:square;mso-wrap-distance-left:9pt;mso-wrap-distance-top:0;mso-wrap-distance-right:9pt;mso-wrap-distance-bottom:0;mso-position-horizontal:absolute;mso-position-horizontal-relative:text;mso-position-vertical:absolute;mso-position-vertical-relative:text" from="4pt,.3pt" to="231.8pt,.55pt" o:gfxdata="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" strokecolor="#4472c4 [3204]" strokeweight=".5pt">
+              <v:line w14:anchorId="32D104DD" id="Straight Connector 7" o:spid="_x0000_s1026" style="position:absolute;z-index:251687936;visibility:visible;mso-wrap-style:square;mso-wrap-distance-left:9pt;mso-wrap-distance-top:0;mso-wrap-distance-right:9pt;mso-wrap-distance-bottom:0;mso-position-horizontal:absolute;mso-position-horizontal-relative:text;mso-position-vertical:absolute;mso-position-vertical-relative:text" from="5.2pt,13.35pt" to="233pt,13.6pt" o:gfxdata="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" strokecolor="#4472c4 [3204]" strokeweight=".5pt">
                 <v:stroke joinstyle="miter"/>
               </v:line>
             </w:pict>
           </mc:Fallback>
         </mc:AlternateContent>
       </w:r>
-      <w:r>
-        <w:rPr>
-          <w:rFonts w:ascii="Times New Roman" w:eastAsia="Times New Roman" w:hAnsi="Times New Roman" w:cs="Times New Roman"/>
-          <w:sz w:val="24"/>
-          <w:szCs w:val="24"/>
-          <w:lang w:eastAsia="en-IN"/>
-        </w:rPr>
-        <w:t xml:space="preserve">Minimum Sum Subarray of Size K </w:t>
-      </w:r>
-    </w:p>
-    <w:p>
-      <w:pPr>
-        <w:numPr>
-          <w:ilvl w:val="0"/>
-          <w:numId w:val="5"/>
-        </w:numPr>
-        <w:spacing w:before="100" w:beforeAutospacing="1" w:after="100" w:afterAutospacing="1" w:line="240" w:lineRule="auto"/>
-        <w:rPr>
-          <w:rFonts w:ascii="Times New Roman" w:eastAsia="Times New Roman" w:hAnsi="Times New Roman" w:cs="Times New Roman"/>
-          <w:sz w:val="24"/>
-          <w:szCs w:val="24"/>
-          <w:lang w:eastAsia="en-IN"/>
-        </w:rPr>
-      </w:pPr>
       <w:r>
         <w:rPr>
           <w:rFonts w:ascii="Times New Roman" w:eastAsia="Times New Roman" w:hAnsi="Times New Roman" w:cs="Times New Roman"/>

--- a/filter interview list2.docx
+++ b/filter interview list2.docx
@@ -2329,6 +2329,167 @@
       <w:r>
         <w:rPr>
           <w:rFonts w:ascii="Times New Roman" w:eastAsia="Times New Roman" w:hAnsi="Times New Roman" w:cs="Times New Roman"/>
+          <w:sz w:val="24"/>
+          <w:szCs w:val="24"/>
+          <w:lang w:eastAsia="en-IN"/>
+        </w:rPr>
+        <w:t xml:space="preserve">First Negative in Every Window </w:t>
+      </w:r>
+    </w:p>
+    <w:p>
+      <w:pPr>
+        <w:numPr>
+          <w:ilvl w:val="0"/>
+          <w:numId w:val="5"/>
+        </w:numPr>
+        <w:spacing w:before="100" w:beforeAutospacing="1" w:after="100" w:afterAutospacing="1" w:line="240" w:lineRule="auto"/>
+        <w:rPr>
+          <w:rFonts w:ascii="Times New Roman" w:eastAsia="Times New Roman" w:hAnsi="Times New Roman" w:cs="Times New Roman"/>
+          <w:sz w:val="24"/>
+          <w:szCs w:val="24"/>
+          <w:lang w:eastAsia="en-IN"/>
+        </w:rPr>
+      </w:pPr>
+      <w:r>
+        <w:rPr>
+          <w:rFonts w:ascii="Times New Roman" w:eastAsia="Times New Roman" w:hAnsi="Times New Roman" w:cs="Times New Roman"/>
+          <w:sz w:val="24"/>
+          <w:szCs w:val="24"/>
+          <w:lang w:eastAsia="en-IN"/>
+        </w:rPr>
+        <w:t xml:space="preserve">Longest Substring Without Repeating Characters </w:t>
+      </w:r>
+    </w:p>
+    <w:p>
+      <w:pPr>
+        <w:pStyle w:val="ListParagraph"/>
+        <w:numPr>
+          <w:ilvl w:val="0"/>
+          <w:numId w:val="5"/>
+        </w:numPr>
+        <w:shd w:val="clear" w:color="auto" w:fill="1F1F1F"/>
+        <w:spacing w:after="0" w:line="285" w:lineRule="atLeast"/>
+        <w:rPr>
+          <w:rFonts w:ascii="Consolas" w:eastAsia="Times New Roman" w:hAnsi="Consolas" w:cs="Times New Roman"/>
+          <w:color w:val="CCCCCC"/>
+          <w:sz w:val="21"/>
+          <w:szCs w:val="21"/>
+          <w:lang w:eastAsia="en-IN"/>
+        </w:rPr>
+      </w:pPr>
+      <w:r>
+        <w:rPr>
+          <w:rFonts w:ascii="Consolas" w:eastAsia="Times New Roman" w:hAnsi="Consolas" w:cs="Times New Roman"/>
+          <w:color w:val="CE9178"/>
+          <w:sz w:val="21"/>
+          <w:szCs w:val="21"/>
+          <w:lang w:eastAsia="en-IN"/>
+        </w:rPr>
+        <w:t>Maximum Consecutive Ones III</w:t>
+      </w:r>
+    </w:p>
+    <w:p>
+      <w:pPr>
+        <w:numPr>
+          <w:ilvl w:val="0"/>
+          <w:numId w:val="5"/>
+        </w:numPr>
+        <w:spacing w:before="100" w:beforeAutospacing="1" w:after="100" w:afterAutospacing="1" w:line="240" w:lineRule="auto"/>
+        <w:rPr>
+          <w:rFonts w:ascii="Times New Roman" w:eastAsia="Times New Roman" w:hAnsi="Times New Roman" w:cs="Times New Roman"/>
+          <w:sz w:val="24"/>
+          <w:szCs w:val="24"/>
+          <w:lang w:eastAsia="en-IN"/>
+        </w:rPr>
+      </w:pPr>
+    </w:p>
+    <w:p>
+      <w:pPr>
+        <w:numPr>
+          <w:ilvl w:val="0"/>
+          <w:numId w:val="5"/>
+        </w:numPr>
+        <w:spacing w:before="100" w:beforeAutospacing="1" w:after="100" w:afterAutospacing="1" w:line="240" w:lineRule="auto"/>
+        <w:rPr>
+          <w:rFonts w:ascii="Times New Roman" w:eastAsia="Times New Roman" w:hAnsi="Times New Roman" w:cs="Times New Roman"/>
+          <w:sz w:val="24"/>
+          <w:szCs w:val="24"/>
+          <w:lang w:eastAsia="en-IN"/>
+        </w:rPr>
+      </w:pPr>
+      <w:r>
+        <w:rPr>
+          <w:rFonts w:ascii="Times New Roman" w:eastAsia="Times New Roman" w:hAnsi="Times New Roman" w:cs="Times New Roman"/>
+          <w:sz w:val="24"/>
+          <w:szCs w:val="24"/>
+          <w:lang w:eastAsia="en-IN"/>
+        </w:rPr>
+        <w:t xml:space="preserve">Maximum Consecutive Ones </w:t>
+      </w:r>
+    </w:p>
+    <w:p>
+      <w:pPr>
+        <w:numPr>
+          <w:ilvl w:val="0"/>
+          <w:numId w:val="5"/>
+        </w:numPr>
+        <w:spacing w:before="100" w:beforeAutospacing="1" w:after="100" w:afterAutospacing="1" w:line="240" w:lineRule="auto"/>
+        <w:rPr>
+          <w:rFonts w:ascii="Times New Roman" w:eastAsia="Times New Roman" w:hAnsi="Times New Roman" w:cs="Times New Roman"/>
+          <w:sz w:val="24"/>
+          <w:szCs w:val="24"/>
+          <w:lang w:eastAsia="en-IN"/>
+        </w:rPr>
+      </w:pPr>
+      <w:r>
+        <w:rPr>
+          <w:rFonts w:ascii="Times New Roman" w:eastAsia="Times New Roman" w:hAnsi="Times New Roman" w:cs="Times New Roman"/>
+          <w:sz w:val="24"/>
+          <w:szCs w:val="24"/>
+          <w:lang w:eastAsia="en-IN"/>
+        </w:rPr>
+        <w:t xml:space="preserve">Fruits Into Basket </w:t>
+      </w:r>
+    </w:p>
+    <w:p>
+      <w:pPr>
+        <w:spacing w:after="0" w:line="240" w:lineRule="auto"/>
+        <w:rPr>
+          <w:rFonts w:ascii="Times New Roman" w:eastAsia="Times New Roman" w:hAnsi="Times New Roman" w:cs="Times New Roman"/>
+          <w:sz w:val="24"/>
+          <w:szCs w:val="24"/>
+          <w:lang w:eastAsia="en-IN"/>
+        </w:rPr>
+      </w:pPr>
+      <w:r>
+        <w:rPr>
+          <w:rFonts w:ascii="Times New Roman" w:eastAsia="Times New Roman" w:hAnsi="Times New Roman" w:cs="Times New Roman"/>
+          <w:sz w:val="24"/>
+          <w:szCs w:val="24"/>
+          <w:lang w:eastAsia="en-IN"/>
+        </w:rPr>
+        <w:lastRenderedPageBreak/>
+        <w:pict w14:anchorId="7A4C2047">
+          <v:rect id="_x0000_i1030" style="width:0;height:1.5pt" o:hralign="center" o:hrstd="t" o:hr="t" fillcolor="#a0a0a0" stroked="f"/>
+        </w:pict>
+      </w:r>
+    </w:p>
+    <w:p>
+      <w:pPr>
+        <w:spacing w:before="100" w:beforeAutospacing="1" w:after="100" w:afterAutospacing="1" w:line="240" w:lineRule="auto"/>
+        <w:outlineLvl w:val="1"/>
+        <w:rPr>
+          <w:rFonts w:ascii="Times New Roman" w:eastAsia="Times New Roman" w:hAnsi="Times New Roman" w:cs="Times New Roman"/>
+          <w:b/>
+          <w:bCs/>
+          <w:sz w:val="36"/>
+          <w:szCs w:val="36"/>
+          <w:lang w:eastAsia="en-IN"/>
+        </w:rPr>
+      </w:pPr>
+      <w:r>
+        <w:rPr>
+          <w:rFonts w:ascii="Times New Roman" w:eastAsia="Times New Roman" w:hAnsi="Times New Roman" w:cs="Times New Roman"/>
           <w:noProof/>
           <w:sz w:val="24"/>
           <w:szCs w:val="24"/>
@@ -2337,15 +2498,15 @@
         <mc:AlternateContent>
           <mc:Choice Requires="wps">
             <w:drawing>
-              <wp:anchor distT="0" distB="0" distL="114300" distR="114300" simplePos="0" relativeHeight="251687936" behindDoc="0" locked="0" layoutInCell="1" allowOverlap="1" wp14:anchorId="3E082B10" wp14:editId="2CD75C61">
+              <wp:anchor distT="0" distB="0" distL="114300" distR="114300" simplePos="0" relativeHeight="251687936" behindDoc="0" locked="0" layoutInCell="1" allowOverlap="1" wp14:anchorId="3E082B10" wp14:editId="7EBB8208">
                 <wp:simplePos x="0" y="0"/>
                 <wp:positionH relativeFrom="column">
-                  <wp:posOffset>66068</wp:posOffset>
+                  <wp:posOffset>-128905</wp:posOffset>
                 </wp:positionH>
                 <wp:positionV relativeFrom="paragraph">
-                  <wp:posOffset>169683</wp:posOffset>
+                  <wp:posOffset>566337</wp:posOffset>
                 </wp:positionV>
-                <wp:extent cx="2893197" cy="2885"/>
+                <wp:extent cx="2893060" cy="2540"/>
                 <wp:effectExtent l="0" t="0" r="21590" b="35560"/>
                 <wp:wrapNone/>
                 <wp:docPr id="7" name="Straight Connector 7"/>
@@ -2357,7 +2518,7 @@
                       <wps:spPr>
                         <a:xfrm>
                           <a:off x="0" y="0"/>
-                          <a:ext cx="2893197" cy="2885"/>
+                          <a:ext cx="2893060" cy="2540"/>
                         </a:xfrm>
                         <a:prstGeom prst="line">
                           <a:avLst/>
@@ -2386,174 +2547,13 @@
           </mc:Choice>
           <mc:Fallback>
             <w:pict>
-              <v:line w14:anchorId="32D104DD" id="Straight Connector 7" o:spid="_x0000_s1026" style="position:absolute;z-index:251687936;visibility:visible;mso-wrap-style:square;mso-wrap-distance-left:9pt;mso-wrap-distance-top:0;mso-wrap-distance-right:9pt;mso-wrap-distance-bottom:0;mso-position-horizontal:absolute;mso-position-horizontal-relative:text;mso-position-vertical:absolute;mso-position-vertical-relative:text" from="5.2pt,13.35pt" to="233pt,13.6pt" o:gfxdata="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" strokecolor="#4472c4 [3204]" strokeweight=".5pt">
+              <v:line w14:anchorId="3262B529" id="Straight Connector 7" o:spid="_x0000_s1026" style="position:absolute;z-index:251687936;visibility:visible;mso-wrap-style:square;mso-wrap-distance-left:9pt;mso-wrap-distance-top:0;mso-wrap-distance-right:9pt;mso-wrap-distance-bottom:0;mso-position-horizontal:absolute;mso-position-horizontal-relative:text;mso-position-vertical:absolute;mso-position-vertical-relative:text" from="-10.15pt,44.6pt" to="217.65pt,44.8pt" o:gfxdata="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" strokecolor="#4472c4 [3204]" strokeweight=".5pt">
                 <v:stroke joinstyle="miter"/>
               </v:line>
             </w:pict>
           </mc:Fallback>
         </mc:AlternateContent>
       </w:r>
-      <w:r>
-        <w:rPr>
-          <w:rFonts w:ascii="Times New Roman" w:eastAsia="Times New Roman" w:hAnsi="Times New Roman" w:cs="Times New Roman"/>
-          <w:sz w:val="24"/>
-          <w:szCs w:val="24"/>
-          <w:lang w:eastAsia="en-IN"/>
-        </w:rPr>
-        <w:t xml:space="preserve">First Negative in Every Window </w:t>
-      </w:r>
-    </w:p>
-    <w:p>
-      <w:pPr>
-        <w:numPr>
-          <w:ilvl w:val="0"/>
-          <w:numId w:val="5"/>
-        </w:numPr>
-        <w:spacing w:before="100" w:beforeAutospacing="1" w:after="100" w:afterAutospacing="1" w:line="240" w:lineRule="auto"/>
-        <w:rPr>
-          <w:rFonts w:ascii="Times New Roman" w:eastAsia="Times New Roman" w:hAnsi="Times New Roman" w:cs="Times New Roman"/>
-          <w:sz w:val="24"/>
-          <w:szCs w:val="24"/>
-          <w:lang w:eastAsia="en-IN"/>
-        </w:rPr>
-      </w:pPr>
-      <w:r>
-        <w:rPr>
-          <w:rFonts w:ascii="Times New Roman" w:eastAsia="Times New Roman" w:hAnsi="Times New Roman" w:cs="Times New Roman"/>
-          <w:sz w:val="24"/>
-          <w:szCs w:val="24"/>
-          <w:lang w:eastAsia="en-IN"/>
-        </w:rPr>
-        <w:t xml:space="preserve">Longest Substring Without Repeating Characters </w:t>
-      </w:r>
-    </w:p>
-    <w:p>
-      <w:pPr>
-        <w:pStyle w:val="ListParagraph"/>
-        <w:numPr>
-          <w:ilvl w:val="0"/>
-          <w:numId w:val="5"/>
-        </w:numPr>
-        <w:shd w:val="clear" w:color="auto" w:fill="1F1F1F"/>
-        <w:spacing w:after="0" w:line="285" w:lineRule="atLeast"/>
-        <w:rPr>
-          <w:rFonts w:ascii="Consolas" w:eastAsia="Times New Roman" w:hAnsi="Consolas" w:cs="Times New Roman"/>
-          <w:color w:val="CCCCCC"/>
-          <w:sz w:val="21"/>
-          <w:szCs w:val="21"/>
-          <w:lang w:eastAsia="en-IN"/>
-        </w:rPr>
-      </w:pPr>
-      <w:r>
-        <w:rPr>
-          <w:rFonts w:ascii="Consolas" w:eastAsia="Times New Roman" w:hAnsi="Consolas" w:cs="Times New Roman"/>
-          <w:color w:val="CE9178"/>
-          <w:sz w:val="21"/>
-          <w:szCs w:val="21"/>
-          <w:lang w:eastAsia="en-IN"/>
-        </w:rPr>
-        <w:t>Maximum Consecutive Ones III</w:t>
-      </w:r>
-    </w:p>
-    <w:p>
-      <w:pPr>
-        <w:numPr>
-          <w:ilvl w:val="0"/>
-          <w:numId w:val="5"/>
-        </w:numPr>
-        <w:spacing w:before="100" w:beforeAutospacing="1" w:after="100" w:afterAutospacing="1" w:line="240" w:lineRule="auto"/>
-        <w:rPr>
-          <w:rFonts w:ascii="Times New Roman" w:eastAsia="Times New Roman" w:hAnsi="Times New Roman" w:cs="Times New Roman"/>
-          <w:sz w:val="24"/>
-          <w:szCs w:val="24"/>
-          <w:lang w:eastAsia="en-IN"/>
-        </w:rPr>
-      </w:pPr>
-    </w:p>
-    <w:p>
-      <w:pPr>
-        <w:numPr>
-          <w:ilvl w:val="0"/>
-          <w:numId w:val="5"/>
-        </w:numPr>
-        <w:spacing w:before="100" w:beforeAutospacing="1" w:after="100" w:afterAutospacing="1" w:line="240" w:lineRule="auto"/>
-        <w:rPr>
-          <w:rFonts w:ascii="Times New Roman" w:eastAsia="Times New Roman" w:hAnsi="Times New Roman" w:cs="Times New Roman"/>
-          <w:sz w:val="24"/>
-          <w:szCs w:val="24"/>
-          <w:lang w:eastAsia="en-IN"/>
-        </w:rPr>
-      </w:pPr>
-      <w:r>
-        <w:rPr>
-          <w:rFonts w:ascii="Times New Roman" w:eastAsia="Times New Roman" w:hAnsi="Times New Roman" w:cs="Times New Roman"/>
-          <w:sz w:val="24"/>
-          <w:szCs w:val="24"/>
-          <w:lang w:eastAsia="en-IN"/>
-        </w:rPr>
-        <w:t xml:space="preserve">Maximum Consecutive Ones </w:t>
-      </w:r>
-    </w:p>
-    <w:p>
-      <w:pPr>
-        <w:numPr>
-          <w:ilvl w:val="0"/>
-          <w:numId w:val="5"/>
-        </w:numPr>
-        <w:spacing w:before="100" w:beforeAutospacing="1" w:after="100" w:afterAutospacing="1" w:line="240" w:lineRule="auto"/>
-        <w:rPr>
-          <w:rFonts w:ascii="Times New Roman" w:eastAsia="Times New Roman" w:hAnsi="Times New Roman" w:cs="Times New Roman"/>
-          <w:sz w:val="24"/>
-          <w:szCs w:val="24"/>
-          <w:lang w:eastAsia="en-IN"/>
-        </w:rPr>
-      </w:pPr>
-      <w:r>
-        <w:rPr>
-          <w:rFonts w:ascii="Times New Roman" w:eastAsia="Times New Roman" w:hAnsi="Times New Roman" w:cs="Times New Roman"/>
-          <w:sz w:val="24"/>
-          <w:szCs w:val="24"/>
-          <w:lang w:eastAsia="en-IN"/>
-        </w:rPr>
-        <w:t xml:space="preserve">Fruits Into Basket </w:t>
-      </w:r>
-    </w:p>
-    <w:p>
-      <w:pPr>
-        <w:spacing w:after="0" w:line="240" w:lineRule="auto"/>
-        <w:rPr>
-          <w:rFonts w:ascii="Times New Roman" w:eastAsia="Times New Roman" w:hAnsi="Times New Roman" w:cs="Times New Roman"/>
-          <w:sz w:val="24"/>
-          <w:szCs w:val="24"/>
-          <w:lang w:eastAsia="en-IN"/>
-        </w:rPr>
-      </w:pPr>
-      <w:r>
-        <w:rPr>
-          <w:rFonts w:ascii="Times New Roman" w:eastAsia="Times New Roman" w:hAnsi="Times New Roman" w:cs="Times New Roman"/>
-          <w:sz w:val="24"/>
-          <w:szCs w:val="24"/>
-          <w:lang w:eastAsia="en-IN"/>
-        </w:rPr>
-        <w:lastRenderedPageBreak/>
-        <w:pict w14:anchorId="7A4C2047">
-          <v:rect id="_x0000_i1030" style="width:0;height:1.5pt" o:hralign="center" o:hrstd="t" o:hr="t" fillcolor="#a0a0a0" stroked="f"/>
-        </w:pict>
-      </w:r>
-    </w:p>
-    <w:p>
-      <w:pPr>
-        <w:spacing w:before="100" w:beforeAutospacing="1" w:after="100" w:afterAutospacing="1" w:line="240" w:lineRule="auto"/>
-        <w:outlineLvl w:val="1"/>
-        <w:rPr>
-          <w:rFonts w:ascii="Times New Roman" w:eastAsia="Times New Roman" w:hAnsi="Times New Roman" w:cs="Times New Roman"/>
-          <w:b/>
-          <w:bCs/>
-          <w:sz w:val="36"/>
-          <w:szCs w:val="36"/>
-          <w:lang w:eastAsia="en-IN"/>
-        </w:rPr>
-      </w:pPr>
       <w:r>
         <w:rPr>
           <w:rFonts w:ascii="Times New Roman" w:eastAsia="Times New Roman" w:hAnsi="Times New Roman" w:cs="Times New Roman"/>

--- a/filter interview list2.docx
+++ b/filter interview list2.docx
@@ -2490,6 +2490,149 @@
       <w:r>
         <w:rPr>
           <w:rFonts w:ascii="Times New Roman" w:eastAsia="Times New Roman" w:hAnsi="Times New Roman" w:cs="Times New Roman"/>
+          <w:b/>
+          <w:bCs/>
+          <w:sz w:val="36"/>
+          <w:szCs w:val="36"/>
+          <w:lang w:eastAsia="en-IN"/>
+        </w:rPr>
+        <w:t>Prefix Sum (4)</w:t>
+      </w:r>
+    </w:p>
+    <w:p>
+      <w:pPr>
+        <w:numPr>
+          <w:ilvl w:val="0"/>
+          <w:numId w:val="6"/>
+        </w:numPr>
+        <w:spacing w:before="100" w:beforeAutospacing="1" w:after="100" w:afterAutospacing="1" w:line="240" w:lineRule="auto"/>
+        <w:rPr>
+          <w:rFonts w:ascii="Times New Roman" w:eastAsia="Times New Roman" w:hAnsi="Times New Roman" w:cs="Times New Roman"/>
+          <w:sz w:val="24"/>
+          <w:szCs w:val="24"/>
+          <w:lang w:eastAsia="en-IN"/>
+        </w:rPr>
+      </w:pPr>
+      <w:r>
+        <w:rPr>
+          <w:rFonts w:ascii="Times New Roman" w:eastAsia="Times New Roman" w:hAnsi="Times New Roman" w:cs="Times New Roman"/>
+          <w:sz w:val="24"/>
+          <w:szCs w:val="24"/>
+          <w:lang w:eastAsia="en-IN"/>
+        </w:rPr>
+        <w:t xml:space="preserve">Prefix Sum </w:t>
+      </w:r>
+    </w:p>
+    <w:p>
+      <w:pPr>
+        <w:numPr>
+          <w:ilvl w:val="0"/>
+          <w:numId w:val="6"/>
+        </w:numPr>
+        <w:spacing w:before="100" w:beforeAutospacing="1" w:after="100" w:afterAutospacing="1" w:line="240" w:lineRule="auto"/>
+        <w:rPr>
+          <w:rFonts w:ascii="Times New Roman" w:eastAsia="Times New Roman" w:hAnsi="Times New Roman" w:cs="Times New Roman"/>
+          <w:sz w:val="24"/>
+          <w:szCs w:val="24"/>
+          <w:lang w:eastAsia="en-IN"/>
+        </w:rPr>
+      </w:pPr>
+      <w:r>
+        <w:rPr>
+          <w:rFonts w:ascii="Times New Roman" w:eastAsia="Times New Roman" w:hAnsi="Times New Roman" w:cs="Times New Roman"/>
+          <w:sz w:val="24"/>
+          <w:szCs w:val="24"/>
+          <w:lang w:eastAsia="en-IN"/>
+        </w:rPr>
+        <w:t xml:space="preserve">Running Sum </w:t>
+      </w:r>
+    </w:p>
+    <w:p>
+      <w:pPr>
+        <w:numPr>
+          <w:ilvl w:val="0"/>
+          <w:numId w:val="6"/>
+        </w:numPr>
+        <w:spacing w:before="100" w:beforeAutospacing="1" w:after="100" w:afterAutospacing="1" w:line="240" w:lineRule="auto"/>
+        <w:rPr>
+          <w:rFonts w:ascii="Times New Roman" w:eastAsia="Times New Roman" w:hAnsi="Times New Roman" w:cs="Times New Roman"/>
+          <w:sz w:val="24"/>
+          <w:szCs w:val="24"/>
+          <w:lang w:eastAsia="en-IN"/>
+        </w:rPr>
+      </w:pPr>
+      <w:r>
+        <w:rPr>
+          <w:rFonts w:ascii="Times New Roman" w:eastAsia="Times New Roman" w:hAnsi="Times New Roman" w:cs="Times New Roman"/>
+          <w:sz w:val="24"/>
+          <w:szCs w:val="24"/>
+          <w:lang w:eastAsia="en-IN"/>
+        </w:rPr>
+        <w:t xml:space="preserve">Equilibrium Index </w:t>
+      </w:r>
+    </w:p>
+    <w:p>
+      <w:pPr>
+        <w:numPr>
+          <w:ilvl w:val="0"/>
+          <w:numId w:val="6"/>
+        </w:numPr>
+        <w:spacing w:before="100" w:beforeAutospacing="1" w:after="100" w:afterAutospacing="1" w:line="240" w:lineRule="auto"/>
+        <w:rPr>
+          <w:rFonts w:ascii="Times New Roman" w:eastAsia="Times New Roman" w:hAnsi="Times New Roman" w:cs="Times New Roman"/>
+          <w:sz w:val="24"/>
+          <w:szCs w:val="24"/>
+          <w:lang w:eastAsia="en-IN"/>
+        </w:rPr>
+      </w:pPr>
+      <w:r>
+        <w:rPr>
+          <w:rFonts w:ascii="Times New Roman" w:eastAsia="Times New Roman" w:hAnsi="Times New Roman" w:cs="Times New Roman"/>
+          <w:sz w:val="24"/>
+          <w:szCs w:val="24"/>
+          <w:lang w:eastAsia="en-IN"/>
+        </w:rPr>
+        <w:t xml:space="preserve">Subarray Sum = K </w:t>
+      </w:r>
+    </w:p>
+    <w:p>
+      <w:pPr>
+        <w:spacing w:after="0" w:line="240" w:lineRule="auto"/>
+        <w:rPr>
+          <w:rFonts w:ascii="Times New Roman" w:eastAsia="Times New Roman" w:hAnsi="Times New Roman" w:cs="Times New Roman"/>
+          <w:sz w:val="24"/>
+          <w:szCs w:val="24"/>
+          <w:lang w:eastAsia="en-IN"/>
+        </w:rPr>
+      </w:pPr>
+      <w:r>
+        <w:rPr>
+          <w:rFonts w:ascii="Times New Roman" w:eastAsia="Times New Roman" w:hAnsi="Times New Roman" w:cs="Times New Roman"/>
+          <w:sz w:val="24"/>
+          <w:szCs w:val="24"/>
+          <w:lang w:eastAsia="en-IN"/>
+        </w:rPr>
+        <w:pict w14:anchorId="557F341C">
+          <v:rect id="_x0000_i1031" style="width:0;height:1.5pt" o:hralign="center" o:hrstd="t" o:hr="t" fillcolor="#a0a0a0" stroked="f"/>
+        </w:pict>
+      </w:r>
+    </w:p>
+    <w:p>
+      <w:pPr>
+        <w:spacing w:before="100" w:beforeAutospacing="1" w:after="100" w:afterAutospacing="1" w:line="240" w:lineRule="auto"/>
+        <w:outlineLvl w:val="1"/>
+        <w:rPr>
+          <w:rFonts w:ascii="Times New Roman" w:eastAsia="Times New Roman" w:hAnsi="Times New Roman" w:cs="Times New Roman"/>
+          <w:b/>
+          <w:bCs/>
+          <w:sz w:val="36"/>
+          <w:szCs w:val="36"/>
+          <w:lang w:eastAsia="en-IN"/>
+        </w:rPr>
+      </w:pPr>
+      <w:r>
+        <w:rPr>
+          <w:rFonts w:ascii="Times New Roman" w:eastAsia="Times New Roman" w:hAnsi="Times New Roman" w:cs="Times New Roman"/>
           <w:noProof/>
           <w:sz w:val="24"/>
           <w:szCs w:val="24"/>
@@ -2498,13 +2641,13 @@
         <mc:AlternateContent>
           <mc:Choice Requires="wps">
             <w:drawing>
-              <wp:anchor distT="0" distB="0" distL="114300" distR="114300" simplePos="0" relativeHeight="251687936" behindDoc="0" locked="0" layoutInCell="1" allowOverlap="1" wp14:anchorId="3E082B10" wp14:editId="7EBB8208">
+              <wp:anchor distT="0" distB="0" distL="114300" distR="114300" simplePos="0" relativeHeight="251687936" behindDoc="0" locked="0" layoutInCell="1" allowOverlap="1" wp14:anchorId="3E082B10" wp14:editId="236989A2">
                 <wp:simplePos x="0" y="0"/>
                 <wp:positionH relativeFrom="column">
-                  <wp:posOffset>-128905</wp:posOffset>
+                  <wp:posOffset>-85173</wp:posOffset>
                 </wp:positionH>
                 <wp:positionV relativeFrom="paragraph">
-                  <wp:posOffset>566337</wp:posOffset>
+                  <wp:posOffset>562969</wp:posOffset>
                 </wp:positionV>
                 <wp:extent cx="2893060" cy="2540"/>
                 <wp:effectExtent l="0" t="0" r="21590" b="35560"/>
@@ -2547,156 +2690,13 @@
           </mc:Choice>
           <mc:Fallback>
             <w:pict>
-              <v:line w14:anchorId="3262B529" id="Straight Connector 7" o:spid="_x0000_s1026" style="position:absolute;z-index:251687936;visibility:visible;mso-wrap-style:square;mso-wrap-distance-left:9pt;mso-wrap-distance-top:0;mso-wrap-distance-right:9pt;mso-wrap-distance-bottom:0;mso-position-horizontal:absolute;mso-position-horizontal-relative:text;mso-position-vertical:absolute;mso-position-vertical-relative:text" from="-10.15pt,44.6pt" to="217.65pt,44.8pt" o:gfxdata="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" strokecolor="#4472c4 [3204]" strokeweight=".5pt">
+              <v:line w14:anchorId="7996419E" id="Straight Connector 7" o:spid="_x0000_s1026" style="position:absolute;z-index:251687936;visibility:visible;mso-wrap-style:square;mso-wrap-distance-left:9pt;mso-wrap-distance-top:0;mso-wrap-distance-right:9pt;mso-wrap-distance-bottom:0;mso-position-horizontal:absolute;mso-position-horizontal-relative:text;mso-position-vertical:absolute;mso-position-vertical-relative:text" from="-6.7pt,44.35pt" to="221.1pt,44.55pt" o:gfxdata="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" strokecolor="#4472c4 [3204]" strokeweight=".5pt">
                 <v:stroke joinstyle="miter"/>
               </v:line>
             </w:pict>
           </mc:Fallback>
         </mc:AlternateContent>
       </w:r>
-      <w:r>
-        <w:rPr>
-          <w:rFonts w:ascii="Times New Roman" w:eastAsia="Times New Roman" w:hAnsi="Times New Roman" w:cs="Times New Roman"/>
-          <w:b/>
-          <w:bCs/>
-          <w:sz w:val="36"/>
-          <w:szCs w:val="36"/>
-          <w:lang w:eastAsia="en-IN"/>
-        </w:rPr>
-        <w:t>Prefix Sum (4)</w:t>
-      </w:r>
-    </w:p>
-    <w:p>
-      <w:pPr>
-        <w:numPr>
-          <w:ilvl w:val="0"/>
-          <w:numId w:val="6"/>
-        </w:numPr>
-        <w:spacing w:before="100" w:beforeAutospacing="1" w:after="100" w:afterAutospacing="1" w:line="240" w:lineRule="auto"/>
-        <w:rPr>
-          <w:rFonts w:ascii="Times New Roman" w:eastAsia="Times New Roman" w:hAnsi="Times New Roman" w:cs="Times New Roman"/>
-          <w:sz w:val="24"/>
-          <w:szCs w:val="24"/>
-          <w:lang w:eastAsia="en-IN"/>
-        </w:rPr>
-      </w:pPr>
-      <w:r>
-        <w:rPr>
-          <w:rFonts w:ascii="Times New Roman" w:eastAsia="Times New Roman" w:hAnsi="Times New Roman" w:cs="Times New Roman"/>
-          <w:sz w:val="24"/>
-          <w:szCs w:val="24"/>
-          <w:lang w:eastAsia="en-IN"/>
-        </w:rPr>
-        <w:t xml:space="preserve">Prefix Sum </w:t>
-      </w:r>
-    </w:p>
-    <w:p>
-      <w:pPr>
-        <w:numPr>
-          <w:ilvl w:val="0"/>
-          <w:numId w:val="6"/>
-        </w:numPr>
-        <w:spacing w:before="100" w:beforeAutospacing="1" w:after="100" w:afterAutospacing="1" w:line="240" w:lineRule="auto"/>
-        <w:rPr>
-          <w:rFonts w:ascii="Times New Roman" w:eastAsia="Times New Roman" w:hAnsi="Times New Roman" w:cs="Times New Roman"/>
-          <w:sz w:val="24"/>
-          <w:szCs w:val="24"/>
-          <w:lang w:eastAsia="en-IN"/>
-        </w:rPr>
-      </w:pPr>
-      <w:r>
-        <w:rPr>
-          <w:rFonts w:ascii="Times New Roman" w:eastAsia="Times New Roman" w:hAnsi="Times New Roman" w:cs="Times New Roman"/>
-          <w:sz w:val="24"/>
-          <w:szCs w:val="24"/>
-          <w:lang w:eastAsia="en-IN"/>
-        </w:rPr>
-        <w:t xml:space="preserve">Running Sum </w:t>
-      </w:r>
-    </w:p>
-    <w:p>
-      <w:pPr>
-        <w:numPr>
-          <w:ilvl w:val="0"/>
-          <w:numId w:val="6"/>
-        </w:numPr>
-        <w:spacing w:before="100" w:beforeAutospacing="1" w:after="100" w:afterAutospacing="1" w:line="240" w:lineRule="auto"/>
-        <w:rPr>
-          <w:rFonts w:ascii="Times New Roman" w:eastAsia="Times New Roman" w:hAnsi="Times New Roman" w:cs="Times New Roman"/>
-          <w:sz w:val="24"/>
-          <w:szCs w:val="24"/>
-          <w:lang w:eastAsia="en-IN"/>
-        </w:rPr>
-      </w:pPr>
-      <w:r>
-        <w:rPr>
-          <w:rFonts w:ascii="Times New Roman" w:eastAsia="Times New Roman" w:hAnsi="Times New Roman" w:cs="Times New Roman"/>
-          <w:sz w:val="24"/>
-          <w:szCs w:val="24"/>
-          <w:lang w:eastAsia="en-IN"/>
-        </w:rPr>
-        <w:t xml:space="preserve">Equilibrium Index </w:t>
-      </w:r>
-    </w:p>
-    <w:p>
-      <w:pPr>
-        <w:numPr>
-          <w:ilvl w:val="0"/>
-          <w:numId w:val="6"/>
-        </w:numPr>
-        <w:spacing w:before="100" w:beforeAutospacing="1" w:after="100" w:afterAutospacing="1" w:line="240" w:lineRule="auto"/>
-        <w:rPr>
-          <w:rFonts w:ascii="Times New Roman" w:eastAsia="Times New Roman" w:hAnsi="Times New Roman" w:cs="Times New Roman"/>
-          <w:sz w:val="24"/>
-          <w:szCs w:val="24"/>
-          <w:lang w:eastAsia="en-IN"/>
-        </w:rPr>
-      </w:pPr>
-      <w:r>
-        <w:rPr>
-          <w:rFonts w:ascii="Times New Roman" w:eastAsia="Times New Roman" w:hAnsi="Times New Roman" w:cs="Times New Roman"/>
-          <w:sz w:val="24"/>
-          <w:szCs w:val="24"/>
-          <w:lang w:eastAsia="en-IN"/>
-        </w:rPr>
-        <w:t xml:space="preserve">Subarray Sum = K </w:t>
-      </w:r>
-    </w:p>
-    <w:p>
-      <w:pPr>
-        <w:spacing w:after="0" w:line="240" w:lineRule="auto"/>
-        <w:rPr>
-          <w:rFonts w:ascii="Times New Roman" w:eastAsia="Times New Roman" w:hAnsi="Times New Roman" w:cs="Times New Roman"/>
-          <w:sz w:val="24"/>
-          <w:szCs w:val="24"/>
-          <w:lang w:eastAsia="en-IN"/>
-        </w:rPr>
-      </w:pPr>
-      <w:r>
-        <w:rPr>
-          <w:rFonts w:ascii="Times New Roman" w:eastAsia="Times New Roman" w:hAnsi="Times New Roman" w:cs="Times New Roman"/>
-          <w:sz w:val="24"/>
-          <w:szCs w:val="24"/>
-          <w:lang w:eastAsia="en-IN"/>
-        </w:rPr>
-        <w:pict w14:anchorId="557F341C">
-          <v:rect id="_x0000_i1031" style="width:0;height:1.5pt" o:hralign="center" o:hrstd="t" o:hr="t" fillcolor="#a0a0a0" stroked="f"/>
-        </w:pict>
-      </w:r>
-    </w:p>
-    <w:p>
-      <w:pPr>
-        <w:spacing w:before="100" w:beforeAutospacing="1" w:after="100" w:afterAutospacing="1" w:line="240" w:lineRule="auto"/>
-        <w:outlineLvl w:val="1"/>
-        <w:rPr>
-          <w:rFonts w:ascii="Times New Roman" w:eastAsia="Times New Roman" w:hAnsi="Times New Roman" w:cs="Times New Roman"/>
-          <w:b/>
-          <w:bCs/>
-          <w:sz w:val="36"/>
-          <w:szCs w:val="36"/>
-          <w:lang w:eastAsia="en-IN"/>
-        </w:rPr>
-      </w:pPr>
       <w:r>
         <w:rPr>
           <w:rFonts w:ascii="Times New Roman" w:eastAsia="Times New Roman" w:hAnsi="Times New Roman" w:cs="Times New Roman"/>
